--- a/Upcoming_IPO_Trader_Brief_2026-10-13.docx
+++ b/Upcoming_IPO_Trader_Brief_2026-10-13.docx
@@ -13,7 +13,7 @@
           <w:szCs w:val="20"/>
           <w:u w:val="single"/>
         </w:rPr>
-        <w:spacing w:after="100" w:before="0" w:line="240" w:lineRule="auto"/>
+        <w:spacing w:after="90" w:before="0" w:line="240" w:lineRule="auto"/>
         <w:keepLines/>
         <w:keepNext/>
       </w:pPr>
@@ -38,7 +38,7 @@
           <w:sz w:val="20"/>
           <w:szCs w:val="20"/>
         </w:rPr>
-        <w:spacing w:after="120" w:before="0" w:line="240" w:lineRule="auto"/>
+        <w:spacing w:after="85" w:before="0" w:line="240" w:lineRule="auto"/>
         <w:keepLines/>
       </w:pPr>
       <w:r>
@@ -48,7 +48,7 @@
           <w:sz w:val="20"/>
           <w:szCs w:val="20"/>
         </w:rPr>
-        <w:t xml:space="preserve">Trader briefing | 13 October 2026 close | Six pre-pricing Hong Kong candidates</w:t>
+        <w:t xml:space="preserve">PHIP candidates | 13 October 2026 close</w:t>
       </w:r>
     </w:p>
     <w:tbl>
@@ -587,9 +587,9 @@
                 <w:sz w:val="20"/>
                 <w:szCs w:val="20"/>
               </w:rPr>
-              <w:t xml:space="preserve">Battery electrolyte</w:t>
+              <w:t xml:space="preserve">Electrolyte /</w:t>
               <w:br/>
-              <w:t xml:space="preserve">and materials</w:t>
+              <w:t xml:space="preserve">battery materials</w:t>
             </w:r>
           </w:p>
         </w:tc>
@@ -776,7 +776,7 @@
                 <w:b/>
                 <w:bCs/>
               </w:rPr>
-              <w:t xml:space="preserve">Capchem</w:t>
+              <w:t xml:space="preserve">Dongshan Precision</w:t>
             </w:r>
           </w:p>
         </w:tc>
@@ -805,9 +805,9 @@
                 <w:sz w:val="20"/>
                 <w:szCs w:val="20"/>
               </w:rPr>
-              <w:t xml:space="preserve">Electrolyte and</w:t>
+              <w:t xml:space="preserve">PCB / AI optical</w:t>
               <w:br/>
-              <w:t xml:space="preserve">specialty chemicals</w:t>
+              <w:t xml:space="preserve">transceivers</w:t>
             </w:r>
           </w:p>
         </w:tc>
@@ -865,7 +865,7 @@
                 <w:sz w:val="20"/>
                 <w:szCs w:val="20"/>
               </w:rPr>
-              <w:t xml:space="preserve">300037 SZ</w:t>
+              <w:t xml:space="preserve">002384 SZ</w:t>
             </w:r>
           </w:p>
         </w:tc>
@@ -894,7 +894,7 @@
                 <w:sz w:val="20"/>
                 <w:szCs w:val="20"/>
               </w:rPr>
-              <w:t xml:space="preserve">AP 28 Aug</w:t>
+              <w:t xml:space="preserve">PHIP 11 Oct</w:t>
               <w:br/>
               <w:t xml:space="preserve">Offer TBA</w:t>
             </w:r>
@@ -954,9 +954,11 @@
                 <w:sz w:val="20"/>
                 <w:szCs w:val="20"/>
               </w:rPr>
-              <w:t xml:space="preserve">CITIC Securities</w:t>
+              <w:t xml:space="preserve">UBS</w:t>
               <w:br/>
-              <w:t xml:space="preserve">CICC</w:t>
+              <w:t xml:space="preserve">Haitong International</w:t>
+              <w:br/>
+              <w:t xml:space="preserve">GF Capital / CITIC</w:t>
             </w:r>
           </w:p>
         </w:tc>
@@ -992,442 +994,6 @@
                 <w:b/>
                 <w:bCs/>
               </w:rPr>
-              <w:t xml:space="preserve">Dongshan Precision</w:t>
-            </w:r>
-          </w:p>
-        </w:tc>
-        <w:tc>
-          <w:tcPr>
-            <w:tcW w:w="1760" w:type="dxa"/>
-            <w:vAlign w:val="center"/>
-            <w:hideMark/>
-          </w:tcPr>
-          <w:p>
-            <w:pPr>
-              <w:rPr>
-                <w:rFonts w:ascii="Arial" w:eastAsiaTheme="minorEastAsia" w:hAnsi="Arial" w:cs="Arial"/>
-                <w:color w:val="153D63"/>
-                <w:sz w:val="20"/>
-                <w:szCs w:val="20"/>
-              </w:rPr>
-              <w:spacing w:after="0" w:before="0" w:line="240" w:lineRule="auto"/>
-              <w:keepLines/>
-              <w:jc w:val="left"/>
-            </w:pPr>
-            <w:r>
-              <w:rPr>
-                <w:rFonts w:ascii="Arial" w:hAnsi="Arial" w:cs="Arial"/>
-                <w:color w:val="153D63"/>
-                <w:sz w:val="20"/>
-                <w:szCs w:val="20"/>
-              </w:rPr>
-              <w:t xml:space="preserve">PCB, transceivers</w:t>
-              <w:br/>
-              <w:t xml:space="preserve">and precision parts</w:t>
-            </w:r>
-          </w:p>
-        </w:tc>
-        <w:tc>
-          <w:tcPr>
-            <w:tcW w:w="750" w:type="dxa"/>
-            <w:vAlign w:val="center"/>
-            <w:hideMark/>
-          </w:tcPr>
-          <w:p>
-            <w:pPr>
-              <w:rPr>
-                <w:rFonts w:ascii="Arial" w:eastAsiaTheme="minorEastAsia" w:hAnsi="Arial" w:cs="Arial"/>
-                <w:color w:val="153D63"/>
-                <w:sz w:val="20"/>
-                <w:szCs w:val="20"/>
-              </w:rPr>
-              <w:spacing w:after="0" w:before="0" w:line="240" w:lineRule="auto"/>
-              <w:keepLines/>
-              <w:jc w:val="left"/>
-            </w:pPr>
-            <w:r>
-              <w:rPr>
-                <w:rFonts w:ascii="Arial" w:hAnsi="Arial" w:cs="Arial"/>
-                <w:color w:val="153D63"/>
-                <w:sz w:val="20"/>
-                <w:szCs w:val="20"/>
-              </w:rPr>
-              <w:t xml:space="preserve">TBA</w:t>
-            </w:r>
-          </w:p>
-        </w:tc>
-        <w:tc>
-          <w:tcPr>
-            <w:tcW w:w="950" w:type="dxa"/>
-            <w:vAlign w:val="center"/>
-            <w:hideMark/>
-          </w:tcPr>
-          <w:p>
-            <w:pPr>
-              <w:rPr>
-                <w:rFonts w:ascii="Arial" w:eastAsiaTheme="minorEastAsia" w:hAnsi="Arial" w:cs="Arial"/>
-                <w:color w:val="153D63"/>
-                <w:sz w:val="20"/>
-                <w:szCs w:val="20"/>
-              </w:rPr>
-              <w:spacing w:after="0" w:before="0" w:line="240" w:lineRule="auto"/>
-              <w:keepLines/>
-              <w:jc w:val="left"/>
-            </w:pPr>
-            <w:r>
-              <w:rPr>
-                <w:rFonts w:ascii="Arial" w:hAnsi="Arial" w:cs="Arial"/>
-                <w:color w:val="153D63"/>
-                <w:sz w:val="20"/>
-                <w:szCs w:val="20"/>
-              </w:rPr>
-              <w:t xml:space="preserve">002384 SZ</w:t>
-            </w:r>
-          </w:p>
-        </w:tc>
-        <w:tc>
-          <w:tcPr>
-            <w:tcW w:w="1560" w:type="dxa"/>
-            <w:vAlign w:val="center"/>
-            <w:hideMark/>
-          </w:tcPr>
-          <w:p>
-            <w:pPr>
-              <w:rPr>
-                <w:rFonts w:ascii="Arial" w:eastAsiaTheme="minorEastAsia" w:hAnsi="Arial" w:cs="Arial"/>
-                <w:color w:val="153D63"/>
-                <w:sz w:val="20"/>
-                <w:szCs w:val="20"/>
-              </w:rPr>
-              <w:spacing w:after="0" w:before="0" w:line="240" w:lineRule="auto"/>
-              <w:keepLines/>
-              <w:jc w:val="left"/>
-            </w:pPr>
-            <w:r>
-              <w:rPr>
-                <w:rFonts w:ascii="Arial" w:hAnsi="Arial" w:cs="Arial"/>
-                <w:color w:val="153D63"/>
-                <w:sz w:val="20"/>
-                <w:szCs w:val="20"/>
-              </w:rPr>
-              <w:t xml:space="preserve">PHIP 11 Oct</w:t>
-              <w:br/>
-              <w:t xml:space="preserve">Offer TBA</w:t>
-            </w:r>
-          </w:p>
-        </w:tc>
-        <w:tc>
-          <w:tcPr>
-            <w:tcW w:w="900" w:type="dxa"/>
-            <w:vAlign w:val="center"/>
-            <w:hideMark/>
-          </w:tcPr>
-          <w:p>
-            <w:pPr>
-              <w:rPr>
-                <w:rFonts w:ascii="Arial" w:eastAsiaTheme="minorEastAsia" w:hAnsi="Arial" w:cs="Arial"/>
-                <w:color w:val="153D63"/>
-                <w:sz w:val="20"/>
-                <w:szCs w:val="20"/>
-              </w:rPr>
-              <w:spacing w:after="0" w:before="0" w:line="240" w:lineRule="auto"/>
-              <w:keepLines/>
-              <w:jc w:val="left"/>
-            </w:pPr>
-            <w:r>
-              <w:rPr>
-                <w:rFonts w:ascii="Arial" w:hAnsi="Arial" w:cs="Arial"/>
-                <w:color w:val="153D63"/>
-                <w:sz w:val="20"/>
-                <w:szCs w:val="20"/>
-              </w:rPr>
-              <w:t xml:space="preserve">TBA</w:t>
-            </w:r>
-          </w:p>
-        </w:tc>
-        <w:tc>
-          <w:tcPr>
-            <w:tcW w:w="2052" w:type="dxa"/>
-            <w:vAlign w:val="center"/>
-            <w:hideMark/>
-          </w:tcPr>
-          <w:p>
-            <w:pPr>
-              <w:rPr>
-                <w:rFonts w:ascii="Arial" w:eastAsiaTheme="minorEastAsia" w:hAnsi="Arial" w:cs="Arial"/>
-                <w:color w:val="153D63"/>
-                <w:sz w:val="20"/>
-                <w:szCs w:val="20"/>
-              </w:rPr>
-              <w:spacing w:after="0" w:before="0" w:line="240" w:lineRule="auto"/>
-              <w:keepLines/>
-              <w:jc w:val="left"/>
-            </w:pPr>
-            <w:r>
-              <w:rPr>
-                <w:rFonts w:ascii="Arial" w:hAnsi="Arial" w:cs="Arial"/>
-                <w:color w:val="153D63"/>
-                <w:sz w:val="20"/>
-                <w:szCs w:val="20"/>
-              </w:rPr>
-              <w:t xml:space="preserve">UBS</w:t>
-              <w:br/>
-              <w:t xml:space="preserve">Haitong International</w:t>
-              <w:br/>
-              <w:t xml:space="preserve">GF Capital</w:t>
-              <w:br/>
-              <w:t xml:space="preserve">CITIC Securities</w:t>
-            </w:r>
-          </w:p>
-        </w:tc>
-      </w:tr>
-      <w:tr>
-        <w:trPr>
-          <w:cantSplit/>
-        </w:trPr>
-        <w:tc>
-          <w:tcPr>
-            <w:tcW w:w="2000" w:type="dxa"/>
-            <w:vAlign w:val="center"/>
-            <w:hideMark/>
-          </w:tcPr>
-          <w:p>
-            <w:pPr>
-              <w:rPr>
-                <w:rFonts w:ascii="Arial" w:eastAsiaTheme="minorEastAsia" w:hAnsi="Arial" w:cs="Arial"/>
-                <w:color w:val="153D63"/>
-                <w:sz w:val="20"/>
-                <w:szCs w:val="20"/>
-              </w:rPr>
-              <w:spacing w:after="0" w:before="0" w:line="240" w:lineRule="auto"/>
-              <w:keepLines/>
-              <w:jc w:val="left"/>
-            </w:pPr>
-            <w:r>
-              <w:rPr>
-                <w:rFonts w:ascii="Arial" w:hAnsi="Arial" w:cs="Arial"/>
-                <w:color w:val="153D63"/>
-                <w:sz w:val="20"/>
-                <w:szCs w:val="20"/>
-                <w:b/>
-                <w:bCs/>
-              </w:rPr>
-              <w:t xml:space="preserve">Yuen Kee Food</w:t>
-            </w:r>
-          </w:p>
-        </w:tc>
-        <w:tc>
-          <w:tcPr>
-            <w:tcW w:w="1760" w:type="dxa"/>
-            <w:vAlign w:val="center"/>
-            <w:hideMark/>
-          </w:tcPr>
-          <w:p>
-            <w:pPr>
-              <w:rPr>
-                <w:rFonts w:ascii="Arial" w:eastAsiaTheme="minorEastAsia" w:hAnsi="Arial" w:cs="Arial"/>
-                <w:color w:val="153D63"/>
-                <w:sz w:val="20"/>
-                <w:szCs w:val="20"/>
-              </w:rPr>
-              <w:spacing w:after="0" w:before="0" w:line="240" w:lineRule="auto"/>
-              <w:keepLines/>
-              <w:jc w:val="left"/>
-            </w:pPr>
-            <w:r>
-              <w:rPr>
-                <w:rFonts w:ascii="Arial" w:hAnsi="Arial" w:cs="Arial"/>
-                <w:color w:val="153D63"/>
-                <w:sz w:val="20"/>
-                <w:szCs w:val="20"/>
-              </w:rPr>
-              <w:t xml:space="preserve">Dumpling franchise</w:t>
-              <w:br/>
-              <w:t xml:space="preserve">food supply chain</w:t>
-            </w:r>
-          </w:p>
-        </w:tc>
-        <w:tc>
-          <w:tcPr>
-            <w:tcW w:w="750" w:type="dxa"/>
-            <w:vAlign w:val="center"/>
-            <w:hideMark/>
-          </w:tcPr>
-          <w:p>
-            <w:pPr>
-              <w:rPr>
-                <w:rFonts w:ascii="Arial" w:eastAsiaTheme="minorEastAsia" w:hAnsi="Arial" w:cs="Arial"/>
-                <w:color w:val="153D63"/>
-                <w:sz w:val="20"/>
-                <w:szCs w:val="20"/>
-              </w:rPr>
-              <w:spacing w:after="0" w:before="0" w:line="240" w:lineRule="auto"/>
-              <w:keepLines/>
-              <w:jc w:val="left"/>
-            </w:pPr>
-            <w:r>
-              <w:rPr>
-                <w:rFonts w:ascii="Arial" w:hAnsi="Arial" w:cs="Arial"/>
-                <w:color w:val="153D63"/>
-                <w:sz w:val="20"/>
-                <w:szCs w:val="20"/>
-              </w:rPr>
-              <w:t xml:space="preserve">TBA</w:t>
-            </w:r>
-          </w:p>
-        </w:tc>
-        <w:tc>
-          <w:tcPr>
-            <w:tcW w:w="950" w:type="dxa"/>
-            <w:vAlign w:val="center"/>
-            <w:hideMark/>
-          </w:tcPr>
-          <w:p>
-            <w:pPr>
-              <w:rPr>
-                <w:rFonts w:ascii="Arial" w:eastAsiaTheme="minorEastAsia" w:hAnsi="Arial" w:cs="Arial"/>
-                <w:color w:val="153D63"/>
-                <w:sz w:val="20"/>
-                <w:szCs w:val="20"/>
-              </w:rPr>
-              <w:spacing w:after="0" w:before="0" w:line="240" w:lineRule="auto"/>
-              <w:keepLines/>
-              <w:jc w:val="left"/>
-            </w:pPr>
-            <w:r>
-              <w:rPr>
-                <w:rFonts w:ascii="Arial" w:hAnsi="Arial" w:cs="Arial"/>
-                <w:color w:val="153D63"/>
-                <w:sz w:val="20"/>
-                <w:szCs w:val="20"/>
-              </w:rPr>
-              <w:t xml:space="preserve">None</w:t>
-            </w:r>
-          </w:p>
-        </w:tc>
-        <w:tc>
-          <w:tcPr>
-            <w:tcW w:w="1560" w:type="dxa"/>
-            <w:vAlign w:val="center"/>
-            <w:hideMark/>
-          </w:tcPr>
-          <w:p>
-            <w:pPr>
-              <w:rPr>
-                <w:rFonts w:ascii="Arial" w:eastAsiaTheme="minorEastAsia" w:hAnsi="Arial" w:cs="Arial"/>
-                <w:color w:val="153D63"/>
-                <w:sz w:val="20"/>
-                <w:szCs w:val="20"/>
-              </w:rPr>
-              <w:spacing w:after="0" w:before="0" w:line="240" w:lineRule="auto"/>
-              <w:keepLines/>
-              <w:jc w:val="left"/>
-            </w:pPr>
-            <w:r>
-              <w:rPr>
-                <w:rFonts w:ascii="Arial" w:hAnsi="Arial" w:cs="Arial"/>
-                <w:color w:val="153D63"/>
-                <w:sz w:val="20"/>
-                <w:szCs w:val="20"/>
-              </w:rPr>
-              <w:t xml:space="preserve">AP 30 Jul</w:t>
-              <w:br/>
-              <w:t xml:space="preserve">Offer TBA</w:t>
-            </w:r>
-          </w:p>
-        </w:tc>
-        <w:tc>
-          <w:tcPr>
-            <w:tcW w:w="900" w:type="dxa"/>
-            <w:vAlign w:val="center"/>
-            <w:hideMark/>
-          </w:tcPr>
-          <w:p>
-            <w:pPr>
-              <w:rPr>
-                <w:rFonts w:ascii="Arial" w:eastAsiaTheme="minorEastAsia" w:hAnsi="Arial" w:cs="Arial"/>
-                <w:color w:val="153D63"/>
-                <w:sz w:val="20"/>
-                <w:szCs w:val="20"/>
-              </w:rPr>
-              <w:spacing w:after="0" w:before="0" w:line="240" w:lineRule="auto"/>
-              <w:keepLines/>
-              <w:jc w:val="left"/>
-            </w:pPr>
-            <w:r>
-              <w:rPr>
-                <w:rFonts w:ascii="Arial" w:hAnsi="Arial" w:cs="Arial"/>
-                <w:color w:val="153D63"/>
-                <w:sz w:val="20"/>
-                <w:szCs w:val="20"/>
-              </w:rPr>
-              <w:t xml:space="preserve">TBA</w:t>
-            </w:r>
-          </w:p>
-        </w:tc>
-        <w:tc>
-          <w:tcPr>
-            <w:tcW w:w="2052" w:type="dxa"/>
-            <w:vAlign w:val="center"/>
-            <w:hideMark/>
-          </w:tcPr>
-          <w:p>
-            <w:pPr>
-              <w:rPr>
-                <w:rFonts w:ascii="Arial" w:eastAsiaTheme="minorEastAsia" w:hAnsi="Arial" w:cs="Arial"/>
-                <w:color w:val="153D63"/>
-                <w:sz w:val="20"/>
-                <w:szCs w:val="20"/>
-              </w:rPr>
-              <w:spacing w:after="0" w:before="0" w:line="240" w:lineRule="auto"/>
-              <w:keepLines/>
-              <w:jc w:val="left"/>
-            </w:pPr>
-            <w:r>
-              <w:rPr>
-                <w:rFonts w:ascii="Arial" w:hAnsi="Arial" w:cs="Arial"/>
-                <w:color w:val="153D63"/>
-                <w:sz w:val="20"/>
-                <w:szCs w:val="20"/>
-              </w:rPr>
-              <w:t xml:space="preserve">Huatai Financial</w:t>
-              <w:br/>
-              <w:t xml:space="preserve">GF Capital</w:t>
-            </w:r>
-          </w:p>
-        </w:tc>
-      </w:tr>
-      <w:tr>
-        <w:trPr>
-          <w:cantSplit/>
-        </w:trPr>
-        <w:tc>
-          <w:tcPr>
-            <w:tcW w:w="2000" w:type="dxa"/>
-            <w:vAlign w:val="center"/>
-            <w:hideMark/>
-          </w:tcPr>
-          <w:p>
-            <w:pPr>
-              <w:rPr>
-                <w:rFonts w:ascii="Arial" w:eastAsiaTheme="minorEastAsia" w:hAnsi="Arial" w:cs="Arial"/>
-                <w:color w:val="153D63"/>
-                <w:sz w:val="20"/>
-                <w:szCs w:val="20"/>
-              </w:rPr>
-              <w:spacing w:after="0" w:before="0" w:line="240" w:lineRule="auto"/>
-              <w:keepLines/>
-              <w:jc w:val="left"/>
-            </w:pPr>
-            <w:r>
-              <w:rPr>
-                <w:rFonts w:ascii="Arial" w:hAnsi="Arial" w:cs="Arial"/>
-                <w:color w:val="153D63"/>
-                <w:sz w:val="20"/>
-                <w:szCs w:val="20"/>
-                <w:b/>
-                <w:bCs/>
-              </w:rPr>
               <w:t xml:space="preserve">Slender West Lake Cultural Tourism</w:t>
             </w:r>
           </w:p>
@@ -1457,9 +1023,9 @@
                 <w:sz w:val="20"/>
                 <w:szCs w:val="20"/>
               </w:rPr>
-              <w:t xml:space="preserve">Yangzhou sightseeing</w:t>
+              <w:t xml:space="preserve">Yangzhou scenic</w:t>
               <w:br/>
-              <w:t xml:space="preserve">boat and bus services</w:t>
+              <w:t xml:space="preserve">boat / bus concessions</w:t>
             </w:r>
           </w:p>
         </w:tc>
@@ -1622,7 +1188,7 @@
           <w:sz w:val="20"/>
           <w:szCs w:val="20"/>
         </w:rPr>
-        <w:spacing w:after="130" w:before="120" w:line="240" w:lineRule="auto"/>
+        <w:spacing w:after="100" w:before="90" w:line="240" w:lineRule="auto"/>
         <w:keepLines/>
       </w:pPr>
       <w:r>
@@ -1632,7 +1198,7 @@
           <w:sz w:val="20"/>
           <w:szCs w:val="20"/>
         </w:rPr>
-        <w:t xml:space="preserve">AP = Application Proof; PHIP = post-hearing information pack. Dates are filing dates, not offer or listing dates. Offer size, price and greenshoe are not confirmed in the verified documents. No named cornerstone agreements have been verified; pre-IPO shareholders do not establish cornerstone support.</w:t>
+        <w:t xml:space="preserve">PHIP dates are filing dates. Offer price, size, greenshoe and named cornerstone terms remain pending.</w:t>
       </w:r>
     </w:p>
     <w:p>
@@ -1658,269 +1224,14 @@
     </w:p>
     <w:p>
       <w:pPr>
-        <w:pStyle w:val="ListParagraph"/>
-        <w:numPr>
-          <w:ilvl w:val="0"/>
-          <w:numId w:val="10"/>
-        </w:numPr>
-        <w:rPr>
-          <w:rFonts w:ascii="Arial" w:eastAsia="Times New Roman" w:hAnsi="Arial" w:cs="Arial"/>
-          <w:color w:val="153D63"/>
-          <w:sz w:val="20"/>
-          <w:szCs w:val="20"/>
-        </w:rPr>
-        <w:spacing w:after="90" w:before="0" w:line="240" w:lineRule="auto"/>
-        <w:keepLines/>
-      </w:pPr>
-      <w:r>
-        <w:rPr>
-          <w:rFonts w:ascii="Arial" w:hAnsi="Arial" w:cs="Arial"/>
-          <w:color w:val="153D63"/>
-          <w:sz w:val="20"/>
-          <w:szCs w:val="20"/>
-          <w:b/>
-          <w:bCs/>
-        </w:rPr>
-        <w:t xml:space="preserve">Tinci versus Capchem:</w:t>
-      </w:r>
-      <w:r>
-        <w:rPr>
-          <w:rFonts w:ascii="Arial" w:hAnsi="Arial" w:cs="Arial"/>
-          <w:color w:val="153D63"/>
-          <w:sz w:val="20"/>
-          <w:szCs w:val="20"/>
-        </w:rPr>
-        <w:t xml:space="preserve"> Tinci offers lower forecast P/E and stronger integrated cost exposure; Capchem offers better H1 cash conversion and specialty margins, at a substantial premium. The key decision is how much of the current electrolyte recovery survives new supply.</w:t>
-      </w:r>
-    </w:p>
-    <w:p>
-      <w:pPr>
-        <w:pStyle w:val="ListParagraph"/>
-        <w:numPr>
-          <w:ilvl w:val="0"/>
-          <w:numId w:val="10"/>
-        </w:numPr>
-        <w:rPr>
-          <w:rFonts w:ascii="Arial" w:eastAsia="Times New Roman" w:hAnsi="Arial" w:cs="Arial"/>
-          <w:color w:val="153D63"/>
-          <w:sz w:val="20"/>
-          <w:szCs w:val="20"/>
-        </w:rPr>
-        <w:spacing w:after="90" w:before="0" w:line="240" w:lineRule="auto"/>
-        <w:keepLines/>
-      </w:pPr>
-      <w:r>
-        <w:rPr>
-          <w:rFonts w:ascii="Arial" w:hAnsi="Arial" w:cs="Arial"/>
-          <w:color w:val="153D63"/>
-          <w:sz w:val="20"/>
-          <w:szCs w:val="20"/>
-          <w:b/>
-          <w:bCs/>
-        </w:rPr>
-        <w:t xml:space="preserve">Dongshan versus Microintelligence:</w:t>
-      </w:r>
-      <w:r>
-        <w:rPr>
-          <w:rFonts w:ascii="Arial" w:hAnsi="Arial" w:cs="Arial"/>
-          <w:color w:val="153D63"/>
-          <w:sz w:val="20"/>
-          <w:szCs w:val="20"/>
-        </w:rPr>
-        <w:t xml:space="preserve"> Dongshan already has meaningful optical-module revenue, but its attractive FY2027 multiple assumes a sharp profit step-up. Microintelligence has commercial industrial AI products, with a much smaller profit base and heavy cash requirements.</w:t>
-      </w:r>
-    </w:p>
-    <w:p>
-      <w:pPr>
-        <w:pStyle w:val="ListParagraph"/>
-        <w:numPr>
-          <w:ilvl w:val="0"/>
-          <w:numId w:val="10"/>
-        </w:numPr>
-        <w:rPr>
-          <w:rFonts w:ascii="Arial" w:eastAsia="Times New Roman" w:hAnsi="Arial" w:cs="Arial"/>
-          <w:color w:val="153D63"/>
-          <w:sz w:val="20"/>
-          <w:szCs w:val="20"/>
-        </w:rPr>
-        <w:spacing w:after="90" w:before="0" w:line="240" w:lineRule="auto"/>
-        <w:keepLines/>
-      </w:pPr>
-      <w:r>
-        <w:rPr>
-          <w:rFonts w:ascii="Arial" w:hAnsi="Arial" w:cs="Arial"/>
-          <w:color w:val="153D63"/>
-          <w:sz w:val="20"/>
-          <w:szCs w:val="20"/>
-          <w:b/>
-          <w:bCs/>
-        </w:rPr>
-        <w:t xml:space="preserve">Yuen Kee versus Slender West Lake:</w:t>
-      </w:r>
-      <w:r>
-        <w:rPr>
-          <w:rFonts w:ascii="Arial" w:hAnsi="Arial" w:cs="Arial"/>
-          <w:color w:val="153D63"/>
-          <w:sz w:val="20"/>
-          <w:szCs w:val="20"/>
-        </w:rPr>
-        <w:t xml:space="preserve"> Yuen Kee has expansion potential but a pork-cost and franchisee-economics test. Slender West Lake is a concentrated concession cash-flow business; expiry and seasonality matter more than a tourism growth label.</w:t>
-      </w:r>
-    </w:p>
-    <w:p>
-      <w:pPr>
         <w:rPr>
           <w:rFonts w:ascii="Arial" w:hAnsi="Arial" w:cs="Arial"/>
           <w:color w:val="FF0000"/>
           <w:sz w:val="20"/>
           <w:szCs w:val="20"/>
         </w:rPr>
-        <w:spacing w:after="80" w:before="100" w:line="240" w:lineRule="auto"/>
+        <w:spacing w:after="80" w:before="90" w:line="240" w:lineRule="auto"/>
         <w:keepLines/>
-        <w:keepNext/>
-      </w:pPr>
-      <w:r>
-        <w:rPr>
-          <w:rFonts w:ascii="Arial" w:hAnsi="Arial" w:cs="Arial"/>
-          <w:b/>
-          <w:bCs/>
-          <w:color w:val="FF0000"/>
-          <w:sz w:val="20"/>
-          <w:szCs w:val="20"/>
-        </w:rPr>
-        <w:t>Valuation basis</w:t>
-      </w:r>
-    </w:p>
-    <w:p>
-      <w:pPr>
-        <w:rPr>
-          <w:rFonts w:ascii="Arial" w:eastAsiaTheme="minorEastAsia" w:hAnsi="Arial" w:cs="Arial"/>
-          <w:color w:val="153D63"/>
-          <w:sz w:val="20"/>
-          <w:szCs w:val="20"/>
-        </w:rPr>
-        <w:spacing w:after="90" w:before="0" w:line="240" w:lineRule="auto"/>
-        <w:keepLines/>
-      </w:pPr>
-      <w:r>
-        <w:rPr>
-          <w:rFonts w:ascii="Arial" w:hAnsi="Arial" w:cs="Arial"/>
-          <w:color w:val="153D63"/>
-          <w:sz w:val="20"/>
-          <w:szCs w:val="20"/>
-        </w:rPr>
-        <w:t xml:space="preserve">Prices are CNY at the common 13 October close. TTM P/E is the quoted provider measure. Forward P/E = closing price × current quoted total ordinary shares ÷ a selected broker’s full-year attributable profit forecast. These are individual estimates, not consensus; financial years end in December. n/c means a verified current forecast is unavailable, not zero earnings.</w:t>
-      </w:r>
-    </w:p>
-    <w:p>
-      <w:pPr>
-        <w:rPr>
-          <w:rFonts w:ascii="Arial" w:eastAsiaTheme="minorEastAsia" w:hAnsi="Arial" w:cs="Arial"/>
-          <w:color w:val="153D63"/>
-          <w:sz w:val="20"/>
-          <w:szCs w:val="20"/>
-        </w:rPr>
-        <w:spacing w:after="90" w:before="0" w:line="240" w:lineRule="auto"/>
-        <w:keepLines/>
-      </w:pPr>
-      <w:r>
-        <w:rPr>
-          <w:rFonts w:ascii="Arial" w:hAnsi="Arial" w:cs="Arial"/>
-          <w:color w:val="153D63"/>
-          <w:sz w:val="20"/>
-          <w:szCs w:val="20"/>
-        </w:rPr>
-        <w:t xml:space="preserve">The tables show A-line implied equity values, including all quoted ordinary shares at the A price; they are not combined A+H market values. H-offer P/E remains TBA until price and post-issue shares are published. For an A+H offer, use the RMB-converted H price × post-issue shares ÷ the same profit forecast, then assess dilution and the A/H discount. Three unlisted issuers have no verified public full-year forecasts; their latest disclosed LTM earnings are shown separately.</w:t>
-      </w:r>
-    </w:p>
-    <w:p>
-      <w:pPr>
-        <w:rPr>
-          <w:rFonts w:ascii="Arial" w:eastAsiaTheme="minorEastAsia" w:hAnsi="Arial" w:cs="Arial"/>
-          <w:color w:val="153D63"/>
-          <w:sz w:val="20"/>
-          <w:szCs w:val="20"/>
-        </w:rPr>
-        <w:spacing w:after="50" w:before="0" w:line="240" w:lineRule="auto"/>
-        <w:keepLines/>
-      </w:pPr>
-      <w:r>
-        <w:rPr>
-          <w:rFonts w:ascii="Arial" w:hAnsi="Arial" w:cs="Arial"/>
-          <w:color w:val="153D63"/>
-          <w:sz w:val="20"/>
-          <w:szCs w:val="20"/>
-          <w:b/>
-          <w:bCs/>
-        </w:rPr>
-        <w:t xml:space="preserve">Stage and market data: </w:t>
-      </w:r>
-      <w:hyperlink r:id="rId17">
-        <w:r>
-          <w:rPr>
-            <w:rFonts w:ascii="Arial" w:hAnsi="Arial" w:cs="Arial"/>
-            <w:color w:val="153D63"/>
-            <w:sz w:val="20"/>
-            <w:szCs w:val="20"/>
-            <w:u w:val="single"/>
-          </w:rPr>
-          <w:t xml:space="preserve">HKEX PHIP register</w:t>
-        </w:r>
-      </w:hyperlink>
-      <w:r>
-        <w:rPr>
-          <w:rFonts w:ascii="Arial" w:hAnsi="Arial" w:cs="Arial"/>
-          <w:color w:val="153D63"/>
-          <w:sz w:val="20"/>
-          <w:szCs w:val="20"/>
-        </w:rPr>
-        <w:t xml:space="preserve">; </w:t>
-      </w:r>
-      <w:hyperlink r:id="rId18">
-        <w:r>
-          <w:rPr>
-            <w:rFonts w:ascii="Arial" w:hAnsi="Arial" w:cs="Arial"/>
-            <w:color w:val="153D63"/>
-            <w:sz w:val="20"/>
-            <w:szCs w:val="20"/>
-            <w:u w:val="single"/>
-          </w:rPr>
-          <w:t xml:space="preserve">HKEX application register</w:t>
-        </w:r>
-      </w:hyperlink>
-      <w:r>
-        <w:rPr>
-          <w:rFonts w:ascii="Arial" w:hAnsi="Arial" w:cs="Arial"/>
-          <w:color w:val="153D63"/>
-          <w:sz w:val="20"/>
-          <w:szCs w:val="20"/>
-        </w:rPr>
-        <w:t xml:space="preserve">; </w:t>
-      </w:r>
-      <w:hyperlink r:id="rId19">
-        <w:r>
-          <w:rPr>
-            <w:rFonts w:ascii="Arial" w:hAnsi="Arial" w:cs="Arial"/>
-            <w:color w:val="153D63"/>
-            <w:sz w:val="20"/>
-            <w:szCs w:val="20"/>
-            <w:u w:val="single"/>
-          </w:rPr>
-          <w:t xml:space="preserve">Tencent closing quote feed</w:t>
-        </w:r>
-      </w:hyperlink>
-    </w:p>
-    <w:p>
-      <w:pPr>
-        <w:rPr>
-          <w:rFonts w:ascii="Arial" w:hAnsi="Arial" w:cs="Arial"/>
-          <w:color w:val="FF0000"/>
-          <w:sz w:val="20"/>
-          <w:szCs w:val="20"/>
-        </w:rPr>
-        <w:spacing w:after="100" w:before="0" w:line="240" w:lineRule="auto"/>
-        <w:keepLines/>
-        <w:pageBreakBefore/>
         <w:keepNext/>
       </w:pPr>
       <w:r>
@@ -1937,14 +1248,20 @@
     </w:p>
     <w:p>
       <w:pPr>
+        <w:pStyle w:val="ListParagraph"/>
+        <w:numPr>
+          <w:ilvl w:val="0"/>
+          <w:numId w:val="10"/>
+        </w:numPr>
         <w:rPr>
-          <w:rFonts w:ascii="Arial" w:eastAsiaTheme="minorEastAsia" w:hAnsi="Arial" w:cs="Arial"/>
+          <w:rFonts w:ascii="Arial" w:eastAsia="Times New Roman" w:hAnsi="Arial" w:cs="Arial"/>
           <w:color w:val="153D63"/>
           <w:sz w:val="20"/>
           <w:szCs w:val="20"/>
         </w:rPr>
-        <w:spacing w:after="120" w:before="0" w:line="240" w:lineRule="auto"/>
+        <w:spacing w:after="65" w:before="0" w:line="240" w:lineRule="auto"/>
         <w:keepLines/>
+        <w:keepNext/>
       </w:pPr>
       <w:r>
         <w:rPr>
@@ -1952,8 +1269,19 @@
           <w:color w:val="153D63"/>
           <w:sz w:val="20"/>
           <w:szCs w:val="20"/>
+          <w:b/>
+          <w:bCs/>
         </w:rPr>
-        <w:t xml:space="preserve">Industrial AI inspection and robot automation | PHIP 9 October 2026</w:t>
+        <w:t xml:space="preserve">Good - industrial embodied AI with real sales.</w:t>
+      </w:r>
+      <w:r>
+        <w:rPr>
+          <w:rFonts w:ascii="Arial" w:hAnsi="Arial" w:cs="Arial"/>
+          <w:color w:val="153D63"/>
+          <w:sz w:val="20"/>
+          <w:szCs w:val="20"/>
+        </w:rPr>
+        <w:t xml:space="preserve"> No.1 in China's embodied intelligent industrial robots (20% FY2025 share), but only 0.3% of the broader industrial AI equipment market. The attraction is a small specialist becoming a scalable supplier; the ranking does not establish dominance across robotics.</w:t>
       </w:r>
     </w:p>
     <w:p>
@@ -1969,8 +1297,9 @@
           <w:sz w:val="20"/>
           <w:szCs w:val="20"/>
         </w:rPr>
-        <w:spacing w:after="95" w:before="0" w:line="240" w:lineRule="auto"/>
+        <w:spacing w:after="65" w:before="0" w:line="240" w:lineRule="auto"/>
         <w:keepLines/>
+        <w:keepNext/>
       </w:pPr>
       <w:r>
         <w:rPr>
@@ -1981,7 +1310,7 @@
           <w:b/>
           <w:bCs/>
         </w:rPr>
-        <w:t xml:space="preserve">Good — AI is already selling into factories.</w:t>
+        <w:t xml:space="preserve">Potential - turn installations into repeatable products.</w:t>
       </w:r>
       <w:r>
         <w:rPr>
@@ -1990,7 +1319,7 @@
           <w:sz w:val="20"/>
           <w:szCs w:val="20"/>
         </w:rPr>
-        <w:t xml:space="preserve"> Five-month 2026 revenue rose 22.6% to RMB424m. Embodied industrial robots contributed 61.4% of sales, grew 39.7% and earned a 54.8% gross margin. Inspection, grinding and assembly are real commercial uses; repeat deployments and reuse of production data could lower engineering cost per installation.</w:t>
+        <w:t xml:space="preserve"> Robots were 61% of five-month 2026 sales, growing 40% at 54.8% gross margin. Agilebot adds motion control to its vision software. Reusing systems across factories could spread heavy R&amp;D costs and lift profit; repeat orders and lower delivery cost are the evidence to watch.</w:t>
       </w:r>
     </w:p>
     <w:p>
@@ -2006,8 +1335,9 @@
           <w:sz w:val="20"/>
           <w:szCs w:val="20"/>
         </w:rPr>
-        <w:spacing w:after="95" w:before="0" w:line="240" w:lineRule="auto"/>
+        <w:spacing w:after="65" w:before="0" w:line="240" w:lineRule="auto"/>
         <w:keepLines/>
+        <w:keepNext/>
       </w:pPr>
       <w:r>
         <w:rPr>
@@ -2018,7 +1348,7 @@
           <w:b/>
           <w:bCs/>
         </w:rPr>
-        <w:t xml:space="preserve">Potential — move from vision to complete automation.</w:t>
+        <w:t xml:space="preserve">Bad - the earnings inflection is weaker than it looks.</w:t>
       </w:r>
       <w:r>
         <w:rPr>
@@ -2027,7 +1357,7 @@
           <w:sz w:val="20"/>
           <w:szCs w:val="20"/>
         </w:rPr>
-        <w:t xml:space="preserve"> The Agilebot acquisition adds robot motion control to the vision software. The upside is larger orders and more reusable systems across customers. FY2025 R&amp;D was RMB235m, almost 30% of sales: growth must eventually spread this cost over a larger revenue base.</w:t>
+        <w:t xml:space="preserve"> Reported five-month profit tripled to RMB22.5m, but operating profit rose only 1.8%; RMB16.6m redemption-interest expense disappeared. Operating cash was just RMB12.7m and collection took 188 days. Customers' factory capex and cash collection still determine whether growth pays.</w:t>
       </w:r>
     </w:p>
     <w:p>
@@ -2043,8 +1373,9 @@
           <w:sz w:val="20"/>
           <w:szCs w:val="20"/>
         </w:rPr>
-        <w:spacing w:after="95" w:before="0" w:line="240" w:lineRule="auto"/>
+        <w:spacing w:after="65" w:before="0" w:line="240" w:lineRule="auto"/>
         <w:keepLines/>
+        <w:keepNext/>
       </w:pPr>
       <w:r>
         <w:rPr>
@@ -2055,7 +1386,7 @@
           <w:b/>
           <w:bCs/>
         </w:rPr>
-        <w:t xml:space="preserve">Bad — the profit headline overstates operating recovery.</w:t>
+        <w:t xml:space="preserve">Valuation - keep the AI premium tied to operating profit.</w:t>
       </w:r>
       <w:r>
         <w:rPr>
@@ -2064,103 +1395,7 @@
           <w:sz w:val="20"/>
           <w:szCs w:val="20"/>
         </w:rPr>
-        <w:t xml:space="preserve"> Five-month reported profit rose from RMB7.1m to RMB22.5m, but operating profit increased only 1.8% to RMB34.2m. Redemption-liability interest of RMB16.6m disappeared. Adjusted profit rose 41.5% to RMB33.8m; that is a better, still modest, measure of progress.</w:t>
-      </w:r>
-    </w:p>
-    <w:p>
-      <w:pPr>
-        <w:pStyle w:val="ListParagraph"/>
-        <w:numPr>
-          <w:ilvl w:val="0"/>
-          <w:numId w:val="10"/>
-        </w:numPr>
-        <w:rPr>
-          <w:rFonts w:ascii="Arial" w:eastAsia="Times New Roman" w:hAnsi="Arial" w:cs="Arial"/>
-          <w:color w:val="153D63"/>
-          <w:sz w:val="20"/>
-          <w:szCs w:val="20"/>
-        </w:rPr>
-        <w:spacing w:after="95" w:before="0" w:line="240" w:lineRule="auto"/>
-        <w:keepLines/>
-      </w:pPr>
-      <w:r>
-        <w:rPr>
-          <w:rFonts w:ascii="Arial" w:hAnsi="Arial" w:cs="Arial"/>
-          <w:color w:val="153D63"/>
-          <w:sz w:val="20"/>
-          <w:szCs w:val="20"/>
-          <w:b/>
-          <w:bCs/>
-        </w:rPr>
-        <w:t xml:space="preserve">Risk — delivery and cash collection remain the constraint.</w:t>
-      </w:r>
-      <w:r>
-        <w:rPr>
-          <w:rFonts w:ascii="Arial" w:hAnsi="Arial" w:cs="Arial"/>
-          <w:color w:val="153D63"/>
-          <w:sz w:val="20"/>
-          <w:szCs w:val="20"/>
-        </w:rPr>
-        <w:t xml:space="preserve"> Receivable days improved from 256 in FY2025 to 188, but five-month operating cash was only RMB12.7m. Cash fell from RMB242m to RMB95m alongside RMB201m of investing outflow; borrowings were RMB753m. More orders do not automatically fund the next installation.</w:t>
-      </w:r>
-    </w:p>
-    <w:p>
-      <w:pPr>
-        <w:pStyle w:val="ListParagraph"/>
-        <w:numPr>
-          <w:ilvl w:val="0"/>
-          <w:numId w:val="10"/>
-        </w:numPr>
-        <w:rPr>
-          <w:rFonts w:ascii="Arial" w:eastAsia="Times New Roman" w:hAnsi="Arial" w:cs="Arial"/>
-          <w:color w:val="153D63"/>
-          <w:sz w:val="20"/>
-          <w:szCs w:val="20"/>
-        </w:rPr>
-        <w:spacing w:after="95" w:before="0" w:line="240" w:lineRule="auto"/>
-        <w:keepLines/>
-      </w:pPr>
-      <w:r>
-        <w:rPr>
-          <w:rFonts w:ascii="Arial" w:hAnsi="Arial" w:cs="Arial"/>
-          <w:color w:val="153D63"/>
-          <w:sz w:val="20"/>
-          <w:szCs w:val="20"/>
-          <w:b/>
-          <w:bCs/>
-        </w:rPr>
-        <w:t xml:space="preserve">Trade — price the earnings base before paying for the AI story.</w:t>
-      </w:r>
-      <w:r>
-        <w:rPr>
-          <w:rFonts w:ascii="Arial" w:hAnsi="Arial" w:cs="Arial"/>
-          <w:color w:val="153D63"/>
-          <w:sz w:val="20"/>
-          <w:szCs w:val="20"/>
-        </w:rPr>
-        <w:t xml:space="preserve"> Latest disclosed LTM owner profit is RMB20.5m, versus RMB58.6m adjusted profit, both to May 2026. Each RMB1bn of offer equity value equates to 48.7x reported LTM earnings or 17.1x adjusted earnings. Require evidence of repeat orders, operating leverage and cash collection to justify a software-style premium.</w:t>
-      </w:r>
-    </w:p>
-    <w:p>
-      <w:pPr>
-        <w:rPr>
-          <w:rFonts w:ascii="Arial" w:eastAsiaTheme="minorEastAsia" w:hAnsi="Arial" w:cs="Arial"/>
-          <w:color w:val="153D63"/>
-          <w:sz w:val="20"/>
-          <w:szCs w:val="20"/>
-        </w:rPr>
-        <w:spacing w:after="75" w:before="80" w:line="240" w:lineRule="auto"/>
-        <w:keepLines/>
-        <w:keepNext/>
-      </w:pPr>
-      <w:r>
-        <w:rPr>
-          <w:rFonts w:ascii="Arial" w:hAnsi="Arial" w:cs="Arial"/>
-          <w:color w:val="153D63"/>
-          <w:sz w:val="20"/>
-          <w:szCs w:val="20"/>
-        </w:rPr>
-        <w:t xml:space="preserve">A-share valuation comparisons</w:t>
+        <w:t xml:space="preserve"> Each RMB1bn of offer equity value means 48.7x reported LTM earnings or 17.1x adjusted LTM earnings, to May 2026. Those are separate bases, neither a forward estimate. Mech-Mind is the closest H-share vision/AI reference; Estun gives a profitable industrial-robot benchmark.</w:t>
       </w:r>
     </w:p>
     <w:tbl>
@@ -2185,11 +1420,11 @@
         </w:tblBorders>
       </w:tblPr>
       <w:tblGrid>
-        <w:gridCol w:w="4950"/>
-        <w:gridCol w:w="1350"/>
-        <w:gridCol w:w="1224"/>
-        <w:gridCol w:w="1224"/>
-        <w:gridCol w:w="1224"/>
+        <w:gridCol w:w="3800"/>
+        <w:gridCol w:w="1450"/>
+        <w:gridCol w:w="1150"/>
+        <w:gridCol w:w="1150"/>
+        <w:gridCol w:w="2422"/>
       </w:tblGrid>
       <w:tr>
         <w:trPr>
@@ -2198,7 +1433,7 @@
         </w:trPr>
         <w:tc>
           <w:tcPr>
-            <w:tcW w:w="4950" w:type="dxa"/>
+            <w:tcW w:w="3800" w:type="dxa"/>
             <w:vAlign w:val="center"/>
             <w:shd w:val="clear" w:color="auto" w:fill="F2F2F2"/>
           </w:tcPr>
@@ -2213,6 +1448,7 @@
               <w:spacing w:after="0" w:before="0" w:line="240" w:lineRule="auto"/>
               <w:keepLines/>
               <w:jc w:val="left"/>
+              <w:keepNext/>
             </w:pPr>
             <w:r>
               <w:rPr>
@@ -2223,13 +1459,13 @@
                 <w:b/>
                 <w:bCs/>
               </w:rPr>
-              <w:t xml:space="preserve">Company and peer relevance</w:t>
+              <w:t xml:space="preserve">Company</w:t>
             </w:r>
           </w:p>
         </w:tc>
         <w:tc>
           <w:tcPr>
-            <w:tcW w:w="1350" w:type="dxa"/>
+            <w:tcW w:w="1450" w:type="dxa"/>
             <w:hideMark/>
             <w:vAlign w:val="center"/>
             <w:shd w:val="clear" w:color="auto" w:fill="F2F2F2"/>
@@ -2245,6 +1481,7 @@
               <w:spacing w:after="0" w:before="0" w:line="240" w:lineRule="auto"/>
               <w:keepLines/>
               <w:jc w:val="center"/>
+              <w:keepNext/>
             </w:pPr>
             <w:r>
               <w:rPr>
@@ -2255,13 +1492,13 @@
                 <w:b/>
                 <w:bCs/>
               </w:rPr>
-              <w:t xml:space="preserve">CNY close</w:t>
+              <w:t xml:space="preserve">13 Oct close</w:t>
             </w:r>
           </w:p>
         </w:tc>
         <w:tc>
           <w:tcPr>
-            <w:tcW w:w="1224" w:type="dxa"/>
+            <w:tcW w:w="1150" w:type="dxa"/>
             <w:hideMark/>
             <w:vAlign w:val="center"/>
             <w:shd w:val="clear" w:color="auto" w:fill="F2F2F2"/>
@@ -2277,38 +1514,7 @@
               <w:spacing w:after="0" w:before="0" w:line="240" w:lineRule="auto"/>
               <w:keepLines/>
               <w:jc w:val="center"/>
-            </w:pPr>
-            <w:r>
-              <w:rPr>
-                <w:rFonts w:ascii="Arial" w:hAnsi="Arial" w:cs="Arial"/>
-                <w:color w:val="153D63"/>
-                <w:sz w:val="20"/>
-                <w:szCs w:val="20"/>
-                <w:b/>
-                <w:bCs/>
-              </w:rPr>
-              <w:t xml:space="preserve">TTM P/E</w:t>
-            </w:r>
-          </w:p>
-        </w:tc>
-        <w:tc>
-          <w:tcPr>
-            <w:tcW w:w="1224" w:type="dxa"/>
-            <w:hideMark/>
-            <w:vAlign w:val="center"/>
-            <w:shd w:val="clear" w:color="auto" w:fill="F2F2F2"/>
-          </w:tcPr>
-          <w:p>
-            <w:pPr>
-              <w:rPr>
-                <w:rFonts w:ascii="Arial" w:eastAsiaTheme="minorEastAsia" w:hAnsi="Arial" w:cs="Arial"/>
-                <w:color w:val="153D63"/>
-                <w:sz w:val="20"/>
-                <w:szCs w:val="20"/>
-              </w:rPr>
-              <w:spacing w:after="0" w:before="0" w:line="240" w:lineRule="auto"/>
-              <w:keepLines/>
-              <w:jc w:val="center"/>
+              <w:keepNext/>
             </w:pPr>
             <w:r>
               <w:rPr>
@@ -2327,7 +1533,7 @@
         </w:tc>
         <w:tc>
           <w:tcPr>
-            <w:tcW w:w="1224" w:type="dxa"/>
+            <w:tcW w:w="1150" w:type="dxa"/>
             <w:hideMark/>
             <w:vAlign w:val="center"/>
             <w:shd w:val="clear" w:color="auto" w:fill="F2F2F2"/>
@@ -2343,6 +1549,7 @@
               <w:spacing w:after="0" w:before="0" w:line="240" w:lineRule="auto"/>
               <w:keepLines/>
               <w:jc w:val="center"/>
+              <w:keepNext/>
             </w:pPr>
             <w:r>
               <w:rPr>
@@ -2356,6 +1563,39 @@
               <w:t xml:space="preserve">FY2027E</w:t>
               <w:br/>
               <w:t xml:space="preserve">P/E</w:t>
+            </w:r>
+          </w:p>
+        </w:tc>
+        <w:tc>
+          <w:tcPr>
+            <w:tcW w:w="2422" w:type="dxa"/>
+            <w:hideMark/>
+            <w:vAlign w:val="center"/>
+            <w:shd w:val="clear" w:color="auto" w:fill="F2F2F2"/>
+          </w:tcPr>
+          <w:p>
+            <w:pPr>
+              <w:rPr>
+                <w:rFonts w:ascii="Arial" w:eastAsiaTheme="minorEastAsia" w:hAnsi="Arial" w:cs="Arial"/>
+                <w:color w:val="153D63"/>
+                <w:sz w:val="20"/>
+                <w:szCs w:val="20"/>
+              </w:rPr>
+              <w:spacing w:after="0" w:before="0" w:line="240" w:lineRule="auto"/>
+              <w:keepLines/>
+              <w:jc w:val="center"/>
+              <w:keepNext/>
+            </w:pPr>
+            <w:r>
+              <w:rPr>
+                <w:rFonts w:ascii="Arial" w:hAnsi="Arial" w:cs="Arial"/>
+                <w:color w:val="153D63"/>
+                <w:sz w:val="20"/>
+                <w:szCs w:val="20"/>
+                <w:b/>
+                <w:bCs/>
+              </w:rPr>
+              <w:t xml:space="preserve">Broker / date</w:t>
             </w:r>
           </w:p>
         </w:tc>
@@ -2366,7 +1606,7 @@
         </w:trPr>
         <w:tc>
           <w:tcPr>
-            <w:tcW w:w="4950" w:type="dxa"/>
+            <w:tcW w:w="3800" w:type="dxa"/>
             <w:hideMark/>
             <w:vAlign w:val="center"/>
           </w:tcPr>
@@ -2381,6 +1621,7 @@
               <w:spacing w:after="0" w:before="0" w:line="240" w:lineRule="auto"/>
               <w:keepLines/>
               <w:jc w:val="left"/>
+              <w:keepNext/>
             </w:pPr>
             <w:r>
               <w:rPr>
@@ -2391,13 +1632,13 @@
                 <w:b/>
                 <w:bCs/>
               </w:rPr>
-              <w:t xml:space="preserve">Microintelligence H — offer pending</w:t>
+              <w:t xml:space="preserve">Microintelligence H</w:t>
             </w:r>
           </w:p>
         </w:tc>
         <w:tc>
           <w:tcPr>
-            <w:tcW w:w="1350" w:type="dxa"/>
+            <w:tcW w:w="1450" w:type="dxa"/>
             <w:hideMark/>
             <w:vAlign w:val="center"/>
           </w:tcPr>
@@ -2412,6 +1653,7 @@
               <w:spacing w:after="0" w:before="0" w:line="240" w:lineRule="auto"/>
               <w:keepLines/>
               <w:jc w:val="center"/>
+              <w:keepNext/>
             </w:pPr>
             <w:r>
               <w:rPr>
@@ -2426,7 +1668,7 @@
         </w:tc>
         <w:tc>
           <w:tcPr>
-            <w:tcW w:w="1224" w:type="dxa"/>
+            <w:tcW w:w="1150" w:type="dxa"/>
             <w:hideMark/>
             <w:vAlign w:val="center"/>
           </w:tcPr>
@@ -2441,35 +1683,7 @@
               <w:spacing w:after="0" w:before="0" w:line="240" w:lineRule="auto"/>
               <w:keepLines/>
               <w:jc w:val="center"/>
-            </w:pPr>
-            <w:r>
-              <w:rPr>
-                <w:rFonts w:ascii="Arial" w:hAnsi="Arial" w:cs="Arial"/>
-                <w:color w:val="153D63"/>
-                <w:sz w:val="20"/>
-                <w:szCs w:val="20"/>
-              </w:rPr>
-              <w:t xml:space="preserve">TBA</w:t>
-            </w:r>
-          </w:p>
-        </w:tc>
-        <w:tc>
-          <w:tcPr>
-            <w:tcW w:w="1224" w:type="dxa"/>
-            <w:hideMark/>
-            <w:vAlign w:val="center"/>
-          </w:tcPr>
-          <w:p>
-            <w:pPr>
-              <w:rPr>
-                <w:rFonts w:ascii="Arial" w:eastAsiaTheme="minorEastAsia" w:hAnsi="Arial" w:cs="Arial"/>
-                <w:color w:val="153D63"/>
-                <w:sz w:val="20"/>
-                <w:szCs w:val="20"/>
-              </w:rPr>
-              <w:spacing w:after="0" w:before="0" w:line="240" w:lineRule="auto"/>
-              <w:keepLines/>
-              <w:jc w:val="center"/>
+              <w:keepNext/>
             </w:pPr>
             <w:r>
               <w:rPr>
@@ -2484,7 +1698,7 @@
         </w:tc>
         <w:tc>
           <w:tcPr>
-            <w:tcW w:w="1224" w:type="dxa"/>
+            <w:tcW w:w="1150" w:type="dxa"/>
             <w:hideMark/>
             <w:vAlign w:val="center"/>
           </w:tcPr>
@@ -2499,6 +1713,7 @@
               <w:spacing w:after="0" w:before="0" w:line="240" w:lineRule="auto"/>
               <w:keepLines/>
               <w:jc w:val="center"/>
+              <w:keepNext/>
             </w:pPr>
             <w:r>
               <w:rPr>
@@ -2508,6 +1723,36 @@
                 <w:szCs w:val="20"/>
               </w:rPr>
               <w:t xml:space="preserve">n/c</w:t>
+            </w:r>
+          </w:p>
+        </w:tc>
+        <w:tc>
+          <w:tcPr>
+            <w:tcW w:w="2422" w:type="dxa"/>
+            <w:hideMark/>
+            <w:vAlign w:val="center"/>
+          </w:tcPr>
+          <w:p>
+            <w:pPr>
+              <w:rPr>
+                <w:rFonts w:ascii="Arial" w:eastAsiaTheme="minorEastAsia" w:hAnsi="Arial" w:cs="Arial"/>
+                <w:color w:val="153D63"/>
+                <w:sz w:val="20"/>
+                <w:szCs w:val="20"/>
+              </w:rPr>
+              <w:spacing w:after="0" w:before="0" w:line="240" w:lineRule="auto"/>
+              <w:keepLines/>
+              <w:jc w:val="center"/>
+              <w:keepNext/>
+            </w:pPr>
+            <w:r>
+              <w:rPr>
+                <w:rFonts w:ascii="Arial" w:hAnsi="Arial" w:cs="Arial"/>
+                <w:color w:val="153D63"/>
+                <w:sz w:val="20"/>
+                <w:szCs w:val="20"/>
+              </w:rPr>
+              <w:t xml:space="preserve">Offer pending</w:t>
             </w:r>
           </w:p>
         </w:tc>
@@ -2518,21 +1763,9 @@
         </w:trPr>
         <w:tc>
           <w:tcPr>
-            <w:tcW w:w="9972" w:type="dxa"/>
-            <w:tcBorders>
-              <w:top w:val="nil"/>
-              <w:left w:val="single" w:sz="8" w:space="0" w:color="999999"/>
-              <w:bottom w:val="single" w:sz="8" w:space="0" w:color="999999"/>
-              <w:right w:val="single" w:sz="8" w:space="0" w:color="999999"/>
-            </w:tcBorders>
-            <w:tcMar>
-              <w:top w:w="0" w:type="dxa"/>
-              <w:left w:w="108" w:type="dxa"/>
-              <w:bottom w:w="0" w:type="dxa"/>
-              <w:right w:w="108" w:type="dxa"/>
-            </w:tcMar>
+            <w:tcW w:w="3800" w:type="dxa"/>
             <w:hideMark/>
-            <w:gridSpan w:val="5"/>
+            <w:vAlign w:val="center"/>
           </w:tcPr>
           <w:p>
             <w:pPr>
@@ -2544,6 +1777,8 @@
               </w:rPr>
               <w:spacing w:after="0" w:before="0" w:line="240" w:lineRule="auto"/>
               <w:keepLines/>
+              <w:jc w:val="left"/>
+              <w:keepNext/>
             </w:pPr>
             <w:r>
               <w:rPr>
@@ -2551,8 +1786,130 @@
                 <w:color w:val="153D63"/>
                 <w:sz w:val="20"/>
                 <w:szCs w:val="20"/>
-              </w:rPr>
-              <w:t xml:space="preserve">A-share peers</w:t>
+                <w:b/>
+                <w:bCs/>
+              </w:rPr>
+              <w:t xml:space="preserve">Mech-Mind H (09615 HK)</w:t>
+            </w:r>
+          </w:p>
+        </w:tc>
+        <w:tc>
+          <w:tcPr>
+            <w:tcW w:w="1450" w:type="dxa"/>
+            <w:hideMark/>
+            <w:vAlign w:val="center"/>
+          </w:tcPr>
+          <w:p>
+            <w:pPr>
+              <w:rPr>
+                <w:rFonts w:ascii="Arial" w:eastAsiaTheme="minorEastAsia" w:hAnsi="Arial" w:cs="Arial"/>
+                <w:color w:val="153D63"/>
+                <w:sz w:val="20"/>
+                <w:szCs w:val="20"/>
+              </w:rPr>
+              <w:spacing w:after="0" w:before="0" w:line="240" w:lineRule="auto"/>
+              <w:keepLines/>
+              <w:jc w:val="center"/>
+              <w:keepNext/>
+            </w:pPr>
+            <w:r>
+              <w:rPr>
+                <w:rFonts w:ascii="Arial" w:hAnsi="Arial" w:cs="Arial"/>
+                <w:color w:val="153D63"/>
+                <w:sz w:val="20"/>
+                <w:szCs w:val="20"/>
+              </w:rPr>
+              <w:t xml:space="preserve">HK$80.000</w:t>
+            </w:r>
+          </w:p>
+        </w:tc>
+        <w:tc>
+          <w:tcPr>
+            <w:tcW w:w="1150" w:type="dxa"/>
+            <w:hideMark/>
+            <w:vAlign w:val="center"/>
+          </w:tcPr>
+          <w:p>
+            <w:pPr>
+              <w:rPr>
+                <w:rFonts w:ascii="Arial" w:eastAsiaTheme="minorEastAsia" w:hAnsi="Arial" w:cs="Arial"/>
+                <w:color w:val="153D63"/>
+                <w:sz w:val="20"/>
+                <w:szCs w:val="20"/>
+              </w:rPr>
+              <w:spacing w:after="0" w:before="0" w:line="240" w:lineRule="auto"/>
+              <w:keepLines/>
+              <w:jc w:val="center"/>
+              <w:keepNext/>
+            </w:pPr>
+            <w:r>
+              <w:rPr>
+                <w:rFonts w:ascii="Arial" w:hAnsi="Arial" w:cs="Arial"/>
+                <w:color w:val="153D63"/>
+                <w:sz w:val="20"/>
+                <w:szCs w:val="20"/>
+              </w:rPr>
+              <w:t xml:space="preserve">n/c</w:t>
+            </w:r>
+          </w:p>
+        </w:tc>
+        <w:tc>
+          <w:tcPr>
+            <w:tcW w:w="1150" w:type="dxa"/>
+            <w:hideMark/>
+            <w:vAlign w:val="center"/>
+          </w:tcPr>
+          <w:p>
+            <w:pPr>
+              <w:rPr>
+                <w:rFonts w:ascii="Arial" w:eastAsiaTheme="minorEastAsia" w:hAnsi="Arial" w:cs="Arial"/>
+                <w:color w:val="153D63"/>
+                <w:sz w:val="20"/>
+                <w:szCs w:val="20"/>
+              </w:rPr>
+              <w:spacing w:after="0" w:before="0" w:line="240" w:lineRule="auto"/>
+              <w:keepLines/>
+              <w:jc w:val="center"/>
+              <w:keepNext/>
+            </w:pPr>
+            <w:r>
+              <w:rPr>
+                <w:rFonts w:ascii="Arial" w:hAnsi="Arial" w:cs="Arial"/>
+                <w:color w:val="153D63"/>
+                <w:sz w:val="20"/>
+                <w:szCs w:val="20"/>
+              </w:rPr>
+              <w:t xml:space="preserve">n/c</w:t>
+            </w:r>
+          </w:p>
+        </w:tc>
+        <w:tc>
+          <w:tcPr>
+            <w:tcW w:w="2422" w:type="dxa"/>
+            <w:hideMark/>
+            <w:vAlign w:val="center"/>
+          </w:tcPr>
+          <w:p>
+            <w:pPr>
+              <w:rPr>
+                <w:rFonts w:ascii="Arial" w:eastAsiaTheme="minorEastAsia" w:hAnsi="Arial" w:cs="Arial"/>
+                <w:color w:val="153D63"/>
+                <w:sz w:val="20"/>
+                <w:szCs w:val="20"/>
+              </w:rPr>
+              <w:spacing w:after="0" w:before="0" w:line="240" w:lineRule="auto"/>
+              <w:keepLines/>
+              <w:jc w:val="center"/>
+              <w:keepNext/>
+            </w:pPr>
+            <w:r>
+              <w:rPr>
+                <w:rFonts w:ascii="Arial" w:hAnsi="Arial" w:cs="Arial"/>
+                <w:color w:val="153D63"/>
+                <w:sz w:val="20"/>
+                <w:szCs w:val="20"/>
+              </w:rPr>
+              <w:t xml:space="preserve">Estimate n/c</w:t>
             </w:r>
           </w:p>
         </w:tc>
@@ -2563,7 +1920,7 @@
         </w:trPr>
         <w:tc>
           <w:tcPr>
-            <w:tcW w:w="4950" w:type="dxa"/>
+            <w:tcW w:w="3800" w:type="dxa"/>
             <w:hideMark/>
             <w:vAlign w:val="center"/>
           </w:tcPr>
@@ -2578,6 +1935,7 @@
               <w:spacing w:after="0" w:before="0" w:line="240" w:lineRule="auto"/>
               <w:keepLines/>
               <w:jc w:val="left"/>
+              <w:keepNext/>
             </w:pPr>
             <w:r>
               <w:rPr>
@@ -2588,15 +1946,13 @@
                 <w:b/>
                 <w:bCs/>
               </w:rPr>
-              <w:t xml:space="preserve">OPT — machine-vision components; closest product exposure</w:t>
-              <w:br/>
-              <w:t xml:space="preserve">688686</w:t>
+              <w:t xml:space="preserve">Estun H (02715 HK)</w:t>
             </w:r>
           </w:p>
         </w:tc>
         <w:tc>
           <w:tcPr>
-            <w:tcW w:w="1350" w:type="dxa"/>
+            <w:tcW w:w="1450" w:type="dxa"/>
             <w:hideMark/>
             <w:vAlign w:val="center"/>
           </w:tcPr>
@@ -2611,6 +1967,7 @@
               <w:spacing w:after="0" w:before="0" w:line="240" w:lineRule="auto"/>
               <w:keepLines/>
               <w:jc w:val="center"/>
+              <w:keepNext/>
             </w:pPr>
             <w:r>
               <w:rPr>
@@ -2619,13 +1976,13 @@
                 <w:sz w:val="20"/>
                 <w:szCs w:val="20"/>
               </w:rPr>
-              <w:t xml:space="preserve">115.81</w:t>
+              <w:t xml:space="preserve">HK$12.850</w:t>
             </w:r>
           </w:p>
         </w:tc>
         <w:tc>
           <w:tcPr>
-            <w:tcW w:w="1224" w:type="dxa"/>
+            <w:tcW w:w="1150" w:type="dxa"/>
             <w:hideMark/>
             <w:vAlign w:val="center"/>
           </w:tcPr>
@@ -2640,6 +1997,7 @@
               <w:spacing w:after="0" w:before="0" w:line="240" w:lineRule="auto"/>
               <w:keepLines/>
               <w:jc w:val="center"/>
+              <w:keepNext/>
             </w:pPr>
             <w:r>
               <w:rPr>
@@ -2648,13 +2006,13 @@
                 <w:sz w:val="20"/>
                 <w:szCs w:val="20"/>
               </w:rPr>
-              <w:t xml:space="preserve">67.2x</w:t>
+              <w:t xml:space="preserve">37.5x</w:t>
             </w:r>
           </w:p>
         </w:tc>
         <w:tc>
           <w:tcPr>
-            <w:tcW w:w="1224" w:type="dxa"/>
+            <w:tcW w:w="1150" w:type="dxa"/>
             <w:hideMark/>
             <w:vAlign w:val="center"/>
           </w:tcPr>
@@ -2669,6 +2027,7 @@
               <w:spacing w:after="0" w:before="0" w:line="240" w:lineRule="auto"/>
               <w:keepLines/>
               <w:jc w:val="center"/>
+              <w:keepNext/>
             </w:pPr>
             <w:r>
               <w:rPr>
@@ -2677,13 +2036,13 @@
                 <w:sz w:val="20"/>
                 <w:szCs w:val="20"/>
               </w:rPr>
-              <w:t xml:space="preserve">56.6x</w:t>
+              <w:t xml:space="preserve">26.6x</w:t>
             </w:r>
           </w:p>
         </w:tc>
         <w:tc>
           <w:tcPr>
-            <w:tcW w:w="1224" w:type="dxa"/>
+            <w:tcW w:w="2422" w:type="dxa"/>
             <w:hideMark/>
             <w:vAlign w:val="center"/>
           </w:tcPr>
@@ -2698,16 +2057,20 @@
               <w:spacing w:after="0" w:before="0" w:line="240" w:lineRule="auto"/>
               <w:keepLines/>
               <w:jc w:val="center"/>
+              <w:keepNext/>
             </w:pPr>
-            <w:r>
-              <w:rPr>
-                <w:rFonts w:ascii="Arial" w:hAnsi="Arial" w:cs="Arial"/>
-                <w:color w:val="153D63"/>
-                <w:sz w:val="20"/>
-                <w:szCs w:val="20"/>
-              </w:rPr>
-              <w:t xml:space="preserve">41.8x</w:t>
-            </w:r>
+            <w:hyperlink r:id="rId17">
+              <w:r>
+                <w:rPr>
+                  <w:rFonts w:ascii="Arial" w:hAnsi="Arial" w:cs="Arial"/>
+                  <w:color w:val="153D63"/>
+                  <w:sz w:val="20"/>
+                  <w:szCs w:val="20"/>
+                  <w:u w:val="single"/>
+                </w:rPr>
+                <w:t xml:space="preserve">Soochow 30 Aug</w:t>
+              </w:r>
+            </w:hyperlink>
           </w:p>
         </w:tc>
       </w:tr>
@@ -2717,7 +2080,7 @@
         </w:trPr>
         <w:tc>
           <w:tcPr>
-            <w:tcW w:w="4950" w:type="dxa"/>
+            <w:tcW w:w="3800" w:type="dxa"/>
             <w:hideMark/>
             <w:vAlign w:val="center"/>
           </w:tcPr>
@@ -2732,6 +2095,7 @@
               <w:spacing w:after="0" w:before="0" w:line="240" w:lineRule="auto"/>
               <w:keepLines/>
               <w:jc w:val="left"/>
+              <w:keepNext/>
             </w:pPr>
             <w:r>
               <w:rPr>
@@ -2742,15 +2106,13 @@
                 <w:b/>
                 <w:bCs/>
               </w:rPr>
-              <w:t xml:space="preserve">TZTEK — vision inspection equipment; closest delivery model</w:t>
-              <w:br/>
-              <w:t xml:space="preserve">688003</w:t>
+              <w:t xml:space="preserve">OPT A (688686 SH)</w:t>
             </w:r>
           </w:p>
         </w:tc>
         <w:tc>
           <w:tcPr>
-            <w:tcW w:w="1350" w:type="dxa"/>
+            <w:tcW w:w="1450" w:type="dxa"/>
             <w:hideMark/>
             <w:vAlign w:val="center"/>
           </w:tcPr>
@@ -2765,6 +2127,7 @@
               <w:spacing w:after="0" w:before="0" w:line="240" w:lineRule="auto"/>
               <w:keepLines/>
               <w:jc w:val="center"/>
+              <w:keepNext/>
             </w:pPr>
             <w:r>
               <w:rPr>
@@ -2773,13 +2136,13 @@
                 <w:sz w:val="20"/>
                 <w:szCs w:val="20"/>
               </w:rPr>
-              <w:t xml:space="preserve">66.68</w:t>
+              <w:t xml:space="preserve">RMB115.81</w:t>
             </w:r>
           </w:p>
         </w:tc>
         <w:tc>
           <w:tcPr>
-            <w:tcW w:w="1224" w:type="dxa"/>
+            <w:tcW w:w="1150" w:type="dxa"/>
             <w:hideMark/>
             <w:vAlign w:val="center"/>
           </w:tcPr>
@@ -2794,6 +2157,7 @@
               <w:spacing w:after="0" w:before="0" w:line="240" w:lineRule="auto"/>
               <w:keepLines/>
               <w:jc w:val="center"/>
+              <w:keepNext/>
             </w:pPr>
             <w:r>
               <w:rPr>
@@ -2802,13 +2166,13 @@
                 <w:sz w:val="20"/>
                 <w:szCs w:val="20"/>
               </w:rPr>
-              <w:t xml:space="preserve">68.8x</w:t>
+              <w:t xml:space="preserve">56.6x</w:t>
             </w:r>
           </w:p>
         </w:tc>
         <w:tc>
           <w:tcPr>
-            <w:tcW w:w="1224" w:type="dxa"/>
+            <w:tcW w:w="1150" w:type="dxa"/>
             <w:hideMark/>
             <w:vAlign w:val="center"/>
           </w:tcPr>
@@ -2823,6 +2187,7 @@
               <w:spacing w:after="0" w:before="0" w:line="240" w:lineRule="auto"/>
               <w:keepLines/>
               <w:jc w:val="center"/>
+              <w:keepNext/>
             </w:pPr>
             <w:r>
               <w:rPr>
@@ -2831,13 +2196,13 @@
                 <w:sz w:val="20"/>
                 <w:szCs w:val="20"/>
               </w:rPr>
-              <w:t xml:space="preserve">76.0x</w:t>
+              <w:t xml:space="preserve">41.8x</w:t>
             </w:r>
           </w:p>
         </w:tc>
         <w:tc>
           <w:tcPr>
-            <w:tcW w:w="1224" w:type="dxa"/>
+            <w:tcW w:w="2422" w:type="dxa"/>
             <w:hideMark/>
             <w:vAlign w:val="center"/>
           </w:tcPr>
@@ -2852,16 +2217,20 @@
               <w:spacing w:after="0" w:before="0" w:line="240" w:lineRule="auto"/>
               <w:keepLines/>
               <w:jc w:val="center"/>
+              <w:keepNext/>
             </w:pPr>
-            <w:r>
-              <w:rPr>
-                <w:rFonts w:ascii="Arial" w:hAnsi="Arial" w:cs="Arial"/>
-                <w:color w:val="153D63"/>
-                <w:sz w:val="20"/>
-                <w:szCs w:val="20"/>
-              </w:rPr>
-              <w:t xml:space="preserve">48.6x</w:t>
-            </w:r>
+            <w:hyperlink r:id="rId18">
+              <w:r>
+                <w:rPr>
+                  <w:rFonts w:ascii="Arial" w:hAnsi="Arial" w:cs="Arial"/>
+                  <w:color w:val="153D63"/>
+                  <w:sz w:val="20"/>
+                  <w:szCs w:val="20"/>
+                  <w:u w:val="single"/>
+                </w:rPr>
+                <w:t xml:space="preserve">China Post 31 Aug</w:t>
+              </w:r>
+            </w:hyperlink>
           </w:p>
         </w:tc>
       </w:tr>
@@ -2871,7 +2240,7 @@
         </w:trPr>
         <w:tc>
           <w:tcPr>
-            <w:tcW w:w="4950" w:type="dxa"/>
+            <w:tcW w:w="3800" w:type="dxa"/>
             <w:hideMark/>
             <w:vAlign w:val="center"/>
           </w:tcPr>
@@ -2896,15 +2265,13 @@
                 <w:b/>
                 <w:bCs/>
               </w:rPr>
-              <w:t xml:space="preserve">Inovance — motion control and automation; broader scale anchor</w:t>
-              <w:br/>
-              <w:t xml:space="preserve">300124</w:t>
+              <w:t xml:space="preserve">TZTEK A (688003 SH)</w:t>
             </w:r>
           </w:p>
         </w:tc>
         <w:tc>
           <w:tcPr>
-            <w:tcW w:w="1350" w:type="dxa"/>
+            <w:tcW w:w="1450" w:type="dxa"/>
             <w:hideMark/>
             <w:vAlign w:val="center"/>
           </w:tcPr>
@@ -2927,13 +2294,13 @@
                 <w:sz w:val="20"/>
                 <w:szCs w:val="20"/>
               </w:rPr>
-              <w:t xml:space="preserve">50.89</w:t>
+              <w:t xml:space="preserve">RMB66.68</w:t>
             </w:r>
           </w:p>
         </w:tc>
         <w:tc>
           <w:tcPr>
-            <w:tcW w:w="1224" w:type="dxa"/>
+            <w:tcW w:w="1150" w:type="dxa"/>
             <w:hideMark/>
             <w:vAlign w:val="center"/>
           </w:tcPr>
@@ -2956,13 +2323,13 @@
                 <w:sz w:val="20"/>
                 <w:szCs w:val="20"/>
               </w:rPr>
-              <w:t xml:space="preserve">28.2x</w:t>
+              <w:t xml:space="preserve">76.0x</w:t>
             </w:r>
           </w:p>
         </w:tc>
         <w:tc>
           <w:tcPr>
-            <w:tcW w:w="1224" w:type="dxa"/>
+            <w:tcW w:w="1150" w:type="dxa"/>
             <w:hideMark/>
             <w:vAlign w:val="center"/>
           </w:tcPr>
@@ -2985,13 +2352,13 @@
                 <w:sz w:val="20"/>
                 <w:szCs w:val="20"/>
               </w:rPr>
-              <w:t xml:space="preserve">23.7x</w:t>
+              <w:t xml:space="preserve">48.6x</w:t>
             </w:r>
           </w:p>
         </w:tc>
         <w:tc>
           <w:tcPr>
-            <w:tcW w:w="1224" w:type="dxa"/>
+            <w:tcW w:w="2422" w:type="dxa"/>
             <w:hideMark/>
             <w:vAlign w:val="center"/>
           </w:tcPr>
@@ -3007,15 +2374,18 @@
               <w:keepLines/>
               <w:jc w:val="center"/>
             </w:pPr>
-            <w:r>
-              <w:rPr>
-                <w:rFonts w:ascii="Arial" w:hAnsi="Arial" w:cs="Arial"/>
-                <w:color w:val="153D63"/>
-                <w:sz w:val="20"/>
-                <w:szCs w:val="20"/>
-              </w:rPr>
-              <w:t xml:space="preserve">19.5x</w:t>
-            </w:r>
+            <w:hyperlink r:id="rId19">
+              <w:r>
+                <w:rPr>
+                  <w:rFonts w:ascii="Arial" w:hAnsi="Arial" w:cs="Arial"/>
+                  <w:color w:val="153D63"/>
+                  <w:sz w:val="20"/>
+                  <w:szCs w:val="20"/>
+                  <w:u w:val="single"/>
+                </w:rPr>
+                <w:t xml:space="preserve">Huaxin 23 Sep</w:t>
+              </w:r>
+            </w:hyperlink>
           </w:p>
         </w:tc>
       </w:tr>
@@ -3028,7 +2398,7 @@
           <w:sz w:val="20"/>
           <w:szCs w:val="20"/>
         </w:rPr>
-        <w:spacing w:after="85" w:before="100" w:line="240" w:lineRule="auto"/>
+        <w:spacing w:after="45" w:before="65" w:line="240" w:lineRule="auto"/>
         <w:keepLines/>
       </w:pPr>
       <w:r>
@@ -3038,7 +2408,7 @@
           <w:sz w:val="20"/>
           <w:szCs w:val="20"/>
         </w:rPr>
-        <w:t xml:space="preserve">OPT and TZTEK are the closest listed product references; neither has the same complete robot-system mix. TZTEK reported H1 owner profit of RMB98m but only RMB10m excluding non-recurring items, so its reported P/E is not a clean operating benchmark. No public issuer FY2026E/FY2027E forecast verified.</w:t>
+        <w:t xml:space="preserve">Mech-Mind: closest H vision/AI reference, still loss-making; Estun: industrial robots, with valuation gains in profit. OPT/TZTEK: A-share vision/inspection peers.</w:t>
       </w:r>
     </w:p>
     <w:p>
@@ -3072,7 +2442,7 @@
             <w:szCs w:val="20"/>
             <w:u w:val="single"/>
           </w:rPr>
-          <w:t xml:space="preserve">HKEX PHIP</w:t>
+          <w:t xml:space="preserve">PHIP</w:t>
         </w:r>
       </w:hyperlink>
       <w:r>
@@ -3093,42 +2463,7 @@
             <w:szCs w:val="20"/>
             <w:u w:val="single"/>
           </w:rPr>
-          <w:t xml:space="preserve">Xueqiu IPO Zaozhidao 10 Oct</w:t>
-        </w:r>
-      </w:hyperlink>
-    </w:p>
-    <w:p>
-      <w:pPr>
-        <w:rPr>
-          <w:rFonts w:ascii="Arial" w:eastAsiaTheme="minorEastAsia" w:hAnsi="Arial" w:cs="Arial"/>
-          <w:color w:val="153D63"/>
-          <w:sz w:val="20"/>
-          <w:szCs w:val="20"/>
-        </w:rPr>
-        <w:spacing w:after="50" w:before="0" w:line="240" w:lineRule="auto"/>
-        <w:keepLines/>
-      </w:pPr>
-      <w:r>
-        <w:rPr>
-          <w:rFonts w:ascii="Arial" w:hAnsi="Arial" w:cs="Arial"/>
-          <w:color w:val="153D63"/>
-          <w:sz w:val="20"/>
-          <w:szCs w:val="20"/>
-          <w:b/>
-          <w:bCs/>
-        </w:rPr>
-        <w:t xml:space="preserve">Forward estimates: </w:t>
-      </w:r>
-      <w:hyperlink r:id="rId22">
-        <w:r>
-          <w:rPr>
-            <w:rFonts w:ascii="Arial" w:hAnsi="Arial" w:cs="Arial"/>
-            <w:color w:val="153D63"/>
-            <w:sz w:val="20"/>
-            <w:szCs w:val="20"/>
-            <w:u w:val="single"/>
-          </w:rPr>
-          <w:t xml:space="preserve">688686 China Post Securities 31 Aug</w:t>
+          <w:t xml:space="preserve">Xueqiu</w:t>
         </w:r>
       </w:hyperlink>
       <w:r>
@@ -3140,7 +2475,7 @@
         </w:rPr>
         <w:t xml:space="preserve">; </w:t>
       </w:r>
-      <w:hyperlink r:id="rId23">
+      <w:hyperlink r:id="rId22">
         <w:r>
           <w:rPr>
             <w:rFonts w:ascii="Arial" w:hAnsi="Arial" w:cs="Arial"/>
@@ -3149,28 +2484,7 @@
             <w:szCs w:val="20"/>
             <w:u w:val="single"/>
           </w:rPr>
-          <w:t xml:space="preserve">688003 Huaxin 23 Sep</w:t>
-        </w:r>
-      </w:hyperlink>
-      <w:r>
-        <w:rPr>
-          <w:rFonts w:ascii="Arial" w:hAnsi="Arial" w:cs="Arial"/>
-          <w:color w:val="153D63"/>
-          <w:sz w:val="20"/>
-          <w:szCs w:val="20"/>
-        </w:rPr>
-        <w:t xml:space="preserve">; </w:t>
-      </w:r>
-      <w:hyperlink r:id="rId24">
-        <w:r>
-          <w:rPr>
-            <w:rFonts w:ascii="Arial" w:hAnsi="Arial" w:cs="Arial"/>
-            <w:color w:val="153D63"/>
-            <w:sz w:val="20"/>
-            <w:szCs w:val="20"/>
-            <w:u w:val="single"/>
-          </w:rPr>
-          <w:t xml:space="preserve">300124 Soochow 22 Sep</w:t>
+          <w:t xml:space="preserve">Mech-Mind H1</w:t>
         </w:r>
       </w:hyperlink>
     </w:p>
@@ -3182,9 +2496,8 @@
           <w:sz w:val="20"/>
           <w:szCs w:val="20"/>
         </w:rPr>
-        <w:spacing w:after="100" w:before="0" w:line="240" w:lineRule="auto"/>
+        <w:spacing w:after="80" w:before="90" w:line="240" w:lineRule="auto"/>
         <w:keepLines/>
-        <w:pageBreakBefore/>
         <w:keepNext/>
       </w:pPr>
       <w:r>
@@ -3201,14 +2514,20 @@
     </w:p>
     <w:p>
       <w:pPr>
+        <w:pStyle w:val="ListParagraph"/>
+        <w:numPr>
+          <w:ilvl w:val="0"/>
+          <w:numId w:val="10"/>
+        </w:numPr>
         <w:rPr>
-          <w:rFonts w:ascii="Arial" w:eastAsiaTheme="minorEastAsia" w:hAnsi="Arial" w:cs="Arial"/>
+          <w:rFonts w:ascii="Arial" w:eastAsia="Times New Roman" w:hAnsi="Arial" w:cs="Arial"/>
           <w:color w:val="153D63"/>
           <w:sz w:val="20"/>
           <w:szCs w:val="20"/>
         </w:rPr>
-        <w:spacing w:after="120" w:before="0" w:line="240" w:lineRule="auto"/>
+        <w:spacing w:after="65" w:before="0" w:line="240" w:lineRule="auto"/>
         <w:keepLines/>
+        <w:keepNext/>
       </w:pPr>
       <w:r>
         <w:rPr>
@@ -3216,8 +2535,19 @@
           <w:color w:val="153D63"/>
           <w:sz w:val="20"/>
           <w:szCs w:val="20"/>
+          <w:b/>
+          <w:bCs/>
         </w:rPr>
-        <w:t xml:space="preserve">002709 SZ | Integrated battery electrolyte supplier | PHIP 5 October 2026</w:t>
+        <w:t xml:space="preserve">Good - global electrolyte leader, with cycle exposure.</w:t>
+      </w:r>
+      <w:r>
+        <w:rPr>
+          <w:rFonts w:ascii="Arial" w:hAnsi="Arial" w:cs="Arial"/>
+          <w:color w:val="153D63"/>
+          <w:sz w:val="20"/>
+          <w:szCs w:val="20"/>
+        </w:rPr>
+        <w:t xml:space="preserve"> No.1 by FY2025 shipments, with 36% share. Integrated LiPF6/LiFSI production gives a cost advantage. EV/energy-storage demand supports volume; electrolyte and salt prices drive earnings more directly than AI or solid-state themes.</w:t>
       </w:r>
     </w:p>
     <w:p>
@@ -3233,8 +2563,9 @@
           <w:sz w:val="20"/>
           <w:szCs w:val="20"/>
         </w:rPr>
-        <w:spacing w:after="95" w:before="0" w:line="240" w:lineRule="auto"/>
+        <w:spacing w:after="65" w:before="0" w:line="240" w:lineRule="auto"/>
         <w:keepLines/>
+        <w:keepNext/>
       </w:pPr>
       <w:r>
         <w:rPr>
@@ -3245,7 +2576,7 @@
           <w:b/>
           <w:bCs/>
         </w:rPr>
-        <w:t xml:space="preserve">Good — recovery is already in the numbers.</w:t>
+        <w:t xml:space="preserve">Potential - volume and overseas customers can extend recovery.</w:t>
       </w:r>
       <w:r>
         <w:rPr>
@@ -3254,7 +2585,7 @@
           <w:sz w:val="20"/>
           <w:szCs w:val="20"/>
         </w:rPr>
-        <w:t xml:space="preserve"> H1 revenue doubled to RMB14.71bn; owner profit reached RMB2.86bn, up 968%, and gross margin rose to 33.5%. LiPF6, LiFSI and additives made in-house give Tinci a cost advantage as EV and energy-storage electrolyte demand rises.</w:t>
+        <w:t xml:space="preserve"> H1 owner profit reached RMB2.86bn (+968%), with 33.5% gross margin. Yet Q2 margin fell to 29.3% and profit fell 27% QoQ: new competing supply threatens pricing even if shipments grow.</w:t>
       </w:r>
     </w:p>
     <w:p>
@@ -3270,8 +2601,9 @@
           <w:sz w:val="20"/>
           <w:szCs w:val="20"/>
         </w:rPr>
-        <w:spacing w:after="95" w:before="0" w:line="240" w:lineRule="auto"/>
+        <w:spacing w:after="65" w:before="0" w:line="240" w:lineRule="auto"/>
         <w:keepLines/>
+        <w:keepNext/>
       </w:pPr>
       <w:r>
         <w:rPr>
@@ -3282,7 +2614,7 @@
           <w:b/>
           <w:bCs/>
         </w:rPr>
-        <w:t xml:space="preserve">Potential — volume plus better formulations.</w:t>
+        <w:t xml:space="preserve">Bad - profit has outrun cash.</w:t>
       </w:r>
       <w:r>
         <w:rPr>
@@ -3291,7 +2623,7 @@
           <w:sz w:val="20"/>
           <w:szCs w:val="20"/>
         </w:rPr>
-        <w:t xml:space="preserve"> Higher LiFSI content and specialised additives can raise value per tonne and strengthen customer qualification barriers. Overseas capacity can follow battery customers. Solid-state materials are an additional development option; the near-term earnings case remains liquid electrolytes.</w:t>
+        <w:t xml:space="preserve"> H1 operating cash was RMB397m, only 14% of owner profit. Inventory rose 59% but turnover improved to 38.6 days, consistent with greater scale. RMB12.15bn receivables/bills make customer credit the more pressing concern.</w:t>
       </w:r>
     </w:p>
     <w:p>
@@ -3307,8 +2639,9 @@
           <w:sz w:val="20"/>
           <w:szCs w:val="20"/>
         </w:rPr>
-        <w:spacing w:after="95" w:before="0" w:line="240" w:lineRule="auto"/>
+        <w:spacing w:after="65" w:before="0" w:line="240" w:lineRule="auto"/>
         <w:keepLines/>
+        <w:keepNext/>
       </w:pPr>
       <w:r>
         <w:rPr>
@@ -3319,7 +2652,7 @@
           <w:b/>
           <w:bCs/>
         </w:rPr>
-        <w:t xml:space="preserve">Bad — this remains a pricing cycle.</w:t>
+        <w:t xml:space="preserve">Valuation - low P/E relies on recovered margins.</w:t>
       </w:r>
       <w:r>
         <w:rPr>
@@ -3328,103 +2661,7 @@
           <w:sz w:val="20"/>
           <w:szCs w:val="20"/>
         </w:rPr>
-        <w:t xml:space="preserve"> Q2 gross margin fell to 29.3% and owner profit fell about 27% versus Q1. A volume agreement does not necessarily lock selling prices or margins. More rival capacity and dual sourcing could remove the current scarcity premium even while shipments grow.</w:t>
-      </w:r>
-    </w:p>
-    <w:p>
-      <w:pPr>
-        <w:pStyle w:val="ListParagraph"/>
-        <w:numPr>
-          <w:ilvl w:val="0"/>
-          <w:numId w:val="10"/>
-        </w:numPr>
-        <w:rPr>
-          <w:rFonts w:ascii="Arial" w:eastAsia="Times New Roman" w:hAnsi="Arial" w:cs="Arial"/>
-          <w:color w:val="153D63"/>
-          <w:sz w:val="20"/>
-          <w:szCs w:val="20"/>
-        </w:rPr>
-        <w:spacing w:after="95" w:before="0" w:line="240" w:lineRule="auto"/>
-        <w:keepLines/>
-      </w:pPr>
-      <w:r>
-        <w:rPr>
-          <w:rFonts w:ascii="Arial" w:hAnsi="Arial" w:cs="Arial"/>
-          <w:color w:val="153D63"/>
-          <w:sz w:val="20"/>
-          <w:szCs w:val="20"/>
-          <w:b/>
-          <w:bCs/>
-        </w:rPr>
-        <w:t xml:space="preserve">Risk — inventory supports growth, but cash conversion is weak.</w:t>
-      </w:r>
-      <w:r>
-        <w:rPr>
-          <w:rFonts w:ascii="Arial" w:hAnsi="Arial" w:cs="Arial"/>
-          <w:color w:val="153D63"/>
-          <w:sz w:val="20"/>
-          <w:szCs w:val="20"/>
-        </w:rPr>
-        <w:t xml:space="preserve"> Inventory rose 58.8% to RMB2.57bn, while inventory days improved to 38.6: this is not evidence of slower stock turnover. Receivables and bills rose to RMB12.15bn; H1 operating cash was only RMB397m, 14% of owner profit. Customer credit, price reversals and working-capital funding need closer attention than the inventory balance alone.</w:t>
-      </w:r>
-    </w:p>
-    <w:p>
-      <w:pPr>
-        <w:pStyle w:val="ListParagraph"/>
-        <w:numPr>
-          <w:ilvl w:val="0"/>
-          <w:numId w:val="10"/>
-        </w:numPr>
-        <w:rPr>
-          <w:rFonts w:ascii="Arial" w:eastAsia="Times New Roman" w:hAnsi="Arial" w:cs="Arial"/>
-          <w:color w:val="153D63"/>
-          <w:sz w:val="20"/>
-          <w:szCs w:val="20"/>
-        </w:rPr>
-        <w:spacing w:after="95" w:before="0" w:line="240" w:lineRule="auto"/>
-        <w:keepLines/>
-      </w:pPr>
-      <w:r>
-        <w:rPr>
-          <w:rFonts w:ascii="Arial" w:hAnsi="Arial" w:cs="Arial"/>
-          <w:color w:val="153D63"/>
-          <w:sz w:val="20"/>
-          <w:szCs w:val="20"/>
-          <w:b/>
-          <w:bCs/>
-        </w:rPr>
-        <w:t xml:space="preserve">Trade — lowest forward multiple here, conditional on margins holding.</w:t>
-      </w:r>
-      <w:r>
-        <w:rPr>
-          <w:rFonts w:ascii="Arial" w:hAnsi="Arial" w:cs="Arial"/>
-          <w:color w:val="153D63"/>
-          <w:sz w:val="20"/>
-          <w:szCs w:val="20"/>
-        </w:rPr>
-        <w:t xml:space="preserve"> The A line is 10.7x FY2026E and 8.9x FY2027E. The selected forecast requires RMB3.38bn profit in H2, above H1. An H-share discount could improve the entry, but compare after new-share dilution and test earnings against lower electrolyte prices; do not treat 10.7x peak-cycle earnings as automatically cheap.</w:t>
-      </w:r>
-    </w:p>
-    <w:p>
-      <w:pPr>
-        <w:rPr>
-          <w:rFonts w:ascii="Arial" w:eastAsiaTheme="minorEastAsia" w:hAnsi="Arial" w:cs="Arial"/>
-          <w:color w:val="153D63"/>
-          <w:sz w:val="20"/>
-          <w:szCs w:val="20"/>
-        </w:rPr>
-        <w:spacing w:after="75" w:before="80" w:line="240" w:lineRule="auto"/>
-        <w:keepLines/>
-        <w:keepNext/>
-      </w:pPr>
-      <w:r>
-        <w:rPr>
-          <w:rFonts w:ascii="Arial" w:hAnsi="Arial" w:cs="Arial"/>
-          <w:color w:val="153D63"/>
-          <w:sz w:val="20"/>
-          <w:szCs w:val="20"/>
-        </w:rPr>
-        <w:t xml:space="preserve">A-share valuation comparisons</w:t>
+        <w:t xml:space="preserve"> A shares are 10.7x/8.9x FY2026E/FY2027E; Capchem is 20.8x/15.5x. The FY2026 forecast needs RMB3.38bn H2 profit, above H1. Test sustainable profit per tonne and H-issue dilution before buying the discount.</w:t>
       </w:r>
     </w:p>
     <w:tbl>
@@ -3449,11 +2686,11 @@
         </w:tblBorders>
       </w:tblPr>
       <w:tblGrid>
-        <w:gridCol w:w="4950"/>
-        <w:gridCol w:w="1350"/>
-        <w:gridCol w:w="1224"/>
-        <w:gridCol w:w="1224"/>
-        <w:gridCol w:w="1224"/>
+        <w:gridCol w:w="3800"/>
+        <w:gridCol w:w="1450"/>
+        <w:gridCol w:w="1150"/>
+        <w:gridCol w:w="1150"/>
+        <w:gridCol w:w="2422"/>
       </w:tblGrid>
       <w:tr>
         <w:trPr>
@@ -3462,7 +2699,7 @@
         </w:trPr>
         <w:tc>
           <w:tcPr>
-            <w:tcW w:w="4950" w:type="dxa"/>
+            <w:tcW w:w="3800" w:type="dxa"/>
             <w:vAlign w:val="center"/>
             <w:shd w:val="clear" w:color="auto" w:fill="F2F2F2"/>
           </w:tcPr>
@@ -3477,6 +2714,7 @@
               <w:spacing w:after="0" w:before="0" w:line="240" w:lineRule="auto"/>
               <w:keepLines/>
               <w:jc w:val="left"/>
+              <w:keepNext/>
             </w:pPr>
             <w:r>
               <w:rPr>
@@ -3487,13 +2725,13 @@
                 <w:b/>
                 <w:bCs/>
               </w:rPr>
-              <w:t xml:space="preserve">Company and peer relevance</w:t>
+              <w:t xml:space="preserve">Company</w:t>
             </w:r>
           </w:p>
         </w:tc>
         <w:tc>
           <w:tcPr>
-            <w:tcW w:w="1350" w:type="dxa"/>
+            <w:tcW w:w="1450" w:type="dxa"/>
             <w:hideMark/>
             <w:vAlign w:val="center"/>
             <w:shd w:val="clear" w:color="auto" w:fill="F2F2F2"/>
@@ -3509,6 +2747,7 @@
               <w:spacing w:after="0" w:before="0" w:line="240" w:lineRule="auto"/>
               <w:keepLines/>
               <w:jc w:val="center"/>
+              <w:keepNext/>
             </w:pPr>
             <w:r>
               <w:rPr>
@@ -3519,13 +2758,13 @@
                 <w:b/>
                 <w:bCs/>
               </w:rPr>
-              <w:t xml:space="preserve">CNY close</w:t>
+              <w:t xml:space="preserve">13 Oct close</w:t>
             </w:r>
           </w:p>
         </w:tc>
         <w:tc>
           <w:tcPr>
-            <w:tcW w:w="1224" w:type="dxa"/>
+            <w:tcW w:w="1150" w:type="dxa"/>
             <w:hideMark/>
             <w:vAlign w:val="center"/>
             <w:shd w:val="clear" w:color="auto" w:fill="F2F2F2"/>
@@ -3541,38 +2780,7 @@
               <w:spacing w:after="0" w:before="0" w:line="240" w:lineRule="auto"/>
               <w:keepLines/>
               <w:jc w:val="center"/>
-            </w:pPr>
-            <w:r>
-              <w:rPr>
-                <w:rFonts w:ascii="Arial" w:hAnsi="Arial" w:cs="Arial"/>
-                <w:color w:val="153D63"/>
-                <w:sz w:val="20"/>
-                <w:szCs w:val="20"/>
-                <w:b/>
-                <w:bCs/>
-              </w:rPr>
-              <w:t xml:space="preserve">TTM P/E</w:t>
-            </w:r>
-          </w:p>
-        </w:tc>
-        <w:tc>
-          <w:tcPr>
-            <w:tcW w:w="1224" w:type="dxa"/>
-            <w:hideMark/>
-            <w:vAlign w:val="center"/>
-            <w:shd w:val="clear" w:color="auto" w:fill="F2F2F2"/>
-          </w:tcPr>
-          <w:p>
-            <w:pPr>
-              <w:rPr>
-                <w:rFonts w:ascii="Arial" w:eastAsiaTheme="minorEastAsia" w:hAnsi="Arial" w:cs="Arial"/>
-                <w:color w:val="153D63"/>
-                <w:sz w:val="20"/>
-                <w:szCs w:val="20"/>
-              </w:rPr>
-              <w:spacing w:after="0" w:before="0" w:line="240" w:lineRule="auto"/>
-              <w:keepLines/>
-              <w:jc w:val="center"/>
+              <w:keepNext/>
             </w:pPr>
             <w:r>
               <w:rPr>
@@ -3591,7 +2799,7 @@
         </w:tc>
         <w:tc>
           <w:tcPr>
-            <w:tcW w:w="1224" w:type="dxa"/>
+            <w:tcW w:w="1150" w:type="dxa"/>
             <w:hideMark/>
             <w:vAlign w:val="center"/>
             <w:shd w:val="clear" w:color="auto" w:fill="F2F2F2"/>
@@ -3607,6 +2815,7 @@
               <w:spacing w:after="0" w:before="0" w:line="240" w:lineRule="auto"/>
               <w:keepLines/>
               <w:jc w:val="center"/>
+              <w:keepNext/>
             </w:pPr>
             <w:r>
               <w:rPr>
@@ -3620,6 +2829,39 @@
               <w:t xml:space="preserve">FY2027E</w:t>
               <w:br/>
               <w:t xml:space="preserve">P/E</w:t>
+            </w:r>
+          </w:p>
+        </w:tc>
+        <w:tc>
+          <w:tcPr>
+            <w:tcW w:w="2422" w:type="dxa"/>
+            <w:hideMark/>
+            <w:vAlign w:val="center"/>
+            <w:shd w:val="clear" w:color="auto" w:fill="F2F2F2"/>
+          </w:tcPr>
+          <w:p>
+            <w:pPr>
+              <w:rPr>
+                <w:rFonts w:ascii="Arial" w:eastAsiaTheme="minorEastAsia" w:hAnsi="Arial" w:cs="Arial"/>
+                <w:color w:val="153D63"/>
+                <w:sz w:val="20"/>
+                <w:szCs w:val="20"/>
+              </w:rPr>
+              <w:spacing w:after="0" w:before="0" w:line="240" w:lineRule="auto"/>
+              <w:keepLines/>
+              <w:jc w:val="center"/>
+              <w:keepNext/>
+            </w:pPr>
+            <w:r>
+              <w:rPr>
+                <w:rFonts w:ascii="Arial" w:hAnsi="Arial" w:cs="Arial"/>
+                <w:color w:val="153D63"/>
+                <w:sz w:val="20"/>
+                <w:szCs w:val="20"/>
+                <w:b/>
+                <w:bCs/>
+              </w:rPr>
+              <w:t xml:space="preserve">Broker / date</w:t>
             </w:r>
           </w:p>
         </w:tc>
@@ -3630,7 +2872,7 @@
         </w:trPr>
         <w:tc>
           <w:tcPr>
-            <w:tcW w:w="4950" w:type="dxa"/>
+            <w:tcW w:w="3800" w:type="dxa"/>
             <w:hideMark/>
             <w:vAlign w:val="center"/>
           </w:tcPr>
@@ -3645,6 +2887,7 @@
               <w:spacing w:after="0" w:before="0" w:line="240" w:lineRule="auto"/>
               <w:keepLines/>
               <w:jc w:val="left"/>
+              <w:keepNext/>
             </w:pPr>
             <w:r>
               <w:rPr>
@@ -3655,13 +2898,13 @@
                 <w:b/>
                 <w:bCs/>
               </w:rPr>
-              <w:t xml:space="preserve">Tinci H — offer pending</w:t>
+              <w:t xml:space="preserve">Tinci Materials H</w:t>
             </w:r>
           </w:p>
         </w:tc>
         <w:tc>
           <w:tcPr>
-            <w:tcW w:w="1350" w:type="dxa"/>
+            <w:tcW w:w="1450" w:type="dxa"/>
             <w:hideMark/>
             <w:vAlign w:val="center"/>
           </w:tcPr>
@@ -3676,6 +2919,7 @@
               <w:spacing w:after="0" w:before="0" w:line="240" w:lineRule="auto"/>
               <w:keepLines/>
               <w:jc w:val="center"/>
+              <w:keepNext/>
             </w:pPr>
             <w:r>
               <w:rPr>
@@ -3690,7 +2934,7 @@
         </w:tc>
         <w:tc>
           <w:tcPr>
-            <w:tcW w:w="1224" w:type="dxa"/>
+            <w:tcW w:w="1150" w:type="dxa"/>
             <w:hideMark/>
             <w:vAlign w:val="center"/>
           </w:tcPr>
@@ -3705,6 +2949,7 @@
               <w:spacing w:after="0" w:before="0" w:line="240" w:lineRule="auto"/>
               <w:keepLines/>
               <w:jc w:val="center"/>
+              <w:keepNext/>
             </w:pPr>
             <w:r>
               <w:rPr>
@@ -3719,7 +2964,7 @@
         </w:tc>
         <w:tc>
           <w:tcPr>
-            <w:tcW w:w="1224" w:type="dxa"/>
+            <w:tcW w:w="1150" w:type="dxa"/>
             <w:hideMark/>
             <w:vAlign w:val="center"/>
           </w:tcPr>
@@ -3734,6 +2979,7 @@
               <w:spacing w:after="0" w:before="0" w:line="240" w:lineRule="auto"/>
               <w:keepLines/>
               <w:jc w:val="center"/>
+              <w:keepNext/>
             </w:pPr>
             <w:r>
               <w:rPr>
@@ -3748,7 +2994,7 @@
         </w:tc>
         <w:tc>
           <w:tcPr>
-            <w:tcW w:w="1224" w:type="dxa"/>
+            <w:tcW w:w="2422" w:type="dxa"/>
             <w:hideMark/>
             <w:vAlign w:val="center"/>
           </w:tcPr>
@@ -3763,6 +3009,7 @@
               <w:spacing w:after="0" w:before="0" w:line="240" w:lineRule="auto"/>
               <w:keepLines/>
               <w:jc w:val="center"/>
+              <w:keepNext/>
             </w:pPr>
             <w:r>
               <w:rPr>
@@ -3771,7 +3018,7 @@
                 <w:sz w:val="20"/>
                 <w:szCs w:val="20"/>
               </w:rPr>
-              <w:t xml:space="preserve">TBA</w:t>
+              <w:t xml:space="preserve">Offer pending</w:t>
             </w:r>
           </w:p>
         </w:tc>
@@ -3782,21 +3029,9 @@
         </w:trPr>
         <w:tc>
           <w:tcPr>
-            <w:tcW w:w="9972" w:type="dxa"/>
-            <w:tcBorders>
-              <w:top w:val="nil"/>
-              <w:left w:val="single" w:sz="8" w:space="0" w:color="999999"/>
-              <w:bottom w:val="single" w:sz="8" w:space="0" w:color="999999"/>
-              <w:right w:val="single" w:sz="8" w:space="0" w:color="999999"/>
-            </w:tcBorders>
-            <w:tcMar>
-              <w:top w:w="0" w:type="dxa"/>
-              <w:left w:w="108" w:type="dxa"/>
-              <w:bottom w:w="0" w:type="dxa"/>
-              <w:right w:w="108" w:type="dxa"/>
-            </w:tcMar>
+            <w:tcW w:w="3800" w:type="dxa"/>
             <w:hideMark/>
-            <w:gridSpan w:val="5"/>
+            <w:vAlign w:val="center"/>
           </w:tcPr>
           <w:p>
             <w:pPr>
@@ -3808,15 +3043,459 @@
               </w:rPr>
               <w:spacing w:after="0" w:before="0" w:line="240" w:lineRule="auto"/>
               <w:keepLines/>
+              <w:jc w:val="left"/>
+              <w:keepNext/>
             </w:pPr>
             <w:r>
               <w:rPr>
                 <w:rFonts w:ascii="Arial" w:hAnsi="Arial" w:cs="Arial"/>
-                <w:color w:val="153D63"/>
-                <w:sz w:val="20"/>
-                <w:szCs w:val="20"/>
-              </w:rPr>
-              <w:t xml:space="preserve">A-share peers</w:t>
+                <w:color w:val="FF0000"/>
+                <w:sz w:val="20"/>
+                <w:szCs w:val="20"/>
+                <w:b/>
+                <w:bCs/>
+              </w:rPr>
+              <w:t xml:space="preserve">Tinci A (002709 SZ)</w:t>
+            </w:r>
+          </w:p>
+        </w:tc>
+        <w:tc>
+          <w:tcPr>
+            <w:tcW w:w="1450" w:type="dxa"/>
+            <w:hideMark/>
+            <w:vAlign w:val="center"/>
+          </w:tcPr>
+          <w:p>
+            <w:pPr>
+              <w:rPr>
+                <w:rFonts w:ascii="Arial" w:eastAsiaTheme="minorEastAsia" w:hAnsi="Arial" w:cs="Arial"/>
+                <w:color w:val="153D63"/>
+                <w:sz w:val="20"/>
+                <w:szCs w:val="20"/>
+              </w:rPr>
+              <w:spacing w:after="0" w:before="0" w:line="240" w:lineRule="auto"/>
+              <w:keepLines/>
+              <w:jc w:val="center"/>
+              <w:keepNext/>
+            </w:pPr>
+            <w:r>
+              <w:rPr>
+                <w:rFonts w:ascii="Arial" w:hAnsi="Arial" w:cs="Arial"/>
+                <w:color w:val="153D63"/>
+                <w:sz w:val="20"/>
+                <w:szCs w:val="20"/>
+              </w:rPr>
+              <w:t xml:space="preserve">RMB32.80</w:t>
+            </w:r>
+          </w:p>
+        </w:tc>
+        <w:tc>
+          <w:tcPr>
+            <w:tcW w:w="1150" w:type="dxa"/>
+            <w:hideMark/>
+            <w:vAlign w:val="center"/>
+          </w:tcPr>
+          <w:p>
+            <w:pPr>
+              <w:rPr>
+                <w:rFonts w:ascii="Arial" w:eastAsiaTheme="minorEastAsia" w:hAnsi="Arial" w:cs="Arial"/>
+                <w:color w:val="153D63"/>
+                <w:sz w:val="20"/>
+                <w:szCs w:val="20"/>
+              </w:rPr>
+              <w:spacing w:after="0" w:before="0" w:line="240" w:lineRule="auto"/>
+              <w:keepLines/>
+              <w:jc w:val="center"/>
+              <w:keepNext/>
+            </w:pPr>
+            <w:r>
+              <w:rPr>
+                <w:rFonts w:ascii="Arial" w:hAnsi="Arial" w:cs="Arial"/>
+                <w:color w:val="153D63"/>
+                <w:sz w:val="20"/>
+                <w:szCs w:val="20"/>
+              </w:rPr>
+              <w:t xml:space="preserve">10.7x</w:t>
+            </w:r>
+          </w:p>
+        </w:tc>
+        <w:tc>
+          <w:tcPr>
+            <w:tcW w:w="1150" w:type="dxa"/>
+            <w:hideMark/>
+            <w:vAlign w:val="center"/>
+          </w:tcPr>
+          <w:p>
+            <w:pPr>
+              <w:rPr>
+                <w:rFonts w:ascii="Arial" w:eastAsiaTheme="minorEastAsia" w:hAnsi="Arial" w:cs="Arial"/>
+                <w:color w:val="153D63"/>
+                <w:sz w:val="20"/>
+                <w:szCs w:val="20"/>
+              </w:rPr>
+              <w:spacing w:after="0" w:before="0" w:line="240" w:lineRule="auto"/>
+              <w:keepLines/>
+              <w:jc w:val="center"/>
+              <w:keepNext/>
+            </w:pPr>
+            <w:r>
+              <w:rPr>
+                <w:rFonts w:ascii="Arial" w:hAnsi="Arial" w:cs="Arial"/>
+                <w:color w:val="153D63"/>
+                <w:sz w:val="20"/>
+                <w:szCs w:val="20"/>
+              </w:rPr>
+              <w:t xml:space="preserve">8.9x</w:t>
+            </w:r>
+          </w:p>
+        </w:tc>
+        <w:tc>
+          <w:tcPr>
+            <w:tcW w:w="2422" w:type="dxa"/>
+            <w:hideMark/>
+            <w:vAlign w:val="center"/>
+          </w:tcPr>
+          <w:p>
+            <w:pPr>
+              <w:rPr>
+                <w:rFonts w:ascii="Arial" w:eastAsiaTheme="minorEastAsia" w:hAnsi="Arial" w:cs="Arial"/>
+                <w:color w:val="153D63"/>
+                <w:sz w:val="20"/>
+                <w:szCs w:val="20"/>
+              </w:rPr>
+              <w:spacing w:after="0" w:before="0" w:line="240" w:lineRule="auto"/>
+              <w:keepLines/>
+              <w:jc w:val="center"/>
+              <w:keepNext/>
+            </w:pPr>
+            <w:hyperlink r:id="rId23">
+              <w:r>
+                <w:rPr>
+                  <w:rFonts w:ascii="Arial" w:hAnsi="Arial" w:cs="Arial"/>
+                  <w:color w:val="153D63"/>
+                  <w:sz w:val="20"/>
+                  <w:szCs w:val="20"/>
+                  <w:u w:val="single"/>
+                </w:rPr>
+                <w:t xml:space="preserve">Soochow 20 Aug</w:t>
+              </w:r>
+            </w:hyperlink>
+          </w:p>
+        </w:tc>
+      </w:tr>
+      <w:tr>
+        <w:trPr>
+          <w:cantSplit/>
+        </w:trPr>
+        <w:tc>
+          <w:tcPr>
+            <w:tcW w:w="3800" w:type="dxa"/>
+            <w:hideMark/>
+            <w:vAlign w:val="center"/>
+          </w:tcPr>
+          <w:p>
+            <w:pPr>
+              <w:rPr>
+                <w:rFonts w:ascii="Arial" w:eastAsiaTheme="minorEastAsia" w:hAnsi="Arial" w:cs="Arial"/>
+                <w:color w:val="153D63"/>
+                <w:sz w:val="20"/>
+                <w:szCs w:val="20"/>
+              </w:rPr>
+              <w:spacing w:after="0" w:before="0" w:line="240" w:lineRule="auto"/>
+              <w:keepLines/>
+              <w:jc w:val="left"/>
+              <w:keepNext/>
+            </w:pPr>
+            <w:r>
+              <w:rPr>
+                <w:rFonts w:ascii="Arial" w:hAnsi="Arial" w:cs="Arial"/>
+                <w:color w:val="153D63"/>
+                <w:sz w:val="20"/>
+                <w:szCs w:val="20"/>
+                <w:b/>
+                <w:bCs/>
+              </w:rPr>
+              <w:t xml:space="preserve">Capchem A (300037 SZ)</w:t>
+            </w:r>
+          </w:p>
+        </w:tc>
+        <w:tc>
+          <w:tcPr>
+            <w:tcW w:w="1450" w:type="dxa"/>
+            <w:hideMark/>
+            <w:vAlign w:val="center"/>
+          </w:tcPr>
+          <w:p>
+            <w:pPr>
+              <w:rPr>
+                <w:rFonts w:ascii="Arial" w:eastAsiaTheme="minorEastAsia" w:hAnsi="Arial" w:cs="Arial"/>
+                <w:color w:val="153D63"/>
+                <w:sz w:val="20"/>
+                <w:szCs w:val="20"/>
+              </w:rPr>
+              <w:spacing w:after="0" w:before="0" w:line="240" w:lineRule="auto"/>
+              <w:keepLines/>
+              <w:jc w:val="center"/>
+              <w:keepNext/>
+            </w:pPr>
+            <w:r>
+              <w:rPr>
+                <w:rFonts w:ascii="Arial" w:hAnsi="Arial" w:cs="Arial"/>
+                <w:color w:val="153D63"/>
+                <w:sz w:val="20"/>
+                <w:szCs w:val="20"/>
+              </w:rPr>
+              <w:t xml:space="preserve">RMB61.55</w:t>
+            </w:r>
+          </w:p>
+        </w:tc>
+        <w:tc>
+          <w:tcPr>
+            <w:tcW w:w="1150" w:type="dxa"/>
+            <w:hideMark/>
+            <w:vAlign w:val="center"/>
+          </w:tcPr>
+          <w:p>
+            <w:pPr>
+              <w:rPr>
+                <w:rFonts w:ascii="Arial" w:eastAsiaTheme="minorEastAsia" w:hAnsi="Arial" w:cs="Arial"/>
+                <w:color w:val="153D63"/>
+                <w:sz w:val="20"/>
+                <w:szCs w:val="20"/>
+              </w:rPr>
+              <w:spacing w:after="0" w:before="0" w:line="240" w:lineRule="auto"/>
+              <w:keepLines/>
+              <w:jc w:val="center"/>
+              <w:keepNext/>
+            </w:pPr>
+            <w:r>
+              <w:rPr>
+                <w:rFonts w:ascii="Arial" w:hAnsi="Arial" w:cs="Arial"/>
+                <w:color w:val="153D63"/>
+                <w:sz w:val="20"/>
+                <w:szCs w:val="20"/>
+              </w:rPr>
+              <w:t xml:space="preserve">20.8x</w:t>
+            </w:r>
+          </w:p>
+        </w:tc>
+        <w:tc>
+          <w:tcPr>
+            <w:tcW w:w="1150" w:type="dxa"/>
+            <w:hideMark/>
+            <w:vAlign w:val="center"/>
+          </w:tcPr>
+          <w:p>
+            <w:pPr>
+              <w:rPr>
+                <w:rFonts w:ascii="Arial" w:eastAsiaTheme="minorEastAsia" w:hAnsi="Arial" w:cs="Arial"/>
+                <w:color w:val="153D63"/>
+                <w:sz w:val="20"/>
+                <w:szCs w:val="20"/>
+              </w:rPr>
+              <w:spacing w:after="0" w:before="0" w:line="240" w:lineRule="auto"/>
+              <w:keepLines/>
+              <w:jc w:val="center"/>
+              <w:keepNext/>
+            </w:pPr>
+            <w:r>
+              <w:rPr>
+                <w:rFonts w:ascii="Arial" w:hAnsi="Arial" w:cs="Arial"/>
+                <w:color w:val="153D63"/>
+                <w:sz w:val="20"/>
+                <w:szCs w:val="20"/>
+              </w:rPr>
+              <w:t xml:space="preserve">15.5x</w:t>
+            </w:r>
+          </w:p>
+        </w:tc>
+        <w:tc>
+          <w:tcPr>
+            <w:tcW w:w="2422" w:type="dxa"/>
+            <w:hideMark/>
+            <w:vAlign w:val="center"/>
+          </w:tcPr>
+          <w:p>
+            <w:pPr>
+              <w:rPr>
+                <w:rFonts w:ascii="Arial" w:eastAsiaTheme="minorEastAsia" w:hAnsi="Arial" w:cs="Arial"/>
+                <w:color w:val="153D63"/>
+                <w:sz w:val="20"/>
+                <w:szCs w:val="20"/>
+              </w:rPr>
+              <w:spacing w:after="0" w:before="0" w:line="240" w:lineRule="auto"/>
+              <w:keepLines/>
+              <w:jc w:val="center"/>
+              <w:keepNext/>
+            </w:pPr>
+            <w:hyperlink r:id="rId24">
+              <w:r>
+                <w:rPr>
+                  <w:rFonts w:ascii="Arial" w:hAnsi="Arial" w:cs="Arial"/>
+                  <w:color w:val="153D63"/>
+                  <w:sz w:val="20"/>
+                  <w:szCs w:val="20"/>
+                  <w:u w:val="single"/>
+                </w:rPr>
+                <w:t xml:space="preserve">Soochow 13 Oct</w:t>
+              </w:r>
+            </w:hyperlink>
+          </w:p>
+        </w:tc>
+      </w:tr>
+      <w:tr>
+        <w:trPr>
+          <w:cantSplit/>
+        </w:trPr>
+        <w:tc>
+          <w:tcPr>
+            <w:tcW w:w="3800" w:type="dxa"/>
+            <w:hideMark/>
+            <w:vAlign w:val="center"/>
+          </w:tcPr>
+          <w:p>
+            <w:pPr>
+              <w:rPr>
+                <w:rFonts w:ascii="Arial" w:eastAsiaTheme="minorEastAsia" w:hAnsi="Arial" w:cs="Arial"/>
+                <w:color w:val="153D63"/>
+                <w:sz w:val="20"/>
+                <w:szCs w:val="20"/>
+              </w:rPr>
+              <w:spacing w:after="0" w:before="0" w:line="240" w:lineRule="auto"/>
+              <w:keepLines/>
+              <w:jc w:val="left"/>
+              <w:keepNext/>
+            </w:pPr>
+            <w:r>
+              <w:rPr>
+                <w:rFonts w:ascii="Arial" w:hAnsi="Arial" w:cs="Arial"/>
+                <w:color w:val="153D63"/>
+                <w:sz w:val="20"/>
+                <w:szCs w:val="20"/>
+                <w:b/>
+                <w:bCs/>
+              </w:rPr>
+              <w:t xml:space="preserve">Ruitai A (301238 SZ)</w:t>
+            </w:r>
+          </w:p>
+        </w:tc>
+        <w:tc>
+          <w:tcPr>
+            <w:tcW w:w="1450" w:type="dxa"/>
+            <w:hideMark/>
+            <w:vAlign w:val="center"/>
+          </w:tcPr>
+          <w:p>
+            <w:pPr>
+              <w:rPr>
+                <w:rFonts w:ascii="Arial" w:eastAsiaTheme="minorEastAsia" w:hAnsi="Arial" w:cs="Arial"/>
+                <w:color w:val="153D63"/>
+                <w:sz w:val="20"/>
+                <w:szCs w:val="20"/>
+              </w:rPr>
+              <w:spacing w:after="0" w:before="0" w:line="240" w:lineRule="auto"/>
+              <w:keepLines/>
+              <w:jc w:val="center"/>
+              <w:keepNext/>
+            </w:pPr>
+            <w:r>
+              <w:rPr>
+                <w:rFonts w:ascii="Arial" w:hAnsi="Arial" w:cs="Arial"/>
+                <w:color w:val="153D63"/>
+                <w:sz w:val="20"/>
+                <w:szCs w:val="20"/>
+              </w:rPr>
+              <w:t xml:space="preserve">RMB16.16</w:t>
+            </w:r>
+          </w:p>
+        </w:tc>
+        <w:tc>
+          <w:tcPr>
+            <w:tcW w:w="1150" w:type="dxa"/>
+            <w:hideMark/>
+            <w:vAlign w:val="center"/>
+          </w:tcPr>
+          <w:p>
+            <w:pPr>
+              <w:rPr>
+                <w:rFonts w:ascii="Arial" w:eastAsiaTheme="minorEastAsia" w:hAnsi="Arial" w:cs="Arial"/>
+                <w:color w:val="153D63"/>
+                <w:sz w:val="20"/>
+                <w:szCs w:val="20"/>
+              </w:rPr>
+              <w:spacing w:after="0" w:before="0" w:line="240" w:lineRule="auto"/>
+              <w:keepLines/>
+              <w:jc w:val="center"/>
+              <w:keepNext/>
+            </w:pPr>
+            <w:r>
+              <w:rPr>
+                <w:rFonts w:ascii="Arial" w:hAnsi="Arial" w:cs="Arial"/>
+                <w:color w:val="153D63"/>
+                <w:sz w:val="20"/>
+                <w:szCs w:val="20"/>
+              </w:rPr>
+              <w:t xml:space="preserve">n/c</w:t>
+            </w:r>
+          </w:p>
+        </w:tc>
+        <w:tc>
+          <w:tcPr>
+            <w:tcW w:w="1150" w:type="dxa"/>
+            <w:hideMark/>
+            <w:vAlign w:val="center"/>
+          </w:tcPr>
+          <w:p>
+            <w:pPr>
+              <w:rPr>
+                <w:rFonts w:ascii="Arial" w:eastAsiaTheme="minorEastAsia" w:hAnsi="Arial" w:cs="Arial"/>
+                <w:color w:val="153D63"/>
+                <w:sz w:val="20"/>
+                <w:szCs w:val="20"/>
+              </w:rPr>
+              <w:spacing w:after="0" w:before="0" w:line="240" w:lineRule="auto"/>
+              <w:keepLines/>
+              <w:jc w:val="center"/>
+              <w:keepNext/>
+            </w:pPr>
+            <w:r>
+              <w:rPr>
+                <w:rFonts w:ascii="Arial" w:hAnsi="Arial" w:cs="Arial"/>
+                <w:color w:val="153D63"/>
+                <w:sz w:val="20"/>
+                <w:szCs w:val="20"/>
+              </w:rPr>
+              <w:t xml:space="preserve">n/c</w:t>
+            </w:r>
+          </w:p>
+        </w:tc>
+        <w:tc>
+          <w:tcPr>
+            <w:tcW w:w="2422" w:type="dxa"/>
+            <w:hideMark/>
+            <w:vAlign w:val="center"/>
+          </w:tcPr>
+          <w:p>
+            <w:pPr>
+              <w:rPr>
+                <w:rFonts w:ascii="Arial" w:eastAsiaTheme="minorEastAsia" w:hAnsi="Arial" w:cs="Arial"/>
+                <w:color w:val="153D63"/>
+                <w:sz w:val="20"/>
+                <w:szCs w:val="20"/>
+              </w:rPr>
+              <w:spacing w:after="0" w:before="0" w:line="240" w:lineRule="auto"/>
+              <w:keepLines/>
+              <w:jc w:val="center"/>
+              <w:keepNext/>
+            </w:pPr>
+            <w:r>
+              <w:rPr>
+                <w:rFonts w:ascii="Arial" w:hAnsi="Arial" w:cs="Arial"/>
+                <w:color w:val="153D63"/>
+                <w:sz w:val="20"/>
+                <w:szCs w:val="20"/>
+              </w:rPr>
+              <w:t xml:space="preserve">Estimate n/c</w:t>
             </w:r>
           </w:p>
         </w:tc>
@@ -3827,7 +3506,7 @@
         </w:trPr>
         <w:tc>
           <w:tcPr>
-            <w:tcW w:w="4950" w:type="dxa"/>
+            <w:tcW w:w="3800" w:type="dxa"/>
             <w:hideMark/>
             <w:vAlign w:val="center"/>
           </w:tcPr>
@@ -3846,21 +3525,19 @@
             <w:r>
               <w:rPr>
                 <w:rFonts w:ascii="Arial" w:hAnsi="Arial" w:cs="Arial"/>
-                <w:color w:val="FF0000"/>
+                <w:color w:val="153D63"/>
                 <w:sz w:val="20"/>
                 <w:szCs w:val="20"/>
                 <w:b/>
                 <w:bCs/>
               </w:rPr>
-              <w:t xml:space="preserve">Tinci A — issuer reference</w:t>
-              <w:br/>
-              <w:t xml:space="preserve">002709</w:t>
+              <w:t xml:space="preserve">Do-Fluoride A (002407 SZ)</w:t>
             </w:r>
           </w:p>
         </w:tc>
         <w:tc>
           <w:tcPr>
-            <w:tcW w:w="1350" w:type="dxa"/>
+            <w:tcW w:w="1450" w:type="dxa"/>
             <w:hideMark/>
             <w:vAlign w:val="center"/>
           </w:tcPr>
@@ -3883,350 +3560,13 @@
                 <w:sz w:val="20"/>
                 <w:szCs w:val="20"/>
               </w:rPr>
-              <w:t xml:space="preserve">32.80</w:t>
+              <w:t xml:space="preserve">RMB27.92</w:t>
             </w:r>
           </w:p>
         </w:tc>
         <w:tc>
           <w:tcPr>
-            <w:tcW w:w="1224" w:type="dxa"/>
-            <w:hideMark/>
-            <w:vAlign w:val="center"/>
-          </w:tcPr>
-          <w:p>
-            <w:pPr>
-              <w:rPr>
-                <w:rFonts w:ascii="Arial" w:eastAsiaTheme="minorEastAsia" w:hAnsi="Arial" w:cs="Arial"/>
-                <w:color w:val="153D63"/>
-                <w:sz w:val="20"/>
-                <w:szCs w:val="20"/>
-              </w:rPr>
-              <w:spacing w:after="0" w:before="0" w:line="240" w:lineRule="auto"/>
-              <w:keepLines/>
-              <w:jc w:val="center"/>
-            </w:pPr>
-            <w:r>
-              <w:rPr>
-                <w:rFonts w:ascii="Arial" w:hAnsi="Arial" w:cs="Arial"/>
-                <w:color w:val="153D63"/>
-                <w:sz w:val="20"/>
-                <w:szCs w:val="20"/>
-              </w:rPr>
-              <w:t xml:space="preserve">16.9x</w:t>
-            </w:r>
-          </w:p>
-        </w:tc>
-        <w:tc>
-          <w:tcPr>
-            <w:tcW w:w="1224" w:type="dxa"/>
-            <w:hideMark/>
-            <w:vAlign w:val="center"/>
-          </w:tcPr>
-          <w:p>
-            <w:pPr>
-              <w:rPr>
-                <w:rFonts w:ascii="Arial" w:eastAsiaTheme="minorEastAsia" w:hAnsi="Arial" w:cs="Arial"/>
-                <w:color w:val="153D63"/>
-                <w:sz w:val="20"/>
-                <w:szCs w:val="20"/>
-              </w:rPr>
-              <w:spacing w:after="0" w:before="0" w:line="240" w:lineRule="auto"/>
-              <w:keepLines/>
-              <w:jc w:val="center"/>
-            </w:pPr>
-            <w:r>
-              <w:rPr>
-                <w:rFonts w:ascii="Arial" w:hAnsi="Arial" w:cs="Arial"/>
-                <w:color w:val="153D63"/>
-                <w:sz w:val="20"/>
-                <w:szCs w:val="20"/>
-              </w:rPr>
-              <w:t xml:space="preserve">10.7x</w:t>
-            </w:r>
-          </w:p>
-        </w:tc>
-        <w:tc>
-          <w:tcPr>
-            <w:tcW w:w="1224" w:type="dxa"/>
-            <w:hideMark/>
-            <w:vAlign w:val="center"/>
-          </w:tcPr>
-          <w:p>
-            <w:pPr>
-              <w:rPr>
-                <w:rFonts w:ascii="Arial" w:eastAsiaTheme="minorEastAsia" w:hAnsi="Arial" w:cs="Arial"/>
-                <w:color w:val="153D63"/>
-                <w:sz w:val="20"/>
-                <w:szCs w:val="20"/>
-              </w:rPr>
-              <w:spacing w:after="0" w:before="0" w:line="240" w:lineRule="auto"/>
-              <w:keepLines/>
-              <w:jc w:val="center"/>
-            </w:pPr>
-            <w:r>
-              <w:rPr>
-                <w:rFonts w:ascii="Arial" w:hAnsi="Arial" w:cs="Arial"/>
-                <w:color w:val="153D63"/>
-                <w:sz w:val="20"/>
-                <w:szCs w:val="20"/>
-              </w:rPr>
-              <w:t xml:space="preserve">8.9x</w:t>
-            </w:r>
-          </w:p>
-        </w:tc>
-      </w:tr>
-      <w:tr>
-        <w:trPr>
-          <w:cantSplit/>
-        </w:trPr>
-        <w:tc>
-          <w:tcPr>
-            <w:tcW w:w="4950" w:type="dxa"/>
-            <w:hideMark/>
-            <w:vAlign w:val="center"/>
-          </w:tcPr>
-          <w:p>
-            <w:pPr>
-              <w:rPr>
-                <w:rFonts w:ascii="Arial" w:eastAsiaTheme="minorEastAsia" w:hAnsi="Arial" w:cs="Arial"/>
-                <w:color w:val="153D63"/>
-                <w:sz w:val="20"/>
-                <w:szCs w:val="20"/>
-              </w:rPr>
-              <w:spacing w:after="0" w:before="0" w:line="240" w:lineRule="auto"/>
-              <w:keepLines/>
-              <w:jc w:val="left"/>
-            </w:pPr>
-            <w:r>
-              <w:rPr>
-                <w:rFonts w:ascii="Arial" w:hAnsi="Arial" w:cs="Arial"/>
-                <w:color w:val="153D63"/>
-                <w:sz w:val="20"/>
-                <w:szCs w:val="20"/>
-                <w:b/>
-                <w:bCs/>
-              </w:rPr>
-              <w:t xml:space="preserve">Capchem — direct electrolyte peer; more specialty chemicals</w:t>
-              <w:br/>
-              <w:t xml:space="preserve">300037</w:t>
-            </w:r>
-          </w:p>
-        </w:tc>
-        <w:tc>
-          <w:tcPr>
-            <w:tcW w:w="1350" w:type="dxa"/>
-            <w:hideMark/>
-            <w:vAlign w:val="center"/>
-          </w:tcPr>
-          <w:p>
-            <w:pPr>
-              <w:rPr>
-                <w:rFonts w:ascii="Arial" w:eastAsiaTheme="minorEastAsia" w:hAnsi="Arial" w:cs="Arial"/>
-                <w:color w:val="153D63"/>
-                <w:sz w:val="20"/>
-                <w:szCs w:val="20"/>
-              </w:rPr>
-              <w:spacing w:after="0" w:before="0" w:line="240" w:lineRule="auto"/>
-              <w:keepLines/>
-              <w:jc w:val="center"/>
-            </w:pPr>
-            <w:r>
-              <w:rPr>
-                <w:rFonts w:ascii="Arial" w:hAnsi="Arial" w:cs="Arial"/>
-                <w:color w:val="153D63"/>
-                <w:sz w:val="20"/>
-                <w:szCs w:val="20"/>
-              </w:rPr>
-              <w:t xml:space="preserve">61.55</w:t>
-            </w:r>
-          </w:p>
-        </w:tc>
-        <w:tc>
-          <w:tcPr>
-            <w:tcW w:w="1224" w:type="dxa"/>
-            <w:hideMark/>
-            <w:vAlign w:val="center"/>
-          </w:tcPr>
-          <w:p>
-            <w:pPr>
-              <w:rPr>
-                <w:rFonts w:ascii="Arial" w:eastAsiaTheme="minorEastAsia" w:hAnsi="Arial" w:cs="Arial"/>
-                <w:color w:val="153D63"/>
-                <w:sz w:val="20"/>
-                <w:szCs w:val="20"/>
-              </w:rPr>
-              <w:spacing w:after="0" w:before="0" w:line="240" w:lineRule="auto"/>
-              <w:keepLines/>
-              <w:jc w:val="center"/>
-            </w:pPr>
-            <w:r>
-              <w:rPr>
-                <w:rFonts w:ascii="Arial" w:hAnsi="Arial" w:cs="Arial"/>
-                <w:color w:val="153D63"/>
-                <w:sz w:val="20"/>
-                <w:szCs w:val="20"/>
-              </w:rPr>
-              <w:t xml:space="preserve">29.1x</w:t>
-            </w:r>
-          </w:p>
-        </w:tc>
-        <w:tc>
-          <w:tcPr>
-            <w:tcW w:w="1224" w:type="dxa"/>
-            <w:hideMark/>
-            <w:vAlign w:val="center"/>
-          </w:tcPr>
-          <w:p>
-            <w:pPr>
-              <w:rPr>
-                <w:rFonts w:ascii="Arial" w:eastAsiaTheme="minorEastAsia" w:hAnsi="Arial" w:cs="Arial"/>
-                <w:color w:val="153D63"/>
-                <w:sz w:val="20"/>
-                <w:szCs w:val="20"/>
-              </w:rPr>
-              <w:spacing w:after="0" w:before="0" w:line="240" w:lineRule="auto"/>
-              <w:keepLines/>
-              <w:jc w:val="center"/>
-            </w:pPr>
-            <w:r>
-              <w:rPr>
-                <w:rFonts w:ascii="Arial" w:hAnsi="Arial" w:cs="Arial"/>
-                <w:color w:val="153D63"/>
-                <w:sz w:val="20"/>
-                <w:szCs w:val="20"/>
-              </w:rPr>
-              <w:t xml:space="preserve">20.8x</w:t>
-            </w:r>
-          </w:p>
-        </w:tc>
-        <w:tc>
-          <w:tcPr>
-            <w:tcW w:w="1224" w:type="dxa"/>
-            <w:hideMark/>
-            <w:vAlign w:val="center"/>
-          </w:tcPr>
-          <w:p>
-            <w:pPr>
-              <w:rPr>
-                <w:rFonts w:ascii="Arial" w:eastAsiaTheme="minorEastAsia" w:hAnsi="Arial" w:cs="Arial"/>
-                <w:color w:val="153D63"/>
-                <w:sz w:val="20"/>
-                <w:szCs w:val="20"/>
-              </w:rPr>
-              <w:spacing w:after="0" w:before="0" w:line="240" w:lineRule="auto"/>
-              <w:keepLines/>
-              <w:jc w:val="center"/>
-            </w:pPr>
-            <w:r>
-              <w:rPr>
-                <w:rFonts w:ascii="Arial" w:hAnsi="Arial" w:cs="Arial"/>
-                <w:color w:val="153D63"/>
-                <w:sz w:val="20"/>
-                <w:szCs w:val="20"/>
-              </w:rPr>
-              <w:t xml:space="preserve">15.5x</w:t>
-            </w:r>
-          </w:p>
-        </w:tc>
-      </w:tr>
-      <w:tr>
-        <w:trPr>
-          <w:cantSplit/>
-        </w:trPr>
-        <w:tc>
-          <w:tcPr>
-            <w:tcW w:w="4950" w:type="dxa"/>
-            <w:hideMark/>
-            <w:vAlign w:val="center"/>
-          </w:tcPr>
-          <w:p>
-            <w:pPr>
-              <w:rPr>
-                <w:rFonts w:ascii="Arial" w:eastAsiaTheme="minorEastAsia" w:hAnsi="Arial" w:cs="Arial"/>
-                <w:color w:val="153D63"/>
-                <w:sz w:val="20"/>
-                <w:szCs w:val="20"/>
-              </w:rPr>
-              <w:spacing w:after="0" w:before="0" w:line="240" w:lineRule="auto"/>
-              <w:keepLines/>
-              <w:jc w:val="left"/>
-            </w:pPr>
-            <w:r>
-              <w:rPr>
-                <w:rFonts w:ascii="Arial" w:hAnsi="Arial" w:cs="Arial"/>
-                <w:color w:val="153D63"/>
-                <w:sz w:val="20"/>
-                <w:szCs w:val="20"/>
-                <w:b/>
-                <w:bCs/>
-              </w:rPr>
-              <w:t xml:space="preserve">Ruitai New Materials — direct electrolyte and additive peer</w:t>
-              <w:br/>
-              <w:t xml:space="preserve">301238</w:t>
-            </w:r>
-          </w:p>
-        </w:tc>
-        <w:tc>
-          <w:tcPr>
-            <w:tcW w:w="1350" w:type="dxa"/>
-            <w:hideMark/>
-            <w:vAlign w:val="center"/>
-          </w:tcPr>
-          <w:p>
-            <w:pPr>
-              <w:rPr>
-                <w:rFonts w:ascii="Arial" w:eastAsiaTheme="minorEastAsia" w:hAnsi="Arial" w:cs="Arial"/>
-                <w:color w:val="153D63"/>
-                <w:sz w:val="20"/>
-                <w:szCs w:val="20"/>
-              </w:rPr>
-              <w:spacing w:after="0" w:before="0" w:line="240" w:lineRule="auto"/>
-              <w:keepLines/>
-              <w:jc w:val="center"/>
-            </w:pPr>
-            <w:r>
-              <w:rPr>
-                <w:rFonts w:ascii="Arial" w:hAnsi="Arial" w:cs="Arial"/>
-                <w:color w:val="153D63"/>
-                <w:sz w:val="20"/>
-                <w:szCs w:val="20"/>
-              </w:rPr>
-              <w:t xml:space="preserve">16.16</w:t>
-            </w:r>
-          </w:p>
-        </w:tc>
-        <w:tc>
-          <w:tcPr>
-            <w:tcW w:w="1224" w:type="dxa"/>
-            <w:hideMark/>
-            <w:vAlign w:val="center"/>
-          </w:tcPr>
-          <w:p>
-            <w:pPr>
-              <w:rPr>
-                <w:rFonts w:ascii="Arial" w:eastAsiaTheme="minorEastAsia" w:hAnsi="Arial" w:cs="Arial"/>
-                <w:color w:val="153D63"/>
-                <w:sz w:val="20"/>
-                <w:szCs w:val="20"/>
-              </w:rPr>
-              <w:spacing w:after="0" w:before="0" w:line="240" w:lineRule="auto"/>
-              <w:keepLines/>
-              <w:jc w:val="center"/>
-            </w:pPr>
-            <w:r>
-              <w:rPr>
-                <w:rFonts w:ascii="Arial" w:hAnsi="Arial" w:cs="Arial"/>
-                <w:color w:val="153D63"/>
-                <w:sz w:val="20"/>
-                <w:szCs w:val="20"/>
-              </w:rPr>
-              <w:t xml:space="preserve">36.9x</w:t>
-            </w:r>
-          </w:p>
-        </w:tc>
-        <w:tc>
-          <w:tcPr>
-            <w:tcW w:w="1224" w:type="dxa"/>
+            <w:tcW w:w="1150" w:type="dxa"/>
             <w:hideMark/>
             <w:vAlign w:val="center"/>
           </w:tcPr>
@@ -4255,132 +3595,7 @@
         </w:tc>
         <w:tc>
           <w:tcPr>
-            <w:tcW w:w="1224" w:type="dxa"/>
-            <w:hideMark/>
-            <w:vAlign w:val="center"/>
-          </w:tcPr>
-          <w:p>
-            <w:pPr>
-              <w:rPr>
-                <w:rFonts w:ascii="Arial" w:eastAsiaTheme="minorEastAsia" w:hAnsi="Arial" w:cs="Arial"/>
-                <w:color w:val="153D63"/>
-                <w:sz w:val="20"/>
-                <w:szCs w:val="20"/>
-              </w:rPr>
-              <w:spacing w:after="0" w:before="0" w:line="240" w:lineRule="auto"/>
-              <w:keepLines/>
-              <w:jc w:val="center"/>
-            </w:pPr>
-            <w:r>
-              <w:rPr>
-                <w:rFonts w:ascii="Arial" w:hAnsi="Arial" w:cs="Arial"/>
-                <w:color w:val="153D63"/>
-                <w:sz w:val="20"/>
-                <w:szCs w:val="20"/>
-              </w:rPr>
-              <w:t xml:space="preserve">n/c</w:t>
-            </w:r>
-          </w:p>
-        </w:tc>
-      </w:tr>
-      <w:tr>
-        <w:trPr>
-          <w:cantSplit/>
-        </w:trPr>
-        <w:tc>
-          <w:tcPr>
-            <w:tcW w:w="4950" w:type="dxa"/>
-            <w:hideMark/>
-            <w:vAlign w:val="center"/>
-          </w:tcPr>
-          <w:p>
-            <w:pPr>
-              <w:rPr>
-                <w:rFonts w:ascii="Arial" w:eastAsiaTheme="minorEastAsia" w:hAnsi="Arial" w:cs="Arial"/>
-                <w:color w:val="153D63"/>
-                <w:sz w:val="20"/>
-                <w:szCs w:val="20"/>
-              </w:rPr>
-              <w:spacing w:after="0" w:before="0" w:line="240" w:lineRule="auto"/>
-              <w:keepLines/>
-              <w:jc w:val="left"/>
-            </w:pPr>
-            <w:r>
-              <w:rPr>
-                <w:rFonts w:ascii="Arial" w:hAnsi="Arial" w:cs="Arial"/>
-                <w:color w:val="153D63"/>
-                <w:sz w:val="20"/>
-                <w:szCs w:val="20"/>
-                <w:b/>
-                <w:bCs/>
-              </w:rPr>
-              <w:t xml:space="preserve">Do-Fluoride — upstream LiPF6 exposure; broader product mix</w:t>
-              <w:br/>
-              <w:t xml:space="preserve">002407</w:t>
-            </w:r>
-          </w:p>
-        </w:tc>
-        <w:tc>
-          <w:tcPr>
-            <w:tcW w:w="1350" w:type="dxa"/>
-            <w:hideMark/>
-            <w:vAlign w:val="center"/>
-          </w:tcPr>
-          <w:p>
-            <w:pPr>
-              <w:rPr>
-                <w:rFonts w:ascii="Arial" w:eastAsiaTheme="minorEastAsia" w:hAnsi="Arial" w:cs="Arial"/>
-                <w:color w:val="153D63"/>
-                <w:sz w:val="20"/>
-                <w:szCs w:val="20"/>
-              </w:rPr>
-              <w:spacing w:after="0" w:before="0" w:line="240" w:lineRule="auto"/>
-              <w:keepLines/>
-              <w:jc w:val="center"/>
-            </w:pPr>
-            <w:r>
-              <w:rPr>
-                <w:rFonts w:ascii="Arial" w:hAnsi="Arial" w:cs="Arial"/>
-                <w:color w:val="153D63"/>
-                <w:sz w:val="20"/>
-                <w:szCs w:val="20"/>
-              </w:rPr>
-              <w:t xml:space="preserve">27.92</w:t>
-            </w:r>
-          </w:p>
-        </w:tc>
-        <w:tc>
-          <w:tcPr>
-            <w:tcW w:w="1224" w:type="dxa"/>
-            <w:hideMark/>
-            <w:vAlign w:val="center"/>
-          </w:tcPr>
-          <w:p>
-            <w:pPr>
-              <w:rPr>
-                <w:rFonts w:ascii="Arial" w:eastAsiaTheme="minorEastAsia" w:hAnsi="Arial" w:cs="Arial"/>
-                <w:color w:val="153D63"/>
-                <w:sz w:val="20"/>
-                <w:szCs w:val="20"/>
-              </w:rPr>
-              <w:spacing w:after="0" w:before="0" w:line="240" w:lineRule="auto"/>
-              <w:keepLines/>
-              <w:jc w:val="center"/>
-            </w:pPr>
-            <w:r>
-              <w:rPr>
-                <w:rFonts w:ascii="Arial" w:hAnsi="Arial" w:cs="Arial"/>
-                <w:color w:val="153D63"/>
-                <w:sz w:val="20"/>
-                <w:szCs w:val="20"/>
-              </w:rPr>
-              <w:t xml:space="preserve">49.4x</w:t>
-            </w:r>
-          </w:p>
-        </w:tc>
-        <w:tc>
-          <w:tcPr>
-            <w:tcW w:w="1224" w:type="dxa"/>
+            <w:tcW w:w="1150" w:type="dxa"/>
             <w:hideMark/>
             <w:vAlign w:val="center"/>
           </w:tcPr>
@@ -4409,7 +3624,7 @@
         </w:tc>
         <w:tc>
           <w:tcPr>
-            <w:tcW w:w="1224" w:type="dxa"/>
+            <w:tcW w:w="2422" w:type="dxa"/>
             <w:hideMark/>
             <w:vAlign w:val="center"/>
           </w:tcPr>
@@ -4432,7 +3647,7 @@
                 <w:sz w:val="20"/>
                 <w:szCs w:val="20"/>
               </w:rPr>
-              <w:t xml:space="preserve">n/c</w:t>
+              <w:t xml:space="preserve">Estimate n/c</w:t>
             </w:r>
           </w:p>
         </w:tc>
@@ -4446,7 +3661,7 @@
           <w:sz w:val="20"/>
           <w:szCs w:val="20"/>
         </w:rPr>
-        <w:spacing w:after="85" w:before="100" w:line="240" w:lineRule="auto"/>
+        <w:spacing w:after="45" w:before="65" w:line="240" w:lineRule="auto"/>
         <w:keepLines/>
       </w:pPr>
       <w:r>
@@ -4456,7 +3671,7 @@
           <w:sz w:val="20"/>
           <w:szCs w:val="20"/>
         </w:rPr>
-        <w:t xml:space="preserve">Capchem and Ruitai are direct electrolyte comparables. Do-Fluoride is an upstream cycle reference, not a like-for-like business. Verified current full-year forecasts were unavailable for Ruitai and Do-Fluoride, so their forward P/E is left n/c.</w:t>
+        <w:t xml:space="preserve">Capchem/Ruitai: direct electrolyte peers; Do-Fluoride: upstream LiPF6 cycle. No clean H-listed electrolyte comparable.</w:t>
       </w:r>
     </w:p>
     <w:p>
@@ -4490,7 +3705,7 @@
             <w:szCs w:val="20"/>
             <w:u w:val="single"/>
           </w:rPr>
-          <w:t xml:space="preserve">HKEX PHIP</w:t>
+          <w:t xml:space="preserve">PHIP</w:t>
         </w:r>
       </w:hyperlink>
       <w:r>
@@ -4511,7 +3726,7 @@
             <w:szCs w:val="20"/>
             <w:u w:val="single"/>
           </w:rPr>
-          <w:t xml:space="preserve">PRC H1 report</w:t>
+          <w:t xml:space="preserve">H1 accounts</w:t>
         </w:r>
       </w:hyperlink>
       <w:r>
@@ -4532,63 +3747,7 @@
             <w:szCs w:val="20"/>
             <w:u w:val="single"/>
           </w:rPr>
-          <w:t xml:space="preserve">Xueqiu electrolyte debate 18 Aug</w:t>
-        </w:r>
-      </w:hyperlink>
-    </w:p>
-    <w:p>
-      <w:pPr>
-        <w:rPr>
-          <w:rFonts w:ascii="Arial" w:eastAsiaTheme="minorEastAsia" w:hAnsi="Arial" w:cs="Arial"/>
-          <w:color w:val="153D63"/>
-          <w:sz w:val="20"/>
-          <w:szCs w:val="20"/>
-        </w:rPr>
-        <w:spacing w:after="50" w:before="0" w:line="240" w:lineRule="auto"/>
-        <w:keepLines/>
-      </w:pPr>
-      <w:r>
-        <w:rPr>
-          <w:rFonts w:ascii="Arial" w:hAnsi="Arial" w:cs="Arial"/>
-          <w:color w:val="153D63"/>
-          <w:sz w:val="20"/>
-          <w:szCs w:val="20"/>
-          <w:b/>
-          <w:bCs/>
-        </w:rPr>
-        <w:t xml:space="preserve">Forward estimates: </w:t>
-      </w:r>
-      <w:hyperlink r:id="rId28">
-        <w:r>
-          <w:rPr>
-            <w:rFonts w:ascii="Arial" w:hAnsi="Arial" w:cs="Arial"/>
-            <w:color w:val="153D63"/>
-            <w:sz w:val="20"/>
-            <w:szCs w:val="20"/>
-            <w:u w:val="single"/>
-          </w:rPr>
-          <w:t xml:space="preserve">002709 Soochow 20 Aug</w:t>
-        </w:r>
-      </w:hyperlink>
-      <w:r>
-        <w:rPr>
-          <w:rFonts w:ascii="Arial" w:hAnsi="Arial" w:cs="Arial"/>
-          <w:color w:val="153D63"/>
-          <w:sz w:val="20"/>
-          <w:szCs w:val="20"/>
-        </w:rPr>
-        <w:t xml:space="preserve">; </w:t>
-      </w:r>
-      <w:hyperlink r:id="rId29">
-        <w:r>
-          <w:rPr>
-            <w:rFonts w:ascii="Arial" w:hAnsi="Arial" w:cs="Arial"/>
-            <w:color w:val="153D63"/>
-            <w:sz w:val="20"/>
-            <w:szCs w:val="20"/>
-            <w:u w:val="single"/>
-          </w:rPr>
-          <w:t xml:space="preserve">300037 Soochow 13 Oct</w:t>
+          <w:t xml:space="preserve">Xueqiu</w:t>
         </w:r>
       </w:hyperlink>
     </w:p>
@@ -4600,9 +3759,8 @@
           <w:sz w:val="20"/>
           <w:szCs w:val="20"/>
         </w:rPr>
-        <w:spacing w:after="100" w:before="0" w:line="240" w:lineRule="auto"/>
+        <w:spacing w:after="80" w:before="90" w:line="240" w:lineRule="auto"/>
         <w:keepLines/>
-        <w:pageBreakBefore/>
         <w:keepNext/>
       </w:pPr>
       <w:r>
@@ -4614,28 +3772,7 @@
           <w:sz w:val="20"/>
           <w:szCs w:val="20"/>
         </w:rPr>
-        <w:t>Capchem</w:t>
-      </w:r>
-    </w:p>
-    <w:p>
-      <w:pPr>
-        <w:rPr>
-          <w:rFonts w:ascii="Arial" w:eastAsiaTheme="minorEastAsia" w:hAnsi="Arial" w:cs="Arial"/>
-          <w:color w:val="153D63"/>
-          <w:sz w:val="20"/>
-          <w:szCs w:val="20"/>
-        </w:rPr>
-        <w:spacing w:after="120" w:before="0" w:line="240" w:lineRule="auto"/>
-        <w:keepLines/>
-      </w:pPr>
-      <w:r>
-        <w:rPr>
-          <w:rFonts w:ascii="Arial" w:hAnsi="Arial" w:cs="Arial"/>
-          <w:color w:val="153D63"/>
-          <w:sz w:val="20"/>
-          <w:szCs w:val="20"/>
-        </w:rPr>
-        <w:t xml:space="preserve">300037 SZ | Electrolytes and specialty chemicals | Application Proof 28 August 2026</w:t>
+        <w:t>Dongshan Precision</w:t>
       </w:r>
     </w:p>
     <w:p>
@@ -4651,8 +3788,9 @@
           <w:sz w:val="20"/>
           <w:szCs w:val="20"/>
         </w:rPr>
-        <w:spacing w:after="95" w:before="0" w:line="240" w:lineRule="auto"/>
+        <w:spacing w:after="65" w:before="0" w:line="240" w:lineRule="auto"/>
         <w:keepLines/>
+        <w:keepNext/>
       </w:pPr>
       <w:r>
         <w:rPr>
@@ -4663,7 +3801,7 @@
           <w:b/>
           <w:bCs/>
         </w:rPr>
-        <w:t xml:space="preserve">Good — recovery has better cash backing than Tinci.</w:t>
+        <w:t xml:space="preserve">Good - the clearest AI hardware exposure here.</w:t>
       </w:r>
       <w:r>
         <w:rPr>
@@ -4672,7 +3810,7 @@
           <w:sz w:val="20"/>
           <w:szCs w:val="20"/>
         </w:rPr>
-        <w:t xml:space="preserve"> H1 revenue rose 75.7% to RMB7.46bn and owner profit doubled to RMB984m. Operating cash of RMB1.13bn exceeded owner profit. Electronic chemicals grew 41% to about RMB956m with a 51.7% gross margin, giving Capchem an earnings stream beyond commodity electrolytes.</w:t>
+        <w:t xml:space="preserve"> Global No.3 PCB supplier (4.2% FY2025 share) and No.2 FPC (24.5%); Source Photonics is No.7 in optics (2.9%). Established PCB scale, with room for AI optical share gains.</w:t>
       </w:r>
     </w:p>
     <w:p>
@@ -4688,8 +3826,9 @@
           <w:sz w:val="20"/>
           <w:szCs w:val="20"/>
         </w:rPr>
-        <w:spacing w:after="95" w:before="0" w:line="240" w:lineRule="auto"/>
+        <w:spacing w:after="65" w:before="0" w:line="240" w:lineRule="auto"/>
         <w:keepLines/>
+        <w:keepNext/>
       </w:pPr>
       <w:r>
         <w:rPr>
@@ -4700,7 +3839,7 @@
           <w:b/>
           <w:bCs/>
         </w:rPr>
-        <w:t xml:space="preserve">Potential — two distinct links to AI investment.</w:t>
+        <w:t xml:space="preserve">Potential - 800G/1.6T modules and AI PCBs can improve earnings mix.</w:t>
       </w:r>
       <w:r>
         <w:rPr>
@@ -4709,7 +3848,7 @@
           <w:sz w:val="20"/>
           <w:szCs w:val="20"/>
         </w:rPr>
-        <w:t xml:space="preserve"> Capacitor and semiconductor chemicals benefit from data-centre and chip-industry demand; their segment was about 13% of H1 revenue. Separately, organic fluorochemicals include immersion-cooling fluids for data centres. Customer qualification can protect margins, but cooling-fluid revenue is not separately quantified: an AI premium cannot be applied to the whole group.</w:t>
+        <w:t xml:space="preserve"> Optics reached 19.2% of H1 revenue; owner profit rose 290% to RMB2.96bn. FY2025 had only Q4 Source Photonics consolidation, so the growth headline includes acquisition effects.</w:t>
       </w:r>
     </w:p>
     <w:p>
@@ -4725,8 +3864,9 @@
           <w:sz w:val="20"/>
           <w:szCs w:val="20"/>
         </w:rPr>
-        <w:spacing w:after="95" w:before="0" w:line="240" w:lineRule="auto"/>
+        <w:spacing w:after="65" w:before="0" w:line="240" w:lineRule="auto"/>
         <w:keepLines/>
+        <w:keepNext/>
       </w:pPr>
       <w:r>
         <w:rPr>
@@ -4737,7 +3877,7 @@
           <w:b/>
           <w:bCs/>
         </w:rPr>
-        <w:t xml:space="preserve">Bad — profit growth does not mean every margin recovered.</w:t>
+        <w:t xml:space="preserve">Bad - consumer exposure and expansion cash needs remain.</w:t>
       </w:r>
       <w:r>
         <w:rPr>
@@ -4746,7 +3886,7 @@
           <w:sz w:val="20"/>
           <w:szCs w:val="20"/>
         </w:rPr>
-        <w:t xml:space="preserve"> H1 group gross margin was 23.91%, down 1.14 percentage points, as lower-margin battery chemicals drove the sales mix. Organic-fluorine chemicals saw softer sales and lower margins. LiPF6 joint-venture investment income also contributes to earnings, so watch operating margins and equity-accounted profits separately.</w:t>
+        <w:t xml:space="preserve"> FPC was 36.5% of H1 sales. Operating cash of RMB2.38bn covered less than half of RMB5.48bn investing outflow. AI capex, module yields and export access determine whether the expansion pays.</w:t>
       </w:r>
     </w:p>
     <w:p>
@@ -4762,8 +3902,9 @@
           <w:sz w:val="20"/>
           <w:szCs w:val="20"/>
         </w:rPr>
-        <w:spacing w:after="95" w:before="0" w:line="240" w:lineRule="auto"/>
+        <w:spacing w:after="65" w:before="0" w:line="240" w:lineRule="auto"/>
         <w:keepLines/>
+        <w:keepNext/>
       </w:pPr>
       <w:r>
         <w:rPr>
@@ -4774,7 +3915,7 @@
           <w:b/>
           <w:bCs/>
         </w:rPr>
-        <w:t xml:space="preserve">Risk — the next quarterly step-up is still required.</w:t>
+        <w:t xml:space="preserve">Valuation - the AI ramp is already expected.</w:t>
       </w:r>
       <w:r>
         <w:rPr>
@@ -4783,66 +3924,7 @@
           <w:sz w:val="20"/>
           <w:szCs w:val="20"/>
         </w:rPr>
-        <w:t xml:space="preserve"> The latest nine-month profit guide is RMB1.53–1.58bn. Soochow’s 13 October full-year estimate of RMB2.23bn requires roughly RMB0.65–0.70bn in Q4, above the implied Q3 range of RMB0.55–0.60bn. New capacity utilisation and specialty-chemical delivery have to support that increase.</w:t>
-      </w:r>
-    </w:p>
-    <w:p>
-      <w:pPr>
-        <w:pStyle w:val="ListParagraph"/>
-        <w:numPr>
-          <w:ilvl w:val="0"/>
-          <w:numId w:val="10"/>
-        </w:numPr>
-        <w:rPr>
-          <w:rFonts w:ascii="Arial" w:eastAsia="Times New Roman" w:hAnsi="Arial" w:cs="Arial"/>
-          <w:color w:val="153D63"/>
-          <w:sz w:val="20"/>
-          <w:szCs w:val="20"/>
-        </w:rPr>
-        <w:spacing w:after="95" w:before="0" w:line="240" w:lineRule="auto"/>
-        <w:keepLines/>
-      </w:pPr>
-      <w:r>
-        <w:rPr>
-          <w:rFonts w:ascii="Arial" w:hAnsi="Arial" w:cs="Arial"/>
-          <w:color w:val="153D63"/>
-          <w:sz w:val="20"/>
-          <w:szCs w:val="20"/>
-          <w:b/>
-          <w:bCs/>
-        </w:rPr>
-        <w:t xml:space="preserve">Trade — better cash and mix deserve a premium, but quantify it.</w:t>
-      </w:r>
-      <w:r>
-        <w:rPr>
-          <w:rFonts w:ascii="Arial" w:hAnsi="Arial" w:cs="Arial"/>
-          <w:color w:val="153D63"/>
-          <w:sz w:val="20"/>
-          <w:szCs w:val="20"/>
-        </w:rPr>
-        <w:t xml:space="preserve"> The A line trades at 20.8x FY2026E and 15.5x FY2027E, almost twice Tinci’s FY2026 multiple. An H offer must leave room for execution and dilution. Pay the premium for sustained specialty growth and cash conversion; an AI label alone cannot explain it.</w:t>
-      </w:r>
-    </w:p>
-    <w:p>
-      <w:pPr>
-        <w:rPr>
-          <w:rFonts w:ascii="Arial" w:eastAsiaTheme="minorEastAsia" w:hAnsi="Arial" w:cs="Arial"/>
-          <w:color w:val="153D63"/>
-          <w:sz w:val="20"/>
-          <w:szCs w:val="20"/>
-        </w:rPr>
-        <w:spacing w:after="75" w:before="80" w:line="240" w:lineRule="auto"/>
-        <w:keepLines/>
-        <w:keepNext/>
-      </w:pPr>
-      <w:r>
-        <w:rPr>
-          <w:rFonts w:ascii="Arial" w:hAnsi="Arial" w:cs="Arial"/>
-          <w:color w:val="153D63"/>
-          <w:sz w:val="20"/>
-          <w:szCs w:val="20"/>
-        </w:rPr>
-        <w:t xml:space="preserve">A-share valuation comparisons</w:t>
+        <w:t xml:space="preserve"> A shares are 35.4x/16.8x FY2026E/FY2027E; InnoLight 25.9x/13.9x; Kinwong H 30.0x/17.8x. Dongshan's FY2027 multiple assumes 110% profit growth. Compare the H offer with Kinwong H's lower FY2026 multiple, as well as the A-share discount.</w:t>
       </w:r>
     </w:p>
     <w:tbl>
@@ -4867,11 +3949,11 @@
         </w:tblBorders>
       </w:tblPr>
       <w:tblGrid>
-        <w:gridCol w:w="4950"/>
-        <w:gridCol w:w="1350"/>
-        <w:gridCol w:w="1224"/>
-        <w:gridCol w:w="1224"/>
-        <w:gridCol w:w="1224"/>
+        <w:gridCol w:w="3800"/>
+        <w:gridCol w:w="1450"/>
+        <w:gridCol w:w="1150"/>
+        <w:gridCol w:w="1150"/>
+        <w:gridCol w:w="2422"/>
       </w:tblGrid>
       <w:tr>
         <w:trPr>
@@ -4880,7 +3962,7 @@
         </w:trPr>
         <w:tc>
           <w:tcPr>
-            <w:tcW w:w="4950" w:type="dxa"/>
+            <w:tcW w:w="3800" w:type="dxa"/>
             <w:vAlign w:val="center"/>
             <w:shd w:val="clear" w:color="auto" w:fill="F2F2F2"/>
           </w:tcPr>
@@ -4895,6 +3977,7 @@
               <w:spacing w:after="0" w:before="0" w:line="240" w:lineRule="auto"/>
               <w:keepLines/>
               <w:jc w:val="left"/>
+              <w:keepNext/>
             </w:pPr>
             <w:r>
               <w:rPr>
@@ -4905,13 +3988,13 @@
                 <w:b/>
                 <w:bCs/>
               </w:rPr>
-              <w:t xml:space="preserve">Company and peer relevance</w:t>
+              <w:t xml:space="preserve">Company</w:t>
             </w:r>
           </w:p>
         </w:tc>
         <w:tc>
           <w:tcPr>
-            <w:tcW w:w="1350" w:type="dxa"/>
+            <w:tcW w:w="1450" w:type="dxa"/>
             <w:hideMark/>
             <w:vAlign w:val="center"/>
             <w:shd w:val="clear" w:color="auto" w:fill="F2F2F2"/>
@@ -4927,6 +4010,7 @@
               <w:spacing w:after="0" w:before="0" w:line="240" w:lineRule="auto"/>
               <w:keepLines/>
               <w:jc w:val="center"/>
+              <w:keepNext/>
             </w:pPr>
             <w:r>
               <w:rPr>
@@ -4937,13 +4021,13 @@
                 <w:b/>
                 <w:bCs/>
               </w:rPr>
-              <w:t xml:space="preserve">CNY close</w:t>
+              <w:t xml:space="preserve">13 Oct close</w:t>
             </w:r>
           </w:p>
         </w:tc>
         <w:tc>
           <w:tcPr>
-            <w:tcW w:w="1224" w:type="dxa"/>
+            <w:tcW w:w="1150" w:type="dxa"/>
             <w:hideMark/>
             <w:vAlign w:val="center"/>
             <w:shd w:val="clear" w:color="auto" w:fill="F2F2F2"/>
@@ -4959,38 +4043,7 @@
               <w:spacing w:after="0" w:before="0" w:line="240" w:lineRule="auto"/>
               <w:keepLines/>
               <w:jc w:val="center"/>
-            </w:pPr>
-            <w:r>
-              <w:rPr>
-                <w:rFonts w:ascii="Arial" w:hAnsi="Arial" w:cs="Arial"/>
-                <w:color w:val="153D63"/>
-                <w:sz w:val="20"/>
-                <w:szCs w:val="20"/>
-                <w:b/>
-                <w:bCs/>
-              </w:rPr>
-              <w:t xml:space="preserve">TTM P/E</w:t>
-            </w:r>
-          </w:p>
-        </w:tc>
-        <w:tc>
-          <w:tcPr>
-            <w:tcW w:w="1224" w:type="dxa"/>
-            <w:hideMark/>
-            <w:vAlign w:val="center"/>
-            <w:shd w:val="clear" w:color="auto" w:fill="F2F2F2"/>
-          </w:tcPr>
-          <w:p>
-            <w:pPr>
-              <w:rPr>
-                <w:rFonts w:ascii="Arial" w:eastAsiaTheme="minorEastAsia" w:hAnsi="Arial" w:cs="Arial"/>
-                <w:color w:val="153D63"/>
-                <w:sz w:val="20"/>
-                <w:szCs w:val="20"/>
-              </w:rPr>
-              <w:spacing w:after="0" w:before="0" w:line="240" w:lineRule="auto"/>
-              <w:keepLines/>
-              <w:jc w:val="center"/>
+              <w:keepNext/>
             </w:pPr>
             <w:r>
               <w:rPr>
@@ -5009,7 +4062,7 @@
         </w:tc>
         <w:tc>
           <w:tcPr>
-            <w:tcW w:w="1224" w:type="dxa"/>
+            <w:tcW w:w="1150" w:type="dxa"/>
             <w:hideMark/>
             <w:vAlign w:val="center"/>
             <w:shd w:val="clear" w:color="auto" w:fill="F2F2F2"/>
@@ -5025,6 +4078,7 @@
               <w:spacing w:after="0" w:before="0" w:line="240" w:lineRule="auto"/>
               <w:keepLines/>
               <w:jc w:val="center"/>
+              <w:keepNext/>
             </w:pPr>
             <w:r>
               <w:rPr>
@@ -5038,6 +4092,39 @@
               <w:t xml:space="preserve">FY2027E</w:t>
               <w:br/>
               <w:t xml:space="preserve">P/E</w:t>
+            </w:r>
+          </w:p>
+        </w:tc>
+        <w:tc>
+          <w:tcPr>
+            <w:tcW w:w="2422" w:type="dxa"/>
+            <w:hideMark/>
+            <w:vAlign w:val="center"/>
+            <w:shd w:val="clear" w:color="auto" w:fill="F2F2F2"/>
+          </w:tcPr>
+          <w:p>
+            <w:pPr>
+              <w:rPr>
+                <w:rFonts w:ascii="Arial" w:eastAsiaTheme="minorEastAsia" w:hAnsi="Arial" w:cs="Arial"/>
+                <w:color w:val="153D63"/>
+                <w:sz w:val="20"/>
+                <w:szCs w:val="20"/>
+              </w:rPr>
+              <w:spacing w:after="0" w:before="0" w:line="240" w:lineRule="auto"/>
+              <w:keepLines/>
+              <w:jc w:val="center"/>
+              <w:keepNext/>
+            </w:pPr>
+            <w:r>
+              <w:rPr>
+                <w:rFonts w:ascii="Arial" w:hAnsi="Arial" w:cs="Arial"/>
+                <w:color w:val="153D63"/>
+                <w:sz w:val="20"/>
+                <w:szCs w:val="20"/>
+                <w:b/>
+                <w:bCs/>
+              </w:rPr>
+              <w:t xml:space="preserve">Broker / date</w:t>
             </w:r>
           </w:p>
         </w:tc>
@@ -5048,7 +4135,7 @@
         </w:trPr>
         <w:tc>
           <w:tcPr>
-            <w:tcW w:w="4950" w:type="dxa"/>
+            <w:tcW w:w="3800" w:type="dxa"/>
             <w:hideMark/>
             <w:vAlign w:val="center"/>
           </w:tcPr>
@@ -5063,6 +4150,7 @@
               <w:spacing w:after="0" w:before="0" w:line="240" w:lineRule="auto"/>
               <w:keepLines/>
               <w:jc w:val="left"/>
+              <w:keepNext/>
             </w:pPr>
             <w:r>
               <w:rPr>
@@ -5073,13 +4161,13 @@
                 <w:b/>
                 <w:bCs/>
               </w:rPr>
-              <w:t xml:space="preserve">Capchem H — offer pending</w:t>
+              <w:t xml:space="preserve">Dongshan Precision H</w:t>
             </w:r>
           </w:p>
         </w:tc>
         <w:tc>
           <w:tcPr>
-            <w:tcW w:w="1350" w:type="dxa"/>
+            <w:tcW w:w="1450" w:type="dxa"/>
             <w:hideMark/>
             <w:vAlign w:val="center"/>
           </w:tcPr>
@@ -5094,6 +4182,7 @@
               <w:spacing w:after="0" w:before="0" w:line="240" w:lineRule="auto"/>
               <w:keepLines/>
               <w:jc w:val="center"/>
+              <w:keepNext/>
             </w:pPr>
             <w:r>
               <w:rPr>
@@ -5108,7 +4197,7 @@
         </w:tc>
         <w:tc>
           <w:tcPr>
-            <w:tcW w:w="1224" w:type="dxa"/>
+            <w:tcW w:w="1150" w:type="dxa"/>
             <w:hideMark/>
             <w:vAlign w:val="center"/>
           </w:tcPr>
@@ -5123,6 +4212,7 @@
               <w:spacing w:after="0" w:before="0" w:line="240" w:lineRule="auto"/>
               <w:keepLines/>
               <w:jc w:val="center"/>
+              <w:keepNext/>
             </w:pPr>
             <w:r>
               <w:rPr>
@@ -5137,7 +4227,7 @@
         </w:tc>
         <w:tc>
           <w:tcPr>
-            <w:tcW w:w="1224" w:type="dxa"/>
+            <w:tcW w:w="1150" w:type="dxa"/>
             <w:hideMark/>
             <w:vAlign w:val="center"/>
           </w:tcPr>
@@ -5152,6 +4242,7 @@
               <w:spacing w:after="0" w:before="0" w:line="240" w:lineRule="auto"/>
               <w:keepLines/>
               <w:jc w:val="center"/>
+              <w:keepNext/>
             </w:pPr>
             <w:r>
               <w:rPr>
@@ -5166,7 +4257,7 @@
         </w:tc>
         <w:tc>
           <w:tcPr>
-            <w:tcW w:w="1224" w:type="dxa"/>
+            <w:tcW w:w="2422" w:type="dxa"/>
             <w:hideMark/>
             <w:vAlign w:val="center"/>
           </w:tcPr>
@@ -5181,6 +4272,7 @@
               <w:spacing w:after="0" w:before="0" w:line="240" w:lineRule="auto"/>
               <w:keepLines/>
               <w:jc w:val="center"/>
+              <w:keepNext/>
             </w:pPr>
             <w:r>
               <w:rPr>
@@ -5189,7 +4281,7 @@
                 <w:sz w:val="20"/>
                 <w:szCs w:val="20"/>
               </w:rPr>
-              <w:t xml:space="preserve">TBA</w:t>
+              <w:t xml:space="preserve">Offer pending</w:t>
             </w:r>
           </w:p>
         </w:tc>
@@ -5200,21 +4292,9 @@
         </w:trPr>
         <w:tc>
           <w:tcPr>
-            <w:tcW w:w="9972" w:type="dxa"/>
-            <w:tcBorders>
-              <w:top w:val="nil"/>
-              <w:left w:val="single" w:sz="8" w:space="0" w:color="999999"/>
-              <w:bottom w:val="single" w:sz="8" w:space="0" w:color="999999"/>
-              <w:right w:val="single" w:sz="8" w:space="0" w:color="999999"/>
-            </w:tcBorders>
-            <w:tcMar>
-              <w:top w:w="0" w:type="dxa"/>
-              <w:left w:w="108" w:type="dxa"/>
-              <w:bottom w:w="0" w:type="dxa"/>
-              <w:right w:w="108" w:type="dxa"/>
-            </w:tcMar>
+            <w:tcW w:w="3800" w:type="dxa"/>
             <w:hideMark/>
-            <w:gridSpan w:val="5"/>
+            <w:vAlign w:val="center"/>
           </w:tcPr>
           <w:p>
             <w:pPr>
@@ -5226,6 +4306,8 @@
               </w:rPr>
               <w:spacing w:after="0" w:before="0" w:line="240" w:lineRule="auto"/>
               <w:keepLines/>
+              <w:jc w:val="left"/>
+              <w:keepNext/>
             </w:pPr>
             <w:r>
               <w:rPr>
@@ -5233,9 +4315,134 @@
                 <w:color w:val="153D63"/>
                 <w:sz w:val="20"/>
                 <w:szCs w:val="20"/>
-              </w:rPr>
-              <w:t xml:space="preserve">A-share peers</w:t>
+                <w:b/>
+                <w:bCs/>
+              </w:rPr>
+              <w:t xml:space="preserve">Kinwong H (03228 HK)</w:t>
             </w:r>
+          </w:p>
+        </w:tc>
+        <w:tc>
+          <w:tcPr>
+            <w:tcW w:w="1450" w:type="dxa"/>
+            <w:hideMark/>
+            <w:vAlign w:val="center"/>
+          </w:tcPr>
+          <w:p>
+            <w:pPr>
+              <w:rPr>
+                <w:rFonts w:ascii="Arial" w:eastAsiaTheme="minorEastAsia" w:hAnsi="Arial" w:cs="Arial"/>
+                <w:color w:val="153D63"/>
+                <w:sz w:val="20"/>
+                <w:szCs w:val="20"/>
+              </w:rPr>
+              <w:spacing w:after="0" w:before="0" w:line="240" w:lineRule="auto"/>
+              <w:keepLines/>
+              <w:jc w:val="center"/>
+              <w:keepNext/>
+            </w:pPr>
+            <w:r>
+              <w:rPr>
+                <w:rFonts w:ascii="Arial" w:hAnsi="Arial" w:cs="Arial"/>
+                <w:color w:val="153D63"/>
+                <w:sz w:val="20"/>
+                <w:szCs w:val="20"/>
+              </w:rPr>
+              <w:t xml:space="preserve">HK$71.750</w:t>
+            </w:r>
+          </w:p>
+        </w:tc>
+        <w:tc>
+          <w:tcPr>
+            <w:tcW w:w="1150" w:type="dxa"/>
+            <w:hideMark/>
+            <w:vAlign w:val="center"/>
+          </w:tcPr>
+          <w:p>
+            <w:pPr>
+              <w:rPr>
+                <w:rFonts w:ascii="Arial" w:eastAsiaTheme="minorEastAsia" w:hAnsi="Arial" w:cs="Arial"/>
+                <w:color w:val="153D63"/>
+                <w:sz w:val="20"/>
+                <w:szCs w:val="20"/>
+              </w:rPr>
+              <w:spacing w:after="0" w:before="0" w:line="240" w:lineRule="auto"/>
+              <w:keepLines/>
+              <w:jc w:val="center"/>
+              <w:keepNext/>
+            </w:pPr>
+            <w:r>
+              <w:rPr>
+                <w:rFonts w:ascii="Arial" w:hAnsi="Arial" w:cs="Arial"/>
+                <w:color w:val="153D63"/>
+                <w:sz w:val="20"/>
+                <w:szCs w:val="20"/>
+              </w:rPr>
+              <w:t xml:space="preserve">30.0x</w:t>
+            </w:r>
+          </w:p>
+        </w:tc>
+        <w:tc>
+          <w:tcPr>
+            <w:tcW w:w="1150" w:type="dxa"/>
+            <w:hideMark/>
+            <w:vAlign w:val="center"/>
+          </w:tcPr>
+          <w:p>
+            <w:pPr>
+              <w:rPr>
+                <w:rFonts w:ascii="Arial" w:eastAsiaTheme="minorEastAsia" w:hAnsi="Arial" w:cs="Arial"/>
+                <w:color w:val="153D63"/>
+                <w:sz w:val="20"/>
+                <w:szCs w:val="20"/>
+              </w:rPr>
+              <w:spacing w:after="0" w:before="0" w:line="240" w:lineRule="auto"/>
+              <w:keepLines/>
+              <w:jc w:val="center"/>
+              <w:keepNext/>
+            </w:pPr>
+            <w:r>
+              <w:rPr>
+                <w:rFonts w:ascii="Arial" w:hAnsi="Arial" w:cs="Arial"/>
+                <w:color w:val="153D63"/>
+                <w:sz w:val="20"/>
+                <w:szCs w:val="20"/>
+              </w:rPr>
+              <w:t xml:space="preserve">17.8x</w:t>
+            </w:r>
+          </w:p>
+        </w:tc>
+        <w:tc>
+          <w:tcPr>
+            <w:tcW w:w="2422" w:type="dxa"/>
+            <w:hideMark/>
+            <w:vAlign w:val="center"/>
+          </w:tcPr>
+          <w:p>
+            <w:pPr>
+              <w:rPr>
+                <w:rFonts w:ascii="Arial" w:eastAsiaTheme="minorEastAsia" w:hAnsi="Arial" w:cs="Arial"/>
+                <w:color w:val="153D63"/>
+                <w:sz w:val="20"/>
+                <w:szCs w:val="20"/>
+              </w:rPr>
+              <w:spacing w:after="0" w:before="0" w:line="240" w:lineRule="auto"/>
+              <w:keepLines/>
+              <w:jc w:val="center"/>
+              <w:keepNext/>
+            </w:pPr>
+            <w:hyperlink r:id="rId28">
+              <w:r>
+                <w:rPr>
+                  <w:rFonts w:ascii="Arial" w:hAnsi="Arial" w:cs="Arial"/>
+                  <w:color w:val="153D63"/>
+                  <w:sz w:val="20"/>
+                  <w:szCs w:val="20"/>
+                  <w:u w:val="single"/>
+                </w:rPr>
+                <w:t xml:space="preserve">Guosen 18 Sep</w:t>
+              </w:r>
+            </w:hyperlink>
           </w:p>
         </w:tc>
       </w:tr>
@@ -5245,7 +4452,7 @@
         </w:trPr>
         <w:tc>
           <w:tcPr>
-            <w:tcW w:w="4950" w:type="dxa"/>
+            <w:tcW w:w="3800" w:type="dxa"/>
             <w:hideMark/>
             <w:vAlign w:val="center"/>
           </w:tcPr>
@@ -5260,25 +4467,24 @@
               <w:spacing w:after="0" w:before="0" w:line="240" w:lineRule="auto"/>
               <w:keepLines/>
               <w:jc w:val="left"/>
+              <w:keepNext/>
             </w:pPr>
             <w:r>
               <w:rPr>
                 <w:rFonts w:ascii="Arial" w:hAnsi="Arial" w:cs="Arial"/>
-                <w:color w:val="FF0000"/>
+                <w:color w:val="153D63"/>
                 <w:sz w:val="20"/>
                 <w:szCs w:val="20"/>
                 <w:b/>
                 <w:bCs/>
               </w:rPr>
-              <w:t xml:space="preserve">Capchem A — issuer reference</w:t>
-              <w:br/>
-              <w:t xml:space="preserve">300037</w:t>
+              <w:t xml:space="preserve">Kinwong A (603228 SH)</w:t>
             </w:r>
           </w:p>
         </w:tc>
         <w:tc>
           <w:tcPr>
-            <w:tcW w:w="1350" w:type="dxa"/>
+            <w:tcW w:w="1450" w:type="dxa"/>
             <w:hideMark/>
             <w:vAlign w:val="center"/>
           </w:tcPr>
@@ -5293,6 +4499,7 @@
               <w:spacing w:after="0" w:before="0" w:line="240" w:lineRule="auto"/>
               <w:keepLines/>
               <w:jc w:val="center"/>
+              <w:keepNext/>
             </w:pPr>
             <w:r>
               <w:rPr>
@@ -5301,13 +4508,13 @@
                 <w:sz w:val="20"/>
                 <w:szCs w:val="20"/>
               </w:rPr>
-              <w:t xml:space="preserve">61.55</w:t>
+              <w:t xml:space="preserve">RMB98.51</w:t>
             </w:r>
           </w:p>
         </w:tc>
         <w:tc>
           <w:tcPr>
-            <w:tcW w:w="1224" w:type="dxa"/>
+            <w:tcW w:w="1150" w:type="dxa"/>
             <w:hideMark/>
             <w:vAlign w:val="center"/>
           </w:tcPr>
@@ -5322,6 +4529,7 @@
               <w:spacing w:after="0" w:before="0" w:line="240" w:lineRule="auto"/>
               <w:keepLines/>
               <w:jc w:val="center"/>
+              <w:keepNext/>
             </w:pPr>
             <w:r>
               <w:rPr>
@@ -5330,13 +4538,13 @@
                 <w:sz w:val="20"/>
                 <w:szCs w:val="20"/>
               </w:rPr>
-              <w:t xml:space="preserve">29.1x</w:t>
+              <w:t xml:space="preserve">48.0x</w:t>
             </w:r>
           </w:p>
         </w:tc>
         <w:tc>
           <w:tcPr>
-            <w:tcW w:w="1224" w:type="dxa"/>
+            <w:tcW w:w="1150" w:type="dxa"/>
             <w:hideMark/>
             <w:vAlign w:val="center"/>
           </w:tcPr>
@@ -5351,6 +4559,7 @@
               <w:spacing w:after="0" w:before="0" w:line="240" w:lineRule="auto"/>
               <w:keepLines/>
               <w:jc w:val="center"/>
+              <w:keepNext/>
             </w:pPr>
             <w:r>
               <w:rPr>
@@ -5359,13 +4568,13 @@
                 <w:sz w:val="20"/>
                 <w:szCs w:val="20"/>
               </w:rPr>
-              <w:t xml:space="preserve">20.8x</w:t>
+              <w:t xml:space="preserve">28.6x</w:t>
             </w:r>
           </w:p>
         </w:tc>
         <w:tc>
           <w:tcPr>
-            <w:tcW w:w="1224" w:type="dxa"/>
+            <w:tcW w:w="2422" w:type="dxa"/>
             <w:hideMark/>
             <w:vAlign w:val="center"/>
           </w:tcPr>
@@ -5380,16 +4589,20 @@
               <w:spacing w:after="0" w:before="0" w:line="240" w:lineRule="auto"/>
               <w:keepLines/>
               <w:jc w:val="center"/>
+              <w:keepNext/>
             </w:pPr>
-            <w:r>
-              <w:rPr>
-                <w:rFonts w:ascii="Arial" w:hAnsi="Arial" w:cs="Arial"/>
-                <w:color w:val="153D63"/>
-                <w:sz w:val="20"/>
-                <w:szCs w:val="20"/>
-              </w:rPr>
-              <w:t xml:space="preserve">15.5x</w:t>
-            </w:r>
+            <w:hyperlink r:id="rId29">
+              <w:r>
+                <w:rPr>
+                  <w:rFonts w:ascii="Arial" w:hAnsi="Arial" w:cs="Arial"/>
+                  <w:color w:val="153D63"/>
+                  <w:sz w:val="20"/>
+                  <w:szCs w:val="20"/>
+                  <w:u w:val="single"/>
+                </w:rPr>
+                <w:t xml:space="preserve">Guosen 18 Sep</w:t>
+              </w:r>
+            </w:hyperlink>
           </w:p>
         </w:tc>
       </w:tr>
@@ -5399,7 +4612,7 @@
         </w:trPr>
         <w:tc>
           <w:tcPr>
-            <w:tcW w:w="4950" w:type="dxa"/>
+            <w:tcW w:w="3800" w:type="dxa"/>
             <w:hideMark/>
             <w:vAlign w:val="center"/>
           </w:tcPr>
@@ -5414,25 +4627,24 @@
               <w:spacing w:after="0" w:before="0" w:line="240" w:lineRule="auto"/>
               <w:keepLines/>
               <w:jc w:val="left"/>
+              <w:keepNext/>
             </w:pPr>
             <w:r>
               <w:rPr>
                 <w:rFonts w:ascii="Arial" w:hAnsi="Arial" w:cs="Arial"/>
-                <w:color w:val="153D63"/>
+                <w:color w:val="FF0000"/>
                 <w:sz w:val="20"/>
                 <w:szCs w:val="20"/>
                 <w:b/>
                 <w:bCs/>
               </w:rPr>
-              <w:t xml:space="preserve">Tinci — direct electrolyte peer; stronger upstream integration</w:t>
-              <w:br/>
-              <w:t xml:space="preserve">002709</w:t>
+              <w:t xml:space="preserve">Dongshan A (002384 SZ)</w:t>
             </w:r>
           </w:p>
         </w:tc>
         <w:tc>
           <w:tcPr>
-            <w:tcW w:w="1350" w:type="dxa"/>
+            <w:tcW w:w="1450" w:type="dxa"/>
             <w:hideMark/>
             <w:vAlign w:val="center"/>
           </w:tcPr>
@@ -5447,6 +4659,7 @@
               <w:spacing w:after="0" w:before="0" w:line="240" w:lineRule="auto"/>
               <w:keepLines/>
               <w:jc w:val="center"/>
+              <w:keepNext/>
             </w:pPr>
             <w:r>
               <w:rPr>
@@ -5455,13 +4668,13 @@
                 <w:sz w:val="20"/>
                 <w:szCs w:val="20"/>
               </w:rPr>
-              <w:t xml:space="preserve">32.80</w:t>
+              <w:t xml:space="preserve">RMB139.75</w:t>
             </w:r>
           </w:p>
         </w:tc>
         <w:tc>
           <w:tcPr>
-            <w:tcW w:w="1224" w:type="dxa"/>
+            <w:tcW w:w="1150" w:type="dxa"/>
             <w:hideMark/>
             <w:vAlign w:val="center"/>
           </w:tcPr>
@@ -5476,6 +4689,7 @@
               <w:spacing w:after="0" w:before="0" w:line="240" w:lineRule="auto"/>
               <w:keepLines/>
               <w:jc w:val="center"/>
+              <w:keepNext/>
             </w:pPr>
             <w:r>
               <w:rPr>
@@ -5484,13 +4698,13 @@
                 <w:sz w:val="20"/>
                 <w:szCs w:val="20"/>
               </w:rPr>
-              <w:t xml:space="preserve">16.9x</w:t>
+              <w:t xml:space="preserve">35.4x</w:t>
             </w:r>
           </w:p>
         </w:tc>
         <w:tc>
           <w:tcPr>
-            <w:tcW w:w="1224" w:type="dxa"/>
+            <w:tcW w:w="1150" w:type="dxa"/>
             <w:hideMark/>
             <w:vAlign w:val="center"/>
           </w:tcPr>
@@ -5505,6 +4719,7 @@
               <w:spacing w:after="0" w:before="0" w:line="240" w:lineRule="auto"/>
               <w:keepLines/>
               <w:jc w:val="center"/>
+              <w:keepNext/>
             </w:pPr>
             <w:r>
               <w:rPr>
@@ -5513,13 +4728,13 @@
                 <w:sz w:val="20"/>
                 <w:szCs w:val="20"/>
               </w:rPr>
-              <w:t xml:space="preserve">10.7x</w:t>
+              <w:t xml:space="preserve">16.8x</w:t>
             </w:r>
           </w:p>
         </w:tc>
         <w:tc>
           <w:tcPr>
-            <w:tcW w:w="1224" w:type="dxa"/>
+            <w:tcW w:w="2422" w:type="dxa"/>
             <w:hideMark/>
             <w:vAlign w:val="center"/>
           </w:tcPr>
@@ -5534,16 +4749,20 @@
               <w:spacing w:after="0" w:before="0" w:line="240" w:lineRule="auto"/>
               <w:keepLines/>
               <w:jc w:val="center"/>
+              <w:keepNext/>
             </w:pPr>
-            <w:r>
-              <w:rPr>
-                <w:rFonts w:ascii="Arial" w:hAnsi="Arial" w:cs="Arial"/>
-                <w:color w:val="153D63"/>
-                <w:sz w:val="20"/>
-                <w:szCs w:val="20"/>
-              </w:rPr>
-              <w:t xml:space="preserve">8.9x</w:t>
-            </w:r>
+            <w:hyperlink r:id="rId30">
+              <w:r>
+                <w:rPr>
+                  <w:rFonts w:ascii="Arial" w:hAnsi="Arial" w:cs="Arial"/>
+                  <w:color w:val="153D63"/>
+                  <w:sz w:val="20"/>
+                  <w:szCs w:val="20"/>
+                  <w:u w:val="single"/>
+                </w:rPr>
+                <w:t xml:space="preserve">Shanghai 28 Aug</w:t>
+              </w:r>
+            </w:hyperlink>
           </w:p>
         </w:tc>
       </w:tr>
@@ -5553,7 +4772,7 @@
         </w:trPr>
         <w:tc>
           <w:tcPr>
-            <w:tcW w:w="4950" w:type="dxa"/>
+            <w:tcW w:w="3800" w:type="dxa"/>
             <w:hideMark/>
             <w:vAlign w:val="center"/>
           </w:tcPr>
@@ -5568,6 +4787,7 @@
               <w:spacing w:after="0" w:before="0" w:line="240" w:lineRule="auto"/>
               <w:keepLines/>
               <w:jc w:val="left"/>
+              <w:keepNext/>
             </w:pPr>
             <w:r>
               <w:rPr>
@@ -5578,15 +4798,13 @@
                 <w:b/>
                 <w:bCs/>
               </w:rPr>
-              <w:t xml:space="preserve">Ruitai New Materials — direct electrolyte and additive peer</w:t>
-              <w:br/>
-              <w:t xml:space="preserve">301238</w:t>
+              <w:t xml:space="preserve">Shennan A (002916 SZ)</w:t>
             </w:r>
           </w:p>
         </w:tc>
         <w:tc>
           <w:tcPr>
-            <w:tcW w:w="1350" w:type="dxa"/>
+            <w:tcW w:w="1450" w:type="dxa"/>
             <w:hideMark/>
             <w:vAlign w:val="center"/>
           </w:tcPr>
@@ -5601,6 +4819,7 @@
               <w:spacing w:after="0" w:before="0" w:line="240" w:lineRule="auto"/>
               <w:keepLines/>
               <w:jc w:val="center"/>
+              <w:keepNext/>
             </w:pPr>
             <w:r>
               <w:rPr>
@@ -5609,13 +4828,13 @@
                 <w:sz w:val="20"/>
                 <w:szCs w:val="20"/>
               </w:rPr>
-              <w:t xml:space="preserve">16.16</w:t>
+              <w:t xml:space="preserve">RMB337.24</w:t>
             </w:r>
           </w:p>
         </w:tc>
         <w:tc>
           <w:tcPr>
-            <w:tcW w:w="1224" w:type="dxa"/>
+            <w:tcW w:w="1150" w:type="dxa"/>
             <w:hideMark/>
             <w:vAlign w:val="center"/>
           </w:tcPr>
@@ -5630,6 +4849,7 @@
               <w:spacing w:after="0" w:before="0" w:line="240" w:lineRule="auto"/>
               <w:keepLines/>
               <w:jc w:val="center"/>
+              <w:keepNext/>
             </w:pPr>
             <w:r>
               <w:rPr>
@@ -5638,13 +4858,13 @@
                 <w:sz w:val="20"/>
                 <w:szCs w:val="20"/>
               </w:rPr>
-              <w:t xml:space="preserve">36.9x</w:t>
+              <w:t xml:space="preserve">38.8x</w:t>
             </w:r>
           </w:p>
         </w:tc>
         <w:tc>
           <w:tcPr>
-            <w:tcW w:w="1224" w:type="dxa"/>
+            <w:tcW w:w="1150" w:type="dxa"/>
             <w:hideMark/>
             <w:vAlign w:val="center"/>
           </w:tcPr>
@@ -5659,6 +4879,7 @@
               <w:spacing w:after="0" w:before="0" w:line="240" w:lineRule="auto"/>
               <w:keepLines/>
               <w:jc w:val="center"/>
+              <w:keepNext/>
             </w:pPr>
             <w:r>
               <w:rPr>
@@ -5667,13 +4888,13 @@
                 <w:sz w:val="20"/>
                 <w:szCs w:val="20"/>
               </w:rPr>
-              <w:t xml:space="preserve">n/c</w:t>
+              <w:t xml:space="preserve">25.0x</w:t>
             </w:r>
           </w:p>
         </w:tc>
         <w:tc>
           <w:tcPr>
-            <w:tcW w:w="1224" w:type="dxa"/>
+            <w:tcW w:w="2422" w:type="dxa"/>
             <w:hideMark/>
             <w:vAlign w:val="center"/>
           </w:tcPr>
@@ -5688,16 +4909,20 @@
               <w:spacing w:after="0" w:before="0" w:line="240" w:lineRule="auto"/>
               <w:keepLines/>
               <w:jc w:val="center"/>
+              <w:keepNext/>
             </w:pPr>
-            <w:r>
-              <w:rPr>
-                <w:rFonts w:ascii="Arial" w:hAnsi="Arial" w:cs="Arial"/>
-                <w:color w:val="153D63"/>
-                <w:sz w:val="20"/>
-                <w:szCs w:val="20"/>
-              </w:rPr>
-              <w:t xml:space="preserve">n/c</w:t>
-            </w:r>
+            <w:hyperlink r:id="rId31">
+              <w:r>
+                <w:rPr>
+                  <w:rFonts w:ascii="Arial" w:hAnsi="Arial" w:cs="Arial"/>
+                  <w:color w:val="153D63"/>
+                  <w:sz w:val="20"/>
+                  <w:szCs w:val="20"/>
+                  <w:u w:val="single"/>
+                </w:rPr>
+                <w:t xml:space="preserve">Pacific 17 Sep</w:t>
+              </w:r>
+            </w:hyperlink>
           </w:p>
         </w:tc>
       </w:tr>
@@ -5707,7 +4932,7 @@
         </w:trPr>
         <w:tc>
           <w:tcPr>
-            <w:tcW w:w="4950" w:type="dxa"/>
+            <w:tcW w:w="3800" w:type="dxa"/>
             <w:hideMark/>
             <w:vAlign w:val="center"/>
           </w:tcPr>
@@ -5732,15 +4957,13 @@
                 <w:b/>
                 <w:bCs/>
               </w:rPr>
-              <w:t xml:space="preserve">Do-Fluoride — upstream LiPF6 reference; broader mix</w:t>
-              <w:br/>
-              <w:t xml:space="preserve">002407</w:t>
+              <w:t xml:space="preserve">InnoLight A (300308 SZ)</w:t>
             </w:r>
           </w:p>
         </w:tc>
         <w:tc>
           <w:tcPr>
-            <w:tcW w:w="1350" w:type="dxa"/>
+            <w:tcW w:w="1450" w:type="dxa"/>
             <w:hideMark/>
             <w:vAlign w:val="center"/>
           </w:tcPr>
@@ -5763,13 +4986,13 @@
                 <w:sz w:val="20"/>
                 <w:szCs w:val="20"/>
               </w:rPr>
-              <w:t xml:space="preserve">27.92</w:t>
+              <w:t xml:space="preserve">RMB735.00</w:t>
             </w:r>
           </w:p>
         </w:tc>
         <w:tc>
           <w:tcPr>
-            <w:tcW w:w="1224" w:type="dxa"/>
+            <w:tcW w:w="1150" w:type="dxa"/>
             <w:hideMark/>
             <w:vAlign w:val="center"/>
           </w:tcPr>
@@ -5792,13 +5015,13 @@
                 <w:sz w:val="20"/>
                 <w:szCs w:val="20"/>
               </w:rPr>
-              <w:t xml:space="preserve">49.4x</w:t>
+              <w:t xml:space="preserve">25.9x</w:t>
             </w:r>
           </w:p>
         </w:tc>
         <w:tc>
           <w:tcPr>
-            <w:tcW w:w="1224" w:type="dxa"/>
+            <w:tcW w:w="1150" w:type="dxa"/>
             <w:hideMark/>
             <w:vAlign w:val="center"/>
           </w:tcPr>
@@ -5821,13 +5044,13 @@
                 <w:sz w:val="20"/>
                 <w:szCs w:val="20"/>
               </w:rPr>
-              <w:t xml:space="preserve">n/c</w:t>
+              <w:t xml:space="preserve">13.9x</w:t>
             </w:r>
           </w:p>
         </w:tc>
         <w:tc>
           <w:tcPr>
-            <w:tcW w:w="1224" w:type="dxa"/>
+            <w:tcW w:w="2422" w:type="dxa"/>
             <w:hideMark/>
             <w:vAlign w:val="center"/>
           </w:tcPr>
@@ -5843,15 +5066,18 @@
               <w:keepLines/>
               <w:jc w:val="center"/>
             </w:pPr>
-            <w:r>
-              <w:rPr>
-                <w:rFonts w:ascii="Arial" w:hAnsi="Arial" w:cs="Arial"/>
-                <w:color w:val="153D63"/>
-                <w:sz w:val="20"/>
-                <w:szCs w:val="20"/>
-              </w:rPr>
-              <w:t xml:space="preserve">n/c</w:t>
-            </w:r>
+            <w:hyperlink r:id="rId32">
+              <w:r>
+                <w:rPr>
+                  <w:rFonts w:ascii="Arial" w:hAnsi="Arial" w:cs="Arial"/>
+                  <w:color w:val="153D63"/>
+                  <w:sz w:val="20"/>
+                  <w:szCs w:val="20"/>
+                  <w:u w:val="single"/>
+                </w:rPr>
+                <w:t xml:space="preserve">Capital 23 Sep</w:t>
+              </w:r>
+            </w:hyperlink>
           </w:p>
         </w:tc>
       </w:tr>
@@ -5864,7 +5090,7 @@
           <w:sz w:val="20"/>
           <w:szCs w:val="20"/>
         </w:rPr>
-        <w:spacing w:after="85" w:before="100" w:line="240" w:lineRule="auto"/>
+        <w:spacing w:after="45" w:before="65" w:line="240" w:lineRule="auto"/>
         <w:keepLines/>
       </w:pPr>
       <w:r>
@@ -5874,7 +5100,7 @@
           <w:sz w:val="20"/>
           <w:szCs w:val="20"/>
         </w:rPr>
-        <w:t xml:space="preserve">The A-share PRC accounts supply the headline financial figures and forecast basis. The HK application uses IFRS and contains slightly different revenue and margin figures. Specialty chemicals explain part of Capchem’s valuation premium; they do not make it a pure AI materials company.</w:t>
+        <w:t xml:space="preserve">Kinwong/Shennan: PCB; InnoLight: optics. Kinwong H is 37.5% below its A line after FX. Segment references, not whole-group equivalents.</w:t>
       </w:r>
     </w:p>
     <w:p>
@@ -5899,7 +5125,7 @@
         </w:rPr>
         <w:t xml:space="preserve">Sources: </w:t>
       </w:r>
-      <w:hyperlink r:id="rId30">
+      <w:hyperlink r:id="rId33">
         <w:r>
           <w:rPr>
             <w:rFonts w:ascii="Arial" w:hAnsi="Arial" w:cs="Arial"/>
@@ -5908,7 +5134,7 @@
             <w:szCs w:val="20"/>
             <w:u w:val="single"/>
           </w:rPr>
-          <w:t xml:space="preserve">HKEX Application Proof</w:t>
+          <w:t xml:space="preserve">PHIP</w:t>
         </w:r>
       </w:hyperlink>
       <w:r>
@@ -5920,83 +5146,6 @@
         </w:rPr>
         <w:t xml:space="preserve">; </w:t>
       </w:r>
-      <w:hyperlink r:id="rId31">
-        <w:r>
-          <w:rPr>
-            <w:rFonts w:ascii="Arial" w:hAnsi="Arial" w:cs="Arial"/>
-            <w:color w:val="153D63"/>
-            <w:sz w:val="20"/>
-            <w:szCs w:val="20"/>
-            <w:u w:val="single"/>
-          </w:rPr>
-          <w:t xml:space="preserve">PRC H1 report</w:t>
-        </w:r>
-      </w:hyperlink>
-      <w:r>
-        <w:rPr>
-          <w:rFonts w:ascii="Arial" w:hAnsi="Arial" w:cs="Arial"/>
-          <w:color w:val="153D63"/>
-          <w:sz w:val="20"/>
-          <w:szCs w:val="20"/>
-        </w:rPr>
-        <w:t xml:space="preserve">; </w:t>
-      </w:r>
-      <w:hyperlink r:id="rId32">
-        <w:r>
-          <w:rPr>
-            <w:rFonts w:ascii="Arial" w:hAnsi="Arial" w:cs="Arial"/>
-            <w:color w:val="153D63"/>
-            <w:sz w:val="20"/>
-            <w:szCs w:val="20"/>
-            <w:u w:val="single"/>
-          </w:rPr>
-          <w:t xml:space="preserve">Xueqiu electrolyte debate 18 Aug</w:t>
-        </w:r>
-      </w:hyperlink>
-      <w:r>
-        <w:rPr>
-          <w:rFonts w:ascii="Arial" w:hAnsi="Arial" w:cs="Arial"/>
-          <w:color w:val="153D63"/>
-          <w:sz w:val="20"/>
-          <w:szCs w:val="20"/>
-        </w:rPr>
-        <w:t xml:space="preserve">; </w:t>
-      </w:r>
-      <w:hyperlink r:id="rId33">
-        <w:r>
-          <w:rPr>
-            <w:rFonts w:ascii="Arial" w:hAnsi="Arial" w:cs="Arial"/>
-            <w:color w:val="153D63"/>
-            <w:sz w:val="20"/>
-            <w:szCs w:val="20"/>
-            <w:u w:val="single"/>
-          </w:rPr>
-          <w:t xml:space="preserve">Futu broker digest 23 Aug</w:t>
-        </w:r>
-      </w:hyperlink>
-    </w:p>
-    <w:p>
-      <w:pPr>
-        <w:rPr>
-          <w:rFonts w:ascii="Arial" w:eastAsiaTheme="minorEastAsia" w:hAnsi="Arial" w:cs="Arial"/>
-          <w:color w:val="153D63"/>
-          <w:sz w:val="20"/>
-          <w:szCs w:val="20"/>
-        </w:rPr>
-        <w:spacing w:after="50" w:before="0" w:line="240" w:lineRule="auto"/>
-        <w:keepLines/>
-      </w:pPr>
-      <w:r>
-        <w:rPr>
-          <w:rFonts w:ascii="Arial" w:hAnsi="Arial" w:cs="Arial"/>
-          <w:color w:val="153D63"/>
-          <w:sz w:val="20"/>
-          <w:szCs w:val="20"/>
-          <w:b/>
-          <w:bCs/>
-        </w:rPr>
-        <w:t xml:space="preserve">Forward estimates: </w:t>
-      </w:r>
       <w:hyperlink r:id="rId34">
         <w:r>
           <w:rPr>
@@ -6006,7 +5155,7 @@
             <w:szCs w:val="20"/>
             <w:u w:val="single"/>
           </w:rPr>
-          <w:t xml:space="preserve">300037 Soochow 13 Oct</w:t>
+          <w:t xml:space="preserve">H1 accounts</w:t>
         </w:r>
       </w:hyperlink>
       <w:r>
@@ -6027,7 +5176,49 @@
             <w:szCs w:val="20"/>
             <w:u w:val="single"/>
           </w:rPr>
-          <w:t xml:space="preserve">002709 Soochow 20 Aug</w:t>
+          <w:t xml:space="preserve">Xueqiu</w:t>
+        </w:r>
+      </w:hyperlink>
+      <w:r>
+        <w:rPr>
+          <w:rFonts w:ascii="Arial" w:hAnsi="Arial" w:cs="Arial"/>
+          <w:color w:val="153D63"/>
+          <w:sz w:val="20"/>
+          <w:szCs w:val="20"/>
+        </w:rPr>
+        <w:t xml:space="preserve">; </w:t>
+      </w:r>
+      <w:hyperlink r:id="rId36">
+        <w:r>
+          <w:rPr>
+            <w:rFonts w:ascii="Arial" w:hAnsi="Arial" w:cs="Arial"/>
+            <w:color w:val="153D63"/>
+            <w:sz w:val="20"/>
+            <w:szCs w:val="20"/>
+            <w:u w:val="single"/>
+          </w:rPr>
+          <w:t xml:space="preserve">Niuniu/Moomoo</w:t>
+        </w:r>
+      </w:hyperlink>
+      <w:r>
+        <w:rPr>
+          <w:rFonts w:ascii="Arial" w:hAnsi="Arial" w:cs="Arial"/>
+          <w:color w:val="153D63"/>
+          <w:sz w:val="20"/>
+          <w:szCs w:val="20"/>
+        </w:rPr>
+        <w:t xml:space="preserve">; </w:t>
+      </w:r>
+      <w:hyperlink r:id="rId37">
+        <w:r>
+          <w:rPr>
+            <w:rFonts w:ascii="Arial" w:hAnsi="Arial" w:cs="Arial"/>
+            <w:color w:val="153D63"/>
+            <w:sz w:val="20"/>
+            <w:szCs w:val="20"/>
+            <w:u w:val="single"/>
+          </w:rPr>
+          <w:t xml:space="preserve">8 Oct IR</w:t>
         </w:r>
       </w:hyperlink>
     </w:p>
@@ -6039,9 +5230,8 @@
           <w:sz w:val="20"/>
           <w:szCs w:val="20"/>
         </w:rPr>
-        <w:spacing w:after="100" w:before="0" w:line="240" w:lineRule="auto"/>
+        <w:spacing w:after="80" w:before="90" w:line="240" w:lineRule="auto"/>
         <w:keepLines/>
-        <w:pageBreakBefore/>
         <w:keepNext/>
       </w:pPr>
       <w:r>
@@ -6053,28 +5243,7 @@
           <w:sz w:val="20"/>
           <w:szCs w:val="20"/>
         </w:rPr>
-        <w:t>Dongshan Precision</w:t>
-      </w:r>
-    </w:p>
-    <w:p>
-      <w:pPr>
-        <w:rPr>
-          <w:rFonts w:ascii="Arial" w:eastAsiaTheme="minorEastAsia" w:hAnsi="Arial" w:cs="Arial"/>
-          <w:color w:val="153D63"/>
-          <w:sz w:val="20"/>
-          <w:szCs w:val="20"/>
-        </w:rPr>
-        <w:spacing w:after="120" w:before="0" w:line="240" w:lineRule="auto"/>
-        <w:keepLines/>
-      </w:pPr>
-      <w:r>
-        <w:rPr>
-          <w:rFonts w:ascii="Arial" w:hAnsi="Arial" w:cs="Arial"/>
-          <w:color w:val="153D63"/>
-          <w:sz w:val="20"/>
-          <w:szCs w:val="20"/>
-        </w:rPr>
-        <w:t xml:space="preserve">002384 SZ | PCB and optical transceivers | PHIP 11 October 2026</w:t>
+        <w:t>Slender West Lake Cultural Tourism</w:t>
       </w:r>
     </w:p>
     <w:p>
@@ -6090,8 +5259,9 @@
           <w:sz w:val="20"/>
           <w:szCs w:val="20"/>
         </w:rPr>
-        <w:spacing w:after="95" w:before="0" w:line="240" w:lineRule="auto"/>
+        <w:spacing w:after="65" w:before="0" w:line="240" w:lineRule="auto"/>
         <w:keepLines/>
+        <w:keepNext/>
       </w:pPr>
       <w:r>
         <w:rPr>
@@ -6102,7 +5272,7 @@
           <w:b/>
           <w:bCs/>
         </w:rPr>
-        <w:t xml:space="preserve">Good — this is a genuine AI earnings exposure.</w:t>
+        <w:t xml:space="preserve">Good - a local concession with strong ticket cash.</w:t>
       </w:r>
       <w:r>
         <w:rPr>
@@ -6111,7 +5281,7 @@
           <w:sz w:val="20"/>
           <w:szCs w:val="20"/>
         </w:rPr>
-        <w:t xml:space="preserve"> H1 revenue rose 64% to RMB27.80bn; PRC owner profit rose 290% to RMB2.96bn and gross margin reached 20.15%. Optical transceiver revenue was RMB5.35bn, 19.2% of the group, compared with 3.6% in FY2025. Higher-speed modules and advanced server PCBs can improve both mix and profit.</w:t>
+        <w:t xml:space="preserve"> No.2 in Jiangsu water tourism (18.5% FY2025 boat-ticket revenue share), versus 1.2% nationally. H1 gross margin was 63.9%; RMB49m operating cash exceeded RMB34.7m owner profit. Local rights support earnings quality.</w:t>
       </w:r>
     </w:p>
     <w:p>
@@ -6127,8 +5297,9 @@
           <w:sz w:val="20"/>
           <w:szCs w:val="20"/>
         </w:rPr>
-        <w:spacing w:after="95" w:before="0" w:line="240" w:lineRule="auto"/>
+        <w:spacing w:after="65" w:before="0" w:line="240" w:lineRule="auto"/>
         <w:keepLines/>
+        <w:keepNext/>
       </w:pPr>
       <w:r>
         <w:rPr>
@@ -6139,7 +5310,7 @@
           <w:b/>
           <w:bCs/>
         </w:rPr>
-        <w:t xml:space="preserve">Potential — two routes into cloud capex.</w:t>
+        <w:t xml:space="preserve">Bad - the growth boost is fading.</w:t>
       </w:r>
       <w:r>
         <w:rPr>
@@ -6148,7 +5319,7 @@
           <w:sz w:val="20"/>
           <w:szCs w:val="20"/>
         </w:rPr>
-        <w:t xml:space="preserve"> Source Photonics brings 800G/1.6T modules and optical-chip capability; higher-layer PCB capacity offers a second demand channel. More internal components can improve supply control and margins. Qualification, yields and delivered volume matter more than announced capacity.</w:t>
+        <w:t xml:space="preserve"> H1 revenue and owner profit both fell 1.6%. Night shows supplied 88% of FY2025 revenue growth, but H1 night-show revenue fell 3%. Weather and holidays create seasonality; H1 profit cannot simply be doubled.</w:t>
       </w:r>
     </w:p>
     <w:p>
@@ -6164,8 +5335,9 @@
           <w:sz w:val="20"/>
           <w:szCs w:val="20"/>
         </w:rPr>
-        <w:spacing w:after="95" w:before="0" w:line="240" w:lineRule="auto"/>
+        <w:spacing w:after="65" w:before="0" w:line="240" w:lineRule="auto"/>
         <w:keepLines/>
+        <w:keepNext/>
       </w:pPr>
       <w:r>
         <w:rPr>
@@ -6176,7 +5348,7 @@
           <w:b/>
           <w:bCs/>
         </w:rPr>
-        <w:t xml:space="preserve">Bad — headline growth includes an acquisition.</w:t>
+        <w:t xml:space="preserve">Potential - higher spending per visitor.</w:t>
       </w:r>
       <w:r>
         <w:rPr>
@@ -6185,7 +5357,7 @@
           <w:sz w:val="20"/>
           <w:szCs w:val="20"/>
         </w:rPr>
-        <w:t xml:space="preserve"> Source Photonics only entered consolidation in October 2025. H1 optical revenue therefore has a much fuller contribution, not a comparable organic base. Consumer FPC and automotive precision parts remain substantial; valuing the entire group at a pure optical-module multiple overstates its AI mix.</w:t>
+        <w:t xml:space="preserve"> New routes, charters and night shows can add earnings beyond visitor growth. Asset-light management could expand outside Yangzhou, but is only 3.1% of H1 sales. A national-platform valuation needs evidence of profitable replication.</w:t>
       </w:r>
     </w:p>
     <w:p>
@@ -6201,8 +5373,9 @@
           <w:sz w:val="20"/>
           <w:szCs w:val="20"/>
         </w:rPr>
-        <w:spacing w:after="95" w:before="0" w:line="240" w:lineRule="auto"/>
+        <w:spacing w:after="65" w:before="0" w:line="240" w:lineRule="auto"/>
         <w:keepLines/>
+        <w:keepNext/>
       </w:pPr>
       <w:r>
         <w:rPr>
@@ -6213,7 +5386,7 @@
           <w:b/>
           <w:bCs/>
         </w:rPr>
-        <w:t xml:space="preserve">Risk — expansion consumes cash and policy could change the margin economics.</w:t>
+        <w:t xml:space="preserve">Valuation - finite rights limit the premium.</w:t>
       </w:r>
       <w:r>
         <w:rPr>
@@ -6222,66 +5395,7 @@
           <w:sz w:val="20"/>
           <w:szCs w:val="20"/>
         </w:rPr>
-        <w:t xml:space="preserve"> The PRC H1 report shows operating cash of RMB2.38bn against RMB5.48bn investing outflow. On 8 October the company described the proposed 65% US-content threshold as an unofficial rumour, not an effective rule. More US-sourced components may help module access if rules change, but could dilute the benefit of in-house chips.</w:t>
-      </w:r>
-    </w:p>
-    <w:p>
-      <w:pPr>
-        <w:pStyle w:val="ListParagraph"/>
-        <w:numPr>
-          <w:ilvl w:val="0"/>
-          <w:numId w:val="10"/>
-        </w:numPr>
-        <w:rPr>
-          <w:rFonts w:ascii="Arial" w:eastAsia="Times New Roman" w:hAnsi="Arial" w:cs="Arial"/>
-          <w:color w:val="153D63"/>
-          <w:sz w:val="20"/>
-          <w:szCs w:val="20"/>
-        </w:rPr>
-        <w:spacing w:after="95" w:before="0" w:line="240" w:lineRule="auto"/>
-        <w:keepLines/>
-      </w:pPr>
-      <w:r>
-        <w:rPr>
-          <w:rFonts w:ascii="Arial" w:hAnsi="Arial" w:cs="Arial"/>
-          <w:color w:val="153D63"/>
-          <w:sz w:val="20"/>
-          <w:szCs w:val="20"/>
-          <w:b/>
-          <w:bCs/>
-        </w:rPr>
-        <w:t xml:space="preserve">Trade — FY2027 looks cheaper because the profit forecast doubles.</w:t>
-      </w:r>
-      <w:r>
-        <w:rPr>
-          <w:rFonts w:ascii="Arial" w:hAnsi="Arial" w:cs="Arial"/>
-          <w:color w:val="153D63"/>
-          <w:sz w:val="20"/>
-          <w:szCs w:val="20"/>
-        </w:rPr>
-        <w:t xml:space="preserve"> The A line is 35.4x FY2026E and 16.8x FY2027E on Shanghai Securities’ RMB7.23bn/RMB15.21bn forecasts. The 2027 estimate assumes 110% profit growth. Value PCB and optical earnings separately, then account for debt, expansion cash needs and H issuance; the low next-year P/E is an execution hurdle, not a free rerating.</w:t>
-      </w:r>
-    </w:p>
-    <w:p>
-      <w:pPr>
-        <w:rPr>
-          <w:rFonts w:ascii="Arial" w:eastAsiaTheme="minorEastAsia" w:hAnsi="Arial" w:cs="Arial"/>
-          <w:color w:val="153D63"/>
-          <w:sz w:val="20"/>
-          <w:szCs w:val="20"/>
-        </w:rPr>
-        <w:spacing w:after="75" w:before="80" w:line="240" w:lineRule="auto"/>
-        <w:keepLines/>
-        <w:keepNext/>
-      </w:pPr>
-      <w:r>
-        <w:rPr>
-          <w:rFonts w:ascii="Arial" w:hAnsi="Arial" w:cs="Arial"/>
-          <w:color w:val="153D63"/>
-          <w:sz w:val="20"/>
-          <w:szCs w:val="20"/>
-        </w:rPr>
-        <w:t xml:space="preserve">A-share valuation comparisons</w:t>
+        <w:t xml:space="preserve"> Core boat rights expire September 2035; renewal preference is conditional. Each RMB1bn offer equity value is 21.0x owner LTM earnings to June 2026. Lijiang/Jiuhua are 15-20x FY2026E. A premium requires new growth or credible dividends.</w:t>
       </w:r>
     </w:p>
     <w:tbl>
@@ -6306,11 +5420,11 @@
         </w:tblBorders>
       </w:tblPr>
       <w:tblGrid>
-        <w:gridCol w:w="4950"/>
-        <w:gridCol w:w="1350"/>
-        <w:gridCol w:w="1224"/>
-        <w:gridCol w:w="1224"/>
-        <w:gridCol w:w="1224"/>
+        <w:gridCol w:w="3800"/>
+        <w:gridCol w:w="1450"/>
+        <w:gridCol w:w="1150"/>
+        <w:gridCol w:w="1150"/>
+        <w:gridCol w:w="2422"/>
       </w:tblGrid>
       <w:tr>
         <w:trPr>
@@ -6319,7 +5433,7 @@
         </w:trPr>
         <w:tc>
           <w:tcPr>
-            <w:tcW w:w="4950" w:type="dxa"/>
+            <w:tcW w:w="3800" w:type="dxa"/>
             <w:vAlign w:val="center"/>
             <w:shd w:val="clear" w:color="auto" w:fill="F2F2F2"/>
           </w:tcPr>
@@ -6334,6 +5448,7 @@
               <w:spacing w:after="0" w:before="0" w:line="240" w:lineRule="auto"/>
               <w:keepLines/>
               <w:jc w:val="left"/>
+              <w:keepNext/>
             </w:pPr>
             <w:r>
               <w:rPr>
@@ -6344,13 +5459,13 @@
                 <w:b/>
                 <w:bCs/>
               </w:rPr>
-              <w:t xml:space="preserve">Company and peer relevance</w:t>
+              <w:t xml:space="preserve">Company</w:t>
             </w:r>
           </w:p>
         </w:tc>
         <w:tc>
           <w:tcPr>
-            <w:tcW w:w="1350" w:type="dxa"/>
+            <w:tcW w:w="1450" w:type="dxa"/>
             <w:hideMark/>
             <w:vAlign w:val="center"/>
             <w:shd w:val="clear" w:color="auto" w:fill="F2F2F2"/>
@@ -6366,6 +5481,7 @@
               <w:spacing w:after="0" w:before="0" w:line="240" w:lineRule="auto"/>
               <w:keepLines/>
               <w:jc w:val="center"/>
+              <w:keepNext/>
             </w:pPr>
             <w:r>
               <w:rPr>
@@ -6376,13 +5492,13 @@
                 <w:b/>
                 <w:bCs/>
               </w:rPr>
-              <w:t xml:space="preserve">CNY close</w:t>
+              <w:t xml:space="preserve">13 Oct close</w:t>
             </w:r>
           </w:p>
         </w:tc>
         <w:tc>
           <w:tcPr>
-            <w:tcW w:w="1224" w:type="dxa"/>
+            <w:tcW w:w="1150" w:type="dxa"/>
             <w:hideMark/>
             <w:vAlign w:val="center"/>
             <w:shd w:val="clear" w:color="auto" w:fill="F2F2F2"/>
@@ -6398,38 +5514,7 @@
               <w:spacing w:after="0" w:before="0" w:line="240" w:lineRule="auto"/>
               <w:keepLines/>
               <w:jc w:val="center"/>
-            </w:pPr>
-            <w:r>
-              <w:rPr>
-                <w:rFonts w:ascii="Arial" w:hAnsi="Arial" w:cs="Arial"/>
-                <w:color w:val="153D63"/>
-                <w:sz w:val="20"/>
-                <w:szCs w:val="20"/>
-                <w:b/>
-                <w:bCs/>
-              </w:rPr>
-              <w:t xml:space="preserve">TTM P/E</w:t>
-            </w:r>
-          </w:p>
-        </w:tc>
-        <w:tc>
-          <w:tcPr>
-            <w:tcW w:w="1224" w:type="dxa"/>
-            <w:hideMark/>
-            <w:vAlign w:val="center"/>
-            <w:shd w:val="clear" w:color="auto" w:fill="F2F2F2"/>
-          </w:tcPr>
-          <w:p>
-            <w:pPr>
-              <w:rPr>
-                <w:rFonts w:ascii="Arial" w:eastAsiaTheme="minorEastAsia" w:hAnsi="Arial" w:cs="Arial"/>
-                <w:color w:val="153D63"/>
-                <w:sz w:val="20"/>
-                <w:szCs w:val="20"/>
-              </w:rPr>
-              <w:spacing w:after="0" w:before="0" w:line="240" w:lineRule="auto"/>
-              <w:keepLines/>
-              <w:jc w:val="center"/>
+              <w:keepNext/>
             </w:pPr>
             <w:r>
               <w:rPr>
@@ -6448,7 +5533,7 @@
         </w:tc>
         <w:tc>
           <w:tcPr>
-            <w:tcW w:w="1224" w:type="dxa"/>
+            <w:tcW w:w="1150" w:type="dxa"/>
             <w:hideMark/>
             <w:vAlign w:val="center"/>
             <w:shd w:val="clear" w:color="auto" w:fill="F2F2F2"/>
@@ -6464,6 +5549,7 @@
               <w:spacing w:after="0" w:before="0" w:line="240" w:lineRule="auto"/>
               <w:keepLines/>
               <w:jc w:val="center"/>
+              <w:keepNext/>
             </w:pPr>
             <w:r>
               <w:rPr>
@@ -6477,6 +5563,39 @@
               <w:t xml:space="preserve">FY2027E</w:t>
               <w:br/>
               <w:t xml:space="preserve">P/E</w:t>
+            </w:r>
+          </w:p>
+        </w:tc>
+        <w:tc>
+          <w:tcPr>
+            <w:tcW w:w="2422" w:type="dxa"/>
+            <w:hideMark/>
+            <w:vAlign w:val="center"/>
+            <w:shd w:val="clear" w:color="auto" w:fill="F2F2F2"/>
+          </w:tcPr>
+          <w:p>
+            <w:pPr>
+              <w:rPr>
+                <w:rFonts w:ascii="Arial" w:eastAsiaTheme="minorEastAsia" w:hAnsi="Arial" w:cs="Arial"/>
+                <w:color w:val="153D63"/>
+                <w:sz w:val="20"/>
+                <w:szCs w:val="20"/>
+              </w:rPr>
+              <w:spacing w:after="0" w:before="0" w:line="240" w:lineRule="auto"/>
+              <w:keepLines/>
+              <w:jc w:val="center"/>
+              <w:keepNext/>
+            </w:pPr>
+            <w:r>
+              <w:rPr>
+                <w:rFonts w:ascii="Arial" w:hAnsi="Arial" w:cs="Arial"/>
+                <w:color w:val="153D63"/>
+                <w:sz w:val="20"/>
+                <w:szCs w:val="20"/>
+                <w:b/>
+                <w:bCs/>
+              </w:rPr>
+              <w:t xml:space="preserve">Broker / date</w:t>
             </w:r>
           </w:p>
         </w:tc>
@@ -6487,7 +5606,7 @@
         </w:trPr>
         <w:tc>
           <w:tcPr>
-            <w:tcW w:w="4950" w:type="dxa"/>
+            <w:tcW w:w="3800" w:type="dxa"/>
             <w:hideMark/>
             <w:vAlign w:val="center"/>
           </w:tcPr>
@@ -6502,6 +5621,7 @@
               <w:spacing w:after="0" w:before="0" w:line="240" w:lineRule="auto"/>
               <w:keepLines/>
               <w:jc w:val="left"/>
+              <w:keepNext/>
             </w:pPr>
             <w:r>
               <w:rPr>
@@ -6512,13 +5632,13 @@
                 <w:b/>
                 <w:bCs/>
               </w:rPr>
-              <w:t xml:space="preserve">Dongshan H — offer pending</w:t>
+              <w:t xml:space="preserve">Slender West Lake H</w:t>
             </w:r>
           </w:p>
         </w:tc>
         <w:tc>
           <w:tcPr>
-            <w:tcW w:w="1350" w:type="dxa"/>
+            <w:tcW w:w="1450" w:type="dxa"/>
             <w:hideMark/>
             <w:vAlign w:val="center"/>
           </w:tcPr>
@@ -6533,6 +5653,7 @@
               <w:spacing w:after="0" w:before="0" w:line="240" w:lineRule="auto"/>
               <w:keepLines/>
               <w:jc w:val="center"/>
+              <w:keepNext/>
             </w:pPr>
             <w:r>
               <w:rPr>
@@ -6547,7 +5668,7 @@
         </w:tc>
         <w:tc>
           <w:tcPr>
-            <w:tcW w:w="1224" w:type="dxa"/>
+            <w:tcW w:w="1150" w:type="dxa"/>
             <w:hideMark/>
             <w:vAlign w:val="center"/>
           </w:tcPr>
@@ -6562,6 +5683,7 @@
               <w:spacing w:after="0" w:before="0" w:line="240" w:lineRule="auto"/>
               <w:keepLines/>
               <w:jc w:val="center"/>
+              <w:keepNext/>
             </w:pPr>
             <w:r>
               <w:rPr>
@@ -6570,13 +5692,13 @@
                 <w:sz w:val="20"/>
                 <w:szCs w:val="20"/>
               </w:rPr>
-              <w:t xml:space="preserve">TBA</w:t>
+              <w:t xml:space="preserve">n/c</w:t>
             </w:r>
           </w:p>
         </w:tc>
         <w:tc>
           <w:tcPr>
-            <w:tcW w:w="1224" w:type="dxa"/>
+            <w:tcW w:w="1150" w:type="dxa"/>
             <w:hideMark/>
             <w:vAlign w:val="center"/>
           </w:tcPr>
@@ -6591,6 +5713,7 @@
               <w:spacing w:after="0" w:before="0" w:line="240" w:lineRule="auto"/>
               <w:keepLines/>
               <w:jc w:val="center"/>
+              <w:keepNext/>
             </w:pPr>
             <w:r>
               <w:rPr>
@@ -6599,13 +5722,13 @@
                 <w:sz w:val="20"/>
                 <w:szCs w:val="20"/>
               </w:rPr>
-              <w:t xml:space="preserve">TBA</w:t>
+              <w:t xml:space="preserve">n/c</w:t>
             </w:r>
           </w:p>
         </w:tc>
         <w:tc>
           <w:tcPr>
-            <w:tcW w:w="1224" w:type="dxa"/>
+            <w:tcW w:w="2422" w:type="dxa"/>
             <w:hideMark/>
             <w:vAlign w:val="center"/>
           </w:tcPr>
@@ -6620,6 +5743,7 @@
               <w:spacing w:after="0" w:before="0" w:line="240" w:lineRule="auto"/>
               <w:keepLines/>
               <w:jc w:val="center"/>
+              <w:keepNext/>
             </w:pPr>
             <w:r>
               <w:rPr>
@@ -6628,7 +5752,7 @@
                 <w:sz w:val="20"/>
                 <w:szCs w:val="20"/>
               </w:rPr>
-              <w:t xml:space="preserve">TBA</w:t>
+              <w:t xml:space="preserve">Offer pending</w:t>
             </w:r>
           </w:p>
         </w:tc>
@@ -6639,21 +5763,9 @@
         </w:trPr>
         <w:tc>
           <w:tcPr>
-            <w:tcW w:w="9972" w:type="dxa"/>
-            <w:tcBorders>
-              <w:top w:val="nil"/>
-              <w:left w:val="single" w:sz="8" w:space="0" w:color="999999"/>
-              <w:bottom w:val="single" w:sz="8" w:space="0" w:color="999999"/>
-              <w:right w:val="single" w:sz="8" w:space="0" w:color="999999"/>
-            </w:tcBorders>
-            <w:tcMar>
-              <w:top w:w="0" w:type="dxa"/>
-              <w:left w:w="108" w:type="dxa"/>
-              <w:bottom w:w="0" w:type="dxa"/>
-              <w:right w:w="108" w:type="dxa"/>
-            </w:tcMar>
+            <w:tcW w:w="3800" w:type="dxa"/>
             <w:hideMark/>
-            <w:gridSpan w:val="5"/>
+            <w:vAlign w:val="center"/>
           </w:tcPr>
           <w:p>
             <w:pPr>
@@ -6665,6 +5777,8 @@
               </w:rPr>
               <w:spacing w:after="0" w:before="0" w:line="240" w:lineRule="auto"/>
               <w:keepLines/>
+              <w:jc w:val="left"/>
+              <w:keepNext/>
             </w:pPr>
             <w:r>
               <w:rPr>
@@ -6672,9 +5786,134 @@
                 <w:color w:val="153D63"/>
                 <w:sz w:val="20"/>
                 <w:szCs w:val="20"/>
-              </w:rPr>
-              <w:t xml:space="preserve">A-share peers</w:t>
+                <w:b/>
+                <w:bCs/>
+              </w:rPr>
+              <w:t xml:space="preserve">China Travel HK (00308 HK)</w:t>
             </w:r>
+          </w:p>
+        </w:tc>
+        <w:tc>
+          <w:tcPr>
+            <w:tcW w:w="1450" w:type="dxa"/>
+            <w:hideMark/>
+            <w:vAlign w:val="center"/>
+          </w:tcPr>
+          <w:p>
+            <w:pPr>
+              <w:rPr>
+                <w:rFonts w:ascii="Arial" w:eastAsiaTheme="minorEastAsia" w:hAnsi="Arial" w:cs="Arial"/>
+                <w:color w:val="153D63"/>
+                <w:sz w:val="20"/>
+                <w:szCs w:val="20"/>
+              </w:rPr>
+              <w:spacing w:after="0" w:before="0" w:line="240" w:lineRule="auto"/>
+              <w:keepLines/>
+              <w:jc w:val="center"/>
+              <w:keepNext/>
+            </w:pPr>
+            <w:r>
+              <w:rPr>
+                <w:rFonts w:ascii="Arial" w:hAnsi="Arial" w:cs="Arial"/>
+                <w:color w:val="153D63"/>
+                <w:sz w:val="20"/>
+                <w:szCs w:val="20"/>
+              </w:rPr>
+              <w:t xml:space="preserve">HK$1.145</w:t>
+            </w:r>
+          </w:p>
+        </w:tc>
+        <w:tc>
+          <w:tcPr>
+            <w:tcW w:w="1150" w:type="dxa"/>
+            <w:hideMark/>
+            <w:vAlign w:val="center"/>
+          </w:tcPr>
+          <w:p>
+            <w:pPr>
+              <w:rPr>
+                <w:rFonts w:ascii="Arial" w:eastAsiaTheme="minorEastAsia" w:hAnsi="Arial" w:cs="Arial"/>
+                <w:color w:val="153D63"/>
+                <w:sz w:val="20"/>
+                <w:szCs w:val="20"/>
+              </w:rPr>
+              <w:spacing w:after="0" w:before="0" w:line="240" w:lineRule="auto"/>
+              <w:keepLines/>
+              <w:jc w:val="center"/>
+              <w:keepNext/>
+            </w:pPr>
+            <w:r>
+              <w:rPr>
+                <w:rFonts w:ascii="Arial" w:hAnsi="Arial" w:cs="Arial"/>
+                <w:color w:val="153D63"/>
+                <w:sz w:val="20"/>
+                <w:szCs w:val="20"/>
+              </w:rPr>
+              <w:t xml:space="preserve">24.5x</w:t>
+            </w:r>
+          </w:p>
+        </w:tc>
+        <w:tc>
+          <w:tcPr>
+            <w:tcW w:w="1150" w:type="dxa"/>
+            <w:hideMark/>
+            <w:vAlign w:val="center"/>
+          </w:tcPr>
+          <w:p>
+            <w:pPr>
+              <w:rPr>
+                <w:rFonts w:ascii="Arial" w:eastAsiaTheme="minorEastAsia" w:hAnsi="Arial" w:cs="Arial"/>
+                <w:color w:val="153D63"/>
+                <w:sz w:val="20"/>
+                <w:szCs w:val="20"/>
+              </w:rPr>
+              <w:spacing w:after="0" w:before="0" w:line="240" w:lineRule="auto"/>
+              <w:keepLines/>
+              <w:jc w:val="center"/>
+              <w:keepNext/>
+            </w:pPr>
+            <w:r>
+              <w:rPr>
+                <w:rFonts w:ascii="Arial" w:hAnsi="Arial" w:cs="Arial"/>
+                <w:color w:val="153D63"/>
+                <w:sz w:val="20"/>
+                <w:szCs w:val="20"/>
+              </w:rPr>
+              <w:t xml:space="preserve">18.3x</w:t>
+            </w:r>
+          </w:p>
+        </w:tc>
+        <w:tc>
+          <w:tcPr>
+            <w:tcW w:w="2422" w:type="dxa"/>
+            <w:hideMark/>
+            <w:vAlign w:val="center"/>
+          </w:tcPr>
+          <w:p>
+            <w:pPr>
+              <w:rPr>
+                <w:rFonts w:ascii="Arial" w:eastAsiaTheme="minorEastAsia" w:hAnsi="Arial" w:cs="Arial"/>
+                <w:color w:val="153D63"/>
+                <w:sz w:val="20"/>
+                <w:szCs w:val="20"/>
+              </w:rPr>
+              <w:spacing w:after="0" w:before="0" w:line="240" w:lineRule="auto"/>
+              <w:keepLines/>
+              <w:jc w:val="center"/>
+              <w:keepNext/>
+            </w:pPr>
+            <w:hyperlink r:id="rId38">
+              <w:r>
+                <w:rPr>
+                  <w:rFonts w:ascii="Arial" w:hAnsi="Arial" w:cs="Arial"/>
+                  <w:color w:val="153D63"/>
+                  <w:sz w:val="20"/>
+                  <w:szCs w:val="20"/>
+                  <w:u w:val="single"/>
+                </w:rPr>
+                <w:t xml:space="preserve">Citi 02 Sep</w:t>
+              </w:r>
+            </w:hyperlink>
           </w:p>
         </w:tc>
       </w:tr>
@@ -6684,7 +5923,7 @@
         </w:trPr>
         <w:tc>
           <w:tcPr>
-            <w:tcW w:w="4950" w:type="dxa"/>
+            <w:tcW w:w="3800" w:type="dxa"/>
             <w:hideMark/>
             <w:vAlign w:val="center"/>
           </w:tcPr>
@@ -6699,25 +5938,24 @@
               <w:spacing w:after="0" w:before="0" w:line="240" w:lineRule="auto"/>
               <w:keepLines/>
               <w:jc w:val="left"/>
+              <w:keepNext/>
             </w:pPr>
             <w:r>
               <w:rPr>
                 <w:rFonts w:ascii="Arial" w:hAnsi="Arial" w:cs="Arial"/>
-                <w:color w:val="FF0000"/>
+                <w:color w:val="153D63"/>
                 <w:sz w:val="20"/>
                 <w:szCs w:val="20"/>
                 <w:b/>
                 <w:bCs/>
               </w:rPr>
-              <w:t xml:space="preserve">Dongshan A — issuer reference</w:t>
-              <w:br/>
-              <w:t xml:space="preserve">002384</w:t>
+              <w:t xml:space="preserve">Lijiang A (002033 SZ)</w:t>
             </w:r>
           </w:p>
         </w:tc>
         <w:tc>
           <w:tcPr>
-            <w:tcW w:w="1350" w:type="dxa"/>
+            <w:tcW w:w="1450" w:type="dxa"/>
             <w:hideMark/>
             <w:vAlign w:val="center"/>
           </w:tcPr>
@@ -6732,6 +5970,7 @@
               <w:spacing w:after="0" w:before="0" w:line="240" w:lineRule="auto"/>
               <w:keepLines/>
               <w:jc w:val="center"/>
+              <w:keepNext/>
             </w:pPr>
             <w:r>
               <w:rPr>
@@ -6740,13 +5979,13 @@
                 <w:sz w:val="20"/>
                 <w:szCs w:val="20"/>
               </w:rPr>
-              <w:t xml:space="preserve">139.75</w:t>
+              <w:t xml:space="preserve">RMB8.31</w:t>
             </w:r>
           </w:p>
         </w:tc>
         <w:tc>
           <w:tcPr>
-            <w:tcW w:w="1224" w:type="dxa"/>
+            <w:tcW w:w="1150" w:type="dxa"/>
             <w:hideMark/>
             <w:vAlign w:val="center"/>
           </w:tcPr>
@@ -6761,6 +6000,7 @@
               <w:spacing w:after="0" w:before="0" w:line="240" w:lineRule="auto"/>
               <w:keepLines/>
               <w:jc w:val="center"/>
+              <w:keepNext/>
             </w:pPr>
             <w:r>
               <w:rPr>
@@ -6769,13 +6009,13 @@
                 <w:sz w:val="20"/>
                 <w:szCs w:val="20"/>
               </w:rPr>
-              <w:t xml:space="preserve">71.4x</w:t>
+              <w:t xml:space="preserve">20.0x</w:t>
             </w:r>
           </w:p>
         </w:tc>
         <w:tc>
           <w:tcPr>
-            <w:tcW w:w="1224" w:type="dxa"/>
+            <w:tcW w:w="1150" w:type="dxa"/>
             <w:hideMark/>
             <w:vAlign w:val="center"/>
           </w:tcPr>
@@ -6790,6 +6030,7 @@
               <w:spacing w:after="0" w:before="0" w:line="240" w:lineRule="auto"/>
               <w:keepLines/>
               <w:jc w:val="center"/>
+              <w:keepNext/>
             </w:pPr>
             <w:r>
               <w:rPr>
@@ -6798,13 +6039,13 @@
                 <w:sz w:val="20"/>
                 <w:szCs w:val="20"/>
               </w:rPr>
-              <w:t xml:space="preserve">35.4x</w:t>
+              <w:t xml:space="preserve">18.9x</w:t>
             </w:r>
           </w:p>
         </w:tc>
         <w:tc>
           <w:tcPr>
-            <w:tcW w:w="1224" w:type="dxa"/>
+            <w:tcW w:w="2422" w:type="dxa"/>
             <w:hideMark/>
             <w:vAlign w:val="center"/>
           </w:tcPr>
@@ -6819,16 +6060,20 @@
               <w:spacing w:after="0" w:before="0" w:line="240" w:lineRule="auto"/>
               <w:keepLines/>
               <w:jc w:val="center"/>
+              <w:keepNext/>
             </w:pPr>
-            <w:r>
-              <w:rPr>
-                <w:rFonts w:ascii="Arial" w:hAnsi="Arial" w:cs="Arial"/>
-                <w:color w:val="153D63"/>
-                <w:sz w:val="20"/>
-                <w:szCs w:val="20"/>
-              </w:rPr>
-              <w:t xml:space="preserve">16.8x</w:t>
-            </w:r>
+            <w:hyperlink r:id="rId39">
+              <w:r>
+                <w:rPr>
+                  <w:rFonts w:ascii="Arial" w:hAnsi="Arial" w:cs="Arial"/>
+                  <w:color w:val="153D63"/>
+                  <w:sz w:val="20"/>
+                  <w:szCs w:val="20"/>
+                  <w:u w:val="single"/>
+                </w:rPr>
+                <w:t xml:space="preserve">BOCI 24 Aug</w:t>
+              </w:r>
+            </w:hyperlink>
           </w:p>
         </w:tc>
       </w:tr>
@@ -6838,7 +6083,7 @@
         </w:trPr>
         <w:tc>
           <w:tcPr>
-            <w:tcW w:w="4950" w:type="dxa"/>
+            <w:tcW w:w="3800" w:type="dxa"/>
             <w:hideMark/>
             <w:vAlign w:val="center"/>
           </w:tcPr>
@@ -6853,6 +6098,7 @@
               <w:spacing w:after="0" w:before="0" w:line="240" w:lineRule="auto"/>
               <w:keepLines/>
               <w:jc w:val="left"/>
+              <w:keepNext/>
             </w:pPr>
             <w:r>
               <w:rPr>
@@ -6863,15 +6109,13 @@
                 <w:b/>
                 <w:bCs/>
               </w:rPr>
-              <w:t xml:space="preserve">Kinwong A — PCB manufacturer; closest PCB business reference</w:t>
-              <w:br/>
-              <w:t xml:space="preserve">603228</w:t>
+              <w:t xml:space="preserve">Jiuhua A (603199 SH)</w:t>
             </w:r>
           </w:p>
         </w:tc>
         <w:tc>
           <w:tcPr>
-            <w:tcW w:w="1350" w:type="dxa"/>
+            <w:tcW w:w="1450" w:type="dxa"/>
             <w:hideMark/>
             <w:vAlign w:val="center"/>
           </w:tcPr>
@@ -6886,6 +6130,7 @@
               <w:spacing w:after="0" w:before="0" w:line="240" w:lineRule="auto"/>
               <w:keepLines/>
               <w:jc w:val="center"/>
+              <w:keepNext/>
             </w:pPr>
             <w:r>
               <w:rPr>
@@ -6894,13 +6139,13 @@
                 <w:sz w:val="20"/>
                 <w:szCs w:val="20"/>
               </w:rPr>
-              <w:t xml:space="preserve">98.51</w:t>
+              <w:t xml:space="preserve">RMB31.86</w:t>
             </w:r>
           </w:p>
         </w:tc>
         <w:tc>
           <w:tcPr>
-            <w:tcW w:w="1224" w:type="dxa"/>
+            <w:tcW w:w="1150" w:type="dxa"/>
             <w:hideMark/>
             <w:vAlign w:val="center"/>
           </w:tcPr>
@@ -6915,6 +6160,7 @@
               <w:spacing w:after="0" w:before="0" w:line="240" w:lineRule="auto"/>
               <w:keepLines/>
               <w:jc w:val="center"/>
+              <w:keepNext/>
             </w:pPr>
             <w:r>
               <w:rPr>
@@ -6923,13 +6169,13 @@
                 <w:sz w:val="20"/>
                 <w:szCs w:val="20"/>
               </w:rPr>
-              <w:t xml:space="preserve">89.5x</w:t>
+              <w:t xml:space="preserve">14.8x</w:t>
             </w:r>
           </w:p>
         </w:tc>
         <w:tc>
           <w:tcPr>
-            <w:tcW w:w="1224" w:type="dxa"/>
+            <w:tcW w:w="1150" w:type="dxa"/>
             <w:hideMark/>
             <w:vAlign w:val="center"/>
           </w:tcPr>
@@ -6944,6 +6190,7 @@
               <w:spacing w:after="0" w:before="0" w:line="240" w:lineRule="auto"/>
               <w:keepLines/>
               <w:jc w:val="center"/>
+              <w:keepNext/>
             </w:pPr>
             <w:r>
               <w:rPr>
@@ -6952,13 +6199,13 @@
                 <w:sz w:val="20"/>
                 <w:szCs w:val="20"/>
               </w:rPr>
-              <w:t xml:space="preserve">48.0x</w:t>
+              <w:t xml:space="preserve">12.4x</w:t>
             </w:r>
           </w:p>
         </w:tc>
         <w:tc>
           <w:tcPr>
-            <w:tcW w:w="1224" w:type="dxa"/>
+            <w:tcW w:w="2422" w:type="dxa"/>
             <w:hideMark/>
             <w:vAlign w:val="center"/>
           </w:tcPr>
@@ -6973,16 +6220,20 @@
               <w:spacing w:after="0" w:before="0" w:line="240" w:lineRule="auto"/>
               <w:keepLines/>
               <w:jc w:val="center"/>
+              <w:keepNext/>
             </w:pPr>
-            <w:r>
-              <w:rPr>
-                <w:rFonts w:ascii="Arial" w:hAnsi="Arial" w:cs="Arial"/>
-                <w:color w:val="153D63"/>
-                <w:sz w:val="20"/>
-                <w:szCs w:val="20"/>
-              </w:rPr>
-              <w:t xml:space="preserve">28.6x</w:t>
-            </w:r>
+            <w:hyperlink r:id="rId40">
+              <w:r>
+                <w:rPr>
+                  <w:rFonts w:ascii="Arial" w:hAnsi="Arial" w:cs="Arial"/>
+                  <w:color w:val="153D63"/>
+                  <w:sz w:val="20"/>
+                  <w:szCs w:val="20"/>
+                  <w:u w:val="single"/>
+                </w:rPr>
+                <w:t xml:space="preserve">Pacific 20 Aug</w:t>
+              </w:r>
+            </w:hyperlink>
           </w:p>
         </w:tc>
       </w:tr>
@@ -6992,7 +6243,7 @@
         </w:trPr>
         <w:tc>
           <w:tcPr>
-            <w:tcW w:w="4950" w:type="dxa"/>
+            <w:tcW w:w="3800" w:type="dxa"/>
             <w:hideMark/>
             <w:vAlign w:val="center"/>
           </w:tcPr>
@@ -7017,15 +6268,13 @@
                 <w:b/>
                 <w:bCs/>
               </w:rPr>
-              <w:t xml:space="preserve">Shennan Circuits — advanced PCB and substrates; related mix</w:t>
-              <w:br/>
-              <w:t xml:space="preserve">002916</w:t>
+              <w:t xml:space="preserve">Changbai A (603099 SH)</w:t>
             </w:r>
           </w:p>
         </w:tc>
         <w:tc>
           <w:tcPr>
-            <w:tcW w:w="1350" w:type="dxa"/>
+            <w:tcW w:w="1450" w:type="dxa"/>
             <w:hideMark/>
             <w:vAlign w:val="center"/>
           </w:tcPr>
@@ -7048,13 +6297,13 @@
                 <w:sz w:val="20"/>
                 <w:szCs w:val="20"/>
               </w:rPr>
-              <w:t xml:space="preserve">337.24</w:t>
+              <w:t xml:space="preserve">RMB45.85</w:t>
             </w:r>
           </w:p>
         </w:tc>
         <w:tc>
           <w:tcPr>
-            <w:tcW w:w="1224" w:type="dxa"/>
+            <w:tcW w:w="1150" w:type="dxa"/>
             <w:hideMark/>
             <w:vAlign w:val="center"/>
           </w:tcPr>
@@ -7077,13 +6326,13 @@
                 <w:sz w:val="20"/>
                 <w:szCs w:val="20"/>
               </w:rPr>
-              <w:t xml:space="preserve">55.1x</w:t>
+              <w:t xml:space="preserve">85.5x</w:t>
             </w:r>
           </w:p>
         </w:tc>
         <w:tc>
           <w:tcPr>
-            <w:tcW w:w="1224" w:type="dxa"/>
+            <w:tcW w:w="1150" w:type="dxa"/>
             <w:hideMark/>
             <w:vAlign w:val="center"/>
           </w:tcPr>
@@ -7106,13 +6355,13 @@
                 <w:sz w:val="20"/>
                 <w:szCs w:val="20"/>
               </w:rPr>
-              <w:t xml:space="preserve">38.8x</w:t>
+              <w:t xml:space="preserve">71.9x</w:t>
             </w:r>
           </w:p>
         </w:tc>
         <w:tc>
           <w:tcPr>
-            <w:tcW w:w="1224" w:type="dxa"/>
+            <w:tcW w:w="2422" w:type="dxa"/>
             <w:hideMark/>
             <w:vAlign w:val="center"/>
           </w:tcPr>
@@ -7128,169 +6377,18 @@
               <w:keepLines/>
               <w:jc w:val="center"/>
             </w:pPr>
-            <w:r>
-              <w:rPr>
-                <w:rFonts w:ascii="Arial" w:hAnsi="Arial" w:cs="Arial"/>
-                <w:color w:val="153D63"/>
-                <w:sz w:val="20"/>
-                <w:szCs w:val="20"/>
-              </w:rPr>
-              <w:t xml:space="preserve">25.0x</w:t>
-            </w:r>
-          </w:p>
-        </w:tc>
-      </w:tr>
-      <w:tr>
-        <w:trPr>
-          <w:cantSplit/>
-        </w:trPr>
-        <w:tc>
-          <w:tcPr>
-            <w:tcW w:w="4950" w:type="dxa"/>
-            <w:hideMark/>
-            <w:vAlign w:val="center"/>
-          </w:tcPr>
-          <w:p>
-            <w:pPr>
-              <w:rPr>
-                <w:rFonts w:ascii="Arial" w:eastAsiaTheme="minorEastAsia" w:hAnsi="Arial" w:cs="Arial"/>
-                <w:color w:val="153D63"/>
-                <w:sz w:val="20"/>
-                <w:szCs w:val="20"/>
-              </w:rPr>
-              <w:spacing w:after="0" w:before="0" w:line="240" w:lineRule="auto"/>
-              <w:keepLines/>
-              <w:jc w:val="left"/>
-            </w:pPr>
-            <w:r>
-              <w:rPr>
-                <w:rFonts w:ascii="Arial" w:hAnsi="Arial" w:cs="Arial"/>
-                <w:color w:val="153D63"/>
-                <w:sz w:val="20"/>
-                <w:szCs w:val="20"/>
-                <w:b/>
-                <w:bCs/>
-              </w:rPr>
-              <w:t xml:space="preserve">InnoLight — optical-transceiver segment reference</w:t>
-              <w:br/>
-              <w:t xml:space="preserve">300308</w:t>
-            </w:r>
-          </w:p>
-        </w:tc>
-        <w:tc>
-          <w:tcPr>
-            <w:tcW w:w="1350" w:type="dxa"/>
-            <w:hideMark/>
-            <w:vAlign w:val="center"/>
-          </w:tcPr>
-          <w:p>
-            <w:pPr>
-              <w:rPr>
-                <w:rFonts w:ascii="Arial" w:eastAsiaTheme="minorEastAsia" w:hAnsi="Arial" w:cs="Arial"/>
-                <w:color w:val="153D63"/>
-                <w:sz w:val="20"/>
-                <w:szCs w:val="20"/>
-              </w:rPr>
-              <w:spacing w:after="0" w:before="0" w:line="240" w:lineRule="auto"/>
-              <w:keepLines/>
-              <w:jc w:val="center"/>
-            </w:pPr>
-            <w:r>
-              <w:rPr>
-                <w:rFonts w:ascii="Arial" w:hAnsi="Arial" w:cs="Arial"/>
-                <w:color w:val="153D63"/>
-                <w:sz w:val="20"/>
-                <w:szCs w:val="20"/>
-              </w:rPr>
-              <w:t xml:space="preserve">735.00</w:t>
-            </w:r>
-          </w:p>
-        </w:tc>
-        <w:tc>
-          <w:tcPr>
-            <w:tcW w:w="1224" w:type="dxa"/>
-            <w:hideMark/>
-            <w:vAlign w:val="center"/>
-          </w:tcPr>
-          <w:p>
-            <w:pPr>
-              <w:rPr>
-                <w:rFonts w:ascii="Arial" w:eastAsiaTheme="minorEastAsia" w:hAnsi="Arial" w:cs="Arial"/>
-                <w:color w:val="153D63"/>
-                <w:sz w:val="20"/>
-                <w:szCs w:val="20"/>
-              </w:rPr>
-              <w:spacing w:after="0" w:before="0" w:line="240" w:lineRule="auto"/>
-              <w:keepLines/>
-              <w:jc w:val="center"/>
-            </w:pPr>
-            <w:r>
-              <w:rPr>
-                <w:rFonts w:ascii="Arial" w:hAnsi="Arial" w:cs="Arial"/>
-                <w:color w:val="153D63"/>
-                <w:sz w:val="20"/>
-                <w:szCs w:val="20"/>
-              </w:rPr>
-              <w:t xml:space="preserve">42.3x</w:t>
-            </w:r>
-          </w:p>
-        </w:tc>
-        <w:tc>
-          <w:tcPr>
-            <w:tcW w:w="1224" w:type="dxa"/>
-            <w:hideMark/>
-            <w:vAlign w:val="center"/>
-          </w:tcPr>
-          <w:p>
-            <w:pPr>
-              <w:rPr>
-                <w:rFonts w:ascii="Arial" w:eastAsiaTheme="minorEastAsia" w:hAnsi="Arial" w:cs="Arial"/>
-                <w:color w:val="153D63"/>
-                <w:sz w:val="20"/>
-                <w:szCs w:val="20"/>
-              </w:rPr>
-              <w:spacing w:after="0" w:before="0" w:line="240" w:lineRule="auto"/>
-              <w:keepLines/>
-              <w:jc w:val="center"/>
-            </w:pPr>
-            <w:r>
-              <w:rPr>
-                <w:rFonts w:ascii="Arial" w:hAnsi="Arial" w:cs="Arial"/>
-                <w:color w:val="153D63"/>
-                <w:sz w:val="20"/>
-                <w:szCs w:val="20"/>
-              </w:rPr>
-              <w:t xml:space="preserve">25.9x</w:t>
-            </w:r>
-          </w:p>
-        </w:tc>
-        <w:tc>
-          <w:tcPr>
-            <w:tcW w:w="1224" w:type="dxa"/>
-            <w:hideMark/>
-            <w:vAlign w:val="center"/>
-          </w:tcPr>
-          <w:p>
-            <w:pPr>
-              <w:rPr>
-                <w:rFonts w:ascii="Arial" w:eastAsiaTheme="minorEastAsia" w:hAnsi="Arial" w:cs="Arial"/>
-                <w:color w:val="153D63"/>
-                <w:sz w:val="20"/>
-                <w:szCs w:val="20"/>
-              </w:rPr>
-              <w:spacing w:after="0" w:before="0" w:line="240" w:lineRule="auto"/>
-              <w:keepLines/>
-              <w:jc w:val="center"/>
-            </w:pPr>
-            <w:r>
-              <w:rPr>
-                <w:rFonts w:ascii="Arial" w:hAnsi="Arial" w:cs="Arial"/>
-                <w:color w:val="153D63"/>
-                <w:sz w:val="20"/>
-                <w:szCs w:val="20"/>
-              </w:rPr>
-              <w:t xml:space="preserve">13.9x</w:t>
-            </w:r>
+            <w:hyperlink r:id="rId41">
+              <w:r>
+                <w:rPr>
+                  <w:rFonts w:ascii="Arial" w:hAnsi="Arial" w:cs="Arial"/>
+                  <w:color w:val="153D63"/>
+                  <w:sz w:val="20"/>
+                  <w:szCs w:val="20"/>
+                  <w:u w:val="single"/>
+                </w:rPr>
+                <w:t xml:space="preserve">Soochow 26 Aug</w:t>
+              </w:r>
+            </w:hyperlink>
           </w:p>
         </w:tc>
       </w:tr>
@@ -7303,7 +6401,7 @@
           <w:sz w:val="20"/>
           <w:szCs w:val="20"/>
         </w:rPr>
-        <w:spacing w:after="85" w:before="100" w:line="240" w:lineRule="auto"/>
+        <w:spacing w:after="45" w:before="65" w:line="240" w:lineRule="auto"/>
         <w:keepLines/>
       </w:pPr>
       <w:r>
@@ -7313,7 +6411,7 @@
           <w:sz w:val="20"/>
           <w:szCs w:val="20"/>
         </w:rPr>
-        <w:t xml:space="preserve">There is no clean listed whole-group peer. Kinwong and Shennan anchor PCB earnings; InnoLight anchors the optical segment. The community’s AI-hardware enthusiasm is useful for gauging the theme, but it does not establish the group’s earnings mix. Avoid an unweighted average of these multiples.</w:t>
+        <w:t xml:space="preserve">China Travel: H scenic-operator reference, with hotels/transport. A peers match scenic transport more closely; Changbai's multiple is a thematic outlier.</w:t>
       </w:r>
     </w:p>
     <w:p>
@@ -7338,146 +6436,6 @@
         </w:rPr>
         <w:t xml:space="preserve">Sources: </w:t>
       </w:r>
-      <w:hyperlink r:id="rId36">
-        <w:r>
-          <w:rPr>
-            <w:rFonts w:ascii="Arial" w:hAnsi="Arial" w:cs="Arial"/>
-            <w:color w:val="153D63"/>
-            <w:sz w:val="20"/>
-            <w:szCs w:val="20"/>
-            <w:u w:val="single"/>
-          </w:rPr>
-          <w:t xml:space="preserve">HKEX PHIP</w:t>
-        </w:r>
-      </w:hyperlink>
-      <w:r>
-        <w:rPr>
-          <w:rFonts w:ascii="Arial" w:hAnsi="Arial" w:cs="Arial"/>
-          <w:color w:val="153D63"/>
-          <w:sz w:val="20"/>
-          <w:szCs w:val="20"/>
-        </w:rPr>
-        <w:t xml:space="preserve">; </w:t>
-      </w:r>
-      <w:hyperlink r:id="rId37">
-        <w:r>
-          <w:rPr>
-            <w:rFonts w:ascii="Arial" w:hAnsi="Arial" w:cs="Arial"/>
-            <w:color w:val="153D63"/>
-            <w:sz w:val="20"/>
-            <w:szCs w:val="20"/>
-            <w:u w:val="single"/>
-          </w:rPr>
-          <w:t xml:space="preserve">PRC H1 report</w:t>
-        </w:r>
-      </w:hyperlink>
-      <w:r>
-        <w:rPr>
-          <w:rFonts w:ascii="Arial" w:hAnsi="Arial" w:cs="Arial"/>
-          <w:color w:val="153D63"/>
-          <w:sz w:val="20"/>
-          <w:szCs w:val="20"/>
-        </w:rPr>
-        <w:t xml:space="preserve">; </w:t>
-      </w:r>
-      <w:hyperlink r:id="rId38">
-        <w:r>
-          <w:rPr>
-            <w:rFonts w:ascii="Arial" w:hAnsi="Arial" w:cs="Arial"/>
-            <w:color w:val="153D63"/>
-            <w:sz w:val="20"/>
-            <w:szCs w:val="20"/>
-            <w:u w:val="single"/>
-          </w:rPr>
-          <w:t xml:space="preserve">Xueqiu Seven 9 Oct</w:t>
-        </w:r>
-      </w:hyperlink>
-      <w:r>
-        <w:rPr>
-          <w:rFonts w:ascii="Arial" w:hAnsi="Arial" w:cs="Arial"/>
-          <w:color w:val="153D63"/>
-          <w:sz w:val="20"/>
-          <w:szCs w:val="20"/>
-        </w:rPr>
-        <w:t xml:space="preserve">; </w:t>
-      </w:r>
-      <w:hyperlink r:id="rId39">
-        <w:r>
-          <w:rPr>
-            <w:rFonts w:ascii="Arial" w:hAnsi="Arial" w:cs="Arial"/>
-            <w:color w:val="153D63"/>
-            <w:sz w:val="20"/>
-            <w:szCs w:val="20"/>
-            <w:u w:val="single"/>
-          </w:rPr>
-          <w:t xml:space="preserve">Moomoo community AI hardware post</w:t>
-        </w:r>
-      </w:hyperlink>
-      <w:r>
-        <w:rPr>
-          <w:rFonts w:ascii="Arial" w:hAnsi="Arial" w:cs="Arial"/>
-          <w:color w:val="153D63"/>
-          <w:sz w:val="20"/>
-          <w:szCs w:val="20"/>
-        </w:rPr>
-        <w:t xml:space="preserve">; </w:t>
-      </w:r>
-      <w:hyperlink r:id="rId40">
-        <w:r>
-          <w:rPr>
-            <w:rFonts w:ascii="Arial" w:hAnsi="Arial" w:cs="Arial"/>
-            <w:color w:val="153D63"/>
-            <w:sz w:val="20"/>
-            <w:szCs w:val="20"/>
-            <w:u w:val="single"/>
-          </w:rPr>
-          <w:t xml:space="preserve">Issuer IR record 8 Oct</w:t>
-        </w:r>
-      </w:hyperlink>
-    </w:p>
-    <w:p>
-      <w:pPr>
-        <w:rPr>
-          <w:rFonts w:ascii="Arial" w:eastAsiaTheme="minorEastAsia" w:hAnsi="Arial" w:cs="Arial"/>
-          <w:color w:val="153D63"/>
-          <w:sz w:val="20"/>
-          <w:szCs w:val="20"/>
-        </w:rPr>
-        <w:spacing w:after="50" w:before="0" w:line="240" w:lineRule="auto"/>
-        <w:keepLines/>
-      </w:pPr>
-      <w:r>
-        <w:rPr>
-          <w:rFonts w:ascii="Arial" w:hAnsi="Arial" w:cs="Arial"/>
-          <w:color w:val="153D63"/>
-          <w:sz w:val="20"/>
-          <w:szCs w:val="20"/>
-          <w:b/>
-          <w:bCs/>
-        </w:rPr>
-        <w:t xml:space="preserve">Forward estimates: </w:t>
-      </w:r>
-      <w:hyperlink r:id="rId41">
-        <w:r>
-          <w:rPr>
-            <w:rFonts w:ascii="Arial" w:hAnsi="Arial" w:cs="Arial"/>
-            <w:color w:val="153D63"/>
-            <w:sz w:val="20"/>
-            <w:szCs w:val="20"/>
-            <w:u w:val="single"/>
-          </w:rPr>
-          <w:t xml:space="preserve">002384 Shanghai Securities 28 Aug</w:t>
-        </w:r>
-      </w:hyperlink>
-      <w:r>
-        <w:rPr>
-          <w:rFonts w:ascii="Arial" w:hAnsi="Arial" w:cs="Arial"/>
-          <w:color w:val="153D63"/>
-          <w:sz w:val="20"/>
-          <w:szCs w:val="20"/>
-        </w:rPr>
-        <w:t xml:space="preserve">; </w:t>
-      </w:r>
       <w:hyperlink r:id="rId42">
         <w:r>
           <w:rPr>
@@ -7487,7 +6445,7 @@
             <w:szCs w:val="20"/>
             <w:u w:val="single"/>
           </w:rPr>
-          <w:t xml:space="preserve">603228 Guosen 18 Sep</w:t>
+          <w:t xml:space="preserve">PHIP</w:t>
         </w:r>
       </w:hyperlink>
       <w:r>
@@ -7508,55 +6466,9 @@
             <w:szCs w:val="20"/>
             <w:u w:val="single"/>
           </w:rPr>
-          <w:t xml:space="preserve">002916 Pacific Securities 17 Sep</w:t>
+          <w:t xml:space="preserve">Xueqiu</w:t>
         </w:r>
       </w:hyperlink>
-      <w:r>
-        <w:rPr>
-          <w:rFonts w:ascii="Arial" w:hAnsi="Arial" w:cs="Arial"/>
-          <w:color w:val="153D63"/>
-          <w:sz w:val="20"/>
-          <w:szCs w:val="20"/>
-        </w:rPr>
-        <w:t xml:space="preserve">; </w:t>
-      </w:r>
-      <w:hyperlink r:id="rId44">
-        <w:r>
-          <w:rPr>
-            <w:rFonts w:ascii="Arial" w:hAnsi="Arial" w:cs="Arial"/>
-            <w:color w:val="153D63"/>
-            <w:sz w:val="20"/>
-            <w:szCs w:val="20"/>
-            <w:u w:val="single"/>
-          </w:rPr>
-          <w:t xml:space="preserve">300308 Capital Securities 23 Sep</w:t>
-        </w:r>
-      </w:hyperlink>
-    </w:p>
-    <w:p>
-      <w:pPr>
-        <w:rPr>
-          <w:rFonts w:ascii="Arial" w:hAnsi="Arial" w:cs="Arial"/>
-          <w:color w:val="FF0000"/>
-          <w:sz w:val="20"/>
-          <w:szCs w:val="20"/>
-        </w:rPr>
-        <w:spacing w:after="100" w:before="0" w:line="240" w:lineRule="auto"/>
-        <w:keepLines/>
-        <w:pageBreakBefore/>
-        <w:keepNext/>
-      </w:pPr>
-      <w:r>
-        <w:rPr>
-          <w:rFonts w:ascii="Arial" w:hAnsi="Arial" w:cs="Arial"/>
-          <w:b/>
-          <w:bCs/>
-          <w:color w:val="FF0000"/>
-          <w:sz w:val="20"/>
-          <w:szCs w:val="20"/>
-        </w:rPr>
-        <w:t>Yuen Kee Food</w:t>
-      </w:r>
     </w:p>
     <w:p>
       <w:pPr>
@@ -7566,7 +6478,7 @@
           <w:sz w:val="20"/>
           <w:szCs w:val="20"/>
         </w:rPr>
-        <w:spacing w:after="120" w:before="0" w:line="240" w:lineRule="auto"/>
+        <w:spacing w:after="60" w:before="100" w:line="240" w:lineRule="auto"/>
         <w:keepLines/>
       </w:pPr>
       <w:r>
@@ -7576,1092 +6488,7 @@
           <w:sz w:val="20"/>
           <w:szCs w:val="20"/>
         </w:rPr>
-        <w:t xml:space="preserve">Franchise fresh dumpling and wonton supply chain | Application Proof 30 July 2026</w:t>
-      </w:r>
-    </w:p>
-    <w:p>
-      <w:pPr>
-        <w:pStyle w:val="ListParagraph"/>
-        <w:numPr>
-          <w:ilvl w:val="0"/>
-          <w:numId w:val="10"/>
-        </w:numPr>
-        <w:rPr>
-          <w:rFonts w:ascii="Arial" w:eastAsia="Times New Roman" w:hAnsi="Arial" w:cs="Arial"/>
-          <w:color w:val="153D63"/>
-          <w:sz w:val="20"/>
-          <w:szCs w:val="20"/>
-        </w:rPr>
-        <w:spacing w:after="95" w:before="0" w:line="240" w:lineRule="auto"/>
-        <w:keepLines/>
-      </w:pPr>
-      <w:r>
-        <w:rPr>
-          <w:rFonts w:ascii="Arial" w:hAnsi="Arial" w:cs="Arial"/>
-          <w:color w:val="153D63"/>
-          <w:sz w:val="20"/>
-          <w:szCs w:val="20"/>
-          <w:b/>
-          <w:bCs/>
-        </w:rPr>
-        <w:t xml:space="preserve">Good — a scalable food supplier with a strong current recovery.</w:t>
-      </w:r>
-      <w:r>
-        <w:rPr>
-          <w:rFonts w:ascii="Arial" w:hAnsi="Arial" w:cs="Arial"/>
-          <w:color w:val="153D63"/>
-          <w:sz w:val="20"/>
-          <w:szCs w:val="20"/>
-        </w:rPr>
-        <w:t xml:space="preserve"> There were 4,773 stores in May, including 4,750 franchise stores. Around 95% of group revenue comes from product sales, principally food sold to franchisees. Five-month revenue rose 39.8% to RMB1.31bn; owner profit rose 171.5% to RMB154.8m. More stores and higher factory utilisation can spread central supply-chain costs.</w:t>
-      </w:r>
-    </w:p>
-    <w:p>
-      <w:pPr>
-        <w:pStyle w:val="ListParagraph"/>
-        <w:numPr>
-          <w:ilvl w:val="0"/>
-          <w:numId w:val="10"/>
-        </w:numPr>
-        <w:rPr>
-          <w:rFonts w:ascii="Arial" w:eastAsia="Times New Roman" w:hAnsi="Arial" w:cs="Arial"/>
-          <w:color w:val="153D63"/>
-          <w:sz w:val="20"/>
-          <w:szCs w:val="20"/>
-        </w:rPr>
-        <w:spacing w:after="95" w:before="0" w:line="240" w:lineRule="auto"/>
-        <w:keepLines/>
-      </w:pPr>
-      <w:r>
-        <w:rPr>
-          <w:rFonts w:ascii="Arial" w:hAnsi="Arial" w:cs="Arial"/>
-          <w:color w:val="153D63"/>
-          <w:sz w:val="20"/>
-          <w:szCs w:val="20"/>
-          <w:b/>
-          <w:bCs/>
-        </w:rPr>
-        <w:t xml:space="preserve">Potential — delivery and packaged food extend the addressable market.</w:t>
-      </w:r>
-      <w:r>
-        <w:rPr>
-          <w:rFonts w:ascii="Arial" w:hAnsi="Arial" w:cs="Arial"/>
-          <w:color w:val="153D63"/>
-          <w:sz w:val="20"/>
-          <w:szCs w:val="20"/>
-        </w:rPr>
-        <w:t xml:space="preserve"> Network GMV rose 27.3%; average daily GMV per store rose 12.1% to RMB4,627. Packaged-food revenue grew 172.5% to RMB69m, but was only 5.3% of group sales. It is a useful new channel, not yet a replacement for franchise growth.</w:t>
-      </w:r>
-    </w:p>
-    <w:p>
-      <w:pPr>
-        <w:pStyle w:val="ListParagraph"/>
-        <w:numPr>
-          <w:ilvl w:val="0"/>
-          <w:numId w:val="10"/>
-        </w:numPr>
-        <w:rPr>
-          <w:rFonts w:ascii="Arial" w:eastAsia="Times New Roman" w:hAnsi="Arial" w:cs="Arial"/>
-          <w:color w:val="153D63"/>
-          <w:sz w:val="20"/>
-          <w:szCs w:val="20"/>
-        </w:rPr>
-        <w:spacing w:after="95" w:before="0" w:line="240" w:lineRule="auto"/>
-        <w:keepLines/>
-      </w:pPr>
-      <w:r>
-        <w:rPr>
-          <w:rFonts w:ascii="Arial" w:hAnsi="Arial" w:cs="Arial"/>
-          <w:color w:val="153D63"/>
-          <w:sz w:val="20"/>
-          <w:szCs w:val="20"/>
-          <w:b/>
-          <w:bCs/>
-        </w:rPr>
-        <w:t xml:space="preserve">Bad — part of the margin rebound is cheap pork.</w:t>
-      </w:r>
-      <w:r>
-        <w:rPr>
-          <w:rFonts w:ascii="Arial" w:hAnsi="Arial" w:cs="Arial"/>
-          <w:color w:val="153D63"/>
-          <w:sz w:val="20"/>
-          <w:szCs w:val="20"/>
-        </w:rPr>
-        <w:t xml:space="preserve"> Gross margin rose from 23.2% to 28.4% in the five-month period. Raw materials were 83% of cost of sales. The filing’s sensitivity test shows a 10% input-price increase would reduce that period’s pre-tax profit by RMB56.4m, all else equal. Recent margin strength should be stress-tested rather than extrapolated.</w:t>
-      </w:r>
-    </w:p>
-    <w:p>
-      <w:pPr>
-        <w:pStyle w:val="ListParagraph"/>
-        <w:numPr>
-          <w:ilvl w:val="0"/>
-          <w:numId w:val="10"/>
-        </w:numPr>
-        <w:rPr>
-          <w:rFonts w:ascii="Arial" w:eastAsia="Times New Roman" w:hAnsi="Arial" w:cs="Arial"/>
-          <w:color w:val="153D63"/>
-          <w:sz w:val="20"/>
-          <w:szCs w:val="20"/>
-        </w:rPr>
-        <w:spacing w:after="95" w:before="0" w:line="240" w:lineRule="auto"/>
-        <w:keepLines/>
-      </w:pPr>
-      <w:r>
-        <w:rPr>
-          <w:rFonts w:ascii="Arial" w:hAnsi="Arial" w:cs="Arial"/>
-          <w:color w:val="153D63"/>
-          <w:sz w:val="20"/>
-          <w:szCs w:val="20"/>
-          <w:b/>
-          <w:bCs/>
-        </w:rPr>
-        <w:t xml:space="preserve">Risk — franchisee economics determine whether growth lasts.</w:t>
-      </w:r>
-      <w:r>
-        <w:rPr>
-          <w:rFonts w:ascii="Arial" w:hAnsi="Arial" w:cs="Arial"/>
-          <w:color w:val="153D63"/>
-          <w:sz w:val="20"/>
-          <w:szCs w:val="20"/>
-        </w:rPr>
-        <w:t xml:space="preserve"> Average order value fell to RMB22.7 from RMB23.8. Daily GMV per store is a network average, not disclosed same-store growth. Head-office sales grew faster than network GMV; track sell-through, store closures and franchisee profit as delivery subsidies normalise. With 99.5% of stores franchised, food safety also depends on consistent local execution.</w:t>
-      </w:r>
-    </w:p>
-    <w:p>
-      <w:pPr>
-        <w:pStyle w:val="ListParagraph"/>
-        <w:numPr>
-          <w:ilvl w:val="0"/>
-          <w:numId w:val="10"/>
-        </w:numPr>
-        <w:rPr>
-          <w:rFonts w:ascii="Arial" w:eastAsia="Times New Roman" w:hAnsi="Arial" w:cs="Arial"/>
-          <w:color w:val="153D63"/>
-          <w:sz w:val="20"/>
-          <w:szCs w:val="20"/>
-        </w:rPr>
-        <w:spacing w:after="95" w:before="0" w:line="240" w:lineRule="auto"/>
-        <w:keepLines/>
-      </w:pPr>
-      <w:r>
-        <w:rPr>
-          <w:rFonts w:ascii="Arial" w:hAnsi="Arial" w:cs="Arial"/>
-          <w:color w:val="153D63"/>
-          <w:sz w:val="20"/>
-          <w:szCs w:val="20"/>
-          <w:b/>
-          <w:bCs/>
-        </w:rPr>
-        <w:t xml:space="preserve">Trade — use Babi as the closest anchor and price earnings conservatively.</w:t>
-      </w:r>
-      <w:r>
-        <w:rPr>
-          <w:rFonts w:ascii="Arial" w:hAnsi="Arial" w:cs="Arial"/>
-          <w:color w:val="153D63"/>
-          <w:sz w:val="20"/>
-          <w:szCs w:val="20"/>
-        </w:rPr>
-        <w:t xml:space="preserve"> Latest disclosed owner LTM profit is RMB296.1m to May 2026; each RMB1bn of offer equity value is 3.4x LTM P/E. Babi is 15.5x FY2026E. A premium needs durable store productivity and a defensible margin, not just fast franchise additions. Pre-IPO investors are not verified cornerstones.</w:t>
-      </w:r>
-    </w:p>
-    <w:p>
-      <w:pPr>
-        <w:rPr>
-          <w:rFonts w:ascii="Arial" w:eastAsiaTheme="minorEastAsia" w:hAnsi="Arial" w:cs="Arial"/>
-          <w:color w:val="153D63"/>
-          <w:sz w:val="20"/>
-          <w:szCs w:val="20"/>
-        </w:rPr>
-        <w:spacing w:after="75" w:before="80" w:line="240" w:lineRule="auto"/>
-        <w:keepLines/>
-        <w:keepNext/>
-      </w:pPr>
-      <w:r>
-        <w:rPr>
-          <w:rFonts w:ascii="Arial" w:hAnsi="Arial" w:cs="Arial"/>
-          <w:color w:val="153D63"/>
-          <w:sz w:val="20"/>
-          <w:szCs w:val="20"/>
-        </w:rPr>
-        <w:t xml:space="preserve">A-share valuation comparisons</w:t>
-      </w:r>
-    </w:p>
-    <w:tbl>
-      <w:tblPr>
-        <w:tblW w:w="9972" w:type="dxa"/>
-        <w:tblCellMar>
-          <w:left w:w="60" w:type="dxa"/>
-          <w:right w:w="60" w:type="dxa"/>
-          <w:top w:w="65" w:type="dxa"/>
-          <w:bottom w:w="65" w:type="dxa"/>
-        </w:tblCellMar>
-        <w:tblLook w:val="04A0" w:firstRow="1" w:lastRow="0" w:firstColumn="1" w:lastColumn="0" w:noHBand="0" w:noVBand="1"/>
-        <w:tblLayout w:type="fixed"/>
-        <w:tblInd w:w="0" w:type="dxa"/>
-        <w:tblBorders>
-          <w:top w:val="single" w:sz="4" w:space="0" w:color="D9D9D9"/>
-          <w:left w:val="single" w:sz="4" w:space="0" w:color="D9D9D9"/>
-          <w:bottom w:val="single" w:sz="4" w:space="0" w:color="D9D9D9"/>
-          <w:right w:val="single" w:sz="4" w:space="0" w:color="D9D9D9"/>
-          <w:insideH w:val="single" w:sz="4" w:space="0" w:color="D9D9D9"/>
-          <w:insideV w:val="single" w:sz="4" w:space="0" w:color="D9D9D9"/>
-        </w:tblBorders>
-      </w:tblPr>
-      <w:tblGrid>
-        <w:gridCol w:w="4950"/>
-        <w:gridCol w:w="1350"/>
-        <w:gridCol w:w="1224"/>
-        <w:gridCol w:w="1224"/>
-        <w:gridCol w:w="1224"/>
-      </w:tblGrid>
-      <w:tr>
-        <w:trPr>
-          <w:cantSplit/>
-          <w:tblHeader/>
-        </w:trPr>
-        <w:tc>
-          <w:tcPr>
-            <w:tcW w:w="4950" w:type="dxa"/>
-            <w:vAlign w:val="center"/>
-            <w:shd w:val="clear" w:color="auto" w:fill="F2F2F2"/>
-          </w:tcPr>
-          <w:p>
-            <w:pPr>
-              <w:rPr>
-                <w:rFonts w:ascii="Arial" w:eastAsiaTheme="minorEastAsia" w:hAnsi="Arial" w:cs="Arial"/>
-                <w:color w:val="153D63"/>
-                <w:sz w:val="20"/>
-                <w:szCs w:val="20"/>
-              </w:rPr>
-              <w:spacing w:after="0" w:before="0" w:line="240" w:lineRule="auto"/>
-              <w:keepLines/>
-              <w:jc w:val="left"/>
-            </w:pPr>
-            <w:r>
-              <w:rPr>
-                <w:rFonts w:ascii="Arial" w:hAnsi="Arial" w:cs="Arial"/>
-                <w:color w:val="153D63"/>
-                <w:sz w:val="20"/>
-                <w:szCs w:val="20"/>
-                <w:b/>
-                <w:bCs/>
-              </w:rPr>
-              <w:t xml:space="preserve">Company and peer relevance</w:t>
-            </w:r>
-          </w:p>
-        </w:tc>
-        <w:tc>
-          <w:tcPr>
-            <w:tcW w:w="1350" w:type="dxa"/>
-            <w:hideMark/>
-            <w:vAlign w:val="center"/>
-            <w:shd w:val="clear" w:color="auto" w:fill="F2F2F2"/>
-          </w:tcPr>
-          <w:p>
-            <w:pPr>
-              <w:rPr>
-                <w:rFonts w:ascii="Arial" w:eastAsiaTheme="minorEastAsia" w:hAnsi="Arial" w:cs="Arial"/>
-                <w:color w:val="153D63"/>
-                <w:sz w:val="20"/>
-                <w:szCs w:val="20"/>
-              </w:rPr>
-              <w:spacing w:after="0" w:before="0" w:line="240" w:lineRule="auto"/>
-              <w:keepLines/>
-              <w:jc w:val="center"/>
-            </w:pPr>
-            <w:r>
-              <w:rPr>
-                <w:rFonts w:ascii="Arial" w:hAnsi="Arial" w:cs="Arial"/>
-                <w:color w:val="153D63"/>
-                <w:sz w:val="20"/>
-                <w:szCs w:val="20"/>
-                <w:b/>
-                <w:bCs/>
-              </w:rPr>
-              <w:t xml:space="preserve">CNY close</w:t>
-            </w:r>
-          </w:p>
-        </w:tc>
-        <w:tc>
-          <w:tcPr>
-            <w:tcW w:w="1224" w:type="dxa"/>
-            <w:hideMark/>
-            <w:vAlign w:val="center"/>
-            <w:shd w:val="clear" w:color="auto" w:fill="F2F2F2"/>
-          </w:tcPr>
-          <w:p>
-            <w:pPr>
-              <w:rPr>
-                <w:rFonts w:ascii="Arial" w:eastAsiaTheme="minorEastAsia" w:hAnsi="Arial" w:cs="Arial"/>
-                <w:color w:val="153D63"/>
-                <w:sz w:val="20"/>
-                <w:szCs w:val="20"/>
-              </w:rPr>
-              <w:spacing w:after="0" w:before="0" w:line="240" w:lineRule="auto"/>
-              <w:keepLines/>
-              <w:jc w:val="center"/>
-            </w:pPr>
-            <w:r>
-              <w:rPr>
-                <w:rFonts w:ascii="Arial" w:hAnsi="Arial" w:cs="Arial"/>
-                <w:color w:val="153D63"/>
-                <w:sz w:val="20"/>
-                <w:szCs w:val="20"/>
-                <w:b/>
-                <w:bCs/>
-              </w:rPr>
-              <w:t xml:space="preserve">TTM P/E</w:t>
-            </w:r>
-          </w:p>
-        </w:tc>
-        <w:tc>
-          <w:tcPr>
-            <w:tcW w:w="1224" w:type="dxa"/>
-            <w:hideMark/>
-            <w:vAlign w:val="center"/>
-            <w:shd w:val="clear" w:color="auto" w:fill="F2F2F2"/>
-          </w:tcPr>
-          <w:p>
-            <w:pPr>
-              <w:rPr>
-                <w:rFonts w:ascii="Arial" w:eastAsiaTheme="minorEastAsia" w:hAnsi="Arial" w:cs="Arial"/>
-                <w:color w:val="153D63"/>
-                <w:sz w:val="20"/>
-                <w:szCs w:val="20"/>
-              </w:rPr>
-              <w:spacing w:after="0" w:before="0" w:line="240" w:lineRule="auto"/>
-              <w:keepLines/>
-              <w:jc w:val="center"/>
-            </w:pPr>
-            <w:r>
-              <w:rPr>
-                <w:rFonts w:ascii="Arial" w:hAnsi="Arial" w:cs="Arial"/>
-                <w:color w:val="153D63"/>
-                <w:sz w:val="20"/>
-                <w:szCs w:val="20"/>
-                <w:b/>
-                <w:bCs/>
-              </w:rPr>
-              <w:t xml:space="preserve">FY2026E</w:t>
-              <w:br/>
-              <w:t xml:space="preserve">P/E</w:t>
-            </w:r>
-          </w:p>
-        </w:tc>
-        <w:tc>
-          <w:tcPr>
-            <w:tcW w:w="1224" w:type="dxa"/>
-            <w:hideMark/>
-            <w:vAlign w:val="center"/>
-            <w:shd w:val="clear" w:color="auto" w:fill="F2F2F2"/>
-          </w:tcPr>
-          <w:p>
-            <w:pPr>
-              <w:rPr>
-                <w:rFonts w:ascii="Arial" w:eastAsiaTheme="minorEastAsia" w:hAnsi="Arial" w:cs="Arial"/>
-                <w:color w:val="153D63"/>
-                <w:sz w:val="20"/>
-                <w:szCs w:val="20"/>
-              </w:rPr>
-              <w:spacing w:after="0" w:before="0" w:line="240" w:lineRule="auto"/>
-              <w:keepLines/>
-              <w:jc w:val="center"/>
-            </w:pPr>
-            <w:r>
-              <w:rPr>
-                <w:rFonts w:ascii="Arial" w:hAnsi="Arial" w:cs="Arial"/>
-                <w:color w:val="153D63"/>
-                <w:sz w:val="20"/>
-                <w:szCs w:val="20"/>
-                <w:b/>
-                <w:bCs/>
-              </w:rPr>
-              <w:t xml:space="preserve">FY2027E</w:t>
-              <w:br/>
-              <w:t xml:space="preserve">P/E</w:t>
-            </w:r>
-          </w:p>
-        </w:tc>
-      </w:tr>
-      <w:tr>
-        <w:trPr>
-          <w:cantSplit/>
-        </w:trPr>
-        <w:tc>
-          <w:tcPr>
-            <w:tcW w:w="4950" w:type="dxa"/>
-            <w:hideMark/>
-            <w:vAlign w:val="center"/>
-          </w:tcPr>
-          <w:p>
-            <w:pPr>
-              <w:rPr>
-                <w:rFonts w:ascii="Arial" w:eastAsiaTheme="minorEastAsia" w:hAnsi="Arial" w:cs="Arial"/>
-                <w:color w:val="153D63"/>
-                <w:sz w:val="20"/>
-                <w:szCs w:val="20"/>
-              </w:rPr>
-              <w:spacing w:after="0" w:before="0" w:line="240" w:lineRule="auto"/>
-              <w:keepLines/>
-              <w:jc w:val="left"/>
-            </w:pPr>
-            <w:r>
-              <w:rPr>
-                <w:rFonts w:ascii="Arial" w:hAnsi="Arial" w:cs="Arial"/>
-                <w:color w:val="FF0000"/>
-                <w:sz w:val="20"/>
-                <w:szCs w:val="20"/>
-                <w:b/>
-                <w:bCs/>
-              </w:rPr>
-              <w:t xml:space="preserve">Yuen Kee H — offer pending</w:t>
-            </w:r>
-          </w:p>
-        </w:tc>
-        <w:tc>
-          <w:tcPr>
-            <w:tcW w:w="1350" w:type="dxa"/>
-            <w:hideMark/>
-            <w:vAlign w:val="center"/>
-          </w:tcPr>
-          <w:p>
-            <w:pPr>
-              <w:rPr>
-                <w:rFonts w:ascii="Arial" w:eastAsiaTheme="minorEastAsia" w:hAnsi="Arial" w:cs="Arial"/>
-                <w:color w:val="153D63"/>
-                <w:sz w:val="20"/>
-                <w:szCs w:val="20"/>
-              </w:rPr>
-              <w:spacing w:after="0" w:before="0" w:line="240" w:lineRule="auto"/>
-              <w:keepLines/>
-              <w:jc w:val="center"/>
-            </w:pPr>
-            <w:r>
-              <w:rPr>
-                <w:rFonts w:ascii="Arial" w:hAnsi="Arial" w:cs="Arial"/>
-                <w:color w:val="153D63"/>
-                <w:sz w:val="20"/>
-                <w:szCs w:val="20"/>
-              </w:rPr>
-              <w:t xml:space="preserve">TBA</w:t>
-            </w:r>
-          </w:p>
-        </w:tc>
-        <w:tc>
-          <w:tcPr>
-            <w:tcW w:w="1224" w:type="dxa"/>
-            <w:hideMark/>
-            <w:vAlign w:val="center"/>
-          </w:tcPr>
-          <w:p>
-            <w:pPr>
-              <w:rPr>
-                <w:rFonts w:ascii="Arial" w:eastAsiaTheme="minorEastAsia" w:hAnsi="Arial" w:cs="Arial"/>
-                <w:color w:val="153D63"/>
-                <w:sz w:val="20"/>
-                <w:szCs w:val="20"/>
-              </w:rPr>
-              <w:spacing w:after="0" w:before="0" w:line="240" w:lineRule="auto"/>
-              <w:keepLines/>
-              <w:jc w:val="center"/>
-            </w:pPr>
-            <w:r>
-              <w:rPr>
-                <w:rFonts w:ascii="Arial" w:hAnsi="Arial" w:cs="Arial"/>
-                <w:color w:val="153D63"/>
-                <w:sz w:val="20"/>
-                <w:szCs w:val="20"/>
-              </w:rPr>
-              <w:t xml:space="preserve">TBA</w:t>
-            </w:r>
-          </w:p>
-        </w:tc>
-        <w:tc>
-          <w:tcPr>
-            <w:tcW w:w="1224" w:type="dxa"/>
-            <w:hideMark/>
-            <w:vAlign w:val="center"/>
-          </w:tcPr>
-          <w:p>
-            <w:pPr>
-              <w:rPr>
-                <w:rFonts w:ascii="Arial" w:eastAsiaTheme="minorEastAsia" w:hAnsi="Arial" w:cs="Arial"/>
-                <w:color w:val="153D63"/>
-                <w:sz w:val="20"/>
-                <w:szCs w:val="20"/>
-              </w:rPr>
-              <w:spacing w:after="0" w:before="0" w:line="240" w:lineRule="auto"/>
-              <w:keepLines/>
-              <w:jc w:val="center"/>
-            </w:pPr>
-            <w:r>
-              <w:rPr>
-                <w:rFonts w:ascii="Arial" w:hAnsi="Arial" w:cs="Arial"/>
-                <w:color w:val="153D63"/>
-                <w:sz w:val="20"/>
-                <w:szCs w:val="20"/>
-              </w:rPr>
-              <w:t xml:space="preserve">n/c</w:t>
-            </w:r>
-          </w:p>
-        </w:tc>
-        <w:tc>
-          <w:tcPr>
-            <w:tcW w:w="1224" w:type="dxa"/>
-            <w:hideMark/>
-            <w:vAlign w:val="center"/>
-          </w:tcPr>
-          <w:p>
-            <w:pPr>
-              <w:rPr>
-                <w:rFonts w:ascii="Arial" w:eastAsiaTheme="minorEastAsia" w:hAnsi="Arial" w:cs="Arial"/>
-                <w:color w:val="153D63"/>
-                <w:sz w:val="20"/>
-                <w:szCs w:val="20"/>
-              </w:rPr>
-              <w:spacing w:after="0" w:before="0" w:line="240" w:lineRule="auto"/>
-              <w:keepLines/>
-              <w:jc w:val="center"/>
-            </w:pPr>
-            <w:r>
-              <w:rPr>
-                <w:rFonts w:ascii="Arial" w:hAnsi="Arial" w:cs="Arial"/>
-                <w:color w:val="153D63"/>
-                <w:sz w:val="20"/>
-                <w:szCs w:val="20"/>
-              </w:rPr>
-              <w:t xml:space="preserve">n/c</w:t>
-            </w:r>
-          </w:p>
-        </w:tc>
-      </w:tr>
-      <w:tr>
-        <w:trPr>
-          <w:cantSplit/>
-        </w:trPr>
-        <w:tc>
-          <w:tcPr>
-            <w:tcW w:w="9972" w:type="dxa"/>
-            <w:tcBorders>
-              <w:top w:val="nil"/>
-              <w:left w:val="single" w:sz="8" w:space="0" w:color="999999"/>
-              <w:bottom w:val="single" w:sz="8" w:space="0" w:color="999999"/>
-              <w:right w:val="single" w:sz="8" w:space="0" w:color="999999"/>
-            </w:tcBorders>
-            <w:tcMar>
-              <w:top w:w="0" w:type="dxa"/>
-              <w:left w:w="108" w:type="dxa"/>
-              <w:bottom w:w="0" w:type="dxa"/>
-              <w:right w:w="108" w:type="dxa"/>
-            </w:tcMar>
-            <w:hideMark/>
-            <w:gridSpan w:val="5"/>
-          </w:tcPr>
-          <w:p>
-            <w:pPr>
-              <w:rPr>
-                <w:rFonts w:ascii="Arial" w:eastAsiaTheme="minorEastAsia" w:hAnsi="Arial" w:cs="Arial"/>
-                <w:color w:val="153D63"/>
-                <w:sz w:val="20"/>
-                <w:szCs w:val="20"/>
-              </w:rPr>
-              <w:spacing w:after="0" w:before="0" w:line="240" w:lineRule="auto"/>
-              <w:keepLines/>
-            </w:pPr>
-            <w:r>
-              <w:rPr>
-                <w:rFonts w:ascii="Arial" w:hAnsi="Arial" w:cs="Arial"/>
-                <w:color w:val="153D63"/>
-                <w:sz w:val="20"/>
-                <w:szCs w:val="20"/>
-              </w:rPr>
-              <w:t xml:space="preserve">A-share peers</w:t>
-            </w:r>
-          </w:p>
-        </w:tc>
-      </w:tr>
-      <w:tr>
-        <w:trPr>
-          <w:cantSplit/>
-        </w:trPr>
-        <w:tc>
-          <w:tcPr>
-            <w:tcW w:w="4950" w:type="dxa"/>
-            <w:hideMark/>
-            <w:vAlign w:val="center"/>
-          </w:tcPr>
-          <w:p>
-            <w:pPr>
-              <w:rPr>
-                <w:rFonts w:ascii="Arial" w:eastAsiaTheme="minorEastAsia" w:hAnsi="Arial" w:cs="Arial"/>
-                <w:color w:val="153D63"/>
-                <w:sz w:val="20"/>
-                <w:szCs w:val="20"/>
-              </w:rPr>
-              <w:spacing w:after="0" w:before="0" w:line="240" w:lineRule="auto"/>
-              <w:keepLines/>
-              <w:jc w:val="left"/>
-            </w:pPr>
-            <w:r>
-              <w:rPr>
-                <w:rFonts w:ascii="Arial" w:hAnsi="Arial" w:cs="Arial"/>
-                <w:color w:val="153D63"/>
-                <w:sz w:val="20"/>
-                <w:szCs w:val="20"/>
-                <w:b/>
-                <w:bCs/>
-              </w:rPr>
-              <w:t xml:space="preserve">Babi Food — closest factory-to-franchise food model</w:t>
-              <w:br/>
-              <w:t xml:space="preserve">605338</w:t>
-            </w:r>
-          </w:p>
-        </w:tc>
-        <w:tc>
-          <w:tcPr>
-            <w:tcW w:w="1350" w:type="dxa"/>
-            <w:hideMark/>
-            <w:vAlign w:val="center"/>
-          </w:tcPr>
-          <w:p>
-            <w:pPr>
-              <w:rPr>
-                <w:rFonts w:ascii="Arial" w:eastAsiaTheme="minorEastAsia" w:hAnsi="Arial" w:cs="Arial"/>
-                <w:color w:val="153D63"/>
-                <w:sz w:val="20"/>
-                <w:szCs w:val="20"/>
-              </w:rPr>
-              <w:spacing w:after="0" w:before="0" w:line="240" w:lineRule="auto"/>
-              <w:keepLines/>
-              <w:jc w:val="center"/>
-            </w:pPr>
-            <w:r>
-              <w:rPr>
-                <w:rFonts w:ascii="Arial" w:hAnsi="Arial" w:cs="Arial"/>
-                <w:color w:val="153D63"/>
-                <w:sz w:val="20"/>
-                <w:szCs w:val="20"/>
-              </w:rPr>
-              <w:t xml:space="preserve">18.99</w:t>
-            </w:r>
-          </w:p>
-        </w:tc>
-        <w:tc>
-          <w:tcPr>
-            <w:tcW w:w="1224" w:type="dxa"/>
-            <w:hideMark/>
-            <w:vAlign w:val="center"/>
-          </w:tcPr>
-          <w:p>
-            <w:pPr>
-              <w:rPr>
-                <w:rFonts w:ascii="Arial" w:eastAsiaTheme="minorEastAsia" w:hAnsi="Arial" w:cs="Arial"/>
-                <w:color w:val="153D63"/>
-                <w:sz w:val="20"/>
-                <w:szCs w:val="20"/>
-              </w:rPr>
-              <w:spacing w:after="0" w:before="0" w:line="240" w:lineRule="auto"/>
-              <w:keepLines/>
-              <w:jc w:val="center"/>
-            </w:pPr>
-            <w:r>
-              <w:rPr>
-                <w:rFonts w:ascii="Arial" w:hAnsi="Arial" w:cs="Arial"/>
-                <w:color w:val="153D63"/>
-                <w:sz w:val="20"/>
-                <w:szCs w:val="20"/>
-              </w:rPr>
-              <w:t xml:space="preserve">16.5x</w:t>
-            </w:r>
-          </w:p>
-        </w:tc>
-        <w:tc>
-          <w:tcPr>
-            <w:tcW w:w="1224" w:type="dxa"/>
-            <w:hideMark/>
-            <w:vAlign w:val="center"/>
-          </w:tcPr>
-          <w:p>
-            <w:pPr>
-              <w:rPr>
-                <w:rFonts w:ascii="Arial" w:eastAsiaTheme="minorEastAsia" w:hAnsi="Arial" w:cs="Arial"/>
-                <w:color w:val="153D63"/>
-                <w:sz w:val="20"/>
-                <w:szCs w:val="20"/>
-              </w:rPr>
-              <w:spacing w:after="0" w:before="0" w:line="240" w:lineRule="auto"/>
-              <w:keepLines/>
-              <w:jc w:val="center"/>
-            </w:pPr>
-            <w:r>
-              <w:rPr>
-                <w:rFonts w:ascii="Arial" w:hAnsi="Arial" w:cs="Arial"/>
-                <w:color w:val="153D63"/>
-                <w:sz w:val="20"/>
-                <w:szCs w:val="20"/>
-              </w:rPr>
-              <w:t xml:space="preserve">15.5x</w:t>
-            </w:r>
-          </w:p>
-        </w:tc>
-        <w:tc>
-          <w:tcPr>
-            <w:tcW w:w="1224" w:type="dxa"/>
-            <w:hideMark/>
-            <w:vAlign w:val="center"/>
-          </w:tcPr>
-          <w:p>
-            <w:pPr>
-              <w:rPr>
-                <w:rFonts w:ascii="Arial" w:eastAsiaTheme="minorEastAsia" w:hAnsi="Arial" w:cs="Arial"/>
-                <w:color w:val="153D63"/>
-                <w:sz w:val="20"/>
-                <w:szCs w:val="20"/>
-              </w:rPr>
-              <w:spacing w:after="0" w:before="0" w:line="240" w:lineRule="auto"/>
-              <w:keepLines/>
-              <w:jc w:val="center"/>
-            </w:pPr>
-            <w:r>
-              <w:rPr>
-                <w:rFonts w:ascii="Arial" w:hAnsi="Arial" w:cs="Arial"/>
-                <w:color w:val="153D63"/>
-                <w:sz w:val="20"/>
-                <w:szCs w:val="20"/>
-              </w:rPr>
-              <w:t xml:space="preserve">13.0x</w:t>
-            </w:r>
-          </w:p>
-        </w:tc>
-      </w:tr>
-      <w:tr>
-        <w:trPr>
-          <w:cantSplit/>
-        </w:trPr>
-        <w:tc>
-          <w:tcPr>
-            <w:tcW w:w="4950" w:type="dxa"/>
-            <w:hideMark/>
-            <w:vAlign w:val="center"/>
-          </w:tcPr>
-          <w:p>
-            <w:pPr>
-              <w:rPr>
-                <w:rFonts w:ascii="Arial" w:eastAsiaTheme="minorEastAsia" w:hAnsi="Arial" w:cs="Arial"/>
-                <w:color w:val="153D63"/>
-                <w:sz w:val="20"/>
-                <w:szCs w:val="20"/>
-              </w:rPr>
-              <w:spacing w:after="0" w:before="0" w:line="240" w:lineRule="auto"/>
-              <w:keepLines/>
-              <w:jc w:val="left"/>
-            </w:pPr>
-            <w:r>
-              <w:rPr>
-                <w:rFonts w:ascii="Arial" w:hAnsi="Arial" w:cs="Arial"/>
-                <w:color w:val="153D63"/>
-                <w:sz w:val="20"/>
-                <w:szCs w:val="20"/>
-                <w:b/>
-                <w:bCs/>
-              </w:rPr>
-              <w:t xml:space="preserve">Anjoy A — frozen-food manufacturing and distribution reference</w:t>
-              <w:br/>
-              <w:t xml:space="preserve">603345</w:t>
-            </w:r>
-          </w:p>
-        </w:tc>
-        <w:tc>
-          <w:tcPr>
-            <w:tcW w:w="1350" w:type="dxa"/>
-            <w:hideMark/>
-            <w:vAlign w:val="center"/>
-          </w:tcPr>
-          <w:p>
-            <w:pPr>
-              <w:rPr>
-                <w:rFonts w:ascii="Arial" w:eastAsiaTheme="minorEastAsia" w:hAnsi="Arial" w:cs="Arial"/>
-                <w:color w:val="153D63"/>
-                <w:sz w:val="20"/>
-                <w:szCs w:val="20"/>
-              </w:rPr>
-              <w:spacing w:after="0" w:before="0" w:line="240" w:lineRule="auto"/>
-              <w:keepLines/>
-              <w:jc w:val="center"/>
-            </w:pPr>
-            <w:r>
-              <w:rPr>
-                <w:rFonts w:ascii="Arial" w:hAnsi="Arial" w:cs="Arial"/>
-                <w:color w:val="153D63"/>
-                <w:sz w:val="20"/>
-                <w:szCs w:val="20"/>
-              </w:rPr>
-              <w:t xml:space="preserve">80.69</w:t>
-            </w:r>
-          </w:p>
-        </w:tc>
-        <w:tc>
-          <w:tcPr>
-            <w:tcW w:w="1224" w:type="dxa"/>
-            <w:hideMark/>
-            <w:vAlign w:val="center"/>
-          </w:tcPr>
-          <w:p>
-            <w:pPr>
-              <w:rPr>
-                <w:rFonts w:ascii="Arial" w:eastAsiaTheme="minorEastAsia" w:hAnsi="Arial" w:cs="Arial"/>
-                <w:color w:val="153D63"/>
-                <w:sz w:val="20"/>
-                <w:szCs w:val="20"/>
-              </w:rPr>
-              <w:spacing w:after="0" w:before="0" w:line="240" w:lineRule="auto"/>
-              <w:keepLines/>
-              <w:jc w:val="center"/>
-            </w:pPr>
-            <w:r>
-              <w:rPr>
-                <w:rFonts w:ascii="Arial" w:hAnsi="Arial" w:cs="Arial"/>
-                <w:color w:val="153D63"/>
-                <w:sz w:val="20"/>
-                <w:szCs w:val="20"/>
-              </w:rPr>
-              <w:t xml:space="preserve">17.9x</w:t>
-            </w:r>
-          </w:p>
-        </w:tc>
-        <w:tc>
-          <w:tcPr>
-            <w:tcW w:w="1224" w:type="dxa"/>
-            <w:hideMark/>
-            <w:vAlign w:val="center"/>
-          </w:tcPr>
-          <w:p>
-            <w:pPr>
-              <w:rPr>
-                <w:rFonts w:ascii="Arial" w:eastAsiaTheme="minorEastAsia" w:hAnsi="Arial" w:cs="Arial"/>
-                <w:color w:val="153D63"/>
-                <w:sz w:val="20"/>
-                <w:szCs w:val="20"/>
-              </w:rPr>
-              <w:spacing w:after="0" w:before="0" w:line="240" w:lineRule="auto"/>
-              <w:keepLines/>
-              <w:jc w:val="center"/>
-            </w:pPr>
-            <w:r>
-              <w:rPr>
-                <w:rFonts w:ascii="Arial" w:hAnsi="Arial" w:cs="Arial"/>
-                <w:color w:val="153D63"/>
-                <w:sz w:val="20"/>
-                <w:szCs w:val="20"/>
-              </w:rPr>
-              <w:t xml:space="preserve">15.7x</w:t>
-            </w:r>
-          </w:p>
-        </w:tc>
-        <w:tc>
-          <w:tcPr>
-            <w:tcW w:w="1224" w:type="dxa"/>
-            <w:hideMark/>
-            <w:vAlign w:val="center"/>
-          </w:tcPr>
-          <w:p>
-            <w:pPr>
-              <w:rPr>
-                <w:rFonts w:ascii="Arial" w:eastAsiaTheme="minorEastAsia" w:hAnsi="Arial" w:cs="Arial"/>
-                <w:color w:val="153D63"/>
-                <w:sz w:val="20"/>
-                <w:szCs w:val="20"/>
-              </w:rPr>
-              <w:spacing w:after="0" w:before="0" w:line="240" w:lineRule="auto"/>
-              <w:keepLines/>
-              <w:jc w:val="center"/>
-            </w:pPr>
-            <w:r>
-              <w:rPr>
-                <w:rFonts w:ascii="Arial" w:hAnsi="Arial" w:cs="Arial"/>
-                <w:color w:val="153D63"/>
-                <w:sz w:val="20"/>
-                <w:szCs w:val="20"/>
-              </w:rPr>
-              <w:t xml:space="preserve">13.7x</w:t>
-            </w:r>
-          </w:p>
-        </w:tc>
-      </w:tr>
-      <w:tr>
-        <w:trPr>
-          <w:cantSplit/>
-        </w:trPr>
-        <w:tc>
-          <w:tcPr>
-            <w:tcW w:w="4950" w:type="dxa"/>
-            <w:hideMark/>
-            <w:vAlign w:val="center"/>
-          </w:tcPr>
-          <w:p>
-            <w:pPr>
-              <w:rPr>
-                <w:rFonts w:ascii="Arial" w:eastAsiaTheme="minorEastAsia" w:hAnsi="Arial" w:cs="Arial"/>
-                <w:color w:val="153D63"/>
-                <w:sz w:val="20"/>
-                <w:szCs w:val="20"/>
-              </w:rPr>
-              <w:spacing w:after="0" w:before="0" w:line="240" w:lineRule="auto"/>
-              <w:keepLines/>
-              <w:jc w:val="left"/>
-            </w:pPr>
-            <w:r>
-              <w:rPr>
-                <w:rFonts w:ascii="Arial" w:hAnsi="Arial" w:cs="Arial"/>
-                <w:color w:val="153D63"/>
-                <w:sz w:val="20"/>
-                <w:szCs w:val="20"/>
-                <w:b/>
-                <w:bCs/>
-              </w:rPr>
-              <w:t xml:space="preserve">Qianwei Central Kitchen — B2B frozen-food supplier</w:t>
-              <w:br/>
-              <w:t xml:space="preserve">001215</w:t>
-            </w:r>
-          </w:p>
-        </w:tc>
-        <w:tc>
-          <w:tcPr>
-            <w:tcW w:w="1350" w:type="dxa"/>
-            <w:hideMark/>
-            <w:vAlign w:val="center"/>
-          </w:tcPr>
-          <w:p>
-            <w:pPr>
-              <w:rPr>
-                <w:rFonts w:ascii="Arial" w:eastAsiaTheme="minorEastAsia" w:hAnsi="Arial" w:cs="Arial"/>
-                <w:color w:val="153D63"/>
-                <w:sz w:val="20"/>
-                <w:szCs w:val="20"/>
-              </w:rPr>
-              <w:spacing w:after="0" w:before="0" w:line="240" w:lineRule="auto"/>
-              <w:keepLines/>
-              <w:jc w:val="center"/>
-            </w:pPr>
-            <w:r>
-              <w:rPr>
-                <w:rFonts w:ascii="Arial" w:hAnsi="Arial" w:cs="Arial"/>
-                <w:color w:val="153D63"/>
-                <w:sz w:val="20"/>
-                <w:szCs w:val="20"/>
-              </w:rPr>
-              <w:t xml:space="preserve">31.98</w:t>
-            </w:r>
-          </w:p>
-        </w:tc>
-        <w:tc>
-          <w:tcPr>
-            <w:tcW w:w="1224" w:type="dxa"/>
-            <w:hideMark/>
-            <w:vAlign w:val="center"/>
-          </w:tcPr>
-          <w:p>
-            <w:pPr>
-              <w:rPr>
-                <w:rFonts w:ascii="Arial" w:eastAsiaTheme="minorEastAsia" w:hAnsi="Arial" w:cs="Arial"/>
-                <w:color w:val="153D63"/>
-                <w:sz w:val="20"/>
-                <w:szCs w:val="20"/>
-              </w:rPr>
-              <w:spacing w:after="0" w:before="0" w:line="240" w:lineRule="auto"/>
-              <w:keepLines/>
-              <w:jc w:val="center"/>
-            </w:pPr>
-            <w:r>
-              <w:rPr>
-                <w:rFonts w:ascii="Arial" w:hAnsi="Arial" w:cs="Arial"/>
-                <w:color w:val="153D63"/>
-                <w:sz w:val="20"/>
-                <w:szCs w:val="20"/>
-              </w:rPr>
-              <w:t xml:space="preserve">52.0x</w:t>
-            </w:r>
-          </w:p>
-        </w:tc>
-        <w:tc>
-          <w:tcPr>
-            <w:tcW w:w="1224" w:type="dxa"/>
-            <w:hideMark/>
-            <w:vAlign w:val="center"/>
-          </w:tcPr>
-          <w:p>
-            <w:pPr>
-              <w:rPr>
-                <w:rFonts w:ascii="Arial" w:eastAsiaTheme="minorEastAsia" w:hAnsi="Arial" w:cs="Arial"/>
-                <w:color w:val="153D63"/>
-                <w:sz w:val="20"/>
-                <w:szCs w:val="20"/>
-              </w:rPr>
-              <w:spacing w:after="0" w:before="0" w:line="240" w:lineRule="auto"/>
-              <w:keepLines/>
-              <w:jc w:val="center"/>
-            </w:pPr>
-            <w:r>
-              <w:rPr>
-                <w:rFonts w:ascii="Arial" w:hAnsi="Arial" w:cs="Arial"/>
-                <w:color w:val="153D63"/>
-                <w:sz w:val="20"/>
-                <w:szCs w:val="20"/>
-              </w:rPr>
-              <w:t xml:space="preserve">45.2x</w:t>
-            </w:r>
-          </w:p>
-        </w:tc>
-        <w:tc>
-          <w:tcPr>
-            <w:tcW w:w="1224" w:type="dxa"/>
-            <w:hideMark/>
-            <w:vAlign w:val="center"/>
-          </w:tcPr>
-          <w:p>
-            <w:pPr>
-              <w:rPr>
-                <w:rFonts w:ascii="Arial" w:eastAsiaTheme="minorEastAsia" w:hAnsi="Arial" w:cs="Arial"/>
-                <w:color w:val="153D63"/>
-                <w:sz w:val="20"/>
-                <w:szCs w:val="20"/>
-              </w:rPr>
-              <w:spacing w:after="0" w:before="0" w:line="240" w:lineRule="auto"/>
-              <w:keepLines/>
-              <w:jc w:val="center"/>
-            </w:pPr>
-            <w:r>
-              <w:rPr>
-                <w:rFonts w:ascii="Arial" w:hAnsi="Arial" w:cs="Arial"/>
-                <w:color w:val="153D63"/>
-                <w:sz w:val="20"/>
-                <w:szCs w:val="20"/>
-              </w:rPr>
-              <w:t xml:space="preserve">37.8x</w:t>
-            </w:r>
-          </w:p>
-        </w:tc>
-      </w:tr>
-    </w:tbl>
-    <w:p>
-      <w:pPr>
-        <w:rPr>
-          <w:rFonts w:ascii="Arial" w:eastAsiaTheme="minorEastAsia" w:hAnsi="Arial" w:cs="Arial"/>
-          <w:color w:val="153D63"/>
-          <w:sz w:val="20"/>
-          <w:szCs w:val="20"/>
-        </w:rPr>
-        <w:spacing w:after="85" w:before="100" w:line="240" w:lineRule="auto"/>
-        <w:keepLines/>
-      </w:pPr>
-      <w:r>
-        <w:rPr>
-          <w:rFonts w:ascii="Arial" w:hAnsi="Arial" w:cs="Arial"/>
-          <w:color w:val="153D63"/>
-          <w:sz w:val="20"/>
-          <w:szCs w:val="20"/>
-        </w:rPr>
-        <w:t xml:space="preserve">Babi is the closest business-model peer. Anjoy and Qianwei compare food manufacturing and channels; company-owned restaurant chains are weaker matches. No official PHIP was found as of 13 October despite media hearing claims. No public issuer full-year forecast verified; five-month earnings are not presented as forward earnings.</w:t>
+        <w:t xml:space="preserve">Valuation basis: 13 October closing prices. Forward P/E uses selected broker full-year attributable profit, not consensus; FY ends December. A-line quoted total market value / profit; H-line price x total shares / profit, converting RMB estimates at 1HK$ = RMB0.85753 (13 Oct official parity). These are line-implied valuations, not combined A+H market caps. Broker/date links lead to forecasts; Citi is via EtNet. n/c = no verified full-year estimate. H offers need price and post-issue shares; interim profit is not annualised.</w:t>
       </w:r>
     </w:p>
     <w:p>
@@ -8684,7 +6511,28 @@
           <w:b/>
           <w:bCs/>
         </w:rPr>
-        <w:t xml:space="preserve">Sources: </w:t>
+        <w:t xml:space="preserve">Market data: </w:t>
+      </w:r>
+      <w:hyperlink r:id="rId44">
+        <w:r>
+          <w:rPr>
+            <w:rFonts w:ascii="Arial" w:hAnsi="Arial" w:cs="Arial"/>
+            <w:color w:val="153D63"/>
+            <w:sz w:val="20"/>
+            <w:szCs w:val="20"/>
+            <w:u w:val="single"/>
+          </w:rPr>
+          <w:t xml:space="preserve">Closing quotes</w:t>
+        </w:r>
+      </w:hyperlink>
+      <w:r>
+        <w:rPr>
+          <w:rFonts w:ascii="Arial" w:hAnsi="Arial" w:cs="Arial"/>
+          <w:color w:val="153D63"/>
+          <w:sz w:val="20"/>
+          <w:szCs w:val="20"/>
+        </w:rPr>
+        <w:t xml:space="preserve">; </w:t>
       </w:r>
       <w:hyperlink r:id="rId45">
         <w:r>
@@ -8695,7 +6543,7 @@
             <w:szCs w:val="20"/>
             <w:u w:val="single"/>
           </w:rPr>
-          <w:t xml:space="preserve">HKEX Application Proof</w:t>
+          <w:t xml:space="preserve">HK final daily bars</w:t>
         </w:r>
       </w:hyperlink>
       <w:r>
@@ -8716,7 +6564,7 @@
             <w:szCs w:val="20"/>
             <w:u w:val="single"/>
           </w:rPr>
-          <w:t xml:space="preserve">Xueqiu company analysis 9 Oct</w:t>
+          <w:t xml:space="preserve">FX parity</w:t>
         </w:r>
       </w:hyperlink>
       <w:r>
@@ -8737,1348 +6585,7 @@
             <w:szCs w:val="20"/>
             <w:u w:val="single"/>
           </w:rPr>
-          <w:t xml:space="preserve">Futu WallstreetCN 31 Jul</w:t>
-        </w:r>
-      </w:hyperlink>
-    </w:p>
-    <w:p>
-      <w:pPr>
-        <w:rPr>
-          <w:rFonts w:ascii="Arial" w:eastAsiaTheme="minorEastAsia" w:hAnsi="Arial" w:cs="Arial"/>
-          <w:color w:val="153D63"/>
-          <w:sz w:val="20"/>
-          <w:szCs w:val="20"/>
-        </w:rPr>
-        <w:spacing w:after="50" w:before="0" w:line="240" w:lineRule="auto"/>
-        <w:keepLines/>
-      </w:pPr>
-      <w:r>
-        <w:rPr>
-          <w:rFonts w:ascii="Arial" w:hAnsi="Arial" w:cs="Arial"/>
-          <w:color w:val="153D63"/>
-          <w:sz w:val="20"/>
-          <w:szCs w:val="20"/>
-          <w:b/>
-          <w:bCs/>
-        </w:rPr>
-        <w:t xml:space="preserve">Forward estimates: </w:t>
-      </w:r>
-      <w:hyperlink r:id="rId48">
-        <w:r>
-          <w:rPr>
-            <w:rFonts w:ascii="Arial" w:hAnsi="Arial" w:cs="Arial"/>
-            <w:color w:val="153D63"/>
-            <w:sz w:val="20"/>
-            <w:szCs w:val="20"/>
-            <w:u w:val="single"/>
-          </w:rPr>
-          <w:t xml:space="preserve">605338 Shanxi Securities 09 Oct</w:t>
-        </w:r>
-      </w:hyperlink>
-      <w:r>
-        <w:rPr>
-          <w:rFonts w:ascii="Arial" w:hAnsi="Arial" w:cs="Arial"/>
-          <w:color w:val="153D63"/>
-          <w:sz w:val="20"/>
-          <w:szCs w:val="20"/>
-        </w:rPr>
-        <w:t xml:space="preserve">; </w:t>
-      </w:r>
-      <w:hyperlink r:id="rId49">
-        <w:r>
-          <w:rPr>
-            <w:rFonts w:ascii="Arial" w:hAnsi="Arial" w:cs="Arial"/>
-            <w:color w:val="153D63"/>
-            <w:sz w:val="20"/>
-            <w:szCs w:val="20"/>
-            <w:u w:val="single"/>
-          </w:rPr>
-          <w:t xml:space="preserve">603345 Pacific Securities 07 Sep</w:t>
-        </w:r>
-      </w:hyperlink>
-      <w:r>
-        <w:rPr>
-          <w:rFonts w:ascii="Arial" w:hAnsi="Arial" w:cs="Arial"/>
-          <w:color w:val="153D63"/>
-          <w:sz w:val="20"/>
-          <w:szCs w:val="20"/>
-        </w:rPr>
-        <w:t xml:space="preserve">; </w:t>
-      </w:r>
-      <w:hyperlink r:id="rId50">
-        <w:r>
-          <w:rPr>
-            <w:rFonts w:ascii="Arial" w:hAnsi="Arial" w:cs="Arial"/>
-            <w:color w:val="153D63"/>
-            <w:sz w:val="20"/>
-            <w:szCs w:val="20"/>
-            <w:u w:val="single"/>
-          </w:rPr>
-          <w:t xml:space="preserve">001215 Southwest Securities 30 Aug</w:t>
-        </w:r>
-      </w:hyperlink>
-    </w:p>
-    <w:p>
-      <w:pPr>
-        <w:rPr>
-          <w:rFonts w:ascii="Arial" w:hAnsi="Arial" w:cs="Arial"/>
-          <w:color w:val="FF0000"/>
-          <w:sz w:val="20"/>
-          <w:szCs w:val="20"/>
-        </w:rPr>
-        <w:spacing w:after="100" w:before="0" w:line="240" w:lineRule="auto"/>
-        <w:keepLines/>
-        <w:pageBreakBefore/>
-        <w:keepNext/>
-      </w:pPr>
-      <w:r>
-        <w:rPr>
-          <w:rFonts w:ascii="Arial" w:hAnsi="Arial" w:cs="Arial"/>
-          <w:b/>
-          <w:bCs/>
-          <w:color w:val="FF0000"/>
-          <w:sz w:val="20"/>
-          <w:szCs w:val="20"/>
-        </w:rPr>
-        <w:t>Slender West Lake Cultural Tourism</w:t>
-      </w:r>
-    </w:p>
-    <w:p>
-      <w:pPr>
-        <w:rPr>
-          <w:rFonts w:ascii="Arial" w:eastAsiaTheme="minorEastAsia" w:hAnsi="Arial" w:cs="Arial"/>
-          <w:color w:val="153D63"/>
-          <w:sz w:val="20"/>
-          <w:szCs w:val="20"/>
-        </w:rPr>
-        <w:spacing w:after="120" w:before="0" w:line="240" w:lineRule="auto"/>
-        <w:keepLines/>
-      </w:pPr>
-      <w:r>
-        <w:rPr>
-          <w:rFonts w:ascii="Arial" w:hAnsi="Arial" w:cs="Arial"/>
-          <w:color w:val="153D63"/>
-          <w:sz w:val="20"/>
-          <w:szCs w:val="20"/>
-        </w:rPr>
-        <w:t xml:space="preserve">Yangzhou boat and sightseeing transport concessions | PHIP 7 October 2026</w:t>
-      </w:r>
-    </w:p>
-    <w:p>
-      <w:pPr>
-        <w:pStyle w:val="ListParagraph"/>
-        <w:numPr>
-          <w:ilvl w:val="0"/>
-          <w:numId w:val="10"/>
-        </w:numPr>
-        <w:rPr>
-          <w:rFonts w:ascii="Arial" w:eastAsia="Times New Roman" w:hAnsi="Arial" w:cs="Arial"/>
-          <w:color w:val="153D63"/>
-          <w:sz w:val="20"/>
-          <w:szCs w:val="20"/>
-        </w:rPr>
-        <w:spacing w:after="95" w:before="0" w:line="240" w:lineRule="auto"/>
-        <w:keepLines/>
-      </w:pPr>
-      <w:r>
-        <w:rPr>
-          <w:rFonts w:ascii="Arial" w:hAnsi="Arial" w:cs="Arial"/>
-          <w:color w:val="153D63"/>
-          <w:sz w:val="20"/>
-          <w:szCs w:val="20"/>
-          <w:b/>
-          <w:bCs/>
-        </w:rPr>
-        <w:t xml:space="preserve">Good — high-margin operations with upfront ticket cash.</w:t>
-      </w:r>
-      <w:r>
-        <w:rPr>
-          <w:rFonts w:ascii="Arial" w:hAnsi="Arial" w:cs="Arial"/>
-          <w:color w:val="153D63"/>
-          <w:sz w:val="20"/>
-          <w:szCs w:val="20"/>
-        </w:rPr>
-        <w:t xml:space="preserve"> H1 revenue was RMB83.2m, gross margin 63.9% and operating cash RMB49.0m. Boats contributed 86% of revenue and sightseeing buses 10.7%. Exclusive operating access and modest direct operating costs support attractive cash generation.</w:t>
-      </w:r>
-    </w:p>
-    <w:p>
-      <w:pPr>
-        <w:pStyle w:val="ListParagraph"/>
-        <w:numPr>
-          <w:ilvl w:val="0"/>
-          <w:numId w:val="10"/>
-        </w:numPr>
-        <w:rPr>
-          <w:rFonts w:ascii="Arial" w:eastAsia="Times New Roman" w:hAnsi="Arial" w:cs="Arial"/>
-          <w:color w:val="153D63"/>
-          <w:sz w:val="20"/>
-          <w:szCs w:val="20"/>
-        </w:rPr>
-        <w:spacing w:after="95" w:before="0" w:line="240" w:lineRule="auto"/>
-        <w:keepLines/>
-      </w:pPr>
-      <w:r>
-        <w:rPr>
-          <w:rFonts w:ascii="Arial" w:hAnsi="Arial" w:cs="Arial"/>
-          <w:color w:val="153D63"/>
-          <w:sz w:val="20"/>
-          <w:szCs w:val="20"/>
-          <w:b/>
-          <w:bCs/>
-        </w:rPr>
-        <w:t xml:space="preserve">Potential — improve visitor yield before assuming national expansion.</w:t>
-      </w:r>
-      <w:r>
-        <w:rPr>
-          <w:rFonts w:ascii="Arial" w:hAnsi="Arial" w:cs="Arial"/>
-          <w:color w:val="153D63"/>
-          <w:sz w:val="20"/>
-          <w:szCs w:val="20"/>
-        </w:rPr>
-        <w:t xml:space="preserve"> Night shows, charter boats and new routes can raise spending per visitor. The Grand Canal night show generated RMB29.5m in FY2025, versus RMB3.4m in FY2024. Management services offer an asset-light route outside the core sites, but contributed only 3.1% of H1 revenue.</w:t>
-      </w:r>
-    </w:p>
-    <w:p>
-      <w:pPr>
-        <w:pStyle w:val="ListParagraph"/>
-        <w:numPr>
-          <w:ilvl w:val="0"/>
-          <w:numId w:val="10"/>
-        </w:numPr>
-        <w:rPr>
-          <w:rFonts w:ascii="Arial" w:eastAsia="Times New Roman" w:hAnsi="Arial" w:cs="Arial"/>
-          <w:color w:val="153D63"/>
-          <w:sz w:val="20"/>
-          <w:szCs w:val="20"/>
-        </w:rPr>
-        <w:spacing w:after="95" w:before="0" w:line="240" w:lineRule="auto"/>
-        <w:keepLines/>
-      </w:pPr>
-      <w:r>
-        <w:rPr>
-          <w:rFonts w:ascii="Arial" w:hAnsi="Arial" w:cs="Arial"/>
-          <w:color w:val="153D63"/>
-          <w:sz w:val="20"/>
-          <w:szCs w:val="20"/>
-          <w:b/>
-          <w:bCs/>
-        </w:rPr>
-        <w:t xml:space="preserve">Bad — the growth engine has already slowed.</w:t>
-      </w:r>
-      <w:r>
-        <w:rPr>
-          <w:rFonts w:ascii="Arial" w:hAnsi="Arial" w:cs="Arial"/>
-          <w:color w:val="153D63"/>
-          <w:sz w:val="20"/>
-          <w:szCs w:val="20"/>
-        </w:rPr>
-        <w:t xml:space="preserve"> H1 revenue fell 1.6%; owner profit fell 1.6% to RMB34.7m, while group profit fell 5.3%. Night-show revenue fell about 3%. FY2025 revenue was RMB141.2m, not the RMB151m repeated in some commentary. H1 supplied over 70% of the previous year’s owner profit: annualising it would overstate a seasonal earnings base.</w:t>
-      </w:r>
-    </w:p>
-    <w:p>
-      <w:pPr>
-        <w:pStyle w:val="ListParagraph"/>
-        <w:numPr>
-          <w:ilvl w:val="0"/>
-          <w:numId w:val="10"/>
-        </w:numPr>
-        <w:rPr>
-          <w:rFonts w:ascii="Arial" w:eastAsia="Times New Roman" w:hAnsi="Arial" w:cs="Arial"/>
-          <w:color w:val="153D63"/>
-          <w:sz w:val="20"/>
-          <w:szCs w:val="20"/>
-        </w:rPr>
-        <w:spacing w:after="95" w:before="0" w:line="240" w:lineRule="auto"/>
-        <w:keepLines/>
-      </w:pPr>
-      <w:r>
-        <w:rPr>
-          <w:rFonts w:ascii="Arial" w:hAnsi="Arial" w:cs="Arial"/>
-          <w:color w:val="153D63"/>
-          <w:sz w:val="20"/>
-          <w:szCs w:val="20"/>
-          <w:b/>
-          <w:bCs/>
-        </w:rPr>
-        <w:t xml:space="preserve">Risk — concession duration and local concentration cap the multiple.</w:t>
-      </w:r>
-      <w:r>
-        <w:rPr>
-          <w:rFonts w:ascii="Arial" w:hAnsi="Arial" w:cs="Arial"/>
-          <w:color w:val="153D63"/>
-          <w:sz w:val="20"/>
-          <w:szCs w:val="20"/>
-        </w:rPr>
-        <w:t xml:space="preserve"> The core scenic-area boat right expires on 9 September 2035; renewal preference is subject to tender conditions. The Ancient Canal approval has no specified expiry, while the bus right runs to 31 July 2042. These are different rights. Yangzhou concentration leaves earnings exposed to weather, tourism demand and boat-safety interruptions.</w:t>
-      </w:r>
-    </w:p>
-    <w:p>
-      <w:pPr>
-        <w:pStyle w:val="ListParagraph"/>
-        <w:numPr>
-          <w:ilvl w:val="0"/>
-          <w:numId w:val="10"/>
-        </w:numPr>
-        <w:rPr>
-          <w:rFonts w:ascii="Arial" w:eastAsia="Times New Roman" w:hAnsi="Arial" w:cs="Arial"/>
-          <w:color w:val="153D63"/>
-          <w:sz w:val="20"/>
-          <w:szCs w:val="20"/>
-        </w:rPr>
-        <w:spacing w:after="95" w:before="0" w:line="240" w:lineRule="auto"/>
-        <w:keepLines/>
-      </w:pPr>
-      <w:r>
-        <w:rPr>
-          <w:rFonts w:ascii="Arial" w:hAnsi="Arial" w:cs="Arial"/>
-          <w:color w:val="153D63"/>
-          <w:sz w:val="20"/>
-          <w:szCs w:val="20"/>
-          <w:b/>
-          <w:bCs/>
-        </w:rPr>
-        <w:t xml:space="preserve">Trade — price a cash concession, not an unlimited growth platform.</w:t>
-      </w:r>
-      <w:r>
-        <w:rPr>
-          <w:rFonts w:ascii="Arial" w:hAnsi="Arial" w:cs="Arial"/>
-          <w:color w:val="153D63"/>
-          <w:sz w:val="20"/>
-          <w:szCs w:val="20"/>
-        </w:rPr>
-        <w:t xml:space="preserve"> Latest disclosed owner LTM profit is RMB47.7m to June 2026; each RMB1bn of offer equity value is 21.0x LTM P/E. Lijiang and Jiuhua trade at roughly 15–20x forward earnings. Changbai’s 85.5x FY2026 multiple is a thematic outlier. Require a valuation that pays for the remaining core concession life and realistic renewal assumptions.</w:t>
-      </w:r>
-    </w:p>
-    <w:p>
-      <w:pPr>
-        <w:rPr>
-          <w:rFonts w:ascii="Arial" w:eastAsiaTheme="minorEastAsia" w:hAnsi="Arial" w:cs="Arial"/>
-          <w:color w:val="153D63"/>
-          <w:sz w:val="20"/>
-          <w:szCs w:val="20"/>
-        </w:rPr>
-        <w:spacing w:after="75" w:before="80" w:line="240" w:lineRule="auto"/>
-        <w:keepLines/>
-        <w:keepNext/>
-      </w:pPr>
-      <w:r>
-        <w:rPr>
-          <w:rFonts w:ascii="Arial" w:hAnsi="Arial" w:cs="Arial"/>
-          <w:color w:val="153D63"/>
-          <w:sz w:val="20"/>
-          <w:szCs w:val="20"/>
-        </w:rPr>
-        <w:t xml:space="preserve">A-share valuation comparisons</w:t>
-      </w:r>
-    </w:p>
-    <w:tbl>
-      <w:tblPr>
-        <w:tblW w:w="9972" w:type="dxa"/>
-        <w:tblCellMar>
-          <w:left w:w="60" w:type="dxa"/>
-          <w:right w:w="60" w:type="dxa"/>
-          <w:top w:w="65" w:type="dxa"/>
-          <w:bottom w:w="65" w:type="dxa"/>
-        </w:tblCellMar>
-        <w:tblLook w:val="04A0" w:firstRow="1" w:lastRow="0" w:firstColumn="1" w:lastColumn="0" w:noHBand="0" w:noVBand="1"/>
-        <w:tblLayout w:type="fixed"/>
-        <w:tblInd w:w="0" w:type="dxa"/>
-        <w:tblBorders>
-          <w:top w:val="single" w:sz="4" w:space="0" w:color="D9D9D9"/>
-          <w:left w:val="single" w:sz="4" w:space="0" w:color="D9D9D9"/>
-          <w:bottom w:val="single" w:sz="4" w:space="0" w:color="D9D9D9"/>
-          <w:right w:val="single" w:sz="4" w:space="0" w:color="D9D9D9"/>
-          <w:insideH w:val="single" w:sz="4" w:space="0" w:color="D9D9D9"/>
-          <w:insideV w:val="single" w:sz="4" w:space="0" w:color="D9D9D9"/>
-        </w:tblBorders>
-      </w:tblPr>
-      <w:tblGrid>
-        <w:gridCol w:w="4950"/>
-        <w:gridCol w:w="1350"/>
-        <w:gridCol w:w="1224"/>
-        <w:gridCol w:w="1224"/>
-        <w:gridCol w:w="1224"/>
-      </w:tblGrid>
-      <w:tr>
-        <w:trPr>
-          <w:cantSplit/>
-          <w:tblHeader/>
-        </w:trPr>
-        <w:tc>
-          <w:tcPr>
-            <w:tcW w:w="4950" w:type="dxa"/>
-            <w:vAlign w:val="center"/>
-            <w:shd w:val="clear" w:color="auto" w:fill="F2F2F2"/>
-          </w:tcPr>
-          <w:p>
-            <w:pPr>
-              <w:rPr>
-                <w:rFonts w:ascii="Arial" w:eastAsiaTheme="minorEastAsia" w:hAnsi="Arial" w:cs="Arial"/>
-                <w:color w:val="153D63"/>
-                <w:sz w:val="20"/>
-                <w:szCs w:val="20"/>
-              </w:rPr>
-              <w:spacing w:after="0" w:before="0" w:line="240" w:lineRule="auto"/>
-              <w:keepLines/>
-              <w:jc w:val="left"/>
-            </w:pPr>
-            <w:r>
-              <w:rPr>
-                <w:rFonts w:ascii="Arial" w:hAnsi="Arial" w:cs="Arial"/>
-                <w:color w:val="153D63"/>
-                <w:sz w:val="20"/>
-                <w:szCs w:val="20"/>
-                <w:b/>
-                <w:bCs/>
-              </w:rPr>
-              <w:t xml:space="preserve">Company and peer relevance</w:t>
-            </w:r>
-          </w:p>
-        </w:tc>
-        <w:tc>
-          <w:tcPr>
-            <w:tcW w:w="1350" w:type="dxa"/>
-            <w:hideMark/>
-            <w:vAlign w:val="center"/>
-            <w:shd w:val="clear" w:color="auto" w:fill="F2F2F2"/>
-          </w:tcPr>
-          <w:p>
-            <w:pPr>
-              <w:rPr>
-                <w:rFonts w:ascii="Arial" w:eastAsiaTheme="minorEastAsia" w:hAnsi="Arial" w:cs="Arial"/>
-                <w:color w:val="153D63"/>
-                <w:sz w:val="20"/>
-                <w:szCs w:val="20"/>
-              </w:rPr>
-              <w:spacing w:after="0" w:before="0" w:line="240" w:lineRule="auto"/>
-              <w:keepLines/>
-              <w:jc w:val="center"/>
-            </w:pPr>
-            <w:r>
-              <w:rPr>
-                <w:rFonts w:ascii="Arial" w:hAnsi="Arial" w:cs="Arial"/>
-                <w:color w:val="153D63"/>
-                <w:sz w:val="20"/>
-                <w:szCs w:val="20"/>
-                <w:b/>
-                <w:bCs/>
-              </w:rPr>
-              <w:t xml:space="preserve">CNY close</w:t>
-            </w:r>
-          </w:p>
-        </w:tc>
-        <w:tc>
-          <w:tcPr>
-            <w:tcW w:w="1224" w:type="dxa"/>
-            <w:hideMark/>
-            <w:vAlign w:val="center"/>
-            <w:shd w:val="clear" w:color="auto" w:fill="F2F2F2"/>
-          </w:tcPr>
-          <w:p>
-            <w:pPr>
-              <w:rPr>
-                <w:rFonts w:ascii="Arial" w:eastAsiaTheme="minorEastAsia" w:hAnsi="Arial" w:cs="Arial"/>
-                <w:color w:val="153D63"/>
-                <w:sz w:val="20"/>
-                <w:szCs w:val="20"/>
-              </w:rPr>
-              <w:spacing w:after="0" w:before="0" w:line="240" w:lineRule="auto"/>
-              <w:keepLines/>
-              <w:jc w:val="center"/>
-            </w:pPr>
-            <w:r>
-              <w:rPr>
-                <w:rFonts w:ascii="Arial" w:hAnsi="Arial" w:cs="Arial"/>
-                <w:color w:val="153D63"/>
-                <w:sz w:val="20"/>
-                <w:szCs w:val="20"/>
-                <w:b/>
-                <w:bCs/>
-              </w:rPr>
-              <w:t xml:space="preserve">TTM P/E</w:t>
-            </w:r>
-          </w:p>
-        </w:tc>
-        <w:tc>
-          <w:tcPr>
-            <w:tcW w:w="1224" w:type="dxa"/>
-            <w:hideMark/>
-            <w:vAlign w:val="center"/>
-            <w:shd w:val="clear" w:color="auto" w:fill="F2F2F2"/>
-          </w:tcPr>
-          <w:p>
-            <w:pPr>
-              <w:rPr>
-                <w:rFonts w:ascii="Arial" w:eastAsiaTheme="minorEastAsia" w:hAnsi="Arial" w:cs="Arial"/>
-                <w:color w:val="153D63"/>
-                <w:sz w:val="20"/>
-                <w:szCs w:val="20"/>
-              </w:rPr>
-              <w:spacing w:after="0" w:before="0" w:line="240" w:lineRule="auto"/>
-              <w:keepLines/>
-              <w:jc w:val="center"/>
-            </w:pPr>
-            <w:r>
-              <w:rPr>
-                <w:rFonts w:ascii="Arial" w:hAnsi="Arial" w:cs="Arial"/>
-                <w:color w:val="153D63"/>
-                <w:sz w:val="20"/>
-                <w:szCs w:val="20"/>
-                <w:b/>
-                <w:bCs/>
-              </w:rPr>
-              <w:t xml:space="preserve">FY2026E</w:t>
-              <w:br/>
-              <w:t xml:space="preserve">P/E</w:t>
-            </w:r>
-          </w:p>
-        </w:tc>
-        <w:tc>
-          <w:tcPr>
-            <w:tcW w:w="1224" w:type="dxa"/>
-            <w:hideMark/>
-            <w:vAlign w:val="center"/>
-            <w:shd w:val="clear" w:color="auto" w:fill="F2F2F2"/>
-          </w:tcPr>
-          <w:p>
-            <w:pPr>
-              <w:rPr>
-                <w:rFonts w:ascii="Arial" w:eastAsiaTheme="minorEastAsia" w:hAnsi="Arial" w:cs="Arial"/>
-                <w:color w:val="153D63"/>
-                <w:sz w:val="20"/>
-                <w:szCs w:val="20"/>
-              </w:rPr>
-              <w:spacing w:after="0" w:before="0" w:line="240" w:lineRule="auto"/>
-              <w:keepLines/>
-              <w:jc w:val="center"/>
-            </w:pPr>
-            <w:r>
-              <w:rPr>
-                <w:rFonts w:ascii="Arial" w:hAnsi="Arial" w:cs="Arial"/>
-                <w:color w:val="153D63"/>
-                <w:sz w:val="20"/>
-                <w:szCs w:val="20"/>
-                <w:b/>
-                <w:bCs/>
-              </w:rPr>
-              <w:t xml:space="preserve">FY2027E</w:t>
-              <w:br/>
-              <w:t xml:space="preserve">P/E</w:t>
-            </w:r>
-          </w:p>
-        </w:tc>
-      </w:tr>
-      <w:tr>
-        <w:trPr>
-          <w:cantSplit/>
-        </w:trPr>
-        <w:tc>
-          <w:tcPr>
-            <w:tcW w:w="4950" w:type="dxa"/>
-            <w:hideMark/>
-            <w:vAlign w:val="center"/>
-          </w:tcPr>
-          <w:p>
-            <w:pPr>
-              <w:rPr>
-                <w:rFonts w:ascii="Arial" w:eastAsiaTheme="minorEastAsia" w:hAnsi="Arial" w:cs="Arial"/>
-                <w:color w:val="153D63"/>
-                <w:sz w:val="20"/>
-                <w:szCs w:val="20"/>
-              </w:rPr>
-              <w:spacing w:after="0" w:before="0" w:line="240" w:lineRule="auto"/>
-              <w:keepLines/>
-              <w:jc w:val="left"/>
-            </w:pPr>
-            <w:r>
-              <w:rPr>
-                <w:rFonts w:ascii="Arial" w:hAnsi="Arial" w:cs="Arial"/>
-                <w:color w:val="FF0000"/>
-                <w:sz w:val="20"/>
-                <w:szCs w:val="20"/>
-                <w:b/>
-                <w:bCs/>
-              </w:rPr>
-              <w:t xml:space="preserve">Slender West Lake H — offer pending</w:t>
-            </w:r>
-          </w:p>
-        </w:tc>
-        <w:tc>
-          <w:tcPr>
-            <w:tcW w:w="1350" w:type="dxa"/>
-            <w:hideMark/>
-            <w:vAlign w:val="center"/>
-          </w:tcPr>
-          <w:p>
-            <w:pPr>
-              <w:rPr>
-                <w:rFonts w:ascii="Arial" w:eastAsiaTheme="minorEastAsia" w:hAnsi="Arial" w:cs="Arial"/>
-                <w:color w:val="153D63"/>
-                <w:sz w:val="20"/>
-                <w:szCs w:val="20"/>
-              </w:rPr>
-              <w:spacing w:after="0" w:before="0" w:line="240" w:lineRule="auto"/>
-              <w:keepLines/>
-              <w:jc w:val="center"/>
-            </w:pPr>
-            <w:r>
-              <w:rPr>
-                <w:rFonts w:ascii="Arial" w:hAnsi="Arial" w:cs="Arial"/>
-                <w:color w:val="153D63"/>
-                <w:sz w:val="20"/>
-                <w:szCs w:val="20"/>
-              </w:rPr>
-              <w:t xml:space="preserve">TBA</w:t>
-            </w:r>
-          </w:p>
-        </w:tc>
-        <w:tc>
-          <w:tcPr>
-            <w:tcW w:w="1224" w:type="dxa"/>
-            <w:hideMark/>
-            <w:vAlign w:val="center"/>
-          </w:tcPr>
-          <w:p>
-            <w:pPr>
-              <w:rPr>
-                <w:rFonts w:ascii="Arial" w:eastAsiaTheme="minorEastAsia" w:hAnsi="Arial" w:cs="Arial"/>
-                <w:color w:val="153D63"/>
-                <w:sz w:val="20"/>
-                <w:szCs w:val="20"/>
-              </w:rPr>
-              <w:spacing w:after="0" w:before="0" w:line="240" w:lineRule="auto"/>
-              <w:keepLines/>
-              <w:jc w:val="center"/>
-            </w:pPr>
-            <w:r>
-              <w:rPr>
-                <w:rFonts w:ascii="Arial" w:hAnsi="Arial" w:cs="Arial"/>
-                <w:color w:val="153D63"/>
-                <w:sz w:val="20"/>
-                <w:szCs w:val="20"/>
-              </w:rPr>
-              <w:t xml:space="preserve">TBA</w:t>
-            </w:r>
-          </w:p>
-        </w:tc>
-        <w:tc>
-          <w:tcPr>
-            <w:tcW w:w="1224" w:type="dxa"/>
-            <w:hideMark/>
-            <w:vAlign w:val="center"/>
-          </w:tcPr>
-          <w:p>
-            <w:pPr>
-              <w:rPr>
-                <w:rFonts w:ascii="Arial" w:eastAsiaTheme="minorEastAsia" w:hAnsi="Arial" w:cs="Arial"/>
-                <w:color w:val="153D63"/>
-                <w:sz w:val="20"/>
-                <w:szCs w:val="20"/>
-              </w:rPr>
-              <w:spacing w:after="0" w:before="0" w:line="240" w:lineRule="auto"/>
-              <w:keepLines/>
-              <w:jc w:val="center"/>
-            </w:pPr>
-            <w:r>
-              <w:rPr>
-                <w:rFonts w:ascii="Arial" w:hAnsi="Arial" w:cs="Arial"/>
-                <w:color w:val="153D63"/>
-                <w:sz w:val="20"/>
-                <w:szCs w:val="20"/>
-              </w:rPr>
-              <w:t xml:space="preserve">n/c</w:t>
-            </w:r>
-          </w:p>
-        </w:tc>
-        <w:tc>
-          <w:tcPr>
-            <w:tcW w:w="1224" w:type="dxa"/>
-            <w:hideMark/>
-            <w:vAlign w:val="center"/>
-          </w:tcPr>
-          <w:p>
-            <w:pPr>
-              <w:rPr>
-                <w:rFonts w:ascii="Arial" w:eastAsiaTheme="minorEastAsia" w:hAnsi="Arial" w:cs="Arial"/>
-                <w:color w:val="153D63"/>
-                <w:sz w:val="20"/>
-                <w:szCs w:val="20"/>
-              </w:rPr>
-              <w:spacing w:after="0" w:before="0" w:line="240" w:lineRule="auto"/>
-              <w:keepLines/>
-              <w:jc w:val="center"/>
-            </w:pPr>
-            <w:r>
-              <w:rPr>
-                <w:rFonts w:ascii="Arial" w:hAnsi="Arial" w:cs="Arial"/>
-                <w:color w:val="153D63"/>
-                <w:sz w:val="20"/>
-                <w:szCs w:val="20"/>
-              </w:rPr>
-              <w:t xml:space="preserve">n/c</w:t>
-            </w:r>
-          </w:p>
-        </w:tc>
-      </w:tr>
-      <w:tr>
-        <w:trPr>
-          <w:cantSplit/>
-        </w:trPr>
-        <w:tc>
-          <w:tcPr>
-            <w:tcW w:w="9972" w:type="dxa"/>
-            <w:tcBorders>
-              <w:top w:val="nil"/>
-              <w:left w:val="single" w:sz="8" w:space="0" w:color="999999"/>
-              <w:bottom w:val="single" w:sz="8" w:space="0" w:color="999999"/>
-              <w:right w:val="single" w:sz="8" w:space="0" w:color="999999"/>
-            </w:tcBorders>
-            <w:tcMar>
-              <w:top w:w="0" w:type="dxa"/>
-              <w:left w:w="108" w:type="dxa"/>
-              <w:bottom w:w="0" w:type="dxa"/>
-              <w:right w:w="108" w:type="dxa"/>
-            </w:tcMar>
-            <w:hideMark/>
-            <w:gridSpan w:val="5"/>
-          </w:tcPr>
-          <w:p>
-            <w:pPr>
-              <w:rPr>
-                <w:rFonts w:ascii="Arial" w:eastAsiaTheme="minorEastAsia" w:hAnsi="Arial" w:cs="Arial"/>
-                <w:color w:val="153D63"/>
-                <w:sz w:val="20"/>
-                <w:szCs w:val="20"/>
-              </w:rPr>
-              <w:spacing w:after="0" w:before="0" w:line="240" w:lineRule="auto"/>
-              <w:keepLines/>
-            </w:pPr>
-            <w:r>
-              <w:rPr>
-                <w:rFonts w:ascii="Arial" w:hAnsi="Arial" w:cs="Arial"/>
-                <w:color w:val="153D63"/>
-                <w:sz w:val="20"/>
-                <w:szCs w:val="20"/>
-              </w:rPr>
-              <w:t xml:space="preserve">A-share peers</w:t>
-            </w:r>
-          </w:p>
-        </w:tc>
-      </w:tr>
-      <w:tr>
-        <w:trPr>
-          <w:cantSplit/>
-        </w:trPr>
-        <w:tc>
-          <w:tcPr>
-            <w:tcW w:w="4950" w:type="dxa"/>
-            <w:hideMark/>
-            <w:vAlign w:val="center"/>
-          </w:tcPr>
-          <w:p>
-            <w:pPr>
-              <w:rPr>
-                <w:rFonts w:ascii="Arial" w:eastAsiaTheme="minorEastAsia" w:hAnsi="Arial" w:cs="Arial"/>
-                <w:color w:val="153D63"/>
-                <w:sz w:val="20"/>
-                <w:szCs w:val="20"/>
-              </w:rPr>
-              <w:spacing w:after="0" w:before="0" w:line="240" w:lineRule="auto"/>
-              <w:keepLines/>
-              <w:jc w:val="left"/>
-            </w:pPr>
-            <w:r>
-              <w:rPr>
-                <w:rFonts w:ascii="Arial" w:hAnsi="Arial" w:cs="Arial"/>
-                <w:color w:val="153D63"/>
-                <w:sz w:val="20"/>
-                <w:szCs w:val="20"/>
-                <w:b/>
-                <w:bCs/>
-              </w:rPr>
-              <w:t xml:space="preserve">Changbai Mountain — scenic transport; closest operating activity</w:t>
-              <w:br/>
-              <w:t xml:space="preserve">603099</w:t>
-            </w:r>
-          </w:p>
-        </w:tc>
-        <w:tc>
-          <w:tcPr>
-            <w:tcW w:w="1350" w:type="dxa"/>
-            <w:hideMark/>
-            <w:vAlign w:val="center"/>
-          </w:tcPr>
-          <w:p>
-            <w:pPr>
-              <w:rPr>
-                <w:rFonts w:ascii="Arial" w:eastAsiaTheme="minorEastAsia" w:hAnsi="Arial" w:cs="Arial"/>
-                <w:color w:val="153D63"/>
-                <w:sz w:val="20"/>
-                <w:szCs w:val="20"/>
-              </w:rPr>
-              <w:spacing w:after="0" w:before="0" w:line="240" w:lineRule="auto"/>
-              <w:keepLines/>
-              <w:jc w:val="center"/>
-            </w:pPr>
-            <w:r>
-              <w:rPr>
-                <w:rFonts w:ascii="Arial" w:hAnsi="Arial" w:cs="Arial"/>
-                <w:color w:val="153D63"/>
-                <w:sz w:val="20"/>
-                <w:szCs w:val="20"/>
-              </w:rPr>
-              <w:t xml:space="preserve">45.85</w:t>
-            </w:r>
-          </w:p>
-        </w:tc>
-        <w:tc>
-          <w:tcPr>
-            <w:tcW w:w="1224" w:type="dxa"/>
-            <w:hideMark/>
-            <w:vAlign w:val="center"/>
-          </w:tcPr>
-          <w:p>
-            <w:pPr>
-              <w:rPr>
-                <w:rFonts w:ascii="Arial" w:eastAsiaTheme="minorEastAsia" w:hAnsi="Arial" w:cs="Arial"/>
-                <w:color w:val="153D63"/>
-                <w:sz w:val="20"/>
-                <w:szCs w:val="20"/>
-              </w:rPr>
-              <w:spacing w:after="0" w:before="0" w:line="240" w:lineRule="auto"/>
-              <w:keepLines/>
-              <w:jc w:val="center"/>
-            </w:pPr>
-            <w:r>
-              <w:rPr>
-                <w:rFonts w:ascii="Arial" w:hAnsi="Arial" w:cs="Arial"/>
-                <w:color w:val="153D63"/>
-                <w:sz w:val="20"/>
-                <w:szCs w:val="20"/>
-              </w:rPr>
-              <w:t xml:space="preserve">94.1x</w:t>
-            </w:r>
-          </w:p>
-        </w:tc>
-        <w:tc>
-          <w:tcPr>
-            <w:tcW w:w="1224" w:type="dxa"/>
-            <w:hideMark/>
-            <w:vAlign w:val="center"/>
-          </w:tcPr>
-          <w:p>
-            <w:pPr>
-              <w:rPr>
-                <w:rFonts w:ascii="Arial" w:eastAsiaTheme="minorEastAsia" w:hAnsi="Arial" w:cs="Arial"/>
-                <w:color w:val="153D63"/>
-                <w:sz w:val="20"/>
-                <w:szCs w:val="20"/>
-              </w:rPr>
-              <w:spacing w:after="0" w:before="0" w:line="240" w:lineRule="auto"/>
-              <w:keepLines/>
-              <w:jc w:val="center"/>
-            </w:pPr>
-            <w:r>
-              <w:rPr>
-                <w:rFonts w:ascii="Arial" w:hAnsi="Arial" w:cs="Arial"/>
-                <w:color w:val="153D63"/>
-                <w:sz w:val="20"/>
-                <w:szCs w:val="20"/>
-              </w:rPr>
-              <w:t xml:space="preserve">85.5x</w:t>
-            </w:r>
-          </w:p>
-        </w:tc>
-        <w:tc>
-          <w:tcPr>
-            <w:tcW w:w="1224" w:type="dxa"/>
-            <w:hideMark/>
-            <w:vAlign w:val="center"/>
-          </w:tcPr>
-          <w:p>
-            <w:pPr>
-              <w:rPr>
-                <w:rFonts w:ascii="Arial" w:eastAsiaTheme="minorEastAsia" w:hAnsi="Arial" w:cs="Arial"/>
-                <w:color w:val="153D63"/>
-                <w:sz w:val="20"/>
-                <w:szCs w:val="20"/>
-              </w:rPr>
-              <w:spacing w:after="0" w:before="0" w:line="240" w:lineRule="auto"/>
-              <w:keepLines/>
-              <w:jc w:val="center"/>
-            </w:pPr>
-            <w:r>
-              <w:rPr>
-                <w:rFonts w:ascii="Arial" w:hAnsi="Arial" w:cs="Arial"/>
-                <w:color w:val="153D63"/>
-                <w:sz w:val="20"/>
-                <w:szCs w:val="20"/>
-              </w:rPr>
-              <w:t xml:space="preserve">71.9x</w:t>
-            </w:r>
-          </w:p>
-        </w:tc>
-      </w:tr>
-      <w:tr>
-        <w:trPr>
-          <w:cantSplit/>
-        </w:trPr>
-        <w:tc>
-          <w:tcPr>
-            <w:tcW w:w="4950" w:type="dxa"/>
-            <w:hideMark/>
-            <w:vAlign w:val="center"/>
-          </w:tcPr>
-          <w:p>
-            <w:pPr>
-              <w:rPr>
-                <w:rFonts w:ascii="Arial" w:eastAsiaTheme="minorEastAsia" w:hAnsi="Arial" w:cs="Arial"/>
-                <w:color w:val="153D63"/>
-                <w:sz w:val="20"/>
-                <w:szCs w:val="20"/>
-              </w:rPr>
-              <w:spacing w:after="0" w:before="0" w:line="240" w:lineRule="auto"/>
-              <w:keepLines/>
-              <w:jc w:val="left"/>
-            </w:pPr>
-            <w:r>
-              <w:rPr>
-                <w:rFonts w:ascii="Arial" w:hAnsi="Arial" w:cs="Arial"/>
-                <w:color w:val="153D63"/>
-                <w:sz w:val="20"/>
-                <w:szCs w:val="20"/>
-                <w:b/>
-                <w:bCs/>
-              </w:rPr>
-              <w:t xml:space="preserve">Lijiang — scenic cableways and visitor-yield reference</w:t>
-              <w:br/>
-              <w:t xml:space="preserve">002033</w:t>
-            </w:r>
-          </w:p>
-        </w:tc>
-        <w:tc>
-          <w:tcPr>
-            <w:tcW w:w="1350" w:type="dxa"/>
-            <w:hideMark/>
-            <w:vAlign w:val="center"/>
-          </w:tcPr>
-          <w:p>
-            <w:pPr>
-              <w:rPr>
-                <w:rFonts w:ascii="Arial" w:eastAsiaTheme="minorEastAsia" w:hAnsi="Arial" w:cs="Arial"/>
-                <w:color w:val="153D63"/>
-                <w:sz w:val="20"/>
-                <w:szCs w:val="20"/>
-              </w:rPr>
-              <w:spacing w:after="0" w:before="0" w:line="240" w:lineRule="auto"/>
-              <w:keepLines/>
-              <w:jc w:val="center"/>
-            </w:pPr>
-            <w:r>
-              <w:rPr>
-                <w:rFonts w:ascii="Arial" w:hAnsi="Arial" w:cs="Arial"/>
-                <w:color w:val="153D63"/>
-                <w:sz w:val="20"/>
-                <w:szCs w:val="20"/>
-              </w:rPr>
-              <w:t xml:space="preserve">8.31</w:t>
-            </w:r>
-          </w:p>
-        </w:tc>
-        <w:tc>
-          <w:tcPr>
-            <w:tcW w:w="1224" w:type="dxa"/>
-            <w:hideMark/>
-            <w:vAlign w:val="center"/>
-          </w:tcPr>
-          <w:p>
-            <w:pPr>
-              <w:rPr>
-                <w:rFonts w:ascii="Arial" w:eastAsiaTheme="minorEastAsia" w:hAnsi="Arial" w:cs="Arial"/>
-                <w:color w:val="153D63"/>
-                <w:sz w:val="20"/>
-                <w:szCs w:val="20"/>
-              </w:rPr>
-              <w:spacing w:after="0" w:before="0" w:line="240" w:lineRule="auto"/>
-              <w:keepLines/>
-              <w:jc w:val="center"/>
-            </w:pPr>
-            <w:r>
-              <w:rPr>
-                <w:rFonts w:ascii="Arial" w:hAnsi="Arial" w:cs="Arial"/>
-                <w:color w:val="153D63"/>
-                <w:sz w:val="20"/>
-                <w:szCs w:val="20"/>
-              </w:rPr>
-              <w:t xml:space="preserve">18.1x</w:t>
-            </w:r>
-          </w:p>
-        </w:tc>
-        <w:tc>
-          <w:tcPr>
-            <w:tcW w:w="1224" w:type="dxa"/>
-            <w:hideMark/>
-            <w:vAlign w:val="center"/>
-          </w:tcPr>
-          <w:p>
-            <w:pPr>
-              <w:rPr>
-                <w:rFonts w:ascii="Arial" w:eastAsiaTheme="minorEastAsia" w:hAnsi="Arial" w:cs="Arial"/>
-                <w:color w:val="153D63"/>
-                <w:sz w:val="20"/>
-                <w:szCs w:val="20"/>
-              </w:rPr>
-              <w:spacing w:after="0" w:before="0" w:line="240" w:lineRule="auto"/>
-              <w:keepLines/>
-              <w:jc w:val="center"/>
-            </w:pPr>
-            <w:r>
-              <w:rPr>
-                <w:rFonts w:ascii="Arial" w:hAnsi="Arial" w:cs="Arial"/>
-                <w:color w:val="153D63"/>
-                <w:sz w:val="20"/>
-                <w:szCs w:val="20"/>
-              </w:rPr>
-              <w:t xml:space="preserve">20.0x</w:t>
-            </w:r>
-          </w:p>
-        </w:tc>
-        <w:tc>
-          <w:tcPr>
-            <w:tcW w:w="1224" w:type="dxa"/>
-            <w:hideMark/>
-            <w:vAlign w:val="center"/>
-          </w:tcPr>
-          <w:p>
-            <w:pPr>
-              <w:rPr>
-                <w:rFonts w:ascii="Arial" w:eastAsiaTheme="minorEastAsia" w:hAnsi="Arial" w:cs="Arial"/>
-                <w:color w:val="153D63"/>
-                <w:sz w:val="20"/>
-                <w:szCs w:val="20"/>
-              </w:rPr>
-              <w:spacing w:after="0" w:before="0" w:line="240" w:lineRule="auto"/>
-              <w:keepLines/>
-              <w:jc w:val="center"/>
-            </w:pPr>
-            <w:r>
-              <w:rPr>
-                <w:rFonts w:ascii="Arial" w:hAnsi="Arial" w:cs="Arial"/>
-                <w:color w:val="153D63"/>
-                <w:sz w:val="20"/>
-                <w:szCs w:val="20"/>
-              </w:rPr>
-              <w:t xml:space="preserve">18.9x</w:t>
-            </w:r>
-          </w:p>
-        </w:tc>
-      </w:tr>
-      <w:tr>
-        <w:trPr>
-          <w:cantSplit/>
-        </w:trPr>
-        <w:tc>
-          <w:tcPr>
-            <w:tcW w:w="4950" w:type="dxa"/>
-            <w:hideMark/>
-            <w:vAlign w:val="center"/>
-          </w:tcPr>
-          <w:p>
-            <w:pPr>
-              <w:rPr>
-                <w:rFonts w:ascii="Arial" w:eastAsiaTheme="minorEastAsia" w:hAnsi="Arial" w:cs="Arial"/>
-                <w:color w:val="153D63"/>
-                <w:sz w:val="20"/>
-                <w:szCs w:val="20"/>
-              </w:rPr>
-              <w:spacing w:after="0" w:before="0" w:line="240" w:lineRule="auto"/>
-              <w:keepLines/>
-              <w:jc w:val="left"/>
-            </w:pPr>
-            <w:r>
-              <w:rPr>
-                <w:rFonts w:ascii="Arial" w:hAnsi="Arial" w:cs="Arial"/>
-                <w:color w:val="153D63"/>
-                <w:sz w:val="20"/>
-                <w:szCs w:val="20"/>
-                <w:b/>
-                <w:bCs/>
-              </w:rPr>
-              <w:t xml:space="preserve">Jiuhua Tourism — scenic transport, cableways and hotels</w:t>
-              <w:br/>
-              <w:t xml:space="preserve">603199</w:t>
-            </w:r>
-          </w:p>
-        </w:tc>
-        <w:tc>
-          <w:tcPr>
-            <w:tcW w:w="1350" w:type="dxa"/>
-            <w:hideMark/>
-            <w:vAlign w:val="center"/>
-          </w:tcPr>
-          <w:p>
-            <w:pPr>
-              <w:rPr>
-                <w:rFonts w:ascii="Arial" w:eastAsiaTheme="minorEastAsia" w:hAnsi="Arial" w:cs="Arial"/>
-                <w:color w:val="153D63"/>
-                <w:sz w:val="20"/>
-                <w:szCs w:val="20"/>
-              </w:rPr>
-              <w:spacing w:after="0" w:before="0" w:line="240" w:lineRule="auto"/>
-              <w:keepLines/>
-              <w:jc w:val="center"/>
-            </w:pPr>
-            <w:r>
-              <w:rPr>
-                <w:rFonts w:ascii="Arial" w:hAnsi="Arial" w:cs="Arial"/>
-                <w:color w:val="153D63"/>
-                <w:sz w:val="20"/>
-                <w:szCs w:val="20"/>
-              </w:rPr>
-              <w:t xml:space="preserve">31.86</w:t>
-            </w:r>
-          </w:p>
-        </w:tc>
-        <w:tc>
-          <w:tcPr>
-            <w:tcW w:w="1224" w:type="dxa"/>
-            <w:hideMark/>
-            <w:vAlign w:val="center"/>
-          </w:tcPr>
-          <w:p>
-            <w:pPr>
-              <w:rPr>
-                <w:rFonts w:ascii="Arial" w:eastAsiaTheme="minorEastAsia" w:hAnsi="Arial" w:cs="Arial"/>
-                <w:color w:val="153D63"/>
-                <w:sz w:val="20"/>
-                <w:szCs w:val="20"/>
-              </w:rPr>
-              <w:spacing w:after="0" w:before="0" w:line="240" w:lineRule="auto"/>
-              <w:keepLines/>
-              <w:jc w:val="center"/>
-            </w:pPr>
-            <w:r>
-              <w:rPr>
-                <w:rFonts w:ascii="Arial" w:hAnsi="Arial" w:cs="Arial"/>
-                <w:color w:val="153D63"/>
-                <w:sz w:val="20"/>
-                <w:szCs w:val="20"/>
-              </w:rPr>
-              <w:t xml:space="preserve">15.8x</w:t>
-            </w:r>
-          </w:p>
-        </w:tc>
-        <w:tc>
-          <w:tcPr>
-            <w:tcW w:w="1224" w:type="dxa"/>
-            <w:hideMark/>
-            <w:vAlign w:val="center"/>
-          </w:tcPr>
-          <w:p>
-            <w:pPr>
-              <w:rPr>
-                <w:rFonts w:ascii="Arial" w:eastAsiaTheme="minorEastAsia" w:hAnsi="Arial" w:cs="Arial"/>
-                <w:color w:val="153D63"/>
-                <w:sz w:val="20"/>
-                <w:szCs w:val="20"/>
-              </w:rPr>
-              <w:spacing w:after="0" w:before="0" w:line="240" w:lineRule="auto"/>
-              <w:keepLines/>
-              <w:jc w:val="center"/>
-            </w:pPr>
-            <w:r>
-              <w:rPr>
-                <w:rFonts w:ascii="Arial" w:hAnsi="Arial" w:cs="Arial"/>
-                <w:color w:val="153D63"/>
-                <w:sz w:val="20"/>
-                <w:szCs w:val="20"/>
-              </w:rPr>
-              <w:t xml:space="preserve">14.8x</w:t>
-            </w:r>
-          </w:p>
-        </w:tc>
-        <w:tc>
-          <w:tcPr>
-            <w:tcW w:w="1224" w:type="dxa"/>
-            <w:hideMark/>
-            <w:vAlign w:val="center"/>
-          </w:tcPr>
-          <w:p>
-            <w:pPr>
-              <w:rPr>
-                <w:rFonts w:ascii="Arial" w:eastAsiaTheme="minorEastAsia" w:hAnsi="Arial" w:cs="Arial"/>
-                <w:color w:val="153D63"/>
-                <w:sz w:val="20"/>
-                <w:szCs w:val="20"/>
-              </w:rPr>
-              <w:spacing w:after="0" w:before="0" w:line="240" w:lineRule="auto"/>
-              <w:keepLines/>
-              <w:jc w:val="center"/>
-            </w:pPr>
-            <w:r>
-              <w:rPr>
-                <w:rFonts w:ascii="Arial" w:hAnsi="Arial" w:cs="Arial"/>
-                <w:color w:val="153D63"/>
-                <w:sz w:val="20"/>
-                <w:szCs w:val="20"/>
-              </w:rPr>
-              <w:t xml:space="preserve">12.4x</w:t>
-            </w:r>
-          </w:p>
-        </w:tc>
-      </w:tr>
-    </w:tbl>
-    <w:p>
-      <w:pPr>
-        <w:rPr>
-          <w:rFonts w:ascii="Arial" w:eastAsiaTheme="minorEastAsia" w:hAnsi="Arial" w:cs="Arial"/>
-          <w:color w:val="153D63"/>
-          <w:sz w:val="20"/>
-          <w:szCs w:val="20"/>
-        </w:rPr>
-        <w:spacing w:after="85" w:before="100" w:line="240" w:lineRule="auto"/>
-        <w:keepLines/>
-      </w:pPr>
-      <w:r>
-        <w:rPr>
-          <w:rFonts w:ascii="Arial" w:hAnsi="Arial" w:cs="Arial"/>
-          <w:color w:val="153D63"/>
-          <w:sz w:val="20"/>
-          <w:szCs w:val="20"/>
-        </w:rPr>
-        <w:t xml:space="preserve">These are scenic-service cash-flow peers, with different concession terms, hotel exposure and seasonality. Changbai is operationally relevant but a poor central valuation anchor. Owner profit excludes the non-controlling interest in the night-show subsidiary; the LTM P/E denominator is RMB47.7m, not group profit of RMB49.9m.</w:t>
-      </w:r>
-    </w:p>
-    <w:p>
-      <w:pPr>
-        <w:rPr>
-          <w:rFonts w:ascii="Arial" w:eastAsiaTheme="minorEastAsia" w:hAnsi="Arial" w:cs="Arial"/>
-          <w:color w:val="153D63"/>
-          <w:sz w:val="20"/>
-          <w:szCs w:val="20"/>
-        </w:rPr>
-        <w:spacing w:after="50" w:before="0" w:line="240" w:lineRule="auto"/>
-        <w:keepLines/>
-      </w:pPr>
-      <w:r>
-        <w:rPr>
-          <w:rFonts w:ascii="Arial" w:hAnsi="Arial" w:cs="Arial"/>
-          <w:color w:val="153D63"/>
-          <w:sz w:val="20"/>
-          <w:szCs w:val="20"/>
-          <w:b/>
-          <w:bCs/>
-        </w:rPr>
-        <w:t xml:space="preserve">Sources: </w:t>
-      </w:r>
-      <w:hyperlink r:id="rId51">
-        <w:r>
-          <w:rPr>
-            <w:rFonts w:ascii="Arial" w:hAnsi="Arial" w:cs="Arial"/>
-            <w:color w:val="153D63"/>
-            <w:sz w:val="20"/>
-            <w:szCs w:val="20"/>
-            <w:u w:val="single"/>
-          </w:rPr>
-          <w:t xml:space="preserve">HKEX PHIP</w:t>
-        </w:r>
-      </w:hyperlink>
-      <w:r>
-        <w:rPr>
-          <w:rFonts w:ascii="Arial" w:hAnsi="Arial" w:cs="Arial"/>
-          <w:color w:val="153D63"/>
-          <w:sz w:val="20"/>
-          <w:szCs w:val="20"/>
-        </w:rPr>
-        <w:t xml:space="preserve">; </w:t>
-      </w:r>
-      <w:hyperlink r:id="rId52">
-        <w:r>
-          <w:rPr>
-            <w:rFonts w:ascii="Arial" w:hAnsi="Arial" w:cs="Arial"/>
-            <w:color w:val="153D63"/>
-            <w:sz w:val="20"/>
-            <w:szCs w:val="20"/>
-            <w:u w:val="single"/>
-          </w:rPr>
-          <w:t xml:space="preserve">Xueqiu Shenzhen Business Daily 31 Mar</w:t>
-        </w:r>
-      </w:hyperlink>
-    </w:p>
-    <w:p>
-      <w:pPr>
-        <w:rPr>
-          <w:rFonts w:ascii="Arial" w:eastAsiaTheme="minorEastAsia" w:hAnsi="Arial" w:cs="Arial"/>
-          <w:color w:val="153D63"/>
-          <w:sz w:val="20"/>
-          <w:szCs w:val="20"/>
-        </w:rPr>
-        <w:spacing w:after="50" w:before="0" w:line="240" w:lineRule="auto"/>
-        <w:keepLines/>
-      </w:pPr>
-      <w:r>
-        <w:rPr>
-          <w:rFonts w:ascii="Arial" w:hAnsi="Arial" w:cs="Arial"/>
-          <w:color w:val="153D63"/>
-          <w:sz w:val="20"/>
-          <w:szCs w:val="20"/>
-          <w:b/>
-          <w:bCs/>
-        </w:rPr>
-        <w:t xml:space="preserve">Forward estimates: </w:t>
-      </w:r>
-      <w:hyperlink r:id="rId53">
-        <w:r>
-          <w:rPr>
-            <w:rFonts w:ascii="Arial" w:hAnsi="Arial" w:cs="Arial"/>
-            <w:color w:val="153D63"/>
-            <w:sz w:val="20"/>
-            <w:szCs w:val="20"/>
-            <w:u w:val="single"/>
-          </w:rPr>
-          <w:t xml:space="preserve">603099 Soochow 26 Aug</w:t>
-        </w:r>
-      </w:hyperlink>
-      <w:r>
-        <w:rPr>
-          <w:rFonts w:ascii="Arial" w:hAnsi="Arial" w:cs="Arial"/>
-          <w:color w:val="153D63"/>
-          <w:sz w:val="20"/>
-          <w:szCs w:val="20"/>
-        </w:rPr>
-        <w:t xml:space="preserve">; </w:t>
-      </w:r>
-      <w:hyperlink r:id="rId54">
-        <w:r>
-          <w:rPr>
-            <w:rFonts w:ascii="Arial" w:hAnsi="Arial" w:cs="Arial"/>
-            <w:color w:val="153D63"/>
-            <w:sz w:val="20"/>
-            <w:szCs w:val="20"/>
-            <w:u w:val="single"/>
-          </w:rPr>
-          <w:t xml:space="preserve">002033 BOCI Securities 24 Aug</w:t>
-        </w:r>
-      </w:hyperlink>
-      <w:r>
-        <w:rPr>
-          <w:rFonts w:ascii="Arial" w:hAnsi="Arial" w:cs="Arial"/>
-          <w:color w:val="153D63"/>
-          <w:sz w:val="20"/>
-          <w:szCs w:val="20"/>
-        </w:rPr>
-        <w:t xml:space="preserve">; </w:t>
-      </w:r>
-      <w:hyperlink r:id="rId55">
-        <w:r>
-          <w:rPr>
-            <w:rFonts w:ascii="Arial" w:hAnsi="Arial" w:cs="Arial"/>
-            <w:color w:val="153D63"/>
-            <w:sz w:val="20"/>
-            <w:szCs w:val="20"/>
-            <w:u w:val="single"/>
-          </w:rPr>
-          <w:t xml:space="preserve">603199 Pacific Securities 20 Aug</w:t>
+          <w:t xml:space="preserve">HKEX PHIP register</w:t>
         </w:r>
       </w:hyperlink>
     </w:p>

--- a/Upcoming_IPO_Trader_Brief_2026-10-13.docx
+++ b/Upcoming_IPO_Trader_Brief_2026-10-13.docx
@@ -6586,6 +6586,1273 @@
             <w:u w:val="single"/>
           </w:rPr>
           <w:t xml:space="preserve">HKEX PHIP register</w:t>
+        </w:r>
+      </w:hyperlink>
+    </w:p>
+    <w:p>
+      <w:pPr>
+        <w:rPr>
+          <w:rFonts w:ascii="Arial" w:hAnsi="Arial" w:cs="Arial"/>
+          <w:color w:val="FF0000"/>
+          <w:sz w:val="20"/>
+          <w:szCs w:val="20"/>
+        </w:rPr>
+        <w:spacing w:after="85" w:before="0" w:line="240" w:lineRule="auto"/>
+        <w:keepLines/>
+        <w:pageBreakBefore/>
+        <w:keepNext/>
+      </w:pPr>
+      <w:r>
+        <w:rPr>
+          <w:rFonts w:ascii="Arial" w:hAnsi="Arial" w:cs="Arial"/>
+          <w:b/>
+          <w:bCs/>
+          <w:color w:val="FF0000"/>
+          <w:sz w:val="20"/>
+          <w:szCs w:val="20"/>
+        </w:rPr>
+        <w:t>Kinwong versus Dongshan</w:t>
+      </w:r>
+    </w:p>
+    <w:p>
+      <w:pPr>
+        <w:rPr>
+          <w:rFonts w:ascii="Arial" w:eastAsiaTheme="minorEastAsia" w:hAnsi="Arial" w:cs="Arial"/>
+          <w:color w:val="153D63"/>
+          <w:sz w:val="20"/>
+          <w:szCs w:val="20"/>
+        </w:rPr>
+        <w:spacing w:after="90" w:before="0" w:line="240" w:lineRule="auto"/>
+        <w:keepLines/>
+        <w:keepNext/>
+      </w:pPr>
+      <w:r>
+        <w:rPr>
+          <w:rFonts w:ascii="Arial" w:hAnsi="Arial" w:cs="Arial"/>
+          <w:color w:val="153D63"/>
+          <w:sz w:val="20"/>
+          <w:szCs w:val="20"/>
+          <w:b/>
+          <w:bCs/>
+        </w:rPr>
+        <w:t xml:space="preserve">Trade read.</w:t>
+      </w:r>
+      <w:r>
+        <w:rPr>
+          <w:rFonts w:ascii="Arial" w:hAnsi="Arial" w:cs="Arial"/>
+          <w:color w:val="153D63"/>
+          <w:sz w:val="20"/>
+          <w:szCs w:val="20"/>
+        </w:rPr>
+        <w:t xml:space="preserve"> Kinwong H is the PCB valuation anchor for Dongshan's H offer. Dongshan adds complete optical modules and a larger earnings ramp. At current prices, Kinwong H is cheaper on FY2026E profit; Dongshan A becomes cheaper on FY2027E only after its forecast profit more than doubles.</w:t>
+      </w:r>
+    </w:p>
+    <w:tbl>
+      <w:tblPr>
+        <w:tblW w:w="9972" w:type="dxa"/>
+        <w:tblCellMar>
+          <w:left w:w="60" w:type="dxa"/>
+          <w:right w:w="60" w:type="dxa"/>
+          <w:top w:w="65" w:type="dxa"/>
+          <w:bottom w:w="65" w:type="dxa"/>
+        </w:tblCellMar>
+        <w:tblLook w:val="04A0" w:firstRow="1" w:lastRow="0" w:firstColumn="1" w:lastColumn="0" w:noHBand="0" w:noVBand="1"/>
+        <w:tblLayout w:type="fixed"/>
+        <w:tblInd w:w="0" w:type="dxa"/>
+        <w:tblBorders>
+          <w:top w:val="single" w:sz="4" w:space="0" w:color="D9D9D9"/>
+          <w:left w:val="single" w:sz="4" w:space="0" w:color="D9D9D9"/>
+          <w:bottom w:val="single" w:sz="4" w:space="0" w:color="D9D9D9"/>
+          <w:right w:val="single" w:sz="4" w:space="0" w:color="D9D9D9"/>
+          <w:insideH w:val="single" w:sz="4" w:space="0" w:color="D9D9D9"/>
+          <w:insideV w:val="single" w:sz="4" w:space="0" w:color="D9D9D9"/>
+        </w:tblBorders>
+      </w:tblPr>
+      <w:tblGrid>
+        <w:gridCol w:w="2500"/>
+        <w:gridCol w:w="3736"/>
+        <w:gridCol w:w="3736"/>
+      </w:tblGrid>
+      <w:tr>
+        <w:trPr>
+          <w:cantSplit/>
+          <w:tblHeader/>
+        </w:trPr>
+        <w:tc>
+          <w:tcPr>
+            <w:tcW w:w="2500" w:type="dxa"/>
+            <w:vAlign w:val="center"/>
+            <w:shd w:val="clear" w:color="auto" w:fill="F2F2F2"/>
+          </w:tcPr>
+          <w:p>
+            <w:pPr>
+              <w:rPr>
+                <w:rFonts w:ascii="Arial" w:eastAsiaTheme="minorEastAsia" w:hAnsi="Arial" w:cs="Arial"/>
+                <w:color w:val="153D63"/>
+                <w:sz w:val="20"/>
+                <w:szCs w:val="20"/>
+              </w:rPr>
+              <w:spacing w:after="0" w:before="0" w:line="240" w:lineRule="auto"/>
+              <w:keepLines/>
+              <w:jc w:val="left"/>
+              <w:keepNext/>
+            </w:pPr>
+            <w:r>
+              <w:rPr>
+                <w:rFonts w:ascii="Arial" w:hAnsi="Arial" w:cs="Arial"/>
+                <w:color w:val="153D63"/>
+                <w:sz w:val="20"/>
+                <w:szCs w:val="20"/>
+                <w:b/>
+                <w:bCs/>
+              </w:rPr>
+              <w:t xml:space="preserve">Metric</w:t>
+            </w:r>
+          </w:p>
+        </w:tc>
+        <w:tc>
+          <w:tcPr>
+            <w:tcW w:w="3736" w:type="dxa"/>
+            <w:hideMark/>
+            <w:vAlign w:val="center"/>
+            <w:shd w:val="clear" w:color="auto" w:fill="F2F2F2"/>
+          </w:tcPr>
+          <w:p>
+            <w:pPr>
+              <w:rPr>
+                <w:rFonts w:ascii="Arial" w:eastAsiaTheme="minorEastAsia" w:hAnsi="Arial" w:cs="Arial"/>
+                <w:color w:val="153D63"/>
+                <w:sz w:val="20"/>
+                <w:szCs w:val="20"/>
+              </w:rPr>
+              <w:spacing w:after="0" w:before="0" w:line="240" w:lineRule="auto"/>
+              <w:keepLines/>
+              <w:jc w:val="left"/>
+              <w:keepNext/>
+            </w:pPr>
+            <w:r>
+              <w:rPr>
+                <w:rFonts w:ascii="Arial" w:hAnsi="Arial" w:cs="Arial"/>
+                <w:color w:val="153D63"/>
+                <w:sz w:val="20"/>
+                <w:szCs w:val="20"/>
+                <w:b/>
+                <w:bCs/>
+              </w:rPr>
+              <w:t xml:space="preserve">Kinwong H (03228 HK)</w:t>
+              <w:br/>
+              <w:t xml:space="preserve">HK$71.750; A RMB98.51</w:t>
+            </w:r>
+          </w:p>
+        </w:tc>
+        <w:tc>
+          <w:tcPr>
+            <w:tcW w:w="3736" w:type="dxa"/>
+            <w:hideMark/>
+            <w:vAlign w:val="center"/>
+            <w:shd w:val="clear" w:color="auto" w:fill="F2F2F2"/>
+          </w:tcPr>
+          <w:p>
+            <w:pPr>
+              <w:rPr>
+                <w:rFonts w:ascii="Arial" w:eastAsiaTheme="minorEastAsia" w:hAnsi="Arial" w:cs="Arial"/>
+                <w:color w:val="153D63"/>
+                <w:sz w:val="20"/>
+                <w:szCs w:val="20"/>
+              </w:rPr>
+              <w:spacing w:after="0" w:before="0" w:line="240" w:lineRule="auto"/>
+              <w:keepLines/>
+              <w:jc w:val="left"/>
+              <w:keepNext/>
+            </w:pPr>
+            <w:r>
+              <w:rPr>
+                <w:rFonts w:ascii="Arial" w:hAnsi="Arial" w:cs="Arial"/>
+                <w:color w:val="153D63"/>
+                <w:sz w:val="20"/>
+                <w:szCs w:val="20"/>
+                <w:b/>
+                <w:bCs/>
+              </w:rPr>
+              <w:t xml:space="preserve">Dongshan Precision</w:t>
+              <w:br/>
+              <w:t xml:space="preserve">A RMB139.75; H offer TBA</w:t>
+            </w:r>
+          </w:p>
+        </w:tc>
+      </w:tr>
+      <w:tr>
+        <w:trPr>
+          <w:cantSplit/>
+        </w:trPr>
+        <w:tc>
+          <w:tcPr>
+            <w:tcW w:w="2500" w:type="dxa"/>
+            <w:hideMark/>
+            <w:vAlign w:val="center"/>
+          </w:tcPr>
+          <w:p>
+            <w:pPr>
+              <w:rPr>
+                <w:rFonts w:ascii="Arial" w:eastAsiaTheme="minorEastAsia" w:hAnsi="Arial" w:cs="Arial"/>
+                <w:color w:val="153D63"/>
+                <w:sz w:val="20"/>
+                <w:szCs w:val="20"/>
+              </w:rPr>
+              <w:spacing w:after="0" w:before="0" w:line="240" w:lineRule="auto"/>
+              <w:keepLines/>
+              <w:jc w:val="left"/>
+              <w:keepNext/>
+            </w:pPr>
+            <w:r>
+              <w:rPr>
+                <w:rFonts w:ascii="Arial" w:hAnsi="Arial" w:cs="Arial"/>
+                <w:color w:val="153D63"/>
+                <w:sz w:val="20"/>
+                <w:szCs w:val="20"/>
+                <w:b/>
+                <w:bCs/>
+              </w:rPr>
+              <w:t xml:space="preserve">AI exposure</w:t>
+            </w:r>
+          </w:p>
+        </w:tc>
+        <w:tc>
+          <w:tcPr>
+            <w:tcW w:w="3736" w:type="dxa"/>
+            <w:hideMark/>
+            <w:vAlign w:val="center"/>
+          </w:tcPr>
+          <w:p>
+            <w:pPr>
+              <w:rPr>
+                <w:rFonts w:ascii="Arial" w:eastAsiaTheme="minorEastAsia" w:hAnsi="Arial" w:cs="Arial"/>
+                <w:color w:val="153D63"/>
+                <w:sz w:val="20"/>
+                <w:szCs w:val="20"/>
+              </w:rPr>
+              <w:spacing w:after="0" w:before="0" w:line="240" w:lineRule="auto"/>
+              <w:keepLines/>
+              <w:jc w:val="left"/>
+              <w:keepNext/>
+            </w:pPr>
+            <w:r>
+              <w:rPr>
+                <w:rFonts w:ascii="Arial" w:hAnsi="Arial" w:cs="Arial"/>
+                <w:color w:val="153D63"/>
+                <w:sz w:val="20"/>
+                <w:szCs w:val="20"/>
+              </w:rPr>
+              <w:t xml:space="preserve">AI server / switch PCBs; PCBs inside optical modules</w:t>
+            </w:r>
+          </w:p>
+        </w:tc>
+        <w:tc>
+          <w:tcPr>
+            <w:tcW w:w="3736" w:type="dxa"/>
+            <w:hideMark/>
+            <w:vAlign w:val="center"/>
+          </w:tcPr>
+          <w:p>
+            <w:pPr>
+              <w:rPr>
+                <w:rFonts w:ascii="Arial" w:eastAsiaTheme="minorEastAsia" w:hAnsi="Arial" w:cs="Arial"/>
+                <w:color w:val="153D63"/>
+                <w:sz w:val="20"/>
+                <w:szCs w:val="20"/>
+              </w:rPr>
+              <w:spacing w:after="0" w:before="0" w:line="240" w:lineRule="auto"/>
+              <w:keepLines/>
+              <w:jc w:val="left"/>
+              <w:keepNext/>
+            </w:pPr>
+            <w:r>
+              <w:rPr>
+                <w:rFonts w:ascii="Arial" w:hAnsi="Arial" w:cs="Arial"/>
+                <w:color w:val="153D63"/>
+                <w:sz w:val="20"/>
+                <w:szCs w:val="20"/>
+              </w:rPr>
+              <w:t xml:space="preserve">AI PCBs plus complete 800G/1.6T optical modules</w:t>
+            </w:r>
+          </w:p>
+        </w:tc>
+      </w:tr>
+      <w:tr>
+        <w:trPr>
+          <w:cantSplit/>
+        </w:trPr>
+        <w:tc>
+          <w:tcPr>
+            <w:tcW w:w="2500" w:type="dxa"/>
+            <w:hideMark/>
+            <w:vAlign w:val="center"/>
+          </w:tcPr>
+          <w:p>
+            <w:pPr>
+              <w:rPr>
+                <w:rFonts w:ascii="Arial" w:eastAsiaTheme="minorEastAsia" w:hAnsi="Arial" w:cs="Arial"/>
+                <w:color w:val="153D63"/>
+                <w:sz w:val="20"/>
+                <w:szCs w:val="20"/>
+              </w:rPr>
+              <w:spacing w:after="0" w:before="0" w:line="240" w:lineRule="auto"/>
+              <w:keepLines/>
+              <w:jc w:val="left"/>
+              <w:keepNext/>
+            </w:pPr>
+            <w:r>
+              <w:rPr>
+                <w:rFonts w:ascii="Arial" w:hAnsi="Arial" w:cs="Arial"/>
+                <w:color w:val="153D63"/>
+                <w:sz w:val="20"/>
+                <w:szCs w:val="20"/>
+                <w:b/>
+                <w:bCs/>
+              </w:rPr>
+              <w:t xml:space="preserve">FY2025 global position</w:t>
+            </w:r>
+          </w:p>
+        </w:tc>
+        <w:tc>
+          <w:tcPr>
+            <w:tcW w:w="3736" w:type="dxa"/>
+            <w:hideMark/>
+            <w:vAlign w:val="center"/>
+          </w:tcPr>
+          <w:p>
+            <w:pPr>
+              <w:rPr>
+                <w:rFonts w:ascii="Arial" w:eastAsiaTheme="minorEastAsia" w:hAnsi="Arial" w:cs="Arial"/>
+                <w:color w:val="153D63"/>
+                <w:sz w:val="20"/>
+                <w:szCs w:val="20"/>
+              </w:rPr>
+              <w:spacing w:after="0" w:before="0" w:line="240" w:lineRule="auto"/>
+              <w:keepLines/>
+              <w:jc w:val="left"/>
+              <w:keepNext/>
+            </w:pPr>
+            <w:r>
+              <w:rPr>
+                <w:rFonts w:ascii="Arial" w:hAnsi="Arial" w:cs="Arial"/>
+                <w:color w:val="153D63"/>
+                <w:sz w:val="20"/>
+                <w:szCs w:val="20"/>
+              </w:rPr>
+              <w:t xml:space="preserve">PCB No.11 (2.5%); automotive PCB No.1 (10.6%)</w:t>
+            </w:r>
+          </w:p>
+        </w:tc>
+        <w:tc>
+          <w:tcPr>
+            <w:tcW w:w="3736" w:type="dxa"/>
+            <w:hideMark/>
+            <w:vAlign w:val="center"/>
+          </w:tcPr>
+          <w:p>
+            <w:pPr>
+              <w:rPr>
+                <w:rFonts w:ascii="Arial" w:eastAsiaTheme="minorEastAsia" w:hAnsi="Arial" w:cs="Arial"/>
+                <w:color w:val="153D63"/>
+                <w:sz w:val="20"/>
+                <w:szCs w:val="20"/>
+              </w:rPr>
+              <w:spacing w:after="0" w:before="0" w:line="240" w:lineRule="auto"/>
+              <w:keepLines/>
+              <w:jc w:val="left"/>
+              <w:keepNext/>
+            </w:pPr>
+            <w:r>
+              <w:rPr>
+                <w:rFonts w:ascii="Arial" w:hAnsi="Arial" w:cs="Arial"/>
+                <w:color w:val="153D63"/>
+                <w:sz w:val="20"/>
+                <w:szCs w:val="20"/>
+              </w:rPr>
+              <w:t xml:space="preserve">PCB No.3 (4.2%); FPC No.2 (24.5%); optics No.7 (2.9%)</w:t>
+            </w:r>
+          </w:p>
+        </w:tc>
+      </w:tr>
+      <w:tr>
+        <w:trPr>
+          <w:cantSplit/>
+        </w:trPr>
+        <w:tc>
+          <w:tcPr>
+            <w:tcW w:w="2500" w:type="dxa"/>
+            <w:hideMark/>
+            <w:vAlign w:val="center"/>
+          </w:tcPr>
+          <w:p>
+            <w:pPr>
+              <w:rPr>
+                <w:rFonts w:ascii="Arial" w:eastAsiaTheme="minorEastAsia" w:hAnsi="Arial" w:cs="Arial"/>
+                <w:color w:val="153D63"/>
+                <w:sz w:val="20"/>
+                <w:szCs w:val="20"/>
+              </w:rPr>
+              <w:spacing w:after="0" w:before="0" w:line="240" w:lineRule="auto"/>
+              <w:keepLines/>
+              <w:jc w:val="left"/>
+              <w:keepNext/>
+            </w:pPr>
+            <w:r>
+              <w:rPr>
+                <w:rFonts w:ascii="Arial" w:hAnsi="Arial" w:cs="Arial"/>
+                <w:color w:val="153D63"/>
+                <w:sz w:val="20"/>
+                <w:szCs w:val="20"/>
+                <w:b/>
+                <w:bCs/>
+              </w:rPr>
+              <w:t xml:space="preserve">H1 sales / YoY</w:t>
+            </w:r>
+          </w:p>
+        </w:tc>
+        <w:tc>
+          <w:tcPr>
+            <w:tcW w:w="3736" w:type="dxa"/>
+            <w:hideMark/>
+            <w:vAlign w:val="center"/>
+          </w:tcPr>
+          <w:p>
+            <w:pPr>
+              <w:rPr>
+                <w:rFonts w:ascii="Arial" w:eastAsiaTheme="minorEastAsia" w:hAnsi="Arial" w:cs="Arial"/>
+                <w:color w:val="153D63"/>
+                <w:sz w:val="20"/>
+                <w:szCs w:val="20"/>
+              </w:rPr>
+              <w:spacing w:after="0" w:before="0" w:line="240" w:lineRule="auto"/>
+              <w:keepLines/>
+              <w:jc w:val="left"/>
+              <w:keepNext/>
+            </w:pPr>
+            <w:r>
+              <w:rPr>
+                <w:rFonts w:ascii="Arial" w:hAnsi="Arial" w:cs="Arial"/>
+                <w:color w:val="153D63"/>
+                <w:sz w:val="20"/>
+                <w:szCs w:val="20"/>
+              </w:rPr>
+              <w:t xml:space="preserve">RMB8.61bn / +21%</w:t>
+            </w:r>
+          </w:p>
+        </w:tc>
+        <w:tc>
+          <w:tcPr>
+            <w:tcW w:w="3736" w:type="dxa"/>
+            <w:hideMark/>
+            <w:vAlign w:val="center"/>
+          </w:tcPr>
+          <w:p>
+            <w:pPr>
+              <w:rPr>
+                <w:rFonts w:ascii="Arial" w:eastAsiaTheme="minorEastAsia" w:hAnsi="Arial" w:cs="Arial"/>
+                <w:color w:val="153D63"/>
+                <w:sz w:val="20"/>
+                <w:szCs w:val="20"/>
+              </w:rPr>
+              <w:spacing w:after="0" w:before="0" w:line="240" w:lineRule="auto"/>
+              <w:keepLines/>
+              <w:jc w:val="left"/>
+              <w:keepNext/>
+            </w:pPr>
+            <w:r>
+              <w:rPr>
+                <w:rFonts w:ascii="Arial" w:hAnsi="Arial" w:cs="Arial"/>
+                <w:color w:val="153D63"/>
+                <w:sz w:val="20"/>
+                <w:szCs w:val="20"/>
+              </w:rPr>
+              <w:t xml:space="preserve">RMB27.80bn / +64%</w:t>
+            </w:r>
+          </w:p>
+        </w:tc>
+      </w:tr>
+      <w:tr>
+        <w:trPr>
+          <w:cantSplit/>
+        </w:trPr>
+        <w:tc>
+          <w:tcPr>
+            <w:tcW w:w="2500" w:type="dxa"/>
+            <w:hideMark/>
+            <w:vAlign w:val="center"/>
+          </w:tcPr>
+          <w:p>
+            <w:pPr>
+              <w:rPr>
+                <w:rFonts w:ascii="Arial" w:eastAsiaTheme="minorEastAsia" w:hAnsi="Arial" w:cs="Arial"/>
+                <w:color w:val="153D63"/>
+                <w:sz w:val="20"/>
+                <w:szCs w:val="20"/>
+              </w:rPr>
+              <w:spacing w:after="0" w:before="0" w:line="240" w:lineRule="auto"/>
+              <w:keepLines/>
+              <w:jc w:val="left"/>
+              <w:keepNext/>
+            </w:pPr>
+            <w:r>
+              <w:rPr>
+                <w:rFonts w:ascii="Arial" w:hAnsi="Arial" w:cs="Arial"/>
+                <w:color w:val="153D63"/>
+                <w:sz w:val="20"/>
+                <w:szCs w:val="20"/>
+                <w:b/>
+                <w:bCs/>
+              </w:rPr>
+              <w:t xml:space="preserve">H1 owner profit / YoY</w:t>
+            </w:r>
+          </w:p>
+        </w:tc>
+        <w:tc>
+          <w:tcPr>
+            <w:tcW w:w="3736" w:type="dxa"/>
+            <w:hideMark/>
+            <w:vAlign w:val="center"/>
+          </w:tcPr>
+          <w:p>
+            <w:pPr>
+              <w:rPr>
+                <w:rFonts w:ascii="Arial" w:eastAsiaTheme="minorEastAsia" w:hAnsi="Arial" w:cs="Arial"/>
+                <w:color w:val="153D63"/>
+                <w:sz w:val="20"/>
+                <w:szCs w:val="20"/>
+              </w:rPr>
+              <w:spacing w:after="0" w:before="0" w:line="240" w:lineRule="auto"/>
+              <w:keepLines/>
+              <w:jc w:val="left"/>
+              <w:keepNext/>
+            </w:pPr>
+            <w:r>
+              <w:rPr>
+                <w:rFonts w:ascii="Arial" w:hAnsi="Arial" w:cs="Arial"/>
+                <w:color w:val="153D63"/>
+                <w:sz w:val="20"/>
+                <w:szCs w:val="20"/>
+              </w:rPr>
+              <w:t xml:space="preserve">RMB0.602bn / -7%</w:t>
+            </w:r>
+          </w:p>
+        </w:tc>
+        <w:tc>
+          <w:tcPr>
+            <w:tcW w:w="3736" w:type="dxa"/>
+            <w:hideMark/>
+            <w:vAlign w:val="center"/>
+          </w:tcPr>
+          <w:p>
+            <w:pPr>
+              <w:rPr>
+                <w:rFonts w:ascii="Arial" w:eastAsiaTheme="minorEastAsia" w:hAnsi="Arial" w:cs="Arial"/>
+                <w:color w:val="153D63"/>
+                <w:sz w:val="20"/>
+                <w:szCs w:val="20"/>
+              </w:rPr>
+              <w:spacing w:after="0" w:before="0" w:line="240" w:lineRule="auto"/>
+              <w:keepLines/>
+              <w:jc w:val="left"/>
+              <w:keepNext/>
+            </w:pPr>
+            <w:r>
+              <w:rPr>
+                <w:rFonts w:ascii="Arial" w:hAnsi="Arial" w:cs="Arial"/>
+                <w:color w:val="153D63"/>
+                <w:sz w:val="20"/>
+                <w:szCs w:val="20"/>
+              </w:rPr>
+              <w:t xml:space="preserve">RMB2.957bn / +290%</w:t>
+            </w:r>
+          </w:p>
+        </w:tc>
+      </w:tr>
+      <w:tr>
+        <w:trPr>
+          <w:cantSplit/>
+        </w:trPr>
+        <w:tc>
+          <w:tcPr>
+            <w:tcW w:w="2500" w:type="dxa"/>
+            <w:hideMark/>
+            <w:vAlign w:val="center"/>
+          </w:tcPr>
+          <w:p>
+            <w:pPr>
+              <w:rPr>
+                <w:rFonts w:ascii="Arial" w:eastAsiaTheme="minorEastAsia" w:hAnsi="Arial" w:cs="Arial"/>
+                <w:color w:val="153D63"/>
+                <w:sz w:val="20"/>
+                <w:szCs w:val="20"/>
+              </w:rPr>
+              <w:spacing w:after="0" w:before="0" w:line="240" w:lineRule="auto"/>
+              <w:keepLines/>
+              <w:jc w:val="left"/>
+              <w:keepNext/>
+            </w:pPr>
+            <w:r>
+              <w:rPr>
+                <w:rFonts w:ascii="Arial" w:hAnsi="Arial" w:cs="Arial"/>
+                <w:color w:val="153D63"/>
+                <w:sz w:val="20"/>
+                <w:szCs w:val="20"/>
+                <w:b/>
+                <w:bCs/>
+              </w:rPr>
+              <w:t xml:space="preserve">H1 gross margin</w:t>
+            </w:r>
+          </w:p>
+        </w:tc>
+        <w:tc>
+          <w:tcPr>
+            <w:tcW w:w="3736" w:type="dxa"/>
+            <w:hideMark/>
+            <w:vAlign w:val="center"/>
+          </w:tcPr>
+          <w:p>
+            <w:pPr>
+              <w:rPr>
+                <w:rFonts w:ascii="Arial" w:eastAsiaTheme="minorEastAsia" w:hAnsi="Arial" w:cs="Arial"/>
+                <w:color w:val="153D63"/>
+                <w:sz w:val="20"/>
+                <w:szCs w:val="20"/>
+              </w:rPr>
+              <w:spacing w:after="0" w:before="0" w:line="240" w:lineRule="auto"/>
+              <w:keepLines/>
+              <w:jc w:val="left"/>
+              <w:keepNext/>
+            </w:pPr>
+            <w:r>
+              <w:rPr>
+                <w:rFonts w:ascii="Arial" w:hAnsi="Arial" w:cs="Arial"/>
+                <w:color w:val="153D63"/>
+                <w:sz w:val="20"/>
+                <w:szCs w:val="20"/>
+              </w:rPr>
+              <w:t xml:space="preserve">20.22%</w:t>
+            </w:r>
+          </w:p>
+        </w:tc>
+        <w:tc>
+          <w:tcPr>
+            <w:tcW w:w="3736" w:type="dxa"/>
+            <w:hideMark/>
+            <w:vAlign w:val="center"/>
+          </w:tcPr>
+          <w:p>
+            <w:pPr>
+              <w:rPr>
+                <w:rFonts w:ascii="Arial" w:eastAsiaTheme="minorEastAsia" w:hAnsi="Arial" w:cs="Arial"/>
+                <w:color w:val="153D63"/>
+                <w:sz w:val="20"/>
+                <w:szCs w:val="20"/>
+              </w:rPr>
+              <w:spacing w:after="0" w:before="0" w:line="240" w:lineRule="auto"/>
+              <w:keepLines/>
+              <w:jc w:val="left"/>
+              <w:keepNext/>
+            </w:pPr>
+            <w:r>
+              <w:rPr>
+                <w:rFonts w:ascii="Arial" w:hAnsi="Arial" w:cs="Arial"/>
+                <w:color w:val="153D63"/>
+                <w:sz w:val="20"/>
+                <w:szCs w:val="20"/>
+              </w:rPr>
+              <w:t xml:space="preserve">20.15%</w:t>
+            </w:r>
+          </w:p>
+        </w:tc>
+      </w:tr>
+      <w:tr>
+        <w:trPr>
+          <w:cantSplit/>
+        </w:trPr>
+        <w:tc>
+          <w:tcPr>
+            <w:tcW w:w="2500" w:type="dxa"/>
+            <w:hideMark/>
+            <w:vAlign w:val="center"/>
+          </w:tcPr>
+          <w:p>
+            <w:pPr>
+              <w:rPr>
+                <w:rFonts w:ascii="Arial" w:eastAsiaTheme="minorEastAsia" w:hAnsi="Arial" w:cs="Arial"/>
+                <w:color w:val="153D63"/>
+                <w:sz w:val="20"/>
+                <w:szCs w:val="20"/>
+              </w:rPr>
+              <w:spacing w:after="0" w:before="0" w:line="240" w:lineRule="auto"/>
+              <w:keepLines/>
+              <w:jc w:val="left"/>
+              <w:keepNext/>
+            </w:pPr>
+            <w:r>
+              <w:rPr>
+                <w:rFonts w:ascii="Arial" w:hAnsi="Arial" w:cs="Arial"/>
+                <w:color w:val="153D63"/>
+                <w:sz w:val="20"/>
+                <w:szCs w:val="20"/>
+                <w:b/>
+                <w:bCs/>
+              </w:rPr>
+              <w:t xml:space="preserve">H1 operating cash / capex</w:t>
+            </w:r>
+          </w:p>
+        </w:tc>
+        <w:tc>
+          <w:tcPr>
+            <w:tcW w:w="3736" w:type="dxa"/>
+            <w:hideMark/>
+            <w:vAlign w:val="center"/>
+          </w:tcPr>
+          <w:p>
+            <w:pPr>
+              <w:rPr>
+                <w:rFonts w:ascii="Arial" w:eastAsiaTheme="minorEastAsia" w:hAnsi="Arial" w:cs="Arial"/>
+                <w:color w:val="153D63"/>
+                <w:sz w:val="20"/>
+                <w:szCs w:val="20"/>
+              </w:rPr>
+              <w:spacing w:after="0" w:before="0" w:line="240" w:lineRule="auto"/>
+              <w:keepLines/>
+              <w:jc w:val="left"/>
+              <w:keepNext/>
+            </w:pPr>
+            <w:r>
+              <w:rPr>
+                <w:rFonts w:ascii="Arial" w:hAnsi="Arial" w:cs="Arial"/>
+                <w:color w:val="153D63"/>
+                <w:sz w:val="20"/>
+                <w:szCs w:val="20"/>
+              </w:rPr>
+              <w:t xml:space="preserve">RMB0.60bn / RMB3.20bn</w:t>
+            </w:r>
+          </w:p>
+        </w:tc>
+        <w:tc>
+          <w:tcPr>
+            <w:tcW w:w="3736" w:type="dxa"/>
+            <w:hideMark/>
+            <w:vAlign w:val="center"/>
+          </w:tcPr>
+          <w:p>
+            <w:pPr>
+              <w:rPr>
+                <w:rFonts w:ascii="Arial" w:eastAsiaTheme="minorEastAsia" w:hAnsi="Arial" w:cs="Arial"/>
+                <w:color w:val="153D63"/>
+                <w:sz w:val="20"/>
+                <w:szCs w:val="20"/>
+              </w:rPr>
+              <w:spacing w:after="0" w:before="0" w:line="240" w:lineRule="auto"/>
+              <w:keepLines/>
+              <w:jc w:val="left"/>
+              <w:keepNext/>
+            </w:pPr>
+            <w:r>
+              <w:rPr>
+                <w:rFonts w:ascii="Arial" w:hAnsi="Arial" w:cs="Arial"/>
+                <w:color w:val="153D63"/>
+                <w:sz w:val="20"/>
+                <w:szCs w:val="20"/>
+              </w:rPr>
+              <w:t xml:space="preserve">RMB2.38bn / RMB5.25bn</w:t>
+            </w:r>
+          </w:p>
+        </w:tc>
+      </w:tr>
+      <w:tr>
+        <w:trPr>
+          <w:cantSplit/>
+        </w:trPr>
+        <w:tc>
+          <w:tcPr>
+            <w:tcW w:w="2500" w:type="dxa"/>
+            <w:hideMark/>
+            <w:vAlign w:val="center"/>
+          </w:tcPr>
+          <w:p>
+            <w:pPr>
+              <w:rPr>
+                <w:rFonts w:ascii="Arial" w:eastAsiaTheme="minorEastAsia" w:hAnsi="Arial" w:cs="Arial"/>
+                <w:color w:val="153D63"/>
+                <w:sz w:val="20"/>
+                <w:szCs w:val="20"/>
+              </w:rPr>
+              <w:spacing w:after="0" w:before="0" w:line="240" w:lineRule="auto"/>
+              <w:keepLines/>
+              <w:jc w:val="left"/>
+              <w:keepNext/>
+            </w:pPr>
+            <w:r>
+              <w:rPr>
+                <w:rFonts w:ascii="Arial" w:hAnsi="Arial" w:cs="Arial"/>
+                <w:color w:val="153D63"/>
+                <w:sz w:val="20"/>
+                <w:szCs w:val="20"/>
+                <w:b/>
+                <w:bCs/>
+              </w:rPr>
+              <w:t xml:space="preserve">FY2026E / FY2027E owner profit</w:t>
+            </w:r>
+          </w:p>
+        </w:tc>
+        <w:tc>
+          <w:tcPr>
+            <w:tcW w:w="3736" w:type="dxa"/>
+            <w:hideMark/>
+            <w:vAlign w:val="center"/>
+          </w:tcPr>
+          <w:p>
+            <w:pPr>
+              <w:rPr>
+                <w:rFonts w:ascii="Arial" w:eastAsiaTheme="minorEastAsia" w:hAnsi="Arial" w:cs="Arial"/>
+                <w:color w:val="153D63"/>
+                <w:sz w:val="20"/>
+                <w:szCs w:val="20"/>
+              </w:rPr>
+              <w:spacing w:after="0" w:before="0" w:line="240" w:lineRule="auto"/>
+              <w:keepLines/>
+              <w:jc w:val="left"/>
+              <w:keepNext/>
+            </w:pPr>
+            <w:r>
+              <w:rPr>
+                <w:rFonts w:ascii="Arial" w:hAnsi="Arial" w:cs="Arial"/>
+                <w:color w:val="153D63"/>
+                <w:sz w:val="20"/>
+                <w:szCs w:val="20"/>
+              </w:rPr>
+              <w:t xml:space="preserve">RMB2.207bn / RMB3.707bn</w:t>
+              <w:br/>
+              <w:t xml:space="preserve">FY2027E growth +68%</w:t>
+            </w:r>
+          </w:p>
+        </w:tc>
+        <w:tc>
+          <w:tcPr>
+            <w:tcW w:w="3736" w:type="dxa"/>
+            <w:hideMark/>
+            <w:vAlign w:val="center"/>
+          </w:tcPr>
+          <w:p>
+            <w:pPr>
+              <w:rPr>
+                <w:rFonts w:ascii="Arial" w:eastAsiaTheme="minorEastAsia" w:hAnsi="Arial" w:cs="Arial"/>
+                <w:color w:val="153D63"/>
+                <w:sz w:val="20"/>
+                <w:szCs w:val="20"/>
+              </w:rPr>
+              <w:spacing w:after="0" w:before="0" w:line="240" w:lineRule="auto"/>
+              <w:keepLines/>
+              <w:jc w:val="left"/>
+              <w:keepNext/>
+            </w:pPr>
+            <w:r>
+              <w:rPr>
+                <w:rFonts w:ascii="Arial" w:hAnsi="Arial" w:cs="Arial"/>
+                <w:color w:val="153D63"/>
+                <w:sz w:val="20"/>
+                <w:szCs w:val="20"/>
+              </w:rPr>
+              <w:t xml:space="preserve">RMB7.231bn / RMB15.214bn</w:t>
+              <w:br/>
+              <w:t xml:space="preserve">FY2027E growth +110%</w:t>
+            </w:r>
+          </w:p>
+        </w:tc>
+      </w:tr>
+      <w:tr>
+        <w:trPr>
+          <w:cantSplit/>
+        </w:trPr>
+        <w:tc>
+          <w:tcPr>
+            <w:tcW w:w="2500" w:type="dxa"/>
+            <w:hideMark/>
+            <w:vAlign w:val="center"/>
+          </w:tcPr>
+          <w:p>
+            <w:pPr>
+              <w:rPr>
+                <w:rFonts w:ascii="Arial" w:eastAsiaTheme="minorEastAsia" w:hAnsi="Arial" w:cs="Arial"/>
+                <w:color w:val="153D63"/>
+                <w:sz w:val="20"/>
+                <w:szCs w:val="20"/>
+              </w:rPr>
+              <w:spacing w:after="0" w:before="0" w:line="240" w:lineRule="auto"/>
+              <w:keepLines/>
+              <w:jc w:val="left"/>
+            </w:pPr>
+            <w:r>
+              <w:rPr>
+                <w:rFonts w:ascii="Arial" w:hAnsi="Arial" w:cs="Arial"/>
+                <w:color w:val="153D63"/>
+                <w:sz w:val="20"/>
+                <w:szCs w:val="20"/>
+                <w:b/>
+                <w:bCs/>
+              </w:rPr>
+              <w:t xml:space="preserve">FY2026E / FY2027E P/E</w:t>
+            </w:r>
+          </w:p>
+        </w:tc>
+        <w:tc>
+          <w:tcPr>
+            <w:tcW w:w="3736" w:type="dxa"/>
+            <w:hideMark/>
+            <w:vAlign w:val="center"/>
+          </w:tcPr>
+          <w:p>
+            <w:pPr>
+              <w:rPr>
+                <w:rFonts w:ascii="Arial" w:eastAsiaTheme="minorEastAsia" w:hAnsi="Arial" w:cs="Arial"/>
+                <w:color w:val="153D63"/>
+                <w:sz w:val="20"/>
+                <w:szCs w:val="20"/>
+              </w:rPr>
+              <w:spacing w:after="0" w:before="0" w:line="240" w:lineRule="auto"/>
+              <w:keepLines/>
+              <w:jc w:val="left"/>
+            </w:pPr>
+            <w:r>
+              <w:rPr>
+                <w:rFonts w:ascii="Arial" w:hAnsi="Arial" w:cs="Arial"/>
+                <w:color w:val="153D63"/>
+                <w:sz w:val="20"/>
+                <w:szCs w:val="20"/>
+              </w:rPr>
+              <w:t xml:space="preserve">H 30.0x / 17.8x</w:t>
+              <w:br/>
+              <w:t xml:space="preserve">A 48.0x / 28.6x</w:t>
+            </w:r>
+          </w:p>
+        </w:tc>
+        <w:tc>
+          <w:tcPr>
+            <w:tcW w:w="3736" w:type="dxa"/>
+            <w:hideMark/>
+            <w:vAlign w:val="center"/>
+          </w:tcPr>
+          <w:p>
+            <w:pPr>
+              <w:rPr>
+                <w:rFonts w:ascii="Arial" w:eastAsiaTheme="minorEastAsia" w:hAnsi="Arial" w:cs="Arial"/>
+                <w:color w:val="153D63"/>
+                <w:sz w:val="20"/>
+                <w:szCs w:val="20"/>
+              </w:rPr>
+              <w:spacing w:after="0" w:before="0" w:line="240" w:lineRule="auto"/>
+              <w:keepLines/>
+              <w:jc w:val="left"/>
+            </w:pPr>
+            <w:r>
+              <w:rPr>
+                <w:rFonts w:ascii="Arial" w:hAnsi="Arial" w:cs="Arial"/>
+                <w:color w:val="153D63"/>
+                <w:sz w:val="20"/>
+                <w:szCs w:val="20"/>
+              </w:rPr>
+              <w:t xml:space="preserve">A 35.4x / 16.8x</w:t>
+              <w:br/>
+              <w:t xml:space="preserve">H offer pending</w:t>
+            </w:r>
+          </w:p>
+        </w:tc>
+      </w:tr>
+    </w:tbl>
+    <w:p>
+      <w:pPr>
+        <w:pStyle w:val="ListParagraph"/>
+        <w:numPr>
+          <w:ilvl w:val="0"/>
+          <w:numId w:val="10"/>
+        </w:numPr>
+        <w:rPr>
+          <w:rFonts w:ascii="Arial" w:eastAsia="Times New Roman" w:hAnsi="Arial" w:cs="Arial"/>
+          <w:color w:val="153D63"/>
+          <w:sz w:val="20"/>
+          <w:szCs w:val="20"/>
+        </w:rPr>
+        <w:spacing w:after="65" w:before="65" w:line="240" w:lineRule="auto"/>
+        <w:keepLines/>
+      </w:pPr>
+      <w:r>
+        <w:rPr>
+          <w:rFonts w:ascii="Arial" w:hAnsi="Arial" w:cs="Arial"/>
+          <w:color w:val="153D63"/>
+          <w:sz w:val="20"/>
+          <w:szCs w:val="20"/>
+          <w:b/>
+          <w:bCs/>
+        </w:rPr>
+        <w:t xml:space="preserve">Good - Kinwong's recovery has a fresh catalyst.</w:t>
+      </w:r>
+      <w:r>
+        <w:rPr>
+          <w:rFonts w:ascii="Arial" w:hAnsi="Arial" w:cs="Arial"/>
+          <w:color w:val="153D63"/>
+          <w:sz w:val="20"/>
+          <w:szCs w:val="20"/>
+        </w:rPr>
+        <w:t xml:space="preserve"> Its 10 October preliminary Q3 guidance is RMB0.912-1.089bn owner profit (+205-265% YoY), above the whole H1. Profit excluding non-recurring items is RMB0.939-1.116bn: the rebound is operational. AI PCB shipments and better material-cost pass-through support the turn; formal results must confirm it.</w:t>
+      </w:r>
+    </w:p>
+    <w:p>
+      <w:pPr>
+        <w:pStyle w:val="ListParagraph"/>
+        <w:numPr>
+          <w:ilvl w:val="0"/>
+          <w:numId w:val="10"/>
+        </w:numPr>
+        <w:rPr>
+          <w:rFonts w:ascii="Arial" w:eastAsia="Times New Roman" w:hAnsi="Arial" w:cs="Arial"/>
+          <w:color w:val="153D63"/>
+          <w:sz w:val="20"/>
+          <w:szCs w:val="20"/>
+        </w:rPr>
+        <w:spacing w:after="65" w:before="65" w:line="240" w:lineRule="auto"/>
+        <w:keepLines/>
+      </w:pPr>
+      <w:r>
+        <w:rPr>
+          <w:rFonts w:ascii="Arial" w:hAnsi="Arial" w:cs="Arial"/>
+          <w:color w:val="153D63"/>
+          <w:sz w:val="20"/>
+          <w:szCs w:val="20"/>
+          <w:b/>
+          <w:bCs/>
+        </w:rPr>
+        <w:t xml:space="preserve">Bad - neither is a steady cash compounder yet.</w:t>
+      </w:r>
+      <w:r>
+        <w:rPr>
+          <w:rFonts w:ascii="Arial" w:hAnsi="Arial" w:cs="Arial"/>
+          <w:color w:val="153D63"/>
+          <w:sz w:val="20"/>
+          <w:szCs w:val="20"/>
+        </w:rPr>
+        <w:t xml:space="preserve"> Kinwong's H1 profit fell and included RMB136m non-recurring gains. Capex was 5.3x operating cash, versus Dongshan's 2.2x. Both gross margins were about 20%: AI exposure has yet to create a group margin gap. Watch utilisation, yields and cash conversion; Dongshan also carries acquisition integration and consumer FPC exposure.</w:t>
+      </w:r>
+    </w:p>
+    <w:p>
+      <w:pPr>
+        <w:pStyle w:val="ListParagraph"/>
+        <w:numPr>
+          <w:ilvl w:val="0"/>
+          <w:numId w:val="10"/>
+        </w:numPr>
+        <w:rPr>
+          <w:rFonts w:ascii="Arial" w:eastAsia="Times New Roman" w:hAnsi="Arial" w:cs="Arial"/>
+          <w:color w:val="153D63"/>
+          <w:sz w:val="20"/>
+          <w:szCs w:val="20"/>
+        </w:rPr>
+        <w:spacing w:after="65" w:before="65" w:line="240" w:lineRule="auto"/>
+        <w:keepLines/>
+      </w:pPr>
+      <w:r>
+        <w:rPr>
+          <w:rFonts w:ascii="Arial" w:hAnsi="Arial" w:cs="Arial"/>
+          <w:color w:val="153D63"/>
+          <w:sz w:val="20"/>
+          <w:szCs w:val="20"/>
+          <w:b/>
+          <w:bCs/>
+        </w:rPr>
+        <w:t xml:space="preserve">Valuation - Dongshan's cheaper FY2027 multiple needs more growth.</w:t>
+      </w:r>
+      <w:r>
+        <w:rPr>
+          <w:rFonts w:ascii="Arial" w:hAnsi="Arial" w:cs="Arial"/>
+          <w:color w:val="153D63"/>
+          <w:sz w:val="20"/>
+          <w:szCs w:val="20"/>
+        </w:rPr>
+        <w:t xml:space="preserve"> Kinwong H is 30.0x FY2026E versus Dongshan A at 35.4x. By FY2027E, Dongshan is 16.8x versus 17.8x, but assumes 110% profit growth against Kinwong's 68%. Kinwong H's 37.5% A discount is a reference; Dongshan's H offer needs its own post-issue P/E and dilution check.</w:t>
+      </w:r>
+    </w:p>
+    <w:p>
+      <w:pPr>
+        <w:rPr>
+          <w:rFonts w:ascii="Arial" w:eastAsiaTheme="minorEastAsia" w:hAnsi="Arial" w:cs="Arial"/>
+          <w:color w:val="153D63"/>
+          <w:sz w:val="20"/>
+          <w:szCs w:val="20"/>
+        </w:rPr>
+        <w:spacing w:after="60" w:before="80" w:line="240" w:lineRule="auto"/>
+        <w:keepLines/>
+      </w:pPr>
+      <w:r>
+        <w:rPr>
+          <w:rFonts w:ascii="Arial" w:hAnsi="Arial" w:cs="Arial"/>
+          <w:color w:val="153D63"/>
+          <w:sz w:val="20"/>
+          <w:szCs w:val="20"/>
+        </w:rPr>
+        <w:t xml:space="preserve">Prices: 13 Oct close. H1 2026 figures use PRC accounts for both companies. Capex is cash paid for fixed, intangible and other long-term assets, not total investing outflow. Forecasts: Guosen 18 Sep (Kinwong), Shanghai 28 Aug (Dongshan); selected estimates, not consensus. Kinwong's forecast predates its new Q3 guidance; the guidance is not an updated FY2026 estimate. Optics rank refers to Source Photonics standalone FY2025 sales.</w:t>
+      </w:r>
+    </w:p>
+    <w:p>
+      <w:pPr>
+        <w:rPr>
+          <w:rFonts w:ascii="Arial" w:eastAsiaTheme="minorEastAsia" w:hAnsi="Arial" w:cs="Arial"/>
+          <w:color w:val="153D63"/>
+          <w:sz w:val="20"/>
+          <w:szCs w:val="20"/>
+        </w:rPr>
+        <w:spacing w:after="50" w:before="0" w:line="240" w:lineRule="auto"/>
+        <w:keepLines/>
+      </w:pPr>
+      <w:r>
+        <w:rPr>
+          <w:rFonts w:ascii="Arial" w:hAnsi="Arial" w:cs="Arial"/>
+          <w:color w:val="153D63"/>
+          <w:sz w:val="20"/>
+          <w:szCs w:val="20"/>
+          <w:b/>
+          <w:bCs/>
+        </w:rPr>
+        <w:t xml:space="preserve">Sources: </w:t>
+      </w:r>
+      <w:hyperlink r:id="rId48">
+        <w:r>
+          <w:rPr>
+            <w:rFonts w:ascii="Arial" w:hAnsi="Arial" w:cs="Arial"/>
+            <w:color w:val="153D63"/>
+            <w:sz w:val="20"/>
+            <w:szCs w:val="20"/>
+            <w:u w:val="single"/>
+          </w:rPr>
+          <w:t xml:space="preserve">Kinwong prospectus</w:t>
+        </w:r>
+      </w:hyperlink>
+      <w:r>
+        <w:rPr>
+          <w:rFonts w:ascii="Arial" w:hAnsi="Arial" w:cs="Arial"/>
+          <w:color w:val="153D63"/>
+          <w:sz w:val="20"/>
+          <w:szCs w:val="20"/>
+        </w:rPr>
+        <w:t xml:space="preserve">; </w:t>
+      </w:r>
+      <w:hyperlink r:id="rId49">
+        <w:r>
+          <w:rPr>
+            <w:rFonts w:ascii="Arial" w:hAnsi="Arial" w:cs="Arial"/>
+            <w:color w:val="153D63"/>
+            <w:sz w:val="20"/>
+            <w:szCs w:val="20"/>
+            <w:u w:val="single"/>
+          </w:rPr>
+          <w:t xml:space="preserve">Kinwong H1</w:t>
+        </w:r>
+      </w:hyperlink>
+      <w:r>
+        <w:rPr>
+          <w:rFonts w:ascii="Arial" w:hAnsi="Arial" w:cs="Arial"/>
+          <w:color w:val="153D63"/>
+          <w:sz w:val="20"/>
+          <w:szCs w:val="20"/>
+        </w:rPr>
+        <w:t xml:space="preserve">; </w:t>
+      </w:r>
+      <w:hyperlink r:id="rId50">
+        <w:r>
+          <w:rPr>
+            <w:rFonts w:ascii="Arial" w:hAnsi="Arial" w:cs="Arial"/>
+            <w:color w:val="153D63"/>
+            <w:sz w:val="20"/>
+            <w:szCs w:val="20"/>
+            <w:u w:val="single"/>
+          </w:rPr>
+          <w:t xml:space="preserve">Kinwong Q3 guidance</w:t>
+        </w:r>
+      </w:hyperlink>
+      <w:r>
+        <w:rPr>
+          <w:rFonts w:ascii="Arial" w:hAnsi="Arial" w:cs="Arial"/>
+          <w:color w:val="153D63"/>
+          <w:sz w:val="20"/>
+          <w:szCs w:val="20"/>
+        </w:rPr>
+        <w:t xml:space="preserve">; </w:t>
+      </w:r>
+      <w:hyperlink r:id="rId51">
+        <w:r>
+          <w:rPr>
+            <w:rFonts w:ascii="Arial" w:hAnsi="Arial" w:cs="Arial"/>
+            <w:color w:val="153D63"/>
+            <w:sz w:val="20"/>
+            <w:szCs w:val="20"/>
+            <w:u w:val="single"/>
+          </w:rPr>
+          <w:t xml:space="preserve">Dongshan H1</w:t>
+        </w:r>
+      </w:hyperlink>
+      <w:r>
+        <w:rPr>
+          <w:rFonts w:ascii="Arial" w:hAnsi="Arial" w:cs="Arial"/>
+          <w:color w:val="153D63"/>
+          <w:sz w:val="20"/>
+          <w:szCs w:val="20"/>
+        </w:rPr>
+        <w:t xml:space="preserve">; </w:t>
+      </w:r>
+      <w:hyperlink r:id="rId52">
+        <w:r>
+          <w:rPr>
+            <w:rFonts w:ascii="Arial" w:hAnsi="Arial" w:cs="Arial"/>
+            <w:color w:val="153D63"/>
+            <w:sz w:val="20"/>
+            <w:szCs w:val="20"/>
+            <w:u w:val="single"/>
+          </w:rPr>
+          <w:t xml:space="preserve">Dongshan PHIP</w:t>
+        </w:r>
+      </w:hyperlink>
+      <w:r>
+        <w:rPr>
+          <w:rFonts w:ascii="Arial" w:hAnsi="Arial" w:cs="Arial"/>
+          <w:color w:val="153D63"/>
+          <w:sz w:val="20"/>
+          <w:szCs w:val="20"/>
+        </w:rPr>
+        <w:t xml:space="preserve">; </w:t>
+      </w:r>
+      <w:hyperlink r:id="rId53">
+        <w:r>
+          <w:rPr>
+            <w:rFonts w:ascii="Arial" w:hAnsi="Arial" w:cs="Arial"/>
+            <w:color w:val="153D63"/>
+            <w:sz w:val="20"/>
+            <w:szCs w:val="20"/>
+            <w:u w:val="single"/>
+          </w:rPr>
+          <w:t xml:space="preserve">Guosen 18 Sep</w:t>
+        </w:r>
+      </w:hyperlink>
+      <w:r>
+        <w:rPr>
+          <w:rFonts w:ascii="Arial" w:hAnsi="Arial" w:cs="Arial"/>
+          <w:color w:val="153D63"/>
+          <w:sz w:val="20"/>
+          <w:szCs w:val="20"/>
+        </w:rPr>
+        <w:t xml:space="preserve">; </w:t>
+      </w:r>
+      <w:hyperlink r:id="rId54">
+        <w:r>
+          <w:rPr>
+            <w:rFonts w:ascii="Arial" w:hAnsi="Arial" w:cs="Arial"/>
+            <w:color w:val="153D63"/>
+            <w:sz w:val="20"/>
+            <w:szCs w:val="20"/>
+            <w:u w:val="single"/>
+          </w:rPr>
+          <w:t xml:space="preserve">Shanghai 28 Aug</w:t>
         </w:r>
       </w:hyperlink>
     </w:p>
